--- a/downloads/teacher/ai-4-week-17.docx
+++ b/downloads/teacher/ai-4-week-17.docx
@@ -3008,6 +3008,396 @@
         <w:t>For your Responsible Plant Classifier, save the input, procedure, observed result and limitation of this check. Label this worked example as practice; use a different, previously unreviewed case when checking independent understanding.</w:t>
       </w:r>
     </w:p>
+    <w:p>
+      <w:pPr>
+        <w:pStyle w:val="Heading1"/>
+      </w:pPr>
+      <w:r>
+        <w:t>07. Prepare, teach and assess</w:t>
+      </w:r>
+    </w:p>
+    <w:p>
+      <w:r>
+        <w:t>Teaching target: Choose the denominator that answers the question</w:t>
+      </w:r>
+    </w:p>
+    <w:p>
+      <w:r>
+        <w:t>Prepare the labelled worked-case picture, the matching workbook, fictional input cards and a place for individual responses. Check a local Python 3 environment before class; have a paper-trace version ready.</w:t>
+      </w:r>
+    </w:p>
+    <w:tbl>
+      <w:tblPr>
+        <w:tblStyle w:val="LightShading-Accent1"/>
+        <w:tblW w:type="auto" w:w="0"/>
+        <w:tblLook w:firstColumn="1" w:firstRow="1" w:lastColumn="0" w:lastRow="0" w:noHBand="0" w:noVBand="1" w:val="04A0"/>
+      </w:tblPr>
+      <w:tblGrid>
+        <w:gridCol w:w="3408"/>
+        <w:gridCol w:w="3408"/>
+        <w:gridCol w:w="3408"/>
+      </w:tblGrid>
+      <w:tr>
+        <w:trPr>
+          <w:tblHeader/>
+        </w:trPr>
+        <w:tc>
+          <w:tcPr>
+            <w:tcW w:type="dxa" w:w="3408"/>
+          </w:tcPr>
+          <w:p>
+            <w:r>
+              <w:t>Session</w:t>
+            </w:r>
+          </w:p>
+        </w:tc>
+        <w:tc>
+          <w:tcPr>
+            <w:tcW w:type="dxa" w:w="3408"/>
+          </w:tcPr>
+          <w:p>
+            <w:r>
+              <w:t>Plan</w:t>
+            </w:r>
+          </w:p>
+        </w:tc>
+        <w:tc>
+          <w:tcPr>
+            <w:tcW w:type="dxa" w:w="3408"/>
+          </w:tcPr>
+          <w:p>
+            <w:r>
+              <w:t>Resources</w:t>
+            </w:r>
+          </w:p>
+        </w:tc>
+      </w:tr>
+      <w:tr>
+        <w:tc>
+          <w:tcPr>
+            <w:tcW w:type="dxa" w:w="3408"/>
+          </w:tcPr>
+          <w:p>
+            <w:r>
+              <w:t>Session 1 · Understand · 45 min</w:t>
+            </w:r>
+          </w:p>
+        </w:tc>
+        <w:tc>
+          <w:tcPr>
+            <w:tcW w:type="dxa" w:w="3408"/>
+          </w:tcPr>
+          <w:p>
+            <w:r>
+              <w:t>0–7: recall and prerequisite; 7–15: inspect the concrete case and predict; 15–30: teacher models the worked trace; 30–40: learners explain a step using the text and visual; 40–45: check the core idea.</w:t>
+            </w:r>
+          </w:p>
+        </w:tc>
+        <w:tc>
+          <w:tcPr>
+            <w:tcW w:type="dxa" w:w="3408"/>
+          </w:tcPr>
+          <w:p>
+            <w:r>
+              <w:t>Sections 1–6; record the brief recall in the workbook.</w:t>
+            </w:r>
+          </w:p>
+        </w:tc>
+      </w:tr>
+      <w:tr>
+        <w:tc>
+          <w:tcPr>
+            <w:tcW w:type="dxa" w:w="3408"/>
+          </w:tcPr>
+          <w:p>
+            <w:r>
+              <w:t>Session 2 · Practise · 45 min</w:t>
+            </w:r>
+          </w:p>
+        </w:tc>
+        <w:tc>
+          <w:tcPr>
+            <w:tcW w:type="dxa" w:w="3408"/>
+          </w:tcPr>
+          <w:p>
+            <w:r>
+              <w:t>0–5: retrieve the procedure; 5–15: W2 completion practice; 15–23: explain and check with a partner; 23–30: each learner answers the misconception check; 30–40: targeted reteaching or a harder variation; 40–45: prepare the investigation.</w:t>
+            </w:r>
+          </w:p>
+        </w:tc>
+        <w:tc>
+          <w:tcPr>
+            <w:tcW w:type="dxa" w:w="3408"/>
+          </w:tcPr>
+          <w:p>
+            <w:r>
+              <w:t>Sections 7–10; use the matching workbook W2 and misconception check.</w:t>
+            </w:r>
+          </w:p>
+        </w:tc>
+      </w:tr>
+      <w:tr>
+        <w:tc>
+          <w:tcPr>
+            <w:tcW w:type="dxa" w:w="3408"/>
+          </w:tcPr>
+          <w:p>
+            <w:r>
+              <w:t>Session 3 · Investigate and transfer · 45 min</w:t>
+            </w:r>
+          </w:p>
+        </w:tc>
+        <w:tc>
+          <w:tcPr>
+            <w:tcW w:type="dxa" w:w="3408"/>
+          </w:tcPr>
+          <w:p>
+            <w:r>
+              <w:t>0–5: retrieve the decision rule; 5–20: investigate or trace; 20–30: start the independent case; 30–38: connect the project; 38–43: act on feedback; 43–45: plan the return check.</w:t>
+            </w:r>
+          </w:p>
+        </w:tc>
+        <w:tc>
+          <w:tcPr>
+            <w:tcW w:type="dxa" w:w="3408"/>
+          </w:tcPr>
+          <w:p>
+            <w:r>
+              <w:t>Sections 9 and 11–14. Give extra time to finish the full task set; use Section 15 when the week includes a coding lab.</w:t>
+            </w:r>
+          </w:p>
+        </w:tc>
+      </w:tr>
+    </w:tbl>
+    <w:p>
+      <w:r>
+        <w:t>Before class, solve the supported practice: Calculate precision, recall and accuracy for the worked matrix.</w:t>
+      </w:r>
+    </w:p>
+    <w:p>
+      <w:r>
+        <w:t>Reasoned practice answer: Teacher explanation: Precision 3/7 about 42.9 percent, recall 3/4=75 percent, accuracy 15/20=75 percent.</w:t>
+      </w:r>
+    </w:p>
+    <w:p>
+      <w:r>
+        <w:t>Check every learner before discussion: Use the worked case for Precision recall and denominators. Proposed explanation: “A final answer is enough”. Decide whether this explanation is supported. Point to the step or supplied fact that decides; explain your repair if needed.</w:t>
+      </w:r>
+    </w:p>
+    <w:p>
+      <w:r>
+        <w:t>Misconception repair: Ask for the relevant counts, units, procedure or saved record. For this week: Predicted positives TP+FP=7; reference positives TP+FN=4.</w:t>
+      </w:r>
+    </w:p>
+    <w:p>
+      <w:r>
+        <w:t>Support: read the exact case aloud, enlarge the labelled picture, supply input cards and model only the first deciding step. Accept a spoken explanation or drawing; retain the reasoning goal.</w:t>
+      </w:r>
+    </w:p>
+    <w:p>
+      <w:r>
+        <w:t>Extension: Correct two false negatives into true positives. Require a prediction and a reason before comparing. Expected result: Precision becomes8/10=80%; recall becomes8/10=80%. Reason: TP becomes8 and FN 2; FP remains2, so the two denominators happen to equal10.</w:t>
+      </w:r>
+    </w:p>
+    <w:p>
+      <w:r>
+        <w:t>Independent assessment: withhold the reserved answer until the learner has attempted the new case. Record support separately from correctness.</w:t>
+      </w:r>
+    </w:p>
+    <w:tbl>
+      <w:tblPr>
+        <w:tblStyle w:val="LightShading-Accent1"/>
+        <w:tblW w:type="auto" w:w="0"/>
+        <w:tblLook w:firstColumn="1" w:firstRow="1" w:lastColumn="0" w:lastRow="0" w:noHBand="0" w:noVBand="1" w:val="04A0"/>
+      </w:tblPr>
+      <w:tblGrid>
+        <w:gridCol w:w="2556"/>
+        <w:gridCol w:w="2556"/>
+        <w:gridCol w:w="2556"/>
+        <w:gridCol w:w="2556"/>
+      </w:tblGrid>
+      <w:tr>
+        <w:trPr>
+          <w:tblHeader/>
+        </w:trPr>
+        <w:tc>
+          <w:tcPr>
+            <w:tcW w:type="dxa" w:w="2556"/>
+          </w:tcPr>
+          <w:p>
+            <w:r>
+              <w:t>Criterion</w:t>
+            </w:r>
+          </w:p>
+        </w:tc>
+        <w:tc>
+          <w:tcPr>
+            <w:tcW w:type="dxa" w:w="2556"/>
+          </w:tcPr>
+          <w:p>
+            <w:r>
+              <w:t>Not yet</w:t>
+            </w:r>
+          </w:p>
+        </w:tc>
+        <w:tc>
+          <w:tcPr>
+            <w:tcW w:type="dxa" w:w="2556"/>
+          </w:tcPr>
+          <w:p>
+            <w:r>
+              <w:t>With support</w:t>
+            </w:r>
+          </w:p>
+        </w:tc>
+        <w:tc>
+          <w:tcPr>
+            <w:tcW w:type="dxa" w:w="2556"/>
+          </w:tcPr>
+          <w:p>
+            <w:r>
+              <w:t>Independent</w:t>
+            </w:r>
+          </w:p>
+        </w:tc>
+      </w:tr>
+      <w:tr>
+        <w:tc>
+          <w:tcPr>
+            <w:tcW w:type="dxa" w:w="2556"/>
+          </w:tcPr>
+          <w:p>
+            <w:r>
+              <w:t>Explanation</w:t>
+            </w:r>
+          </w:p>
+        </w:tc>
+        <w:tc>
+          <w:tcPr>
+            <w:tcW w:type="dxa" w:w="2556"/>
+          </w:tcPr>
+          <w:p>
+            <w:r>
+              <w:t>Names an answer without a deciding fact</w:t>
+            </w:r>
+          </w:p>
+        </w:tc>
+        <w:tc>
+          <w:tcPr>
+            <w:tcW w:type="dxa" w:w="2556"/>
+          </w:tcPr>
+          <w:p>
+            <w:r>
+              <w:t>Uses a hint to link fact and decision</w:t>
+            </w:r>
+          </w:p>
+        </w:tc>
+        <w:tc>
+          <w:tcPr>
+            <w:tcW w:type="dxa" w:w="2556"/>
+          </w:tcPr>
+          <w:p>
+            <w:r>
+              <w:t>Explains the deciding fact in own words</w:t>
+            </w:r>
+          </w:p>
+        </w:tc>
+      </w:tr>
+      <w:tr>
+        <w:tc>
+          <w:tcPr>
+            <w:tcW w:type="dxa" w:w="2556"/>
+          </w:tcPr>
+          <w:p>
+            <w:r>
+              <w:t>Trace or test</w:t>
+            </w:r>
+          </w:p>
+        </w:tc>
+        <w:tc>
+          <w:tcPr>
+            <w:tcW w:type="dxa" w:w="2556"/>
+          </w:tcPr>
+          <w:p>
+            <w:r>
+              <w:t>Cannot connect input and result</w:t>
+            </w:r>
+          </w:p>
+        </w:tc>
+        <w:tc>
+          <w:tcPr>
+            <w:tcW w:type="dxa" w:w="2556"/>
+          </w:tcPr>
+          <w:p>
+            <w:r>
+              <w:t>Completes steps with prompts</w:t>
+            </w:r>
+          </w:p>
+        </w:tc>
+        <w:tc>
+          <w:tcPr>
+            <w:tcW w:type="dxa" w:w="2556"/>
+          </w:tcPr>
+          <w:p>
+            <w:r>
+              <w:t>Traces or tests a changed case accurately</w:t>
+            </w:r>
+          </w:p>
+        </w:tc>
+      </w:tr>
+      <w:tr>
+        <w:tc>
+          <w:tcPr>
+            <w:tcW w:type="dxa" w:w="2556"/>
+          </w:tcPr>
+          <w:p>
+            <w:r>
+              <w:t>Limits and revision</w:t>
+            </w:r>
+          </w:p>
+        </w:tc>
+        <w:tc>
+          <w:tcPr>
+            <w:tcW w:type="dxa" w:w="2556"/>
+          </w:tcPr>
+          <w:p>
+            <w:r>
+              <w:t>Claims more than evidence supports</w:t>
+            </w:r>
+          </w:p>
+        </w:tc>
+        <w:tc>
+          <w:tcPr>
+            <w:tcW w:type="dxa" w:w="2556"/>
+          </w:tcPr>
+          <w:p>
+            <w:r>
+              <w:t>Names a limit after a prompt</w:t>
+            </w:r>
+          </w:p>
+        </w:tc>
+        <w:tc>
+          <w:tcPr>
+            <w:tcW w:type="dxa" w:w="2556"/>
+          </w:tcPr>
+          <w:p>
+            <w:r>
+              <w:t>States a defensible limit and useful next test</w:t>
+            </w:r>
+          </w:p>
+        </w:tc>
+      </w:tr>
+    </w:tbl>
+    <w:p>
+      <w:r>
+        <w:t>Project checkpoint: Test changed cases. Keep normal, boundary and failure cases; compare expected and observed results.</w:t>
+      </w:r>
+    </w:p>
+    <w:p>
+      <w:r>
+        <w:t>Use the weekly teacher answer for topic-specific reasoning. A saved progress tick is an activity record; judge mastery from the learner’s explanation and evidence.</w:t>
+      </w:r>
+    </w:p>
     <w:sectPr>
       <w:pgSz w:w="12240" w:h="15840"/>
       <w:pgMar w:top="936" w:right="1008" w:bottom="936" w:left="1008" w:header="720" w:footer="720" w:gutter="0"/>

--- a/downloads/teacher/ai-4-week-17.docx
+++ b/downloads/teacher/ai-4-week-17.docx
@@ -3398,6 +3398,39 @@
         <w:t>Use the weekly teacher answer for topic-specific reasoning. A saved progress tick is an activity record; judge mastery from the learner’s explanation and evidence.</w:t>
       </w:r>
     </w:p>
+    <w:p>
+      <w:pPr>
+        <w:pStyle w:val="Heading1"/>
+      </w:pPr>
+      <w:r>
+        <w:t>08. Use feedback, labs and repair paths</w:t>
+      </w:r>
+    </w:p>
+    <w:p>
+      <w:r>
+        <w:t>Use the two formative questions as supported practice, not as independent mastery scores. Discuss the deciding evidence rather than accepting a guessed selection.</w:t>
+      </w:r>
+    </w:p>
+    <w:p>
+      <w:r>
+        <w:t>The feedback comes from the reviewed public worked case. Do not reveal the separately reserved independent teacher answer until the learner has attempted that case.</w:t>
+      </w:r>
+    </w:p>
+    <w:p>
+      <w:r>
+        <w:t>Ask students to predict before running code. Preserve errors and actual outputs; collect a changed test and an explanation. The branch-boundary and indexing lessons deliberately include failure cases.</w:t>
+      </w:r>
+    </w:p>
+    <w:p>
+      <w:r>
+        <w:t>Use the earlier worked-explanation links to address a specific missing building block, then return to the current question. Adapt this suggestion after observing the learner; it is not an automatic diagnosis.</w:t>
+      </w:r>
+    </w:p>
+    <w:p>
+      <w:r>
+        <w:t>Collect the completed-work portfolio as evidence. Record support separately from correctness, and assess explanation, trace/test and limitations. Progress ticks and quiz selections alone do not establish mastery.</w:t>
+      </w:r>
+    </w:p>
     <w:sectPr>
       <w:pgSz w:w="12240" w:h="15840"/>
       <w:pgMar w:top="936" w:right="1008" w:bottom="936" w:left="1008" w:header="720" w:footer="720" w:gutter="0"/>

--- a/downloads/teacher/ai-4-week-17.docx
+++ b/downloads/teacher/ai-4-week-17.docx
@@ -29,6 +29,11 @@
       </w:r>
     </w:p>
     <w:p>
+      <w:r>
+        <w:t>Prepare Precision and Recall: check the target, prerequisites, resources and adaptable teaching schedule.</w:t>
+      </w:r>
+    </w:p>
+    <w:p>
       <w:pPr>
         <w:pStyle w:val="Heading3"/>
       </w:pPr>
@@ -37,8 +42,26 @@
       </w:r>
     </w:p>
     <w:p>
-      <w:r>
-        <w:t>Primary target: Choose the denominator that answers the question</w:t>
+      <w:pPr>
+        <w:spacing w:line="336" w:lineRule="auto" w:after="180"/>
+      </w:pPr>
+      <w:r>
+        <w:rPr>
+          <w:b w:val="0"/>
+        </w:rPr>
+        <w:t xml:space="preserve">Primary target: Choose the </w:t>
+      </w:r>
+      <w:r>
+        <w:rPr>
+          <w:b/>
+        </w:rPr>
+        <w:t>denominator</w:t>
+      </w:r>
+      <w:r>
+        <w:rPr>
+          <w:b w:val="0"/>
+        </w:rPr>
+        <w:t xml:space="preserve"> that answers the question</w:t>
       </w:r>
     </w:p>
     <w:tbl>
@@ -185,8 +208,37 @@
       </w:tr>
     </w:tbl>
     <w:p>
-      <w:r>
-        <w:t>This is a starting allocation of 135 minutes, not a validated duration. Preserve all named topics. Schedule extra time for connected examples, the full investigation, independent cases and project building. Repeated copies of a case share one recorded attempt; they are not new evidence.</w:t>
+      <w:pPr>
+        <w:spacing w:line="336" w:lineRule="auto" w:after="180"/>
+      </w:pPr>
+      <w:r>
+        <w:rPr>
+          <w:b w:val="0"/>
+        </w:rPr>
+        <w:t>This is a starting allocation of 135 minutes, not a validated duration. Preserve all named topics. Schedule extra time for connected examples, the full investigation, independent cases and project building.</w:t>
+      </w:r>
+    </w:p>
+    <w:p>
+      <w:pPr>
+        <w:spacing w:line="336" w:lineRule="auto" w:after="180"/>
+      </w:pPr>
+      <w:r>
+        <w:rPr>
+          <w:b w:val="0"/>
+        </w:rPr>
+        <w:t xml:space="preserve">Repeated copies of a case share one recorded attempt; they are not new </w:t>
+      </w:r>
+      <w:r>
+        <w:rPr>
+          <w:b/>
+        </w:rPr>
+        <w:t>evidence</w:t>
+      </w:r>
+      <w:r>
+        <w:rPr>
+          <w:b w:val="0"/>
+        </w:rPr>
+        <w:t>.</w:t>
       </w:r>
     </w:p>
     <w:p>
@@ -206,18 +258,71 @@
       </w:r>
     </w:p>
     <w:p>
-      <w:r>
+      <w:pPr>
+        <w:spacing w:line="336" w:lineRule="auto" w:after="180"/>
+      </w:pPr>
+      <w:r>
+        <w:rPr>
+          <w:b w:val="0"/>
+        </w:rPr>
         <w:t>Without opening the old lesson, explain one key idea from Accuracy and Imbalance. Give an example and a mistake that the idea helps you avoid.</w:t>
       </w:r>
     </w:p>
     <w:p>
-      <w:r>
+      <w:pPr>
+        <w:spacing w:line="336" w:lineRule="auto" w:after="180"/>
+      </w:pPr>
+      <w:r>
+        <w:rPr>
+          <w:b w:val="0"/>
+        </w:rPr>
         <w:t>Look for: Explain why overall accuracy can hide failure on a less common class</w:t>
       </w:r>
     </w:p>
     <w:p>
-      <w:r>
-        <w:t>Reference example, not the only acceptable wording: The training-majority rule always predicts clear. Matrix [[16,0],[4,0]] gives 16/20=80 percent, FP=0,FN=4. It misses all four blocked cases, so the overall score hides complete failure on that evaluated class.</w:t>
+      <w:pPr>
+        <w:spacing w:line="336" w:lineRule="auto" w:after="180"/>
+      </w:pPr>
+      <w:r>
+        <w:rPr>
+          <w:b w:val="0"/>
+        </w:rPr>
+        <w:t xml:space="preserve">Reference example, not the only acceptable wording: The </w:t>
+      </w:r>
+      <w:r>
+        <w:rPr>
+          <w:b/>
+        </w:rPr>
+        <w:t>training</w:t>
+      </w:r>
+      <w:r>
+        <w:rPr>
+          <w:b w:val="0"/>
+        </w:rPr>
+        <w:t>-majority rule always predicts clear. Matrix [[16,0],[4,0]] gives 16/20=80 percent, FP=0,FN=4.</w:t>
+      </w:r>
+    </w:p>
+    <w:p>
+      <w:pPr>
+        <w:spacing w:line="336" w:lineRule="auto" w:after="180"/>
+      </w:pPr>
+      <w:r>
+        <w:rPr>
+          <w:b w:val="0"/>
+        </w:rPr>
+        <w:t xml:space="preserve">It </w:t>
+      </w:r>
+      <w:r>
+        <w:rPr>
+          <w:b/>
+        </w:rPr>
+        <w:t>miss</w:t>
+      </w:r>
+      <w:r>
+        <w:rPr>
+          <w:b w:val="0"/>
+        </w:rPr>
+        <w:t>es all four blocked cases, so the overall score hides complete failure on that evaluated class.</w:t>
       </w:r>
     </w:p>
     <w:p>
@@ -229,17 +334,35 @@
       </w:r>
     </w:p>
     <w:p>
-      <w:r>
+      <w:pPr>
+        <w:spacing w:line="336" w:lineRule="auto" w:after="180"/>
+      </w:pPr>
+      <w:r>
+        <w:rPr>
+          <w:b w:val="0"/>
+        </w:rPr>
         <w:t>Without opening the old lesson, explain one key idea from Scores and Calibration Intuition. Give an example and a mistake that the idea helps you avoid.</w:t>
       </w:r>
     </w:p>
     <w:p>
-      <w:r>
+      <w:pPr>
+        <w:spacing w:line="336" w:lineRule="auto" w:after="180"/>
+      </w:pPr>
+      <w:r>
+        <w:rPr>
+          <w:b w:val="0"/>
+        </w:rPr>
         <w:t>Look for: Interpret calibration using groups of forecasts</w:t>
       </w:r>
     </w:p>
     <w:p>
-      <w:r>
+      <w:pPr>
+        <w:spacing w:line="336" w:lineRule="auto" w:after="180"/>
+      </w:pPr>
+      <w:r>
+        <w:rPr>
+          <w:b w:val="0"/>
+        </w:rPr>
         <w:t>Reference example, not the only acceptable wording: Teacher explanation: 2/10=.2 and 6/10=.6.</w:t>
       </w:r>
     </w:p>
@@ -252,22 +375,87 @@
       </w:r>
     </w:p>
     <w:p>
-      <w:r>
+      <w:pPr>
+        <w:spacing w:line="336" w:lineRule="auto" w:after="180"/>
+      </w:pPr>
+      <w:r>
+        <w:rPr>
+          <w:b w:val="0"/>
+        </w:rPr>
         <w:t>Without opening the old lesson, explain one key idea from Decision Trees. Give an example and a mistake that the idea helps you avoid.</w:t>
       </w:r>
     </w:p>
     <w:p>
-      <w:r>
-        <w:t>Look for: Fit a root question and leaf predictions from training examples</w:t>
-      </w:r>
-    </w:p>
-    <w:p>
-      <w:r>
-        <w:t>Reference example, not the only acceptable wording: The root asks near, with branches 0 and 1. Leaves predict clear for 0 and blocked for 1. Depth is one. Training labels determined both leaf majorities and the error comparison that selected near rather than tall.</w:t>
-      </w:r>
-    </w:p>
-    <w:p>
-      <w:r>
+      <w:pPr>
+        <w:spacing w:line="336" w:lineRule="auto" w:after="180"/>
+      </w:pPr>
+      <w:r>
+        <w:rPr>
+          <w:b w:val="0"/>
+        </w:rPr>
+        <w:t xml:space="preserve">Look for: Fit a root question and leaf </w:t>
+      </w:r>
+      <w:r>
+        <w:rPr>
+          <w:b/>
+        </w:rPr>
+        <w:t>prediction</w:t>
+      </w:r>
+      <w:r>
+        <w:rPr>
+          <w:b w:val="0"/>
+        </w:rPr>
+        <w:t xml:space="preserve">s from </w:t>
+      </w:r>
+      <w:r>
+        <w:rPr>
+          <w:b/>
+        </w:rPr>
+        <w:t>training</w:t>
+      </w:r>
+      <w:r>
+        <w:rPr>
+          <w:b w:val="0"/>
+        </w:rPr>
+        <w:t xml:space="preserve"> examples</w:t>
+      </w:r>
+    </w:p>
+    <w:p>
+      <w:pPr>
+        <w:spacing w:line="336" w:lineRule="auto" w:after="180"/>
+      </w:pPr>
+      <w:r>
+        <w:rPr>
+          <w:b w:val="0"/>
+        </w:rPr>
+        <w:t>Reference example, not the only acceptable wording: The root asks near, with branches 0 and 1. Leaves predict clear for 0 and blocked for 1. Depth is one.</w:t>
+      </w:r>
+    </w:p>
+    <w:p>
+      <w:pPr>
+        <w:spacing w:line="336" w:lineRule="auto" w:after="180"/>
+      </w:pPr>
+      <w:r>
+        <w:rPr>
+          <w:b/>
+        </w:rPr>
+        <w:t>Training</w:t>
+      </w:r>
+      <w:r>
+        <w:rPr>
+          <w:b w:val="0"/>
+        </w:rPr>
+        <w:t xml:space="preserve"> labels determined both leaf majorities and the error comparison that selected near rather than tall.</w:t>
+      </w:r>
+    </w:p>
+    <w:p>
+      <w:pPr>
+        <w:spacing w:line="336" w:lineRule="auto" w:after="180"/>
+      </w:pPr>
+      <w:r>
+        <w:rPr>
+          <w:b w:val="0"/>
+        </w:rPr>
         <w:t>Use the student module and workbook section with this exact week title. The worked case, independent question and answers below form one aligned lesson sequence.</w:t>
       </w:r>
     </w:p>
@@ -280,8 +468,51 @@
       </w:r>
     </w:p>
     <w:p>
-      <w:r>
-        <w:t>TP=9,FP=3,FN=6,TN=12. Compute precision and recall. What happens to precision when a system predicts no positives?</w:t>
+      <w:pPr>
+        <w:spacing w:line="336" w:lineRule="auto" w:after="180"/>
+        <w:shd w:fill="F5F1FB"/>
+      </w:pPr>
+      <w:r>
+        <w:rPr>
+          <w:b w:val="0"/>
+        </w:rPr>
+        <w:t xml:space="preserve">TP=9,FP=3,FN=6,TN=12. Compute </w:t>
+      </w:r>
+      <w:r>
+        <w:rPr>
+          <w:b/>
+        </w:rPr>
+        <w:t>precision</w:t>
+      </w:r>
+      <w:r>
+        <w:rPr>
+          <w:b w:val="0"/>
+        </w:rPr>
+        <w:t xml:space="preserve"> and </w:t>
+      </w:r>
+      <w:r>
+        <w:rPr>
+          <w:b/>
+        </w:rPr>
+        <w:t>recall</w:t>
+      </w:r>
+      <w:r>
+        <w:rPr>
+          <w:b w:val="0"/>
+        </w:rPr>
+        <w:t xml:space="preserve">. What happens to </w:t>
+      </w:r>
+      <w:r>
+        <w:rPr>
+          <w:b/>
+        </w:rPr>
+        <w:t>precision</w:t>
+      </w:r>
+      <w:r>
+        <w:rPr>
+          <w:b w:val="0"/>
+        </w:rPr>
+        <w:t xml:space="preserve"> when a system predicts no positives?</w:t>
       </w:r>
     </w:p>
     <w:p>
@@ -293,8 +524,44 @@
       </w:r>
     </w:p>
     <w:p>
-      <w:r>
-        <w:t>Precision measures how many positive predictions are right; recall measures how many actual positives are found.</w:t>
+      <w:pPr>
+        <w:spacing w:line="336" w:lineRule="auto" w:after="180"/>
+      </w:pPr>
+      <w:r>
+        <w:rPr>
+          <w:b/>
+        </w:rPr>
+        <w:t>Precision</w:t>
+      </w:r>
+      <w:r>
+        <w:rPr>
+          <w:b w:val="0"/>
+        </w:rPr>
+        <w:t xml:space="preserve"> measures how many positive </w:t>
+      </w:r>
+      <w:r>
+        <w:rPr>
+          <w:b/>
+        </w:rPr>
+        <w:t>prediction</w:t>
+      </w:r>
+      <w:r>
+        <w:rPr>
+          <w:b w:val="0"/>
+        </w:rPr>
+        <w:t xml:space="preserve">s are right; </w:t>
+      </w:r>
+      <w:r>
+        <w:rPr>
+          <w:b/>
+        </w:rPr>
+        <w:t>recall</w:t>
+      </w:r>
+      <w:r>
+        <w:rPr>
+          <w:b w:val="0"/>
+        </w:rPr>
+        <w:t xml:space="preserve"> measures how many actual positives are found.</w:t>
       </w:r>
     </w:p>
     <w:tbl>
@@ -430,26 +697,117 @@
       </w:r>
     </w:p>
     <w:p>
-      <w:r>
+      <w:pPr>
+        <w:spacing w:line="336" w:lineRule="auto" w:after="180"/>
+      </w:pPr>
+      <w:r>
+        <w:rPr>
+          <w:b w:val="0"/>
+        </w:rPr>
         <w:t>Use the supplied scenario, student illustrations and blank paper. For numeric work, offer counters or a calculator after learners show the setup. Fictional records are supplied; personal data and paid accounts are unnecessary.</w:t>
       </w:r>
     </w:p>
     <w:p>
-      <w:r>
-        <w:t>Allow 80 minutes: recall 8; explanation 12; worked demonstration 15; guided practice 20; independent assessment 15; project and reflection 10. Extend the lab into a second session when needed.</w:t>
-      </w:r>
-    </w:p>
-    <w:p>
       <w:pPr>
         <w:pStyle w:val="Heading3"/>
       </w:pPr>
       <w:r>
+        <w:t>Alternative compact allocation</w:t>
+      </w:r>
+    </w:p>
+    <w:p>
+      <w:r>
+        <w:t>This compact option is not the full-week schedule. Use the main teaching cycle and allow extra sessions for the investigation, independent work and project.</w:t>
+      </w:r>
+    </w:p>
+    <w:p>
+      <w:pPr>
+        <w:spacing w:line="336" w:lineRule="auto" w:after="180"/>
+        <w:shd w:fill="F1F6F8"/>
+      </w:pPr>
+      <w:r>
+        <w:rPr>
+          <w:b w:val="0"/>
+        </w:rPr>
+        <w:t xml:space="preserve">Allow 80 minutes: </w:t>
+      </w:r>
+      <w:r>
+        <w:rPr>
+          <w:b/>
+        </w:rPr>
+        <w:t>recall</w:t>
+      </w:r>
+      <w:r>
+        <w:rPr>
+          <w:b w:val="0"/>
+        </w:rPr>
+        <w:t xml:space="preserve"> 8; explanation 12; worked demonstration 15; guided practice 20; independent assessment 15; project and reflection 10. Extend the lab into a second session when needed.</w:t>
+      </w:r>
+    </w:p>
+    <w:p>
+      <w:pPr>
+        <w:pStyle w:val="Heading3"/>
+      </w:pPr>
+      <w:r>
         <w:t>Preparation for the connected explanation</w:t>
       </w:r>
     </w:p>
     <w:p>
-      <w:r>
-        <w:t>Teach two 45-minute sessions. This week focuses on precision recall and denominators. Model the worked example first, collect the new W 4 case independently before feedback, and use the fresh retry to check transfer. Award credit for traceable reasoning and bounded claims, including justified uncertainty.</w:t>
+      <w:pPr>
+        <w:spacing w:line="336" w:lineRule="auto" w:after="180"/>
+      </w:pPr>
+      <w:r>
+        <w:rPr>
+          <w:b w:val="0"/>
+        </w:rPr>
+        <w:t xml:space="preserve">Teach two 45-minute sessions. This week focuses on </w:t>
+      </w:r>
+      <w:r>
+        <w:rPr>
+          <w:b/>
+        </w:rPr>
+        <w:t>precision</w:t>
+      </w:r>
+      <w:r>
+        <w:rPr>
+          <w:b w:val="0"/>
+        </w:rPr>
+        <w:t xml:space="preserve"> </w:t>
+      </w:r>
+      <w:r>
+        <w:rPr>
+          <w:b/>
+        </w:rPr>
+        <w:t>recall</w:t>
+      </w:r>
+      <w:r>
+        <w:rPr>
+          <w:b w:val="0"/>
+        </w:rPr>
+        <w:t xml:space="preserve"> and </w:t>
+      </w:r>
+      <w:r>
+        <w:rPr>
+          <w:b/>
+        </w:rPr>
+        <w:t>denominator</w:t>
+      </w:r>
+      <w:r>
+        <w:rPr>
+          <w:b w:val="0"/>
+        </w:rPr>
+        <w:t>s. Model the worked example first, collect the new W 4 case independently before feedback, and use the fresh retry to check transfer.</w:t>
+      </w:r>
+    </w:p>
+    <w:p>
+      <w:pPr>
+        <w:spacing w:line="336" w:lineRule="auto" w:after="180"/>
+      </w:pPr>
+      <w:r>
+        <w:rPr>
+          <w:b w:val="0"/>
+        </w:rPr>
+        <w:t>Award credit for traceable reasoning and bounded claims, including justified uncertainty.</w:t>
       </w:r>
     </w:p>
     <w:p>
@@ -461,27 +819,69 @@
       </w:r>
     </w:p>
     <w:p>
-      <w:r>
+      <w:pPr>
+        <w:spacing w:line="336" w:lineRule="auto" w:after="180"/>
+      </w:pPr>
+      <w:r>
+        <w:rPr>
+          <w:b w:val="0"/>
+        </w:rPr>
         <w:t>The common class can dominate the total; inspect the full confusion matrix and class counts.</w:t>
       </w:r>
     </w:p>
     <w:p>
-      <w:r>
+      <w:pPr>
+        <w:spacing w:line="336" w:lineRule="auto" w:after="180"/>
+      </w:pPr>
+      <w:r>
+        <w:rPr>
+          <w:b w:val="0"/>
+        </w:rPr>
         <w:t>Printed student lesson and workbook</w:t>
       </w:r>
     </w:p>
     <w:p>
-      <w:r>
+      <w:pPr>
+        <w:spacing w:line="336" w:lineRule="auto" w:after="180"/>
+      </w:pPr>
+      <w:r>
+        <w:rPr>
+          <w:b w:val="0"/>
+        </w:rPr>
         <w:t>Paper, pencils and a calculator for fractions</w:t>
       </w:r>
     </w:p>
     <w:p>
-      <w:r>
-        <w:t>The fictional examples and a blank evidence table</w:t>
-      </w:r>
-    </w:p>
-    <w:p>
-      <w:r>
+      <w:pPr>
+        <w:spacing w:line="336" w:lineRule="auto" w:after="180"/>
+      </w:pPr>
+      <w:r>
+        <w:rPr>
+          <w:b w:val="0"/>
+        </w:rPr>
+        <w:t xml:space="preserve">The fictional examples and a blank </w:t>
+      </w:r>
+      <w:r>
+        <w:rPr>
+          <w:b/>
+        </w:rPr>
+        <w:t>evidence</w:t>
+      </w:r>
+      <w:r>
+        <w:rPr>
+          <w:b w:val="0"/>
+        </w:rPr>
+        <w:t xml:space="preserve"> table</w:t>
+      </w:r>
+    </w:p>
+    <w:p>
+      <w:pPr>
+        <w:spacing w:line="336" w:lineRule="auto" w:after="180"/>
+      </w:pPr>
+      <w:r>
+        <w:rPr>
+          <w:b w:val="0"/>
+        </w:rPr>
         <w:t>Optional Python 3 editor; no external packages or AI accounts required</w:t>
       </w:r>
     </w:p>
@@ -494,12 +894,48 @@
       </w:r>
     </w:p>
     <w:p>
-      <w:r>
-        <w:t>By the end, I can explain precision and recall using a traced example and a stated limitation.</w:t>
-      </w:r>
-    </w:p>
-    <w:p>
-      <w:r>
+      <w:pPr>
+        <w:spacing w:line="336" w:lineRule="auto" w:after="180"/>
+      </w:pPr>
+      <w:r>
+        <w:rPr>
+          <w:b w:val="0"/>
+        </w:rPr>
+        <w:t xml:space="preserve">By the end, I can explain </w:t>
+      </w:r>
+      <w:r>
+        <w:rPr>
+          <w:b/>
+        </w:rPr>
+        <w:t>precision</w:t>
+      </w:r>
+      <w:r>
+        <w:rPr>
+          <w:b w:val="0"/>
+        </w:rPr>
+        <w:t xml:space="preserve"> and </w:t>
+      </w:r>
+      <w:r>
+        <w:rPr>
+          <w:b/>
+        </w:rPr>
+        <w:t>recall</w:t>
+      </w:r>
+      <w:r>
+        <w:rPr>
+          <w:b w:val="0"/>
+        </w:rPr>
+        <w:t xml:space="preserve"> using a traced example and a stated limitation.</w:t>
+      </w:r>
+    </w:p>
+    <w:p>
+      <w:pPr>
+        <w:spacing w:line="336" w:lineRule="auto" w:after="180"/>
+      </w:pPr>
+      <w:r>
+        <w:rPr>
+          <w:b w:val="0"/>
+        </w:rPr>
         <w:t>This added worked case illustrates the week’s main idea. Retain all original and connected topics; schedule its practice within the teaching cycle.</w:t>
       </w:r>
     </w:p>
@@ -512,135 +948,752 @@
       </w:r>
     </w:p>
     <w:p>
+      <w:r>
+        <w:t>Model Precision and Recall using the supplied case, labelled mechanism and reasoning. Make the scope of each conclusion explicit.</w:t>
+      </w:r>
+    </w:p>
+    <w:p>
+      <w:pPr>
+        <w:spacing w:line="336" w:lineRule="auto" w:after="180"/>
+      </w:pPr>
+      <w:r>
+        <w:rPr>
+          <w:b w:val="0"/>
+        </w:rPr>
+        <w:t>Trace the information, fitted behavior, and evaluation proof separately.</w:t>
+      </w:r>
+    </w:p>
+    <w:p>
       <w:pPr>
         <w:pStyle w:val="Heading3"/>
       </w:pPr>
       <w:r>
-        <w:t>Explain the mechanism</w:t>
-      </w:r>
-    </w:p>
-    <w:p>
-      <w:r>
-        <w:t>Trace the information, fitted behavior, and evaluation proof separately.</w:t>
-      </w:r>
-    </w:p>
-    <w:p>
-      <w:r>
+        <w:t>Question to explain</w:t>
+      </w:r>
+    </w:p>
+    <w:p>
+      <w:pPr>
+        <w:spacing w:line="336" w:lineRule="auto" w:after="180"/>
+        <w:shd w:fill="F5F1FB"/>
+      </w:pPr>
+      <w:r>
+        <w:rPr>
+          <w:b w:val="0"/>
+        </w:rPr>
         <w:t>QUESTION Calculate both and choose a priority for two consequence scenarios.</w:t>
       </w:r>
     </w:p>
     <w:p>
-      <w:r>
-        <w:t>MODEL IDEA Precision measures how many positive predictions are right; recall measures how many actual positives are found.</w:t>
-      </w:r>
-    </w:p>
-    <w:p>
-      <w:r>
+      <w:pPr>
+        <w:spacing w:line="336" w:lineRule="auto" w:after="180"/>
+      </w:pPr>
+      <w:r>
+        <w:rPr>
+          <w:b w:val="0"/>
+        </w:rPr>
+        <w:t xml:space="preserve">MODEL IDEA </w:t>
+      </w:r>
+      <w:r>
+        <w:rPr>
+          <w:b/>
+        </w:rPr>
+        <w:t>Precision</w:t>
+      </w:r>
+      <w:r>
+        <w:rPr>
+          <w:b w:val="0"/>
+        </w:rPr>
+        <w:t xml:space="preserve"> measures how many positive </w:t>
+      </w:r>
+      <w:r>
+        <w:rPr>
+          <w:b/>
+        </w:rPr>
+        <w:t>prediction</w:t>
+      </w:r>
+      <w:r>
+        <w:rPr>
+          <w:b w:val="0"/>
+        </w:rPr>
+        <w:t xml:space="preserve">s are right; </w:t>
+      </w:r>
+      <w:r>
+        <w:rPr>
+          <w:b/>
+        </w:rPr>
+        <w:t>recall</w:t>
+      </w:r>
+      <w:r>
+        <w:rPr>
+          <w:b w:val="0"/>
+        </w:rPr>
+        <w:t xml:space="preserve"> measures how many actual positives are found.</w:t>
+      </w:r>
+    </w:p>
+    <w:p>
+      <w:pPr>
+        <w:spacing w:line="336" w:lineRule="auto" w:after="180"/>
+      </w:pPr>
+      <w:r>
+        <w:rPr>
+          <w:b w:val="0"/>
+        </w:rPr>
         <w:t>PROOF NEEDED Use an unseen case, visible calculation, error analysis, and a stated limitation.</w:t>
       </w:r>
     </w:p>
     <w:p>
-      <w:r>
-        <w:t>UNDER THE HOOD Confusion counts: TP=8, FP=2, FN=4, TN=16. Precision = 8 ÷ (8+2) = 80%.</w:t>
-      </w:r>
-    </w:p>
-    <w:p>
-      <w:r>
-        <w:t>Draw a fresh data → model → prediction → evaluation trace:</w:t>
-      </w:r>
-    </w:p>
-    <w:p>
-      <w:r>
-        <w:t>Predict first. Then check each step. A correct answer without visible evidence cannot be audited.</w:t>
-      </w:r>
-    </w:p>
-    <w:p>
-      <w:r>
+      <w:pPr>
+        <w:pStyle w:val="Heading3"/>
+      </w:pPr>
+      <w:r>
+        <w:t>How the mechanism works</w:t>
+      </w:r>
+    </w:p>
+    <w:p>
+      <w:pPr>
+        <w:spacing w:line="336" w:lineRule="auto" w:after="180"/>
+        <w:shd w:fill="F1F6F8"/>
+      </w:pPr>
+      <w:r>
+        <w:rPr>
+          <w:b w:val="0"/>
+        </w:rPr>
+        <w:t xml:space="preserve">UNDER THE HOOD Confusion counts: TP=8, FP=2, FN=4, TN=16. </w:t>
+      </w:r>
+      <w:r>
+        <w:rPr>
+          <w:b/>
+        </w:rPr>
+        <w:t>Precision</w:t>
+      </w:r>
+      <w:r>
+        <w:rPr>
+          <w:b w:val="0"/>
+        </w:rPr>
+        <w:t xml:space="preserve"> = 8 ÷ (8+2) = </w:t>
+      </w:r>
+      <w:r>
+        <w:rPr>
+          <w:b/>
+        </w:rPr>
+        <w:t>80%</w:t>
+      </w:r>
+      <w:r>
+        <w:rPr>
+          <w:b w:val="0"/>
+        </w:rPr>
+        <w:t>.</w:t>
+      </w:r>
+    </w:p>
+    <w:p>
+      <w:pPr>
+        <w:spacing w:line="336" w:lineRule="auto" w:after="180"/>
+      </w:pPr>
+      <w:r>
+        <w:rPr>
+          <w:b w:val="0"/>
+        </w:rPr>
+        <w:t xml:space="preserve">Draw a fresh data → model → </w:t>
+      </w:r>
+      <w:r>
+        <w:rPr>
+          <w:b/>
+        </w:rPr>
+        <w:t>prediction</w:t>
+      </w:r>
+      <w:r>
+        <w:rPr>
+          <w:b w:val="0"/>
+        </w:rPr>
+        <w:t xml:space="preserve"> → evaluation trace:</w:t>
+      </w:r>
+    </w:p>
+    <w:p>
+      <w:pPr>
+        <w:spacing w:line="336" w:lineRule="auto" w:after="180"/>
+      </w:pPr>
+      <w:r>
+        <w:rPr>
+          <w:b w:val="0"/>
+        </w:rPr>
+        <w:t xml:space="preserve">Predict first. Then check each step. A correct answer without visible </w:t>
+      </w:r>
+      <w:r>
+        <w:rPr>
+          <w:b/>
+        </w:rPr>
+        <w:t>evidence</w:t>
+      </w:r>
+      <w:r>
+        <w:rPr>
+          <w:b w:val="0"/>
+        </w:rPr>
+        <w:t xml:space="preserve"> cannot be audited.</w:t>
+      </w:r>
+    </w:p>
+    <w:p>
+      <w:pPr>
+        <w:pStyle w:val="Heading3"/>
+      </w:pPr>
+      <w:r>
+        <w:t>Step 1</w:t>
+      </w:r>
+    </w:p>
+    <w:p>
+      <w:pPr>
+        <w:spacing w:line="336" w:lineRule="auto" w:after="180"/>
+        <w:shd w:fill="F4F9FC"/>
+      </w:pPr>
+      <w:r>
+        <w:rPr>
+          <w:b w:val="0"/>
+        </w:rPr>
         <w:t>STEP 1 Confusion counts: TP=8, FP=2, FN=4, TN=16.</w:t>
       </w:r>
     </w:p>
     <w:p>
-      <w:r>
-        <w:t>STEP 2 Precision = 8 ÷ (8+2) = 80%.</w:t>
-      </w:r>
-    </w:p>
-    <w:p>
-      <w:r>
-        <w:t>STEP 3 Recall = 8 ÷ (8+4) ≈ 67%.</w:t>
-      </w:r>
-    </w:p>
-    <w:p>
-      <w:r>
-        <w:t>STEP 4 Choose threshold and human review by comparing the cost of two false alarms with four misses.</w:t>
-      </w:r>
-    </w:p>
-    <w:p>
-      <w:r>
-        <w:t>CHECK Verify the denominator, unit, split, class definition, and data version before interpreting a score.</w:t>
-      </w:r>
-    </w:p>
-    <w:p>
-      <w:r>
-        <w:t>Recalculate, retrace, or restate the evidence independently:</w:t>
-      </w:r>
-    </w:p>
-    <w:p>
       <w:pPr>
         <w:pStyle w:val="Heading3"/>
       </w:pPr>
       <w:r>
+        <w:t>Step 2</w:t>
+      </w:r>
+    </w:p>
+    <w:p>
+      <w:pPr>
+        <w:spacing w:line="336" w:lineRule="auto" w:after="180"/>
+        <w:shd w:fill="F4F9FC"/>
+      </w:pPr>
+      <w:r>
+        <w:rPr>
+          <w:b w:val="0"/>
+        </w:rPr>
+        <w:t xml:space="preserve">STEP 2 </w:t>
+      </w:r>
+      <w:r>
+        <w:rPr>
+          <w:b/>
+        </w:rPr>
+        <w:t>Precision</w:t>
+      </w:r>
+      <w:r>
+        <w:rPr>
+          <w:b w:val="0"/>
+        </w:rPr>
+        <w:t xml:space="preserve"> = 8 ÷ (8+2) = </w:t>
+      </w:r>
+      <w:r>
+        <w:rPr>
+          <w:b/>
+        </w:rPr>
+        <w:t>80%</w:t>
+      </w:r>
+      <w:r>
+        <w:rPr>
+          <w:b w:val="0"/>
+        </w:rPr>
+        <w:t>.</w:t>
+      </w:r>
+    </w:p>
+    <w:p>
+      <w:pPr>
+        <w:pStyle w:val="Heading3"/>
+      </w:pPr>
+      <w:r>
+        <w:t>Step 3</w:t>
+      </w:r>
+    </w:p>
+    <w:p>
+      <w:pPr>
+        <w:spacing w:line="336" w:lineRule="auto" w:after="180"/>
+        <w:shd w:fill="F4F9FC"/>
+      </w:pPr>
+      <w:r>
+        <w:rPr>
+          <w:b w:val="0"/>
+        </w:rPr>
+        <w:t xml:space="preserve">STEP 3 </w:t>
+      </w:r>
+      <w:r>
+        <w:rPr>
+          <w:b/>
+        </w:rPr>
+        <w:t>Recall</w:t>
+      </w:r>
+      <w:r>
+        <w:rPr>
+          <w:b w:val="0"/>
+        </w:rPr>
+        <w:t xml:space="preserve"> = 8 ÷ (8+4) ≈ 67%.</w:t>
+      </w:r>
+    </w:p>
+    <w:p>
+      <w:pPr>
+        <w:pStyle w:val="Heading3"/>
+      </w:pPr>
+      <w:r>
+        <w:t>Step 4</w:t>
+      </w:r>
+    </w:p>
+    <w:p>
+      <w:pPr>
+        <w:spacing w:line="336" w:lineRule="auto" w:after="180"/>
+        <w:shd w:fill="F4F9FC"/>
+      </w:pPr>
+      <w:r>
+        <w:rPr>
+          <w:b w:val="0"/>
+        </w:rPr>
+        <w:t xml:space="preserve">STEP 4 Choose threshold and human review by comparing the cost of two </w:t>
+      </w:r>
+      <w:r>
+        <w:rPr>
+          <w:b/>
+        </w:rPr>
+        <w:t>false alarm</w:t>
+      </w:r>
+      <w:r>
+        <w:rPr>
+          <w:b w:val="0"/>
+        </w:rPr>
+        <w:t xml:space="preserve">s with four </w:t>
+      </w:r>
+      <w:r>
+        <w:rPr>
+          <w:b/>
+        </w:rPr>
+        <w:t>miss</w:t>
+      </w:r>
+      <w:r>
+        <w:rPr>
+          <w:b w:val="0"/>
+        </w:rPr>
+        <w:t>es.</w:t>
+      </w:r>
+    </w:p>
+    <w:p>
+      <w:pPr>
+        <w:spacing w:line="336" w:lineRule="auto" w:after="180"/>
+      </w:pPr>
+      <w:r>
+        <w:rPr>
+          <w:b w:val="0"/>
+        </w:rPr>
+        <w:t xml:space="preserve">CHECK Verify the </w:t>
+      </w:r>
+      <w:r>
+        <w:rPr>
+          <w:b/>
+        </w:rPr>
+        <w:t>denominator</w:t>
+      </w:r>
+      <w:r>
+        <w:rPr>
+          <w:b w:val="0"/>
+        </w:rPr>
+        <w:t>, unit, split, class definition, and data version before interpreting a score.</w:t>
+      </w:r>
+    </w:p>
+    <w:p>
+      <w:pPr>
+        <w:spacing w:line="336" w:lineRule="auto" w:after="180"/>
+      </w:pPr>
+      <w:r>
+        <w:rPr>
+          <w:b w:val="0"/>
+        </w:rPr>
+        <w:t xml:space="preserve">Recalculate, retrace, or restate the </w:t>
+      </w:r>
+      <w:r>
+        <w:rPr>
+          <w:b/>
+        </w:rPr>
+        <w:t>evidence</w:t>
+      </w:r>
+      <w:r>
+        <w:rPr>
+          <w:b w:val="0"/>
+        </w:rPr>
+        <w:t xml:space="preserve"> independently:</w:t>
+      </w:r>
+    </w:p>
+    <w:p>
+      <w:pPr>
+        <w:pStyle w:val="Heading3"/>
+      </w:pPr>
+      <w:r>
         <w:t>Concrete teaching case</w:t>
       </w:r>
     </w:p>
     <w:p>
-      <w:r>
+      <w:pPr>
+        <w:pStyle w:val="Heading3"/>
+      </w:pPr>
+      <w:r>
+        <w:t>The teaching case</w:t>
+      </w:r>
+    </w:p>
+    <w:p>
+      <w:pPr>
+        <w:spacing w:line="336" w:lineRule="auto" w:after="180"/>
+        <w:shd w:fill="F1F6FC"/>
+      </w:pPr>
+      <w:r>
+        <w:rPr>
+          <w:b w:val="0"/>
+        </w:rPr>
         <w:t>Positive is spotted: TP=8, FP=2, FN=4.</w:t>
       </w:r>
     </w:p>
     <w:p>
-      <w:r>
-        <w:t>Compute precision and recall.</w:t>
-      </w:r>
-    </w:p>
-    <w:p>
       <w:pPr>
         <w:pStyle w:val="Heading3"/>
       </w:pPr>
       <w:r>
+        <w:t>The teaching case</w:t>
+      </w:r>
+    </w:p>
+    <w:p>
+      <w:pPr>
+        <w:spacing w:line="336" w:lineRule="auto" w:after="180"/>
+        <w:shd w:fill="F1F6FC"/>
+      </w:pPr>
+      <w:r>
+        <w:rPr>
+          <w:b w:val="0"/>
+        </w:rPr>
+        <w:t xml:space="preserve">Compute </w:t>
+      </w:r>
+      <w:r>
+        <w:rPr>
+          <w:b/>
+        </w:rPr>
+        <w:t>precision</w:t>
+      </w:r>
+      <w:r>
+        <w:rPr>
+          <w:b w:val="0"/>
+        </w:rPr>
+        <w:t xml:space="preserve"> and </w:t>
+      </w:r>
+      <w:r>
+        <w:rPr>
+          <w:b/>
+        </w:rPr>
+        <w:t>recall</w:t>
+      </w:r>
+      <w:r>
+        <w:rPr>
+          <w:b w:val="0"/>
+        </w:rPr>
+        <w:t>.</w:t>
+      </w:r>
+    </w:p>
+    <w:p>
+      <w:pPr>
+        <w:pStyle w:val="Heading3"/>
+      </w:pPr>
+      <w:r>
         <w:t>Exact explanation to model</w:t>
       </w:r>
     </w:p>
     <w:p>
-      <w:r>
-        <w:t>Precision=8/10=80%; recall=8/12 about 66.7%. Denominators are predicted positives and actual positives respectively.</w:t>
-      </w:r>
-    </w:p>
-    <w:p>
       <w:pPr>
         <w:pStyle w:val="Heading3"/>
       </w:pPr>
       <w:r>
+        <w:t>Why the result follows</w:t>
+      </w:r>
+    </w:p>
+    <w:p>
+      <w:pPr>
+        <w:spacing w:line="336" w:lineRule="auto" w:after="180"/>
+        <w:shd w:fill="F1F6FC"/>
+      </w:pPr>
+      <w:r>
+        <w:rPr>
+          <w:b/>
+        </w:rPr>
+        <w:t>Precision</w:t>
+      </w:r>
+      <w:r>
+        <w:rPr>
+          <w:b w:val="0"/>
+        </w:rPr>
+        <w:t>=8/10=</w:t>
+      </w:r>
+      <w:r>
+        <w:rPr>
+          <w:b/>
+        </w:rPr>
+        <w:t>80%</w:t>
+      </w:r>
+      <w:r>
+        <w:rPr>
+          <w:b w:val="0"/>
+        </w:rPr>
+        <w:t xml:space="preserve">; </w:t>
+      </w:r>
+      <w:r>
+        <w:rPr>
+          <w:b/>
+        </w:rPr>
+        <w:t>recall</w:t>
+      </w:r>
+      <w:r>
+        <w:rPr>
+          <w:b w:val="0"/>
+        </w:rPr>
+        <w:t xml:space="preserve">=8/12 about 66.7%. </w:t>
+      </w:r>
+      <w:r>
+        <w:rPr>
+          <w:b/>
+        </w:rPr>
+        <w:t>Denominator</w:t>
+      </w:r>
+      <w:r>
+        <w:rPr>
+          <w:b w:val="0"/>
+        </w:rPr>
+        <w:t>s are predicted positives and actual positives respectively.</w:t>
+      </w:r>
+    </w:p>
+    <w:p>
+      <w:pPr>
+        <w:pStyle w:val="Heading3"/>
+      </w:pPr>
+      <w:r>
         <w:t>Explain the added worked example</w:t>
       </w:r>
     </w:p>
     <w:p>
-      <w:r>
-        <w:t>Blocked remains positive. Precision asks: of the cases flagged blocked, how many were actually blocked according to the reference? Recall asks: of all reference-blocked cases, how many were found? Both use true positives, but they answer different questions. Keep reference rows and prediction columns ordered clear then blocked.</w:t>
-      </w:r>
-    </w:p>
-    <w:p>
-      <w:r>
-        <w:t>Use fictional classroom data throughout this investigation. Keep the task, units, reference labels and data split visible as you reason. Earlier weeks supplied the model-building process; this week examines precision recall and denominators.</w:t>
-      </w:r>
-    </w:p>
-    <w:p>
-      <w:r>
-        <w:t>For matrix [[12, 4],[1, 3]], TN=12, FP=4, FN=1, TP=3. There are seven predicted positives and four reference positives. Precision is 3/7, about 42.9 percent. Recall is 3/4=75 percent. Accuracy is 15/20=75 percent. A correct denominator matters more than memorizing a percentage.</w:t>
-      </w:r>
-    </w:p>
-    <w:p>
-      <w:r>
-        <w:t>Trace the calculation on paper before running this optional Python check. Use the stated fictional inputs and compare intermediate values. The code checks this example; your independent workbook case uses different evidence.</w:t>
+      <w:pPr>
+        <w:pStyle w:val="Heading3"/>
+      </w:pPr>
+      <w:r>
+        <w:t>Explain the added worked example · 1</w:t>
+      </w:r>
+    </w:p>
+    <w:p>
+      <w:pPr>
+        <w:spacing w:line="336" w:lineRule="auto" w:after="180"/>
+      </w:pPr>
+      <w:r>
+        <w:rPr>
+          <w:b w:val="0"/>
+        </w:rPr>
+        <w:t xml:space="preserve">Blocked remains positive. </w:t>
+      </w:r>
+      <w:r>
+        <w:rPr>
+          <w:b/>
+        </w:rPr>
+        <w:t>Precision</w:t>
+      </w:r>
+      <w:r>
+        <w:rPr>
+          <w:b w:val="0"/>
+        </w:rPr>
+        <w:t xml:space="preserve"> asks: of the cases flagged blocked, how many were actually blocked according to the reference? </w:t>
+      </w:r>
+      <w:r>
+        <w:rPr>
+          <w:b/>
+        </w:rPr>
+        <w:t>Recall</w:t>
+      </w:r>
+      <w:r>
+        <w:rPr>
+          <w:b w:val="0"/>
+        </w:rPr>
+        <w:t xml:space="preserve"> asks: of all reference-blocked cases, how many were found?</w:t>
+      </w:r>
+    </w:p>
+    <w:p>
+      <w:pPr>
+        <w:spacing w:line="336" w:lineRule="auto" w:after="180"/>
+      </w:pPr>
+      <w:r>
+        <w:rPr>
+          <w:b w:val="0"/>
+        </w:rPr>
+        <w:t xml:space="preserve">Both use true positives, but they answer different questions. Keep reference rows and </w:t>
+      </w:r>
+      <w:r>
+        <w:rPr>
+          <w:b/>
+        </w:rPr>
+        <w:t>prediction</w:t>
+      </w:r>
+      <w:r>
+        <w:rPr>
+          <w:b w:val="0"/>
+        </w:rPr>
+        <w:t xml:space="preserve"> columns ordered clear then blocked.</w:t>
+      </w:r>
+    </w:p>
+    <w:p>
+      <w:pPr>
+        <w:spacing w:line="336" w:lineRule="auto" w:after="180"/>
+      </w:pPr>
+      <w:r>
+        <w:rPr>
+          <w:b w:val="0"/>
+        </w:rPr>
+        <w:t>Use fictional classroom data throughout this investigation. Keep the task, units, reference labels and data split visible as you reason.</w:t>
+      </w:r>
+    </w:p>
+    <w:p>
+      <w:pPr>
+        <w:spacing w:line="336" w:lineRule="auto" w:after="180"/>
+      </w:pPr>
+      <w:r>
+        <w:rPr>
+          <w:b w:val="0"/>
+        </w:rPr>
+        <w:t xml:space="preserve">Earlier weeks supplied the model-building </w:t>
+      </w:r>
+      <w:r>
+        <w:rPr>
+          <w:b/>
+        </w:rPr>
+        <w:t>process</w:t>
+      </w:r>
+      <w:r>
+        <w:rPr>
+          <w:b w:val="0"/>
+        </w:rPr>
+        <w:t xml:space="preserve">; this week examines </w:t>
+      </w:r>
+      <w:r>
+        <w:rPr>
+          <w:b/>
+        </w:rPr>
+        <w:t>precision</w:t>
+      </w:r>
+      <w:r>
+        <w:rPr>
+          <w:b w:val="0"/>
+        </w:rPr>
+        <w:t xml:space="preserve"> </w:t>
+      </w:r>
+      <w:r>
+        <w:rPr>
+          <w:b/>
+        </w:rPr>
+        <w:t>recall</w:t>
+      </w:r>
+      <w:r>
+        <w:rPr>
+          <w:b w:val="0"/>
+        </w:rPr>
+        <w:t xml:space="preserve"> and </w:t>
+      </w:r>
+      <w:r>
+        <w:rPr>
+          <w:b/>
+        </w:rPr>
+        <w:t>denominator</w:t>
+      </w:r>
+      <w:r>
+        <w:rPr>
+          <w:b w:val="0"/>
+        </w:rPr>
+        <w:t>s.</w:t>
+      </w:r>
+    </w:p>
+    <w:p>
+      <w:pPr>
+        <w:spacing w:line="336" w:lineRule="auto" w:after="180"/>
+      </w:pPr>
+      <w:r>
+        <w:rPr>
+          <w:b w:val="0"/>
+        </w:rPr>
+        <w:t xml:space="preserve">For matrix [[12, 4],[1, 3]], TN=12, FP=4, FN=1, TP=3. There are seven predicted positives and four reference positives. </w:t>
+      </w:r>
+      <w:r>
+        <w:rPr>
+          <w:b/>
+        </w:rPr>
+        <w:t>Precision</w:t>
+      </w:r>
+      <w:r>
+        <w:rPr>
+          <w:b w:val="0"/>
+        </w:rPr>
+        <w:t xml:space="preserve"> is 3/7, about 42.9 percent. </w:t>
+      </w:r>
+      <w:r>
+        <w:rPr>
+          <w:b/>
+        </w:rPr>
+        <w:t>Recall</w:t>
+      </w:r>
+      <w:r>
+        <w:rPr>
+          <w:b w:val="0"/>
+        </w:rPr>
+        <w:t xml:space="preserve"> is 3/4=75 percent. Accuracy is 15/20=75 percent.</w:t>
+      </w:r>
+    </w:p>
+    <w:p>
+      <w:pPr>
+        <w:spacing w:line="336" w:lineRule="auto" w:after="180"/>
+      </w:pPr>
+      <w:r>
+        <w:rPr>
+          <w:b w:val="0"/>
+        </w:rPr>
+        <w:t xml:space="preserve">A correct </w:t>
+      </w:r>
+      <w:r>
+        <w:rPr>
+          <w:b/>
+        </w:rPr>
+        <w:t>denominator</w:t>
+      </w:r>
+      <w:r>
+        <w:rPr>
+          <w:b w:val="0"/>
+        </w:rPr>
+        <w:t xml:space="preserve"> matters more than memorizing a percentage.</w:t>
+      </w:r>
+    </w:p>
+    <w:p>
+      <w:pPr>
+        <w:spacing w:line="336" w:lineRule="auto" w:after="180"/>
+      </w:pPr>
+      <w:r>
+        <w:rPr>
+          <w:b w:val="0"/>
+        </w:rPr>
+        <w:t xml:space="preserve">Trace the calculation on paper before running this optional Python check. Use the stated fictional </w:t>
+      </w:r>
+      <w:r>
+        <w:rPr>
+          <w:b/>
+        </w:rPr>
+        <w:t>input</w:t>
+      </w:r>
+      <w:r>
+        <w:rPr>
+          <w:b w:val="0"/>
+        </w:rPr>
+        <w:t xml:space="preserve">s and compare intermediate values. The code checks this example; your independent workbook case uses different </w:t>
+      </w:r>
+      <w:r>
+        <w:rPr>
+          <w:b/>
+        </w:rPr>
+        <w:t>evidence</w:t>
+      </w:r>
+      <w:r>
+        <w:rPr>
+          <w:b w:val="0"/>
+        </w:rPr>
+        <w:t>.</w:t>
       </w:r>
     </w:p>
     <w:p>
@@ -784,8 +1837,37 @@
       </w:r>
     </w:p>
     <w:p>
-      <w:r>
-        <w:t>Use the complete worked example below before asking learners to complete W2. Reveal a small part, invite a prediction, then explain the deciding step. These teacher notes contain solutions; do not reveal the independent case answer during modelling.</w:t>
+      <w:pPr>
+        <w:spacing w:line="336" w:lineRule="auto" w:after="180"/>
+      </w:pPr>
+      <w:r>
+        <w:rPr>
+          <w:b w:val="0"/>
+        </w:rPr>
+        <w:t xml:space="preserve">Use the complete worked example below before asking learners to complete W2. Reveal a small part, invite a </w:t>
+      </w:r>
+      <w:r>
+        <w:rPr>
+          <w:b/>
+        </w:rPr>
+        <w:t>prediction</w:t>
+      </w:r>
+      <w:r>
+        <w:rPr>
+          <w:b w:val="0"/>
+        </w:rPr>
+        <w:t>, then explain the deciding step.</w:t>
+      </w:r>
+    </w:p>
+    <w:p>
+      <w:pPr>
+        <w:spacing w:line="336" w:lineRule="auto" w:after="180"/>
+      </w:pPr>
+      <w:r>
+        <w:rPr>
+          <w:b w:val="0"/>
+        </w:rPr>
+        <w:t>These teacher notes contain solutions; do not reveal the independent case answer during modelling.</w:t>
       </w:r>
     </w:p>
     <w:p>
@@ -1075,7 +2157,13 @@
       </w:tr>
     </w:tbl>
     <w:p>
-      <w:r>
+      <w:pPr>
+        <w:spacing w:line="336" w:lineRule="auto" w:after="180"/>
+      </w:pPr>
+      <w:r>
+        <w:rPr>
+          <w:b w:val="0"/>
+        </w:rPr>
         <w:t>Use the diagram and verbal explanation together. Ask learners to match a sentence to a specific visual step; do not assign learners fixed visual or auditory learning styles.</w:t>
       </w:r>
     </w:p>
@@ -1088,8 +2176,50 @@
       </w:r>
     </w:p>
     <w:p>
-      <w:r>
-        <w:t>Put precision and recall denominators on the picture instead of memorising names.</w:t>
+      <w:pPr>
+        <w:spacing w:line="336" w:lineRule="auto" w:after="180"/>
+      </w:pPr>
+      <w:r>
+        <w:rPr>
+          <w:b w:val="0"/>
+        </w:rPr>
+        <w:t xml:space="preserve">Put </w:t>
+      </w:r>
+      <w:r>
+        <w:rPr>
+          <w:b/>
+        </w:rPr>
+        <w:t>precision</w:t>
+      </w:r>
+      <w:r>
+        <w:rPr>
+          <w:b w:val="0"/>
+        </w:rPr>
+        <w:t xml:space="preserve"> and </w:t>
+      </w:r>
+      <w:r>
+        <w:rPr>
+          <w:b/>
+        </w:rPr>
+        <w:t>recall</w:t>
+      </w:r>
+      <w:r>
+        <w:rPr>
+          <w:b w:val="0"/>
+        </w:rPr>
+        <w:t xml:space="preserve"> </w:t>
+      </w:r>
+      <w:r>
+        <w:rPr>
+          <w:b/>
+        </w:rPr>
+        <w:t>denominator</w:t>
+      </w:r>
+      <w:r>
+        <w:rPr>
+          <w:b w:val="0"/>
+        </w:rPr>
+        <w:t>s on the picture instead of memorising names.</w:t>
       </w:r>
     </w:p>
     <w:p>
@@ -1101,13 +2231,55 @@
       </w:r>
     </w:p>
     <w:p>
-      <w:r>
+      <w:pPr>
+        <w:pStyle w:val="Heading3"/>
+      </w:pPr>
+      <w:r>
+        <w:t>Supplied facts</w:t>
+      </w:r>
+    </w:p>
+    <w:p>
+      <w:pPr>
+        <w:spacing w:line="336" w:lineRule="auto" w:after="180"/>
+        <w:shd w:fill="F1F6FC"/>
+      </w:pPr>
+      <w:r>
+        <w:rPr>
+          <w:b w:val="0"/>
+        </w:rPr>
         <w:t>Positive means spotted. TP=6, FP=2, FN=4, TN=8 in twenty fictional leaves.</w:t>
       </w:r>
     </w:p>
     <w:p>
-      <w:r>
-        <w:t>All inputs and outcomes in this worked example are invented classroom data; no real model run is claimed.</w:t>
+      <w:pPr>
+        <w:pStyle w:val="Heading3"/>
+      </w:pPr>
+      <w:r>
+        <w:t>Supplied facts</w:t>
+      </w:r>
+    </w:p>
+    <w:p>
+      <w:pPr>
+        <w:spacing w:line="336" w:lineRule="auto" w:after="180"/>
+        <w:shd w:fill="F1F6FC"/>
+      </w:pPr>
+      <w:r>
+        <w:rPr>
+          <w:b w:val="0"/>
+        </w:rPr>
+        <w:t xml:space="preserve">All </w:t>
+      </w:r>
+      <w:r>
+        <w:rPr>
+          <w:b/>
+        </w:rPr>
+        <w:t>input</w:t>
+      </w:r>
+      <w:r>
+        <w:rPr>
+          <w:b w:val="0"/>
+        </w:rPr>
+        <w:t>s and outcomes in this worked example are invented classroom data; no real model run is claimed.</w:t>
       </w:r>
     </w:p>
     <w:p>
@@ -1306,57 +2478,319 @@
       </w:r>
     </w:p>
     <w:p>
-      <w:r>
-        <w:t>Read the picture in order. Precision asks how reliable flags are; recall asks how many spotted leaves were caught. The arrows show which recorded input or intermediate result each decision uses. Explain the deciding step aloud before checking the changed case; pointing to the final answer alone does not show how it follows.</w:t>
-      </w:r>
-    </w:p>
-    <w:p>
       <w:pPr>
         <w:pStyle w:val="Heading3"/>
       </w:pPr>
       <w:r>
+        <w:t>Why the result follows</w:t>
+      </w:r>
+    </w:p>
+    <w:p>
+      <w:pPr>
+        <w:spacing w:line="336" w:lineRule="auto" w:after="180"/>
+        <w:shd w:fill="F1F6FC"/>
+      </w:pPr>
+      <w:r>
+        <w:rPr>
+          <w:b w:val="0"/>
+        </w:rPr>
+        <w:t xml:space="preserve">Read the picture in order. </w:t>
+      </w:r>
+      <w:r>
+        <w:rPr>
+          <w:b/>
+        </w:rPr>
+        <w:t>Precision</w:t>
+      </w:r>
+      <w:r>
+        <w:rPr>
+          <w:b w:val="0"/>
+        </w:rPr>
+        <w:t xml:space="preserve"> asks how reliable flags are; </w:t>
+      </w:r>
+      <w:r>
+        <w:rPr>
+          <w:b/>
+        </w:rPr>
+        <w:t>recall</w:t>
+      </w:r>
+      <w:r>
+        <w:rPr>
+          <w:b w:val="0"/>
+        </w:rPr>
+        <w:t xml:space="preserve"> asks how many spotted leaves were caught. The arrows show which recorded </w:t>
+      </w:r>
+      <w:r>
+        <w:rPr>
+          <w:b/>
+        </w:rPr>
+        <w:t>input</w:t>
+      </w:r>
+      <w:r>
+        <w:rPr>
+          <w:b w:val="0"/>
+        </w:rPr>
+        <w:t xml:space="preserve"> or intermediate result each decision uses.</w:t>
+      </w:r>
+    </w:p>
+    <w:p>
+      <w:pPr>
+        <w:spacing w:line="336" w:lineRule="auto" w:after="180"/>
+        <w:shd w:fill="F1F6FC"/>
+      </w:pPr>
+      <w:r>
+        <w:rPr>
+          <w:b w:val="0"/>
+        </w:rPr>
+        <w:t>Explain the deciding step aloud before checking the changed case; pointing to the final answer alone does not show how it follows.</w:t>
+      </w:r>
+    </w:p>
+    <w:p>
+      <w:pPr>
+        <w:pStyle w:val="Heading3"/>
+      </w:pPr>
+      <w:r>
         <w:t>What this example does not establish</w:t>
       </w:r>
     </w:p>
     <w:p>
-      <w:r>
-        <w:t>If a relevant denominator is zero, report that metric as undefined under the chosen convention rather than silently inventing success.</w:t>
-      </w:r>
-    </w:p>
-    <w:p>
       <w:pPr>
         <w:pStyle w:val="Heading3"/>
       </w:pPr>
       <w:r>
+        <w:t>Keep the stated limit</w:t>
+      </w:r>
+    </w:p>
+    <w:p>
+      <w:pPr>
+        <w:spacing w:line="336" w:lineRule="auto" w:after="180"/>
+        <w:shd w:fill="FFF5E6"/>
+      </w:pPr>
+      <w:r>
+        <w:rPr>
+          <w:b w:val="0"/>
+        </w:rPr>
+        <w:t xml:space="preserve">If a relevant </w:t>
+      </w:r>
+      <w:r>
+        <w:rPr>
+          <w:b/>
+        </w:rPr>
+        <w:t>denominator</w:t>
+      </w:r>
+      <w:r>
+        <w:rPr>
+          <w:b w:val="0"/>
+        </w:rPr>
+        <w:t xml:space="preserve"> is zero, report that metric as </w:t>
+      </w:r>
+      <w:r>
+        <w:rPr>
+          <w:b/>
+        </w:rPr>
+        <w:t>undefined</w:t>
+      </w:r>
+      <w:r>
+        <w:rPr>
+          <w:b w:val="0"/>
+        </w:rPr>
+        <w:t xml:space="preserve"> under the chosen convention rather than silently inventing success.</w:t>
+      </w:r>
+    </w:p>
+    <w:p>
+      <w:pPr>
+        <w:pStyle w:val="Heading3"/>
+      </w:pPr>
+      <w:r>
         <w:t>Change one thing in the pictured case</w:t>
       </w:r>
     </w:p>
     <w:p>
-      <w:r>
+      <w:pPr>
+        <w:pStyle w:val="Heading3"/>
+      </w:pPr>
+      <w:r>
+        <w:t>Change one thing</w:t>
+      </w:r>
+    </w:p>
+    <w:p>
+      <w:pPr>
+        <w:spacing w:line="336" w:lineRule="auto" w:after="180"/>
+        <w:shd w:fill="F5F1FB"/>
+      </w:pPr>
+      <w:r>
+        <w:rPr>
+          <w:b w:val="0"/>
+        </w:rPr>
         <w:t>Change: Correct two false negatives into true positives.</w:t>
       </w:r>
     </w:p>
     <w:p>
-      <w:r>
-        <w:t>Prediction: Precision becomes8/10=80%; recall becomes8/10=80%.</w:t>
-      </w:r>
-    </w:p>
-    <w:p>
-      <w:r>
-        <w:t>Reason: TP becomes8 and FN 2; FP remains2, so the two denominators happen to equal10.</w:t>
-      </w:r>
-    </w:p>
-    <w:p>
       <w:pPr>
         <w:pStyle w:val="Heading3"/>
       </w:pPr>
       <w:r>
+        <w:t>Predicted result</w:t>
+      </w:r>
+    </w:p>
+    <w:p>
+      <w:pPr>
+        <w:spacing w:line="336" w:lineRule="auto" w:after="180"/>
+        <w:shd w:fill="F1F6FC"/>
+      </w:pPr>
+      <w:r>
+        <w:rPr>
+          <w:b/>
+        </w:rPr>
+        <w:t>Prediction</w:t>
+      </w:r>
+      <w:r>
+        <w:rPr>
+          <w:b w:val="0"/>
+        </w:rPr>
+        <w:t xml:space="preserve">: </w:t>
+      </w:r>
+      <w:r>
+        <w:rPr>
+          <w:b/>
+        </w:rPr>
+        <w:t>Precision</w:t>
+      </w:r>
+      <w:r>
+        <w:rPr>
+          <w:b w:val="0"/>
+        </w:rPr>
+        <w:t xml:space="preserve"> becomes8/10=</w:t>
+      </w:r>
+      <w:r>
+        <w:rPr>
+          <w:b/>
+        </w:rPr>
+        <w:t>80%</w:t>
+      </w:r>
+      <w:r>
+        <w:rPr>
+          <w:b w:val="0"/>
+        </w:rPr>
+        <w:t xml:space="preserve">; </w:t>
+      </w:r>
+      <w:r>
+        <w:rPr>
+          <w:b/>
+        </w:rPr>
+        <w:t>recall</w:t>
+      </w:r>
+      <w:r>
+        <w:rPr>
+          <w:b w:val="0"/>
+        </w:rPr>
+        <w:t xml:space="preserve"> becomes8/10=</w:t>
+      </w:r>
+      <w:r>
+        <w:rPr>
+          <w:b/>
+        </w:rPr>
+        <w:t>80%</w:t>
+      </w:r>
+      <w:r>
+        <w:rPr>
+          <w:b w:val="0"/>
+        </w:rPr>
+        <w:t>.</w:t>
+      </w:r>
+    </w:p>
+    <w:p>
+      <w:pPr>
+        <w:pStyle w:val="Heading3"/>
+      </w:pPr>
+      <w:r>
+        <w:t>Why the result follows</w:t>
+      </w:r>
+    </w:p>
+    <w:p>
+      <w:pPr>
+        <w:spacing w:line="336" w:lineRule="auto" w:after="180"/>
+        <w:shd w:fill="F1F6FC"/>
+      </w:pPr>
+      <w:r>
+        <w:rPr>
+          <w:b w:val="0"/>
+        </w:rPr>
+        <w:t xml:space="preserve">Reason: TP becomes8 and FN 2; FP remains2, so the two </w:t>
+      </w:r>
+      <w:r>
+        <w:rPr>
+          <w:b/>
+        </w:rPr>
+        <w:t>denominator</w:t>
+      </w:r>
+      <w:r>
+        <w:rPr>
+          <w:b w:val="0"/>
+        </w:rPr>
+        <w:t>s happen to equal10.</w:t>
+      </w:r>
+    </w:p>
+    <w:p>
+      <w:pPr>
+        <w:pStyle w:val="Heading3"/>
+      </w:pPr>
+      <w:r>
         <w:t>Ask while showing the picture</w:t>
       </w:r>
     </w:p>
     <w:p>
-      <w:r>
-        <w:t>Cover the result. Ask learners to name the inputs and predict the next step. Uncover one step, connect the icon to the actual procedure, and explain its evidence. Then change the supplied condition and compare. The picture is a representation; it does not document execution of a real AI model.</w:t>
+      <w:pPr>
+        <w:pStyle w:val="Heading3"/>
+      </w:pPr>
+      <w:r>
+        <w:t>Ask while showing the picture · 2</w:t>
+      </w:r>
+    </w:p>
+    <w:p>
+      <w:pPr>
+        <w:spacing w:line="336" w:lineRule="auto" w:after="180"/>
+      </w:pPr>
+      <w:r>
+        <w:rPr>
+          <w:b w:val="0"/>
+        </w:rPr>
+        <w:t xml:space="preserve">Cover the result. Ask learners to name the </w:t>
+      </w:r>
+      <w:r>
+        <w:rPr>
+          <w:b/>
+        </w:rPr>
+        <w:t>input</w:t>
+      </w:r>
+      <w:r>
+        <w:rPr>
+          <w:b w:val="0"/>
+        </w:rPr>
+        <w:t xml:space="preserve">s and predict the next step. Uncover one step, connect the icon to the actual procedure, and explain its </w:t>
+      </w:r>
+      <w:r>
+        <w:rPr>
+          <w:b/>
+        </w:rPr>
+        <w:t>evidence</w:t>
+      </w:r>
+      <w:r>
+        <w:rPr>
+          <w:b w:val="0"/>
+        </w:rPr>
+        <w:t>. Then change the supplied condition and compare.</w:t>
+      </w:r>
+    </w:p>
+    <w:p>
+      <w:pPr>
+        <w:spacing w:line="336" w:lineRule="auto" w:after="180"/>
+      </w:pPr>
+      <w:r>
+        <w:rPr>
+          <w:b w:val="0"/>
+        </w:rPr>
+        <w:t>The picture is a representation; it does not document execution of a real AI model.</w:t>
       </w:r>
     </w:p>
     <w:p>
@@ -1368,11 +2802,16 @@
       </w:r>
     </w:p>
     <w:p>
+      <w:r>
+        <w:t>Demonstrate Precision and Recall, reduce support deliberately and check individual reasoning before discussing answers.</w:t>
+      </w:r>
+    </w:p>
+    <w:p>
       <w:pPr>
         <w:pStyle w:val="Heading3"/>
       </w:pPr>
       <w:r>
-        <w:t>Demonstrate and guide practice</w:t>
+        <w:t>Board sequence</w:t>
       </w:r>
     </w:p>
     <w:p>
@@ -1380,55 +2819,293 @@
         <w:pStyle w:val="Heading3"/>
       </w:pPr>
       <w:r>
-        <w:t>Board sequence</w:t>
-      </w:r>
-    </w:p>
-    <w:p>
-      <w:r>
+        <w:t>1. Put the facts on the board</w:t>
+      </w:r>
+    </w:p>
+    <w:p>
+      <w:pPr>
+        <w:spacing w:line="336" w:lineRule="auto" w:after="180"/>
+        <w:shd w:fill="F4F9FC"/>
+      </w:pPr>
+      <w:r>
+        <w:rPr>
+          <w:b w:val="0"/>
+        </w:rPr>
         <w:t>Write the given facts: Positive is spotted: TP=8, FP=2, FN=4.</w:t>
       </w:r>
     </w:p>
     <w:p>
-      <w:r>
-        <w:t>Write the question to explain: Compute precision and recall.</w:t>
-      </w:r>
-    </w:p>
-    <w:p>
-      <w:r>
-        <w:t>Reveal after predictions: Precision=8/10=80%; recall=8/12 about 66.7%. Denominators are predicted positives and actual positives respectively.</w:t>
-      </w:r>
-    </w:p>
-    <w:p>
-      <w:r>
-        <w:t>Keep for an independent attempt: With disease positive, TP=6, FP=2 and FN=4. Calculate precision and recall, showing both denominators.</w:t>
-      </w:r>
-    </w:p>
-    <w:p>
       <w:pPr>
         <w:pStyle w:val="Heading3"/>
       </w:pPr>
       <w:r>
+        <w:t>2. State the decision to explain</w:t>
+      </w:r>
+    </w:p>
+    <w:p>
+      <w:pPr>
+        <w:spacing w:line="336" w:lineRule="auto" w:after="180"/>
+        <w:shd w:fill="F4F9FC"/>
+      </w:pPr>
+      <w:r>
+        <w:rPr>
+          <w:b w:val="0"/>
+        </w:rPr>
+        <w:t xml:space="preserve">Write the question to explain: Compute </w:t>
+      </w:r>
+      <w:r>
+        <w:rPr>
+          <w:b/>
+        </w:rPr>
+        <w:t>precision</w:t>
+      </w:r>
+      <w:r>
+        <w:rPr>
+          <w:b w:val="0"/>
+        </w:rPr>
+        <w:t xml:space="preserve"> and </w:t>
+      </w:r>
+      <w:r>
+        <w:rPr>
+          <w:b/>
+        </w:rPr>
+        <w:t>recall</w:t>
+      </w:r>
+      <w:r>
+        <w:rPr>
+          <w:b w:val="0"/>
+        </w:rPr>
+        <w:t>.</w:t>
+      </w:r>
+    </w:p>
+    <w:p>
+      <w:pPr>
+        <w:pStyle w:val="Heading3"/>
+      </w:pPr>
+      <w:r>
+        <w:t>3. Reveal the worked reasoning</w:t>
+      </w:r>
+    </w:p>
+    <w:p>
+      <w:pPr>
+        <w:spacing w:line="336" w:lineRule="auto" w:after="180"/>
+        <w:shd w:fill="F1F6FC"/>
+      </w:pPr>
+      <w:r>
+        <w:rPr>
+          <w:b w:val="0"/>
+        </w:rPr>
+        <w:t xml:space="preserve">Reveal after </w:t>
+      </w:r>
+      <w:r>
+        <w:rPr>
+          <w:b/>
+        </w:rPr>
+        <w:t>prediction</w:t>
+      </w:r>
+      <w:r>
+        <w:rPr>
+          <w:b w:val="0"/>
+        </w:rPr>
+        <w:t xml:space="preserve">s: </w:t>
+      </w:r>
+      <w:r>
+        <w:rPr>
+          <w:b/>
+        </w:rPr>
+        <w:t>Precision</w:t>
+      </w:r>
+      <w:r>
+        <w:rPr>
+          <w:b w:val="0"/>
+        </w:rPr>
+        <w:t>=8/10=</w:t>
+      </w:r>
+      <w:r>
+        <w:rPr>
+          <w:b/>
+        </w:rPr>
+        <w:t>80%</w:t>
+      </w:r>
+      <w:r>
+        <w:rPr>
+          <w:b w:val="0"/>
+        </w:rPr>
+        <w:t xml:space="preserve">; </w:t>
+      </w:r>
+      <w:r>
+        <w:rPr>
+          <w:b/>
+        </w:rPr>
+        <w:t>recall</w:t>
+      </w:r>
+      <w:r>
+        <w:rPr>
+          <w:b w:val="0"/>
+        </w:rPr>
+        <w:t xml:space="preserve">=8/12 about 66.7%. </w:t>
+      </w:r>
+      <w:r>
+        <w:rPr>
+          <w:b/>
+        </w:rPr>
+        <w:t>Denominator</w:t>
+      </w:r>
+      <w:r>
+        <w:rPr>
+          <w:b w:val="0"/>
+        </w:rPr>
+        <w:t>s are predicted positives and actual positives respectively.</w:t>
+      </w:r>
+    </w:p>
+    <w:p>
+      <w:pPr>
+        <w:pStyle w:val="Heading3"/>
+      </w:pPr>
+      <w:r>
+        <w:t>Hold back the independent task</w:t>
+      </w:r>
+    </w:p>
+    <w:p>
+      <w:pPr>
+        <w:spacing w:line="336" w:lineRule="auto" w:after="180"/>
+        <w:shd w:fill="FFF5E6"/>
+      </w:pPr>
+      <w:r>
+        <w:rPr>
+          <w:b w:val="0"/>
+        </w:rPr>
+        <w:t xml:space="preserve">Keep for an independent attempt: With disease positive, TP=6, FP=2 and FN=4. Calculate </w:t>
+      </w:r>
+      <w:r>
+        <w:rPr>
+          <w:b/>
+        </w:rPr>
+        <w:t>precision</w:t>
+      </w:r>
+      <w:r>
+        <w:rPr>
+          <w:b w:val="0"/>
+        </w:rPr>
+        <w:t xml:space="preserve"> and </w:t>
+      </w:r>
+      <w:r>
+        <w:rPr>
+          <w:b/>
+        </w:rPr>
+        <w:t>recall</w:t>
+      </w:r>
+      <w:r>
+        <w:rPr>
+          <w:b w:val="0"/>
+        </w:rPr>
+        <w:t xml:space="preserve">, showing both </w:t>
+      </w:r>
+      <w:r>
+        <w:rPr>
+          <w:b/>
+        </w:rPr>
+        <w:t>denominator</w:t>
+      </w:r>
+      <w:r>
+        <w:rPr>
+          <w:b w:val="0"/>
+        </w:rPr>
+        <w:t>s.</w:t>
+      </w:r>
+    </w:p>
+    <w:p>
+      <w:pPr>
+        <w:pStyle w:val="Heading3"/>
+      </w:pPr>
+      <w:r>
         <w:t>Classroom dialogue</w:t>
       </w:r>
     </w:p>
     <w:p>
-      <w:r>
+      <w:pPr>
+        <w:pStyle w:val="Heading3"/>
+      </w:pPr>
+      <w:r>
+        <w:t>Ask the class</w:t>
+      </w:r>
+    </w:p>
+    <w:p>
+      <w:pPr>
+        <w:spacing w:line="336" w:lineRule="auto" w:after="180"/>
+        <w:shd w:fill="F5F1FB"/>
+      </w:pPr>
+      <w:r>
+        <w:rPr>
+          <w:b w:val="0"/>
+        </w:rPr>
         <w:t>Ask: Which facts are given, and which would we have to assume? Learners mark relevant details before discussing answers.</w:t>
       </w:r>
     </w:p>
     <w:p>
-      <w:r>
+      <w:pPr>
+        <w:pStyle w:val="Heading3"/>
+      </w:pPr>
+      <w:r>
+        <w:t>Language to model</w:t>
+      </w:r>
+    </w:p>
+    <w:p>
+      <w:pPr>
+        <w:spacing w:line="336" w:lineRule="auto" w:after="180"/>
+        <w:shd w:fill="F1F6F8"/>
+      </w:pPr>
+      <w:r>
+        <w:rPr>
+          <w:b w:val="0"/>
+        </w:rPr>
         <w:t>Say: Predict first. Show the rule, information path or calculation that would produce the result. A correct guess is not yet an explanation.</w:t>
       </w:r>
     </w:p>
     <w:p>
-      <w:r>
-        <w:t>Reveal reasoning one step at a time. Explain why a tempting alternative fails. Write units and denominators for arithmetic, trace conditions for decisions, and identify supporting sources for claims.</w:t>
-      </w:r>
-    </w:p>
-    <w:p>
-      <w:r>
-        <w:t>In pairs, one learner solves while the other checks evidence; exchange roles. Remove the worked answer before independent assessment.</w:t>
+      <w:pPr>
+        <w:spacing w:line="336" w:lineRule="auto" w:after="180"/>
+      </w:pPr>
+      <w:r>
+        <w:rPr>
+          <w:b w:val="0"/>
+        </w:rPr>
+        <w:t xml:space="preserve">Reveal reasoning one step at a time. Explain why a tempting alternative fails. Write units and </w:t>
+      </w:r>
+      <w:r>
+        <w:rPr>
+          <w:b/>
+        </w:rPr>
+        <w:t>denominator</w:t>
+      </w:r>
+      <w:r>
+        <w:rPr>
+          <w:b w:val="0"/>
+        </w:rPr>
+        <w:t>s for arithmetic, trace conditions for decisions, and identify supporting sources for claims.</w:t>
+      </w:r>
+    </w:p>
+    <w:p>
+      <w:pPr>
+        <w:spacing w:line="336" w:lineRule="auto" w:after="180"/>
+      </w:pPr>
+      <w:r>
+        <w:rPr>
+          <w:b w:val="0"/>
+        </w:rPr>
+        <w:t xml:space="preserve">In pairs, one learner solves while the other checks </w:t>
+      </w:r>
+      <w:r>
+        <w:rPr>
+          <w:b/>
+        </w:rPr>
+        <w:t>evidence</w:t>
+      </w:r>
+      <w:r>
+        <w:rPr>
+          <w:b w:val="0"/>
+        </w:rPr>
+        <w:t>; exchange roles. Remove the worked answer before independent assessment.</w:t>
       </w:r>
     </w:p>
     <w:p>
@@ -1440,8 +3117,73 @@
       </w:r>
     </w:p>
     <w:p>
-      <w:r>
-        <w:t>Guided response: Precision 3/7 about 42.9 percent, recall 3/4=75 percent, accuracy 15/20=75 percent. Exit response: Request TP, FP, FN, sample size, positive class and precision. Finding every positive can coexist with many false alarms.</w:t>
+      <w:pPr>
+        <w:spacing w:line="336" w:lineRule="auto" w:after="180"/>
+      </w:pPr>
+      <w:r>
+        <w:rPr>
+          <w:b w:val="0"/>
+        </w:rPr>
+        <w:t xml:space="preserve">Guided response: </w:t>
+      </w:r>
+      <w:r>
+        <w:rPr>
+          <w:b/>
+        </w:rPr>
+        <w:t>Precision</w:t>
+      </w:r>
+      <w:r>
+        <w:rPr>
+          <w:b w:val="0"/>
+        </w:rPr>
+        <w:t xml:space="preserve"> 3/7 about 42.9 percent, </w:t>
+      </w:r>
+      <w:r>
+        <w:rPr>
+          <w:b/>
+        </w:rPr>
+        <w:t>recall</w:t>
+      </w:r>
+      <w:r>
+        <w:rPr>
+          <w:b w:val="0"/>
+        </w:rPr>
+        <w:t xml:space="preserve"> 3/4=75 percent, accuracy 15/20=75 percent. Exit response: Request TP, FP, FN, sample size, positive class and </w:t>
+      </w:r>
+      <w:r>
+        <w:rPr>
+          <w:b/>
+        </w:rPr>
+        <w:t>precision</w:t>
+      </w:r>
+      <w:r>
+        <w:rPr>
+          <w:b w:val="0"/>
+        </w:rPr>
+        <w:t>.</w:t>
+      </w:r>
+    </w:p>
+    <w:p>
+      <w:pPr>
+        <w:spacing w:line="336" w:lineRule="auto" w:after="180"/>
+      </w:pPr>
+      <w:r>
+        <w:rPr>
+          <w:b w:val="0"/>
+        </w:rPr>
+        <w:t xml:space="preserve">Finding every positive can coexist with many </w:t>
+      </w:r>
+      <w:r>
+        <w:rPr>
+          <w:b/>
+        </w:rPr>
+        <w:t>false alarm</w:t>
+      </w:r>
+      <w:r>
+        <w:rPr>
+          <w:b w:val="0"/>
+        </w:rPr>
+        <w:t>s.</w:t>
       </w:r>
     </w:p>
     <w:p>
@@ -1673,41 +3415,233 @@
       </w:r>
     </w:p>
     <w:p>
-      <w:r>
-        <w:t>Completion task: Calculate precision, recall and accuracy for the worked matrix.</w:t>
-      </w:r>
-    </w:p>
-    <w:p>
-      <w:r>
-        <w:t>Teacher check: Teacher explanation: Precision 3/7 about 42.9 percent, recall 3/4=75 percent, accuracy 15/20=75 percent.</w:t>
-      </w:r>
-    </w:p>
-    <w:p>
-      <w:r>
-        <w:t>Start by identifying the given inputs together. Leave the intermediate steps blank. If needed, model one step, then withdraw that help on the next step. Move to a full trace only when the partial trace is understood. For partners, alternate explainer and checker; collect a response from every learner before discussion.</w:t>
-      </w:r>
-    </w:p>
-    <w:p>
       <w:pPr>
         <w:pStyle w:val="Heading3"/>
       </w:pPr>
       <w:r>
+        <w:t>Completion practice</w:t>
+      </w:r>
+    </w:p>
+    <w:p>
+      <w:pPr>
+        <w:spacing w:line="336" w:lineRule="auto" w:after="180"/>
+        <w:shd w:fill="F5F1FB"/>
+      </w:pPr>
+      <w:r>
+        <w:rPr>
+          <w:b w:val="0"/>
+        </w:rPr>
+        <w:t xml:space="preserve">Completion task: Calculate </w:t>
+      </w:r>
+      <w:r>
+        <w:rPr>
+          <w:b/>
+        </w:rPr>
+        <w:t>precision</w:t>
+      </w:r>
+      <w:r>
+        <w:rPr>
+          <w:b w:val="0"/>
+        </w:rPr>
+        <w:t xml:space="preserve">, </w:t>
+      </w:r>
+      <w:r>
+        <w:rPr>
+          <w:b/>
+        </w:rPr>
+        <w:t>recall</w:t>
+      </w:r>
+      <w:r>
+        <w:rPr>
+          <w:b w:val="0"/>
+        </w:rPr>
+        <w:t xml:space="preserve"> and accuracy for the worked matrix.</w:t>
+      </w:r>
+    </w:p>
+    <w:p>
+      <w:pPr>
+        <w:pStyle w:val="Heading3"/>
+      </w:pPr>
+      <w:r>
+        <w:t>Reasoning to listen for</w:t>
+      </w:r>
+    </w:p>
+    <w:p>
+      <w:pPr>
+        <w:spacing w:line="336" w:lineRule="auto" w:after="180"/>
+        <w:shd w:fill="F1F6FC"/>
+      </w:pPr>
+      <w:r>
+        <w:rPr>
+          <w:b w:val="0"/>
+        </w:rPr>
+        <w:t xml:space="preserve">Teacher check: Teacher explanation: </w:t>
+      </w:r>
+      <w:r>
+        <w:rPr>
+          <w:b/>
+        </w:rPr>
+        <w:t>Precision</w:t>
+      </w:r>
+      <w:r>
+        <w:rPr>
+          <w:b w:val="0"/>
+        </w:rPr>
+        <w:t xml:space="preserve"> 3/7 about 42.9 percent, </w:t>
+      </w:r>
+      <w:r>
+        <w:rPr>
+          <w:b/>
+        </w:rPr>
+        <w:t>recall</w:t>
+      </w:r>
+      <w:r>
+        <w:rPr>
+          <w:b w:val="0"/>
+        </w:rPr>
+        <w:t xml:space="preserve"> 3/4=75 percent, accuracy 15/20=75 percent.</w:t>
+      </w:r>
+    </w:p>
+    <w:p>
+      <w:pPr>
+        <w:spacing w:line="336" w:lineRule="auto" w:after="180"/>
+      </w:pPr>
+      <w:r>
+        <w:rPr>
+          <w:b w:val="0"/>
+        </w:rPr>
+        <w:t xml:space="preserve">Start by identifying the given </w:t>
+      </w:r>
+      <w:r>
+        <w:rPr>
+          <w:b/>
+        </w:rPr>
+        <w:t>input</w:t>
+      </w:r>
+      <w:r>
+        <w:rPr>
+          <w:b w:val="0"/>
+        </w:rPr>
+        <w:t>s together. Leave the intermediate steps blank. If needed, model one step, then withdraw that help on the next step. Move to a full trace only when the partial trace is understood.</w:t>
+      </w:r>
+    </w:p>
+    <w:p>
+      <w:pPr>
+        <w:spacing w:line="336" w:lineRule="auto" w:after="180"/>
+      </w:pPr>
+      <w:r>
+        <w:rPr>
+          <w:b w:val="0"/>
+        </w:rPr>
+        <w:t>For partners, alternate explainer and checker; collect a response from every learner before discussion.</w:t>
+      </w:r>
+    </w:p>
+    <w:p>
+      <w:pPr>
+        <w:pStyle w:val="Heading3"/>
+      </w:pPr>
+      <w:r>
         <w:t>Individual reasoning check</w:t>
       </w:r>
     </w:p>
     <w:p>
-      <w:r>
-        <w:t>Use the worked case for Precision recall and denominators. Proposed explanation: “A final answer is enough”. Decide whether this explanation is supported. Point to the step or supplied fact that decides; explain your repair if needed.</w:t>
-      </w:r>
-    </w:p>
-    <w:p>
-      <w:r>
+      <w:pPr>
+        <w:spacing w:line="336" w:lineRule="auto" w:after="180"/>
+      </w:pPr>
+      <w:r>
+        <w:rPr>
+          <w:b w:val="0"/>
+        </w:rPr>
+        <w:t xml:space="preserve">Use the worked case for </w:t>
+      </w:r>
+      <w:r>
+        <w:rPr>
+          <w:b/>
+        </w:rPr>
+        <w:t>Precision</w:t>
+      </w:r>
+      <w:r>
+        <w:rPr>
+          <w:b w:val="0"/>
+        </w:rPr>
+        <w:t xml:space="preserve"> </w:t>
+      </w:r>
+      <w:r>
+        <w:rPr>
+          <w:b/>
+        </w:rPr>
+        <w:t>recall</w:t>
+      </w:r>
+      <w:r>
+        <w:rPr>
+          <w:b w:val="0"/>
+        </w:rPr>
+        <w:t xml:space="preserve"> and </w:t>
+      </w:r>
+      <w:r>
+        <w:rPr>
+          <w:b/>
+        </w:rPr>
+        <w:t>denominator</w:t>
+      </w:r>
+      <w:r>
+        <w:rPr>
+          <w:b w:val="0"/>
+        </w:rPr>
+        <w:t>s. Proposed explanation: “A final answer is enough”. Decide whether this explanation is supported.</w:t>
+      </w:r>
+    </w:p>
+    <w:p>
+      <w:pPr>
+        <w:spacing w:line="336" w:lineRule="auto" w:after="180"/>
+      </w:pPr>
+      <w:r>
+        <w:rPr>
+          <w:b w:val="0"/>
+        </w:rPr>
+        <w:t>Point to the step or supplied fact that decides; explain your repair if needed.</w:t>
+      </w:r>
+    </w:p>
+    <w:p>
+      <w:pPr>
+        <w:pStyle w:val="Heading3"/>
+      </w:pPr>
+      <w:r>
+        <w:t>Expected repair</w:t>
+      </w:r>
+    </w:p>
+    <w:p>
+      <w:pPr>
+        <w:spacing w:line="336" w:lineRule="auto" w:after="180"/>
+        <w:shd w:fill="F1F6FC"/>
+      </w:pPr>
+      <w:r>
+        <w:rPr>
+          <w:b w:val="0"/>
+        </w:rPr>
         <w:t>Expected correction: Ask for the relevant counts, units, procedure or saved record. For this week: Predicted positives TP+FP=7; reference positives TP+FN=4.</w:t>
       </w:r>
     </w:p>
     <w:p>
-      <w:r>
-        <w:t>Collect explanations, not only yes/no votes. If a misunderstanding is common, re-model the relevant step for the class. If it affects a few learners, give a short targeted group explanation while others solve a more demanding variation.</w:t>
+      <w:pPr>
+        <w:spacing w:line="336" w:lineRule="auto" w:after="180"/>
+      </w:pPr>
+      <w:r>
+        <w:rPr>
+          <w:b w:val="0"/>
+        </w:rPr>
+        <w:t>Collect explanations, not only yes/no votes. If a misunderstanding is common, re-model the relevant step for the class.</w:t>
+      </w:r>
+    </w:p>
+    <w:p>
+      <w:pPr>
+        <w:spacing w:line="336" w:lineRule="auto" w:after="180"/>
+      </w:pPr>
+      <w:r>
+        <w:rPr>
+          <w:b w:val="0"/>
+        </w:rPr>
+        <w:t>If it affects a few learners, give a short targeted group explanation while others solve a more demanding variation.</w:t>
       </w:r>
     </w:p>
     <w:p>
@@ -1719,8 +3653,62 @@
       </w:r>
     </w:p>
     <w:p>
-      <w:r>
-        <w:t>Were the original precision and recall denominators the same? Point to the relevant step in the picture, then write the changed result and the rule or evidence that supports it.</w:t>
+      <w:pPr>
+        <w:spacing w:line="336" w:lineRule="auto" w:after="180"/>
+      </w:pPr>
+      <w:r>
+        <w:rPr>
+          <w:b w:val="0"/>
+        </w:rPr>
+        <w:t xml:space="preserve">Were the original </w:t>
+      </w:r>
+      <w:r>
+        <w:rPr>
+          <w:b/>
+        </w:rPr>
+        <w:t>precision</w:t>
+      </w:r>
+      <w:r>
+        <w:rPr>
+          <w:b w:val="0"/>
+        </w:rPr>
+        <w:t xml:space="preserve"> and </w:t>
+      </w:r>
+      <w:r>
+        <w:rPr>
+          <w:b/>
+        </w:rPr>
+        <w:t>recall</w:t>
+      </w:r>
+      <w:r>
+        <w:rPr>
+          <w:b w:val="0"/>
+        </w:rPr>
+        <w:t xml:space="preserve"> </w:t>
+      </w:r>
+      <w:r>
+        <w:rPr>
+          <w:b/>
+        </w:rPr>
+        <w:t>denominator</w:t>
+      </w:r>
+      <w:r>
+        <w:rPr>
+          <w:b w:val="0"/>
+        </w:rPr>
+        <w:t xml:space="preserve">s the same? Point to the relevant step in the picture, then write the changed result and the rule or </w:t>
+      </w:r>
+      <w:r>
+        <w:rPr>
+          <w:b/>
+        </w:rPr>
+        <w:t>evidence</w:t>
+      </w:r>
+      <w:r>
+        <w:rPr>
+          <w:b w:val="0"/>
+        </w:rPr>
+        <w:t xml:space="preserve"> that supports it.</w:t>
       </w:r>
     </w:p>
     <w:p>
@@ -1732,18 +3720,227 @@
       </w:r>
     </w:p>
     <w:p>
-      <w:r>
-        <w:t>No. Precision used8 predicted-positive leaves; recall used10 actual-positive leaves. Their meanings remain distinct even when numbers later coincide. Changed-case check: Precision becomes8/10=80%; recall becomes8/10=80%. TP becomes8 and FN 2; FP remains2, so the two denominators happen to equal10.</w:t>
-      </w:r>
-    </w:p>
-    <w:p>
-      <w:r>
-        <w:t>Changed-case reasoning: Precision becomes8/10=80%; recall becomes8/10=80%. TP becomes8 and FN 2; FP remains2, so the two denominators happen to equal10.</w:t>
-      </w:r>
-    </w:p>
-    <w:p>
-      <w:r>
-        <w:t>Collect each learner’s explanation before discussion. Use the first missing connection between input, deciding step and result to choose support. This question is worked-case practice, not fresh mastery evidence.</w:t>
+      <w:pPr>
+        <w:spacing w:line="336" w:lineRule="auto" w:after="180"/>
+      </w:pPr>
+      <w:r>
+        <w:rPr>
+          <w:b w:val="0"/>
+        </w:rPr>
+        <w:t xml:space="preserve">No. </w:t>
+      </w:r>
+      <w:r>
+        <w:rPr>
+          <w:b/>
+        </w:rPr>
+        <w:t>Precision</w:t>
+      </w:r>
+      <w:r>
+        <w:rPr>
+          <w:b w:val="0"/>
+        </w:rPr>
+        <w:t xml:space="preserve"> used8 predicted-positive leaves; </w:t>
+      </w:r>
+      <w:r>
+        <w:rPr>
+          <w:b/>
+        </w:rPr>
+        <w:t>recall</w:t>
+      </w:r>
+      <w:r>
+        <w:rPr>
+          <w:b w:val="0"/>
+        </w:rPr>
+        <w:t xml:space="preserve"> used10 actual-positive leaves. Their meanings remain distinct even when numbers later coincide. Changed-case check: </w:t>
+      </w:r>
+      <w:r>
+        <w:rPr>
+          <w:b/>
+        </w:rPr>
+        <w:t>Precision</w:t>
+      </w:r>
+      <w:r>
+        <w:rPr>
+          <w:b w:val="0"/>
+        </w:rPr>
+        <w:t xml:space="preserve"> becomes8/10=</w:t>
+      </w:r>
+      <w:r>
+        <w:rPr>
+          <w:b/>
+        </w:rPr>
+        <w:t>80%</w:t>
+      </w:r>
+      <w:r>
+        <w:rPr>
+          <w:b w:val="0"/>
+        </w:rPr>
+        <w:t xml:space="preserve">; </w:t>
+      </w:r>
+      <w:r>
+        <w:rPr>
+          <w:b/>
+        </w:rPr>
+        <w:t>recall</w:t>
+      </w:r>
+      <w:r>
+        <w:rPr>
+          <w:b w:val="0"/>
+        </w:rPr>
+        <w:t xml:space="preserve"> becomes8/10=</w:t>
+      </w:r>
+      <w:r>
+        <w:rPr>
+          <w:b/>
+        </w:rPr>
+        <w:t>80%</w:t>
+      </w:r>
+      <w:r>
+        <w:rPr>
+          <w:b w:val="0"/>
+        </w:rPr>
+        <w:t>.</w:t>
+      </w:r>
+    </w:p>
+    <w:p>
+      <w:pPr>
+        <w:spacing w:line="336" w:lineRule="auto" w:after="180"/>
+      </w:pPr>
+      <w:r>
+        <w:rPr>
+          <w:b w:val="0"/>
+        </w:rPr>
+        <w:t xml:space="preserve">TP becomes8 and FN 2; FP remains2, so the two </w:t>
+      </w:r>
+      <w:r>
+        <w:rPr>
+          <w:b/>
+        </w:rPr>
+        <w:t>denominator</w:t>
+      </w:r>
+      <w:r>
+        <w:rPr>
+          <w:b w:val="0"/>
+        </w:rPr>
+        <w:t>s happen to equal10.</w:t>
+      </w:r>
+    </w:p>
+    <w:p>
+      <w:pPr>
+        <w:spacing w:line="336" w:lineRule="auto" w:after="180"/>
+      </w:pPr>
+      <w:r>
+        <w:rPr>
+          <w:b w:val="0"/>
+        </w:rPr>
+        <w:t xml:space="preserve">Changed-case reasoning: </w:t>
+      </w:r>
+      <w:r>
+        <w:rPr>
+          <w:b/>
+        </w:rPr>
+        <w:t>Precision</w:t>
+      </w:r>
+      <w:r>
+        <w:rPr>
+          <w:b w:val="0"/>
+        </w:rPr>
+        <w:t xml:space="preserve"> becomes8/10=</w:t>
+      </w:r>
+      <w:r>
+        <w:rPr>
+          <w:b/>
+        </w:rPr>
+        <w:t>80%</w:t>
+      </w:r>
+      <w:r>
+        <w:rPr>
+          <w:b w:val="0"/>
+        </w:rPr>
+        <w:t xml:space="preserve">; </w:t>
+      </w:r>
+      <w:r>
+        <w:rPr>
+          <w:b/>
+        </w:rPr>
+        <w:t>recall</w:t>
+      </w:r>
+      <w:r>
+        <w:rPr>
+          <w:b w:val="0"/>
+        </w:rPr>
+        <w:t xml:space="preserve"> becomes8/10=</w:t>
+      </w:r>
+      <w:r>
+        <w:rPr>
+          <w:b/>
+        </w:rPr>
+        <w:t>80%</w:t>
+      </w:r>
+      <w:r>
+        <w:rPr>
+          <w:b w:val="0"/>
+        </w:rPr>
+        <w:t xml:space="preserve">. TP becomes8 and FN 2; FP remains2, so the two </w:t>
+      </w:r>
+      <w:r>
+        <w:rPr>
+          <w:b/>
+        </w:rPr>
+        <w:t>denominator</w:t>
+      </w:r>
+      <w:r>
+        <w:rPr>
+          <w:b w:val="0"/>
+        </w:rPr>
+        <w:t>s happen to equal10.</w:t>
+      </w:r>
+    </w:p>
+    <w:p>
+      <w:pPr>
+        <w:spacing w:line="336" w:lineRule="auto" w:after="180"/>
+      </w:pPr>
+      <w:r>
+        <w:rPr>
+          <w:b w:val="0"/>
+        </w:rPr>
+        <w:t xml:space="preserve">Collect each learner’s explanation before discussion. Use the first </w:t>
+      </w:r>
+      <w:r>
+        <w:rPr>
+          <w:b/>
+        </w:rPr>
+        <w:t>miss</w:t>
+      </w:r>
+      <w:r>
+        <w:rPr>
+          <w:b w:val="0"/>
+        </w:rPr>
+        <w:t xml:space="preserve">ing connection between </w:t>
+      </w:r>
+      <w:r>
+        <w:rPr>
+          <w:b/>
+        </w:rPr>
+        <w:t>input</w:t>
+      </w:r>
+      <w:r>
+        <w:rPr>
+          <w:b w:val="0"/>
+        </w:rPr>
+        <w:t xml:space="preserve">, deciding step and result to choose support. This question is worked-case practice, not fresh mastery </w:t>
+      </w:r>
+      <w:r>
+        <w:rPr>
+          <w:b/>
+        </w:rPr>
+        <w:t>evidence</w:t>
+      </w:r>
+      <w:r>
+        <w:rPr>
+          <w:b w:val="0"/>
+        </w:rPr>
+        <w:t>.</w:t>
       </w:r>
     </w:p>
     <w:p>
@@ -1755,54 +3952,145 @@
       </w:r>
     </w:p>
     <w:p>
+      <w:r>
+        <w:t>Run the Precision and Recall investigation and use the first unsupported step to choose a teaching response.</w:t>
+      </w:r>
+    </w:p>
+    <w:p>
+      <w:pPr>
+        <w:spacing w:line="336" w:lineRule="auto" w:after="180"/>
+      </w:pPr>
+      <w:r>
+        <w:rPr>
+          <w:b w:val="0"/>
+        </w:rPr>
+        <w:t>Keep the test conditions fixed, record every result, and change only one planned factor.</w:t>
+      </w:r>
+    </w:p>
+    <w:p>
+      <w:pPr>
+        <w:spacing w:line="336" w:lineRule="auto" w:after="180"/>
+        <w:shd w:fill="F4F9FC"/>
+      </w:pPr>
+      <w:r>
+        <w:rPr>
+          <w:b w:val="0"/>
+        </w:rPr>
+        <w:t xml:space="preserve">1. Write the hypothesis and expected </w:t>
+      </w:r>
+      <w:r>
+        <w:rPr>
+          <w:b/>
+        </w:rPr>
+        <w:t>evidence</w:t>
+      </w:r>
+      <w:r>
+        <w:rPr>
+          <w:b w:val="0"/>
+        </w:rPr>
+        <w:t xml:space="preserve"> before running.</w:t>
+      </w:r>
+    </w:p>
+    <w:p>
+      <w:pPr>
+        <w:spacing w:line="336" w:lineRule="auto" w:after="180"/>
+        <w:shd w:fill="F4F9FC"/>
+      </w:pPr>
+      <w:r>
+        <w:rPr>
+          <w:b w:val="0"/>
+        </w:rPr>
+        <w:t>2. Metric Tradeoff Lab: compute both metrics for two thresholds, map errors to consequences, and defend a choice.</w:t>
+      </w:r>
+    </w:p>
+    <w:p>
+      <w:pPr>
+        <w:spacing w:line="336" w:lineRule="auto" w:after="180"/>
+        <w:shd w:fill="F4F9FC"/>
+      </w:pPr>
+      <w:r>
+        <w:rPr>
+          <w:b w:val="0"/>
+        </w:rPr>
+        <w:t xml:space="preserve">3. Run one normal, one boundary, one </w:t>
+      </w:r>
+      <w:r>
+        <w:rPr>
+          <w:b/>
+        </w:rPr>
+        <w:t>miss</w:t>
+      </w:r>
+      <w:r>
+        <w:rPr>
+          <w:b w:val="0"/>
+        </w:rPr>
+        <w:t>ing, and one shifted case.</w:t>
+      </w:r>
+    </w:p>
+    <w:p>
+      <w:pPr>
+        <w:spacing w:line="336" w:lineRule="auto" w:after="180"/>
+        <w:shd w:fill="F4F9FC"/>
+      </w:pPr>
+      <w:r>
+        <w:rPr>
+          <w:b w:val="0"/>
+        </w:rPr>
+        <w:t>4. Calculate the metric from raw counts or row-level errors.</w:t>
+      </w:r>
+    </w:p>
+    <w:p>
+      <w:pPr>
+        <w:spacing w:line="336" w:lineRule="auto" w:after="180"/>
+        <w:shd w:fill="F4F9FC"/>
+      </w:pPr>
+      <w:r>
+        <w:rPr>
+          <w:b w:val="0"/>
+        </w:rPr>
+        <w:t>5. Interpret what changed, what did not, and what remains unsafe or unknown.</w:t>
+      </w:r>
+    </w:p>
+    <w:p>
       <w:pPr>
         <w:pStyle w:val="Heading3"/>
       </w:pPr>
       <w:r>
-        <w:t>Run the weekly evidence lab</w:t>
-      </w:r>
-    </w:p>
-    <w:p>
-      <w:r>
-        <w:t>Keep the test conditions fixed, record every result, and change only one planned factor.</w:t>
-      </w:r>
-    </w:p>
-    <w:p>
-      <w:r>
-        <w:t>1. Write the hypothesis and expected evidence before running.</w:t>
-      </w:r>
-    </w:p>
-    <w:p>
-      <w:r>
-        <w:t>2. Metric Tradeoff Lab: compute both metrics for two thresholds, map errors to consequences, and defend a choice.</w:t>
-      </w:r>
-    </w:p>
-    <w:p>
-      <w:r>
-        <w:t>3. Run one normal, one boundary, one missing, and one shifted case.</w:t>
-      </w:r>
-    </w:p>
-    <w:p>
-      <w:r>
-        <w:t>4. Calculate the metric from raw counts or row-level errors.</w:t>
-      </w:r>
-    </w:p>
-    <w:p>
-      <w:r>
-        <w:t>5. Interpret what changed, what did not, and what remains unsafe or unknown.</w:t>
-      </w:r>
-    </w:p>
-    <w:p>
-      <w:pPr>
-        <w:pStyle w:val="Heading3"/>
-      </w:pPr>
-      <w:r>
         <w:t>Make the lab runnable</w:t>
       </w:r>
     </w:p>
     <w:p>
-      <w:r>
-        <w:t>Use the concrete case as the shared normal case and the independent question as a second case. Each pair creates a boundary or missing-information case and predicts its result before testing. Keep the expected result separate from an observed mistake.</w:t>
+      <w:pPr>
+        <w:spacing w:line="336" w:lineRule="auto" w:after="180"/>
+      </w:pPr>
+      <w:r>
+        <w:rPr>
+          <w:b w:val="0"/>
+        </w:rPr>
+        <w:t xml:space="preserve">Use the concrete case as the shared normal case and the independent question as a second case. Each pair creates a boundary or </w:t>
+      </w:r>
+      <w:r>
+        <w:rPr>
+          <w:b/>
+        </w:rPr>
+        <w:t>miss</w:t>
+      </w:r>
+      <w:r>
+        <w:rPr>
+          <w:b w:val="0"/>
+        </w:rPr>
+        <w:t>ing-information case and predicts its result before testing.</w:t>
+      </w:r>
+    </w:p>
+    <w:p>
+      <w:pPr>
+        <w:spacing w:line="336" w:lineRule="auto" w:after="180"/>
+      </w:pPr>
+      <w:r>
+        <w:rPr>
+          <w:b w:val="0"/>
+        </w:rPr>
+        <w:t>Keep the expected result separate from an observed mistake.</w:t>
       </w:r>
     </w:p>
     <w:tbl>
@@ -1960,13 +4248,60 @@
       </w:r>
     </w:p>
     <w:p>
-      <w:r>
-        <w:t>MISCONCEPTION TO REPAIR Precision and recall are two names for the same accuracy calculation.</w:t>
-      </w:r>
-    </w:p>
-    <w:p>
-      <w:r>
-        <w:t>For guessing, return to given facts and request a trace. For vocabulary without application, use one example and one non-example. For arithmetic errors, check the setup before the calculation. Finish with a different uncoached case before recording mastery.</w:t>
+      <w:pPr>
+        <w:spacing w:line="336" w:lineRule="auto" w:after="180"/>
+      </w:pPr>
+      <w:r>
+        <w:rPr>
+          <w:b w:val="0"/>
+        </w:rPr>
+        <w:t xml:space="preserve">MISCONCEPTION TO REPAIR </w:t>
+      </w:r>
+      <w:r>
+        <w:rPr>
+          <w:b/>
+        </w:rPr>
+        <w:t>Precision</w:t>
+      </w:r>
+      <w:r>
+        <w:rPr>
+          <w:b w:val="0"/>
+        </w:rPr>
+        <w:t xml:space="preserve"> and </w:t>
+      </w:r>
+      <w:r>
+        <w:rPr>
+          <w:b/>
+        </w:rPr>
+        <w:t>recall</w:t>
+      </w:r>
+      <w:r>
+        <w:rPr>
+          <w:b w:val="0"/>
+        </w:rPr>
+        <w:t xml:space="preserve"> are two names for the same accuracy calculation.</w:t>
+      </w:r>
+    </w:p>
+    <w:p>
+      <w:pPr>
+        <w:spacing w:line="336" w:lineRule="auto" w:after="180"/>
+      </w:pPr>
+      <w:r>
+        <w:rPr>
+          <w:b w:val="0"/>
+        </w:rPr>
+        <w:t>For guessing, return to given facts and request a trace. For vocabulary without application, use one example and one non-example. For arithmetic errors, check the setup before the calculation.</w:t>
+      </w:r>
+    </w:p>
+    <w:p>
+      <w:pPr>
+        <w:spacing w:line="336" w:lineRule="auto" w:after="180"/>
+      </w:pPr>
+      <w:r>
+        <w:rPr>
+          <w:b w:val="0"/>
+        </w:rPr>
+        <w:t>Finish with a different uncoached case before recording mastery.</w:t>
       </w:r>
     </w:p>
     <w:p>
@@ -1978,18 +4313,96 @@
       </w:r>
     </w:p>
     <w:p>
-      <w:r>
+      <w:pPr>
+        <w:spacing w:line="336" w:lineRule="auto" w:after="180"/>
+      </w:pPr>
+      <w:r>
+        <w:rPr>
+          <w:b w:val="0"/>
+        </w:rPr>
         <w:t>A final answer is enough: Ask for the relevant counts, units, procedure or saved record. For this week: Predicted positives TP+FP=7; reference positives TP+FN=4.</w:t>
       </w:r>
     </w:p>
     <w:p>
-      <w:r>
-        <w:t>A stronger claim makes a stronger project: Request TP, FP, FN, sample size, positive class and precision. Finding every positive can coexist with many false alarms.</w:t>
-      </w:r>
-    </w:p>
-    <w:p>
-      <w:r>
-        <w:t>The new case can be copied from the example: The independent task changes the evidence. Require a fresh explanation: TP=6, FP=2, FN=3. Precision 6/8=75 percent; recall 6/9 about 66.7 percent; accuracy 14/19 about 73.7 percent.</w:t>
+      <w:pPr>
+        <w:spacing w:line="336" w:lineRule="auto" w:after="180"/>
+      </w:pPr>
+      <w:r>
+        <w:rPr>
+          <w:b w:val="0"/>
+        </w:rPr>
+        <w:t xml:space="preserve">A stronger claim makes a stronger project: Request TP, FP, FN, sample size, positive class and </w:t>
+      </w:r>
+      <w:r>
+        <w:rPr>
+          <w:b/>
+        </w:rPr>
+        <w:t>precision</w:t>
+      </w:r>
+      <w:r>
+        <w:rPr>
+          <w:b w:val="0"/>
+        </w:rPr>
+        <w:t xml:space="preserve">. Finding every positive can coexist with many </w:t>
+      </w:r>
+      <w:r>
+        <w:rPr>
+          <w:b/>
+        </w:rPr>
+        <w:t>false alarm</w:t>
+      </w:r>
+      <w:r>
+        <w:rPr>
+          <w:b w:val="0"/>
+        </w:rPr>
+        <w:t>s.</w:t>
+      </w:r>
+    </w:p>
+    <w:p>
+      <w:pPr>
+        <w:spacing w:line="336" w:lineRule="auto" w:after="180"/>
+      </w:pPr>
+      <w:r>
+        <w:rPr>
+          <w:b w:val="0"/>
+        </w:rPr>
+        <w:t xml:space="preserve">The new case can be copied from the example: The independent task changes the </w:t>
+      </w:r>
+      <w:r>
+        <w:rPr>
+          <w:b/>
+        </w:rPr>
+        <w:t>evidence</w:t>
+      </w:r>
+      <w:r>
+        <w:rPr>
+          <w:b w:val="0"/>
+        </w:rPr>
+        <w:t xml:space="preserve">. Require a fresh explanation: TP=6, FP=2, FN=3. </w:t>
+      </w:r>
+      <w:r>
+        <w:rPr>
+          <w:b/>
+        </w:rPr>
+        <w:t>Precision</w:t>
+      </w:r>
+      <w:r>
+        <w:rPr>
+          <w:b w:val="0"/>
+        </w:rPr>
+        <w:t xml:space="preserve"> 6/8=75 percent; </w:t>
+      </w:r>
+      <w:r>
+        <w:rPr>
+          <w:b/>
+        </w:rPr>
+        <w:t>recall</w:t>
+      </w:r>
+      <w:r>
+        <w:rPr>
+          <w:b w:val="0"/>
+        </w:rPr>
+        <w:t xml:space="preserve"> 6/9 about 66.7 percent; accuracy 14/19 about 73.7 percent.</w:t>
       </w:r>
     </w:p>
     <w:p>
@@ -2147,8 +4560,25 @@
       </w:tr>
     </w:tbl>
     <w:p>
-      <w:r>
-        <w:t>Offer an oral explanation, drawing, enlarged visual or fewer examples when that removes a reading/writing barrier. Keep the same reasoning goal. Stretch secure learners by changing a boundary or assumption and asking them to defend the effect, not simply by assigning more of the same questions.</w:t>
+      <w:pPr>
+        <w:spacing w:line="336" w:lineRule="auto" w:after="180"/>
+      </w:pPr>
+      <w:r>
+        <w:rPr>
+          <w:b w:val="0"/>
+        </w:rPr>
+        <w:t>Offer an oral explanation, drawing, enlarged visual or fewer examples when that removes a reading/writing barrier. Keep the same reasoning goal.</w:t>
+      </w:r>
+    </w:p>
+    <w:p>
+      <w:pPr>
+        <w:spacing w:line="336" w:lineRule="auto" w:after="180"/>
+      </w:pPr>
+      <w:r>
+        <w:rPr>
+          <w:b w:val="0"/>
+        </w:rPr>
+        <w:t>Stretch secure learners by changing a boundary or assumption and asking them to defend the effect, not simply by assigning more of the same questions.</w:t>
       </w:r>
     </w:p>
     <w:p>
@@ -2160,11 +4590,16 @@
       </w:r>
     </w:p>
     <w:p>
+      <w:r>
+        <w:t>Use the Precision and Recall questions, teacher keys and criteria after the relevant attempts. Previously discussed cases are practice; protect the separately selected independent task.</w:t>
+      </w:r>
+    </w:p>
+    <w:p>
       <w:pPr>
         <w:pStyle w:val="Heading3"/>
       </w:pPr>
       <w:r>
-        <w:t>Assess and explain the answers</w:t>
+        <w:t>Worked case answer</w:t>
       </w:r>
     </w:p>
     <w:p>
@@ -2172,12 +4607,61 @@
         <w:pStyle w:val="Heading3"/>
       </w:pPr>
       <w:r>
-        <w:t>Worked case answer</w:t>
-      </w:r>
-    </w:p>
-    <w:p>
-      <w:r>
-        <w:t>Precision=8/10=80%; recall=8/12 about 66.7%. Denominators are predicted positives and actual positives respectively.</w:t>
+        <w:t>Teacher key · Worked case answer</w:t>
+      </w:r>
+    </w:p>
+    <w:p>
+      <w:pPr>
+        <w:spacing w:line="336" w:lineRule="auto" w:after="180"/>
+        <w:shd w:fill="F1F6FC"/>
+      </w:pPr>
+      <w:r>
+        <w:rPr>
+          <w:b/>
+        </w:rPr>
+        <w:t>Precision</w:t>
+      </w:r>
+      <w:r>
+        <w:rPr>
+          <w:b w:val="0"/>
+        </w:rPr>
+        <w:t>=8/10=</w:t>
+      </w:r>
+      <w:r>
+        <w:rPr>
+          <w:b/>
+        </w:rPr>
+        <w:t>80%</w:t>
+      </w:r>
+      <w:r>
+        <w:rPr>
+          <w:b w:val="0"/>
+        </w:rPr>
+        <w:t xml:space="preserve">; </w:t>
+      </w:r>
+      <w:r>
+        <w:rPr>
+          <w:b/>
+        </w:rPr>
+        <w:t>recall</w:t>
+      </w:r>
+      <w:r>
+        <w:rPr>
+          <w:b w:val="0"/>
+        </w:rPr>
+        <w:t xml:space="preserve">=8/12 about 66.7%. </w:t>
+      </w:r>
+      <w:r>
+        <w:rPr>
+          <w:b/>
+        </w:rPr>
+        <w:t>Denominator</w:t>
+      </w:r>
+      <w:r>
+        <w:rPr>
+          <w:b w:val="0"/>
+        </w:rPr>
+        <w:t>s are predicted positives and actual positives respectively.</w:t>
       </w:r>
     </w:p>
     <w:p>
@@ -2189,21 +4673,141 @@
       </w:r>
     </w:p>
     <w:p>
-      <w:r>
-        <w:t>With disease positive, TP=6, FP=2 and FN=4. Calculate precision and recall, showing both denominators.</w:t>
-      </w:r>
-    </w:p>
-    <w:p>
       <w:pPr>
         <w:pStyle w:val="Heading3"/>
       </w:pPr>
       <w:r>
+        <w:t>Independent question · withhold the key</w:t>
+      </w:r>
+    </w:p>
+    <w:p>
+      <w:pPr>
+        <w:spacing w:line="336" w:lineRule="auto" w:after="180"/>
+        <w:shd w:fill="F5F1FB"/>
+      </w:pPr>
+      <w:r>
+        <w:rPr>
+          <w:b w:val="0"/>
+        </w:rPr>
+        <w:t xml:space="preserve">With disease positive, TP=6, FP=2 and FN=4. Calculate </w:t>
+      </w:r>
+      <w:r>
+        <w:rPr>
+          <w:b/>
+        </w:rPr>
+        <w:t>precision</w:t>
+      </w:r>
+      <w:r>
+        <w:rPr>
+          <w:b w:val="0"/>
+        </w:rPr>
+        <w:t xml:space="preserve"> and </w:t>
+      </w:r>
+      <w:r>
+        <w:rPr>
+          <w:b/>
+        </w:rPr>
+        <w:t>recall</w:t>
+      </w:r>
+      <w:r>
+        <w:rPr>
+          <w:b w:val="0"/>
+        </w:rPr>
+        <w:t xml:space="preserve">, showing both </w:t>
+      </w:r>
+      <w:r>
+        <w:rPr>
+          <w:b/>
+        </w:rPr>
+        <w:t>denominator</w:t>
+      </w:r>
+      <w:r>
+        <w:rPr>
+          <w:b w:val="0"/>
+        </w:rPr>
+        <w:t>s.</w:t>
+      </w:r>
+    </w:p>
+    <w:p>
+      <w:pPr>
+        <w:pStyle w:val="Heading3"/>
+      </w:pPr>
+      <w:r>
         <w:t>Expected independent answer</w:t>
       </w:r>
     </w:p>
     <w:p>
-      <w:r>
-        <w:t>Precision is 6/(6+2) = 75%. Recall is 6/(6+4) = 60%. Precision counts predicted positives; recall counts actual positives.</w:t>
+      <w:pPr>
+        <w:pStyle w:val="Heading3"/>
+      </w:pPr>
+      <w:r>
+        <w:t>Teacher key · Expected independent answer</w:t>
+      </w:r>
+    </w:p>
+    <w:p>
+      <w:pPr>
+        <w:spacing w:line="336" w:lineRule="auto" w:after="180"/>
+        <w:shd w:fill="F1F6FC"/>
+      </w:pPr>
+      <w:r>
+        <w:rPr>
+          <w:b/>
+        </w:rPr>
+        <w:t>Precision</w:t>
+      </w:r>
+      <w:r>
+        <w:rPr>
+          <w:b w:val="0"/>
+        </w:rPr>
+        <w:t xml:space="preserve"> is 6/(6+2) = 75%. </w:t>
+      </w:r>
+      <w:r>
+        <w:rPr>
+          <w:b/>
+        </w:rPr>
+        <w:t>Recall</w:t>
+      </w:r>
+      <w:r>
+        <w:rPr>
+          <w:b w:val="0"/>
+        </w:rPr>
+        <w:t xml:space="preserve"> is 6/(6+4) = </w:t>
+      </w:r>
+      <w:r>
+        <w:rPr>
+          <w:b/>
+        </w:rPr>
+        <w:t>60%</w:t>
+      </w:r>
+      <w:r>
+        <w:rPr>
+          <w:b w:val="0"/>
+        </w:rPr>
+        <w:t xml:space="preserve">. </w:t>
+      </w:r>
+      <w:r>
+        <w:rPr>
+          <w:b/>
+        </w:rPr>
+        <w:t>Precision</w:t>
+      </w:r>
+      <w:r>
+        <w:rPr>
+          <w:b w:val="0"/>
+        </w:rPr>
+        <w:t xml:space="preserve"> counts predicted positives; </w:t>
+      </w:r>
+      <w:r>
+        <w:rPr>
+          <w:b/>
+        </w:rPr>
+        <w:t>recall</w:t>
+      </w:r>
+      <w:r>
+        <w:rPr>
+          <w:b w:val="0"/>
+        </w:rPr>
+        <w:t xml:space="preserve"> counts actual positives.</w:t>
       </w:r>
     </w:p>
     <w:p>
@@ -2441,8 +5045,25 @@
       </w:tr>
     </w:tbl>
     <w:p>
-      <w:r>
-        <w:t>Use 6/8 as a classroom checkpoint, with 2 required for both Result and Reasoning. This is a proposed teaching rule, not a validated certification threshold. Do not count a coached answer as independent mastery; correct unsafe or unsupported claims regardless of total.</w:t>
+      <w:pPr>
+        <w:spacing w:line="336" w:lineRule="auto" w:after="180"/>
+      </w:pPr>
+      <w:r>
+        <w:rPr>
+          <w:b w:val="0"/>
+        </w:rPr>
+        <w:t>Use 6/8 as a classroom checkpoint, with 2 required for both Result and Reasoning. This is a proposed teaching rule, not a validated certification threshold.</w:t>
+      </w:r>
+    </w:p>
+    <w:p>
+      <w:pPr>
+        <w:spacing w:line="336" w:lineRule="auto" w:after="180"/>
+      </w:pPr>
+      <w:r>
+        <w:rPr>
+          <w:b w:val="0"/>
+        </w:rPr>
+        <w:t>Do not count a coached answer as independent mastery; correct unsafe or unsupported claims regardless of total.</w:t>
       </w:r>
     </w:p>
     <w:p>
@@ -2454,8 +5075,62 @@
       </w:r>
     </w:p>
     <w:p>
-      <w:r>
-        <w:t>Ask the learner to find the evidence that challenges this claim: “Precision and recall use the same denominator.” Keep the first attempt and an uncoached retry separate.</w:t>
+      <w:pPr>
+        <w:spacing w:line="336" w:lineRule="auto" w:after="180"/>
+      </w:pPr>
+      <w:r>
+        <w:rPr>
+          <w:b w:val="0"/>
+        </w:rPr>
+        <w:t xml:space="preserve">Ask the learner to find the </w:t>
+      </w:r>
+      <w:r>
+        <w:rPr>
+          <w:b/>
+        </w:rPr>
+        <w:t>evidence</w:t>
+      </w:r>
+      <w:r>
+        <w:rPr>
+          <w:b w:val="0"/>
+        </w:rPr>
+        <w:t xml:space="preserve"> that challenges this claim: “</w:t>
+      </w:r>
+      <w:r>
+        <w:rPr>
+          <w:b/>
+        </w:rPr>
+        <w:t>Precision</w:t>
+      </w:r>
+      <w:r>
+        <w:rPr>
+          <w:b w:val="0"/>
+        </w:rPr>
+        <w:t xml:space="preserve"> and </w:t>
+      </w:r>
+      <w:r>
+        <w:rPr>
+          <w:b/>
+        </w:rPr>
+        <w:t>recall</w:t>
+      </w:r>
+      <w:r>
+        <w:rPr>
+          <w:b w:val="0"/>
+        </w:rPr>
+        <w:t xml:space="preserve"> use the same </w:t>
+      </w:r>
+      <w:r>
+        <w:rPr>
+          <w:b/>
+        </w:rPr>
+        <w:t>denominator</w:t>
+      </w:r>
+      <w:r>
+        <w:rPr>
+          <w:b w:val="0"/>
+        </w:rPr>
+        <w:t>.” Keep the first attempt and an uncoached retry separate.</w:t>
       </w:r>
     </w:p>
     <w:p>
@@ -2467,15 +5142,108 @@
       </w:r>
     </w:p>
     <w:p>
-      <w:r>
-        <w:t>Precision=9/12=75%; recall=9/15=60%. With no predicted positives, TP+FP=0 so precision is undefined mathematically; reporting software may apply a convention that must be disclosed. Do not interpret a zero-denominator convention as observed performance.</w:t>
-      </w:r>
-    </w:p>
-    <w:p>
       <w:pPr>
         <w:pStyle w:val="Heading3"/>
       </w:pPr>
       <w:r>
+        <w:t>Teacher key · Original transfer answer</w:t>
+      </w:r>
+    </w:p>
+    <w:p>
+      <w:pPr>
+        <w:spacing w:line="336" w:lineRule="auto" w:after="180"/>
+        <w:shd w:fill="F1F6FC"/>
+      </w:pPr>
+      <w:r>
+        <w:rPr>
+          <w:b/>
+        </w:rPr>
+        <w:t>Precision</w:t>
+      </w:r>
+      <w:r>
+        <w:rPr>
+          <w:b w:val="0"/>
+        </w:rPr>
+        <w:t xml:space="preserve">=9/12=75%; </w:t>
+      </w:r>
+      <w:r>
+        <w:rPr>
+          <w:b/>
+        </w:rPr>
+        <w:t>recall</w:t>
+      </w:r>
+      <w:r>
+        <w:rPr>
+          <w:b w:val="0"/>
+        </w:rPr>
+        <w:t>=9/15=</w:t>
+      </w:r>
+      <w:r>
+        <w:rPr>
+          <w:b/>
+        </w:rPr>
+        <w:t>60%</w:t>
+      </w:r>
+      <w:r>
+        <w:rPr>
+          <w:b w:val="0"/>
+        </w:rPr>
+        <w:t xml:space="preserve">. With no predicted positives, TP+FP=0 so </w:t>
+      </w:r>
+      <w:r>
+        <w:rPr>
+          <w:b/>
+        </w:rPr>
+        <w:t>precision</w:t>
+      </w:r>
+      <w:r>
+        <w:rPr>
+          <w:b w:val="0"/>
+        </w:rPr>
+        <w:t xml:space="preserve"> is </w:t>
+      </w:r>
+      <w:r>
+        <w:rPr>
+          <w:b/>
+        </w:rPr>
+        <w:t>undefined</w:t>
+      </w:r>
+      <w:r>
+        <w:rPr>
+          <w:b w:val="0"/>
+        </w:rPr>
+        <w:t xml:space="preserve"> mathematically; reporting software may apply a convention that must be disclosed.</w:t>
+      </w:r>
+    </w:p>
+    <w:p>
+      <w:pPr>
+        <w:spacing w:line="336" w:lineRule="auto" w:after="180"/>
+        <w:shd w:fill="F1F6FC"/>
+      </w:pPr>
+      <w:r>
+        <w:rPr>
+          <w:b w:val="0"/>
+        </w:rPr>
+        <w:t>Do not interpret a zero-</w:t>
+      </w:r>
+      <w:r>
+        <w:rPr>
+          <w:b/>
+        </w:rPr>
+        <w:t>denominator</w:t>
+      </w:r>
+      <w:r>
+        <w:rPr>
+          <w:b w:val="0"/>
+        </w:rPr>
+        <w:t xml:space="preserve"> convention as observed performance.</w:t>
+      </w:r>
+    </w:p>
+    <w:p>
+      <w:pPr>
+        <w:pStyle w:val="Heading3"/>
+      </w:pPr>
+      <w:r>
         <w:t>Explanations for the additional workbook examples</w:t>
       </w:r>
     </w:p>
@@ -2488,116 +5256,599 @@
       </w:r>
     </w:p>
     <w:p>
-      <w:r>
+      <w:pPr>
+        <w:pStyle w:val="Heading3"/>
+      </w:pPr>
+      <w:r>
+        <w:t>Workbook question · W1</w:t>
+      </w:r>
+    </w:p>
+    <w:p>
+      <w:pPr>
+        <w:spacing w:line="336" w:lineRule="auto" w:after="180"/>
+        <w:shd w:fill="F5F1FB"/>
+      </w:pPr>
+      <w:r>
+        <w:rPr>
+          <w:b w:val="0"/>
+        </w:rPr>
         <w:t>For the worked matrix, give predicted-positive and reference-positive totals.</w:t>
       </w:r>
     </w:p>
     <w:p>
-      <w:r>
+      <w:pPr>
+        <w:pStyle w:val="Heading3"/>
+      </w:pPr>
+      <w:r>
+        <w:t>Teacher reasoning · W1</w:t>
+      </w:r>
+    </w:p>
+    <w:p>
+      <w:pPr>
+        <w:spacing w:line="336" w:lineRule="auto" w:after="180"/>
+        <w:shd w:fill="F1F6FC"/>
+      </w:pPr>
+      <w:r>
+        <w:rPr>
+          <w:b w:val="0"/>
+        </w:rPr>
         <w:t>Teacher explanation: Predicted positives TP+FP=7; reference positives TP+FN=4.</w:t>
       </w:r>
     </w:p>
     <w:p>
-      <w:r>
-        <w:t>Predicted positives include true positives and false positives, so add TP + FP to get 7. Reference positives include true positives and false negatives, so add TP + FN to get 4. These are different groups: one is defined by the prediction, the other by the reference label.</w:t>
-      </w:r>
-    </w:p>
-    <w:p>
       <w:pPr>
         <w:pStyle w:val="Heading3"/>
       </w:pPr>
       <w:r>
+        <w:t>Teacher reasoning · W1</w:t>
+      </w:r>
+    </w:p>
+    <w:p>
+      <w:pPr>
+        <w:spacing w:line="336" w:lineRule="auto" w:after="180"/>
+        <w:shd w:fill="F1F6FC"/>
+      </w:pPr>
+      <w:r>
+        <w:rPr>
+          <w:b w:val="0"/>
+        </w:rPr>
+        <w:t>Predicted positives include true positives and false positives, so add TP + FP to get 7. Reference positives include true positives and false negatives, so add TP + FN to get 4.</w:t>
+      </w:r>
+    </w:p>
+    <w:p>
+      <w:pPr>
+        <w:spacing w:line="336" w:lineRule="auto" w:after="180"/>
+        <w:shd w:fill="F1F6FC"/>
+      </w:pPr>
+      <w:r>
+        <w:rPr>
+          <w:b w:val="0"/>
+        </w:rPr>
+        <w:t xml:space="preserve">These are different groups: one is defined by the </w:t>
+      </w:r>
+      <w:r>
+        <w:rPr>
+          <w:b/>
+        </w:rPr>
+        <w:t>prediction</w:t>
+      </w:r>
+      <w:r>
+        <w:rPr>
+          <w:b w:val="0"/>
+        </w:rPr>
+        <w:t>, the other by the reference label.</w:t>
+      </w:r>
+    </w:p>
+    <w:p>
+      <w:pPr>
+        <w:pStyle w:val="Heading3"/>
+      </w:pPr>
+      <w:r>
         <w:t>W2 Calculate both ratios</w:t>
       </w:r>
     </w:p>
     <w:p>
-      <w:r>
-        <w:t>Calculate precision, recall and accuracy for the worked matrix.</w:t>
-      </w:r>
-    </w:p>
-    <w:p>
-      <w:r>
-        <w:t>Teacher explanation: Precision 3/7 about 42.9 percent, recall 3/4=75 percent, accuracy 15/20=75 percent.</w:t>
-      </w:r>
-    </w:p>
-    <w:p>
       <w:pPr>
         <w:pStyle w:val="Heading3"/>
       </w:pPr>
       <w:r>
+        <w:t>Workbook question · W2</w:t>
+      </w:r>
+    </w:p>
+    <w:p>
+      <w:pPr>
+        <w:spacing w:line="336" w:lineRule="auto" w:after="180"/>
+        <w:shd w:fill="F5F1FB"/>
+      </w:pPr>
+      <w:r>
+        <w:rPr>
+          <w:b w:val="0"/>
+        </w:rPr>
+        <w:t xml:space="preserve">Calculate </w:t>
+      </w:r>
+      <w:r>
+        <w:rPr>
+          <w:b/>
+        </w:rPr>
+        <w:t>precision</w:t>
+      </w:r>
+      <w:r>
+        <w:rPr>
+          <w:b w:val="0"/>
+        </w:rPr>
+        <w:t xml:space="preserve">, </w:t>
+      </w:r>
+      <w:r>
+        <w:rPr>
+          <w:b/>
+        </w:rPr>
+        <w:t>recall</w:t>
+      </w:r>
+      <w:r>
+        <w:rPr>
+          <w:b w:val="0"/>
+        </w:rPr>
+        <w:t xml:space="preserve"> and accuracy for the worked matrix.</w:t>
+      </w:r>
+    </w:p>
+    <w:p>
+      <w:pPr>
+        <w:pStyle w:val="Heading3"/>
+      </w:pPr>
+      <w:r>
+        <w:t>Teacher reasoning · W2</w:t>
+      </w:r>
+    </w:p>
+    <w:p>
+      <w:pPr>
+        <w:spacing w:line="336" w:lineRule="auto" w:after="180"/>
+        <w:shd w:fill="F1F6FC"/>
+      </w:pPr>
+      <w:r>
+        <w:rPr>
+          <w:b w:val="0"/>
+        </w:rPr>
+        <w:t xml:space="preserve">Teacher explanation: </w:t>
+      </w:r>
+      <w:r>
+        <w:rPr>
+          <w:b/>
+        </w:rPr>
+        <w:t>Precision</w:t>
+      </w:r>
+      <w:r>
+        <w:rPr>
+          <w:b w:val="0"/>
+        </w:rPr>
+        <w:t xml:space="preserve"> 3/7 about 42.9 percent, </w:t>
+      </w:r>
+      <w:r>
+        <w:rPr>
+          <w:b/>
+        </w:rPr>
+        <w:t>recall</w:t>
+      </w:r>
+      <w:r>
+        <w:rPr>
+          <w:b w:val="0"/>
+        </w:rPr>
+        <w:t xml:space="preserve"> 3/4=75 percent, accuracy 15/20=75 percent.</w:t>
+      </w:r>
+    </w:p>
+    <w:p>
+      <w:pPr>
+        <w:pStyle w:val="Heading3"/>
+      </w:pPr>
+      <w:r>
         <w:t>W3 Handle no flags</w:t>
       </w:r>
     </w:p>
     <w:p>
-      <w:r>
-        <w:t>Explain precision and recall for [[16, 0],[4, 0]].</w:t>
-      </w:r>
-    </w:p>
-    <w:p>
-      <w:r>
-        <w:t>Teacher explanation: Precision is undefined, with no flags; recall is 0/4=0. This does not mean excellent detection.</w:t>
-      </w:r>
-    </w:p>
-    <w:p>
       <w:pPr>
         <w:pStyle w:val="Heading3"/>
       </w:pPr>
       <w:r>
+        <w:t>Workbook question · W3</w:t>
+      </w:r>
+    </w:p>
+    <w:p>
+      <w:pPr>
+        <w:spacing w:line="336" w:lineRule="auto" w:after="180"/>
+        <w:shd w:fill="F5F1FB"/>
+      </w:pPr>
+      <w:r>
+        <w:rPr>
+          <w:b w:val="0"/>
+        </w:rPr>
+        <w:t xml:space="preserve">Explain </w:t>
+      </w:r>
+      <w:r>
+        <w:rPr>
+          <w:b/>
+        </w:rPr>
+        <w:t>precision</w:t>
+      </w:r>
+      <w:r>
+        <w:rPr>
+          <w:b w:val="0"/>
+        </w:rPr>
+        <w:t xml:space="preserve"> and </w:t>
+      </w:r>
+      <w:r>
+        <w:rPr>
+          <w:b/>
+        </w:rPr>
+        <w:t>recall</w:t>
+      </w:r>
+      <w:r>
+        <w:rPr>
+          <w:b w:val="0"/>
+        </w:rPr>
+        <w:t xml:space="preserve"> for [[16, 0],[4, 0]].</w:t>
+      </w:r>
+    </w:p>
+    <w:p>
+      <w:pPr>
+        <w:pStyle w:val="Heading3"/>
+      </w:pPr>
+      <w:r>
+        <w:t>Teacher reasoning · W3</w:t>
+      </w:r>
+    </w:p>
+    <w:p>
+      <w:pPr>
+        <w:spacing w:line="336" w:lineRule="auto" w:after="180"/>
+        <w:shd w:fill="F1F6FC"/>
+      </w:pPr>
+      <w:r>
+        <w:rPr>
+          <w:b w:val="0"/>
+        </w:rPr>
+        <w:t xml:space="preserve">Teacher explanation: </w:t>
+      </w:r>
+      <w:r>
+        <w:rPr>
+          <w:b/>
+        </w:rPr>
+        <w:t>Precision</w:t>
+      </w:r>
+      <w:r>
+        <w:rPr>
+          <w:b w:val="0"/>
+        </w:rPr>
+        <w:t xml:space="preserve"> is </w:t>
+      </w:r>
+      <w:r>
+        <w:rPr>
+          <w:b/>
+        </w:rPr>
+        <w:t>undefined</w:t>
+      </w:r>
+      <w:r>
+        <w:rPr>
+          <w:b w:val="0"/>
+        </w:rPr>
+        <w:t xml:space="preserve">, with no flags; </w:t>
+      </w:r>
+      <w:r>
+        <w:rPr>
+          <w:b/>
+        </w:rPr>
+        <w:t>recall</w:t>
+      </w:r>
+      <w:r>
+        <w:rPr>
+          <w:b w:val="0"/>
+        </w:rPr>
+        <w:t xml:space="preserve"> is 0/4=0. This does not mean excellent detection.</w:t>
+      </w:r>
+    </w:p>
+    <w:p>
+      <w:pPr>
+        <w:pStyle w:val="Heading3"/>
+      </w:pPr>
+      <w:r>
         <w:t>W4 Apply independently</w:t>
       </w:r>
     </w:p>
     <w:p>
-      <w:r>
-        <w:t>Use [[8, 2],[3, 6]]. Give TP, FP, FN, precision, recall and accuracy.</w:t>
-      </w:r>
-    </w:p>
-    <w:p>
-      <w:r>
-        <w:t>Teacher explanation: TP=6, FP=2, FN=3. Precision 6/8=75 percent; recall 6/9 about 66.7 percent; accuracy 14/19 about 73.7 percent.</w:t>
-      </w:r>
-    </w:p>
-    <w:p>
       <w:pPr>
         <w:pStyle w:val="Heading3"/>
       </w:pPr>
       <w:r>
+        <w:t>Workbook question · W4</w:t>
+      </w:r>
+    </w:p>
+    <w:p>
+      <w:pPr>
+        <w:spacing w:line="336" w:lineRule="auto" w:after="180"/>
+        <w:shd w:fill="F5F1FB"/>
+      </w:pPr>
+      <w:r>
+        <w:rPr>
+          <w:b w:val="0"/>
+        </w:rPr>
+        <w:t xml:space="preserve">Use [[8, 2],[3, 6]]. Give TP, FP, FN, </w:t>
+      </w:r>
+      <w:r>
+        <w:rPr>
+          <w:b/>
+        </w:rPr>
+        <w:t>precision</w:t>
+      </w:r>
+      <w:r>
+        <w:rPr>
+          <w:b w:val="0"/>
+        </w:rPr>
+        <w:t xml:space="preserve">, </w:t>
+      </w:r>
+      <w:r>
+        <w:rPr>
+          <w:b/>
+        </w:rPr>
+        <w:t>recall</w:t>
+      </w:r>
+      <w:r>
+        <w:rPr>
+          <w:b w:val="0"/>
+        </w:rPr>
+        <w:t xml:space="preserve"> and accuracy.</w:t>
+      </w:r>
+    </w:p>
+    <w:p>
+      <w:pPr>
+        <w:pStyle w:val="Heading3"/>
+      </w:pPr>
+      <w:r>
+        <w:t>Teacher reasoning · W4</w:t>
+      </w:r>
+    </w:p>
+    <w:p>
+      <w:pPr>
+        <w:spacing w:line="336" w:lineRule="auto" w:after="180"/>
+        <w:shd w:fill="F1F6FC"/>
+      </w:pPr>
+      <w:r>
+        <w:rPr>
+          <w:b w:val="0"/>
+        </w:rPr>
+        <w:t xml:space="preserve">Teacher explanation: TP=6, FP=2, FN=3. </w:t>
+      </w:r>
+      <w:r>
+        <w:rPr>
+          <w:b/>
+        </w:rPr>
+        <w:t>Precision</w:t>
+      </w:r>
+      <w:r>
+        <w:rPr>
+          <w:b w:val="0"/>
+        </w:rPr>
+        <w:t xml:space="preserve"> 6/8=75 percent; </w:t>
+      </w:r>
+      <w:r>
+        <w:rPr>
+          <w:b/>
+        </w:rPr>
+        <w:t>recall</w:t>
+      </w:r>
+      <w:r>
+        <w:rPr>
+          <w:b w:val="0"/>
+        </w:rPr>
+        <w:t xml:space="preserve"> 6/9 about 66.7 percent; accuracy 14/19 about 73.7 percent.</w:t>
+      </w:r>
+    </w:p>
+    <w:p>
+      <w:pPr>
+        <w:pStyle w:val="Heading3"/>
+      </w:pPr>
+      <w:r>
         <w:t>W5 Limit a claim</w:t>
       </w:r>
     </w:p>
     <w:p>
-      <w:r>
-        <w:t>A team reports recall 100 percent but hides precision and counts. What is missing?</w:t>
-      </w:r>
-    </w:p>
-    <w:p>
-      <w:r>
-        <w:t>Teacher explanation: Request TP, FP, FN, sample size, positive class and precision. Finding every positive can coexist with many false alarms.</w:t>
-      </w:r>
-    </w:p>
-    <w:p>
       <w:pPr>
         <w:pStyle w:val="Heading3"/>
       </w:pPr>
       <w:r>
+        <w:t>Workbook question · W5</w:t>
+      </w:r>
+    </w:p>
+    <w:p>
+      <w:pPr>
+        <w:spacing w:line="336" w:lineRule="auto" w:after="180"/>
+        <w:shd w:fill="F5F1FB"/>
+      </w:pPr>
+      <w:r>
+        <w:rPr>
+          <w:b w:val="0"/>
+        </w:rPr>
+        <w:t xml:space="preserve">A team reports </w:t>
+      </w:r>
+      <w:r>
+        <w:rPr>
+          <w:b/>
+        </w:rPr>
+        <w:t>recall</w:t>
+      </w:r>
+      <w:r>
+        <w:rPr>
+          <w:b w:val="0"/>
+        </w:rPr>
+        <w:t xml:space="preserve"> 100 percent but hides </w:t>
+      </w:r>
+      <w:r>
+        <w:rPr>
+          <w:b/>
+        </w:rPr>
+        <w:t>precision</w:t>
+      </w:r>
+      <w:r>
+        <w:rPr>
+          <w:b w:val="0"/>
+        </w:rPr>
+        <w:t xml:space="preserve"> and counts. What is </w:t>
+      </w:r>
+      <w:r>
+        <w:rPr>
+          <w:b/>
+        </w:rPr>
+        <w:t>miss</w:t>
+      </w:r>
+      <w:r>
+        <w:rPr>
+          <w:b w:val="0"/>
+        </w:rPr>
+        <w:t>ing?</w:t>
+      </w:r>
+    </w:p>
+    <w:p>
+      <w:pPr>
+        <w:pStyle w:val="Heading3"/>
+      </w:pPr>
+      <w:r>
+        <w:t>Teacher reasoning · W5</w:t>
+      </w:r>
+    </w:p>
+    <w:p>
+      <w:pPr>
+        <w:spacing w:line="336" w:lineRule="auto" w:after="180"/>
+        <w:shd w:fill="F1F6FC"/>
+      </w:pPr>
+      <w:r>
+        <w:rPr>
+          <w:b w:val="0"/>
+        </w:rPr>
+        <w:t xml:space="preserve">Teacher explanation: Request TP, FP, FN, sample size, positive class and </w:t>
+      </w:r>
+      <w:r>
+        <w:rPr>
+          <w:b/>
+        </w:rPr>
+        <w:t>precision</w:t>
+      </w:r>
+      <w:r>
+        <w:rPr>
+          <w:b w:val="0"/>
+        </w:rPr>
+        <w:t xml:space="preserve">. Finding every positive can coexist with many </w:t>
+      </w:r>
+      <w:r>
+        <w:rPr>
+          <w:b/>
+        </w:rPr>
+        <w:t>false alarm</w:t>
+      </w:r>
+      <w:r>
+        <w:rPr>
+          <w:b w:val="0"/>
+        </w:rPr>
+        <w:t>s.</w:t>
+      </w:r>
+    </w:p>
+    <w:p>
+      <w:pPr>
+        <w:pStyle w:val="Heading3"/>
+      </w:pPr>
+      <w:r>
         <w:t>Assess independent transfer</w:t>
       </w:r>
     </w:p>
     <w:p>
-      <w:r>
-        <w:t>Selected case: Use [[8, 2],[3, 6]]. Give TP, FP, FN, precision, recall and accuracy.</w:t>
-      </w:r>
-    </w:p>
-    <w:p>
       <w:pPr>
         <w:pStyle w:val="Heading3"/>
       </w:pPr>
       <w:r>
+        <w:t>Independent question · withhold the key</w:t>
+      </w:r>
+    </w:p>
+    <w:p>
+      <w:pPr>
+        <w:spacing w:line="336" w:lineRule="auto" w:after="180"/>
+        <w:shd w:fill="F5F1FB"/>
+      </w:pPr>
+      <w:r>
+        <w:rPr>
+          <w:b w:val="0"/>
+        </w:rPr>
+        <w:t xml:space="preserve">Selected case: Use [[8, 2],[3, 6]]. Give TP, FP, FN, </w:t>
+      </w:r>
+      <w:r>
+        <w:rPr>
+          <w:b/>
+        </w:rPr>
+        <w:t>precision</w:t>
+      </w:r>
+      <w:r>
+        <w:rPr>
+          <w:b w:val="0"/>
+        </w:rPr>
+        <w:t xml:space="preserve">, </w:t>
+      </w:r>
+      <w:r>
+        <w:rPr>
+          <w:b/>
+        </w:rPr>
+        <w:t>recall</w:t>
+      </w:r>
+      <w:r>
+        <w:rPr>
+          <w:b w:val="0"/>
+        </w:rPr>
+        <w:t xml:space="preserve"> and accuracy.</w:t>
+      </w:r>
+    </w:p>
+    <w:p>
+      <w:pPr>
+        <w:pStyle w:val="Heading3"/>
+      </w:pPr>
+      <w:r>
         <w:t>Selected case answer</w:t>
       </w:r>
     </w:p>
     <w:p>
-      <w:r>
-        <w:t>Teacher explanation: TP=6, FP=2, FN=3. Precision 6/8=75 percent; recall 6/9 about 66.7 percent; accuracy 14/19 about 73.7 percent.</w:t>
+      <w:pPr>
+        <w:pStyle w:val="Heading3"/>
+      </w:pPr>
+      <w:r>
+        <w:t>Teacher key · Selected case answer</w:t>
+      </w:r>
+    </w:p>
+    <w:p>
+      <w:pPr>
+        <w:spacing w:line="336" w:lineRule="auto" w:after="180"/>
+        <w:shd w:fill="F1F6FC"/>
+      </w:pPr>
+      <w:r>
+        <w:rPr>
+          <w:b w:val="0"/>
+        </w:rPr>
+        <w:t xml:space="preserve">Teacher explanation: TP=6, FP=2, FN=3. </w:t>
+      </w:r>
+      <w:r>
+        <w:rPr>
+          <w:b/>
+        </w:rPr>
+        <w:t>Precision</w:t>
+      </w:r>
+      <w:r>
+        <w:rPr>
+          <w:b w:val="0"/>
+        </w:rPr>
+        <w:t xml:space="preserve"> 6/8=75 percent; </w:t>
+      </w:r>
+      <w:r>
+        <w:rPr>
+          <w:b/>
+        </w:rPr>
+        <w:t>recall</w:t>
+      </w:r>
+      <w:r>
+        <w:rPr>
+          <w:b w:val="0"/>
+        </w:rPr>
+        <w:t xml:space="preserve"> 6/9 about 66.7 percent; accuracy 14/19 about 73.7 percent.</w:t>
       </w:r>
     </w:p>
     <w:tbl>
@@ -2703,21 +5954,77 @@
       </w:tr>
     </w:tbl>
     <w:p>
-      <w:r>
-        <w:t>Record each dimension as not yet, with support, or independent. Accept a valid alternative procedure with a defensible trace. Do not penalise an honestly recorded model failure if the learner correctly explains its evidence and limits.</w:t>
-      </w:r>
-    </w:p>
-    <w:p>
       <w:pPr>
         <w:pStyle w:val="Heading3"/>
       </w:pPr>
       <w:r>
+        <w:t>Teacher key · Selected case answer</w:t>
+      </w:r>
+    </w:p>
+    <w:p>
+      <w:pPr>
+        <w:spacing w:line="336" w:lineRule="auto" w:after="180"/>
+        <w:shd w:fill="F1F6FC"/>
+      </w:pPr>
+      <w:r>
+        <w:rPr>
+          <w:b w:val="0"/>
+        </w:rPr>
+        <w:t>Record each dimension as not yet, with support, or independent. Accept a valid alternative procedure with a defensible trace.</w:t>
+      </w:r>
+    </w:p>
+    <w:p>
+      <w:pPr>
+        <w:spacing w:line="336" w:lineRule="auto" w:after="180"/>
+        <w:shd w:fill="F1F6FC"/>
+      </w:pPr>
+      <w:r>
+        <w:rPr>
+          <w:b w:val="0"/>
+        </w:rPr>
+        <w:t xml:space="preserve">Do not penalise an honestly recorded model failure if the learner correctly explains its </w:t>
+      </w:r>
+      <w:r>
+        <w:rPr>
+          <w:b/>
+        </w:rPr>
+        <w:t>evidence</w:t>
+      </w:r>
+      <w:r>
+        <w:rPr>
+          <w:b w:val="0"/>
+        </w:rPr>
+        <w:t xml:space="preserve"> and limits.</w:t>
+      </w:r>
+    </w:p>
+    <w:p>
+      <w:pPr>
+        <w:pStyle w:val="Heading3"/>
+      </w:pPr>
+      <w:r>
         <w:t>Feedback that the learner uses</w:t>
       </w:r>
     </w:p>
     <w:p>
-      <w:r>
-        <w:t>Name the earliest unsupported step and give one action to repair it. Have the learner make that repair now and explain why. Then assess the relevant skill on a fresh, fully specified case. Confirm it was not previously practised with feedback; solve and check the new case before assigning it. A follow-up design prompt is a starting brief, not automatically an equivalent test.</w:t>
+      <w:pPr>
+        <w:spacing w:line="336" w:lineRule="auto" w:after="180"/>
+      </w:pPr>
+      <w:r>
+        <w:rPr>
+          <w:b w:val="0"/>
+        </w:rPr>
+        <w:t>Name the earliest unsupported step and give one action to repair it. Have the learner make that repair now and explain why. Then assess the relevant skill on a fresh, fully specified case.</w:t>
+      </w:r>
+    </w:p>
+    <w:p>
+      <w:pPr>
+        <w:spacing w:line="336" w:lineRule="auto" w:after="180"/>
+      </w:pPr>
+      <w:r>
+        <w:rPr>
+          <w:b w:val="0"/>
+        </w:rPr>
+        <w:t>Confirm it was not previously practised with feedback; solve and check the new case before assigning it. A follow-up design prompt is a starting brief, not automatically an equivalent test.</w:t>
       </w:r>
     </w:p>
     <w:p>
@@ -2729,11 +6036,62 @@
       </w:r>
     </w:p>
     <w:p>
+      <w:r>
+        <w:t>Connect Precision and Recall to Responsible Plant Classifier, adapt support and plan a later changed-case check.</w:t>
+      </w:r>
+    </w:p>
+    <w:p>
       <w:pPr>
         <w:pStyle w:val="Heading3"/>
       </w:pPr>
       <w:r>
-        <w:t>Connect and extend learning</w:t>
+        <w:t>Responsible Plant Classifier</w:t>
+      </w:r>
+    </w:p>
+    <w:p>
+      <w:pPr>
+        <w:spacing w:line="336" w:lineRule="auto" w:after="180"/>
+      </w:pPr>
+      <w:r>
+        <w:rPr>
+          <w:b w:val="0"/>
+        </w:rPr>
+        <w:t>Set a Plant Classifier review threshold and explain which error type it prioritizes and who makes the final decision.</w:t>
+      </w:r>
+    </w:p>
+    <w:p>
+      <w:pPr>
+        <w:spacing w:line="336" w:lineRule="auto" w:after="180"/>
+      </w:pPr>
+      <w:r>
+        <w:rPr>
+          <w:b w:val="0"/>
+        </w:rPr>
+        <w:t xml:space="preserve">Keep the decision, </w:t>
+      </w:r>
+      <w:r>
+        <w:rPr>
+          <w:b/>
+        </w:rPr>
+        <w:t>input</w:t>
+      </w:r>
+      <w:r>
+        <w:rPr>
+          <w:b w:val="0"/>
+        </w:rPr>
+        <w:t xml:space="preserve">, result, explanation and remaining limitation in the project </w:t>
+      </w:r>
+      <w:r>
+        <w:rPr>
+          <w:b/>
+        </w:rPr>
+        <w:t>evidence</w:t>
+      </w:r>
+      <w:r>
+        <w:rPr>
+          <w:b w:val="0"/>
+        </w:rPr>
+        <w:t xml:space="preserve"> record. Retrieve this record next week rather than restarting the project.</w:t>
       </w:r>
     </w:p>
     <w:p>
@@ -2741,17 +6099,30 @@
         <w:pStyle w:val="Heading3"/>
       </w:pPr>
       <w:r>
-        <w:t>Responsible Plant Classifier</w:t>
-      </w:r>
-    </w:p>
-    <w:p>
-      <w:r>
-        <w:t>Set a Plant Classifier review threshold and explain which error type it prioritizes and who makes the final decision.</w:t>
-      </w:r>
-    </w:p>
-    <w:p>
-      <w:r>
-        <w:t>Keep the decision, input, result, explanation and remaining limitation in the project evidence record. Retrieve this record next week rather than restarting the project.</w:t>
+        <w:t>Support and stretch</w:t>
+      </w:r>
+    </w:p>
+    <w:p>
+      <w:pPr>
+        <w:spacing w:line="336" w:lineRule="auto" w:after="180"/>
+      </w:pPr>
+      <w:r>
+        <w:rPr>
+          <w:b w:val="0"/>
+        </w:rPr>
+        <w:t xml:space="preserve">Use a tiny labelled dataset, explicit units and a named positive class. Stretch: require a baseline, held-out evaluation and subgroup or shifted-condition analysis with </w:t>
+      </w:r>
+      <w:r>
+        <w:rPr>
+          <w:b/>
+        </w:rPr>
+        <w:t>denominator</w:t>
+      </w:r>
+      <w:r>
+        <w:rPr>
+          <w:b w:val="0"/>
+        </w:rPr>
+        <w:t>s.</w:t>
       </w:r>
     </w:p>
     <w:p>
@@ -2759,12 +6130,30 @@
         <w:pStyle w:val="Heading3"/>
       </w:pPr>
       <w:r>
-        <w:t>Support and stretch</w:t>
-      </w:r>
-    </w:p>
-    <w:p>
-      <w:r>
-        <w:t>Use a tiny labelled dataset, explicit units and a named positive class. Stretch: require a baseline, held-out evaluation and subgroup or shifted-condition analysis with denominators.</w:t>
+        <w:t>Exit reflection</w:t>
+      </w:r>
+    </w:p>
+    <w:p>
+      <w:pPr>
+        <w:spacing w:line="336" w:lineRule="auto" w:after="180"/>
+      </w:pPr>
+      <w:r>
+        <w:rPr>
+          <w:b w:val="0"/>
+        </w:rPr>
+        <w:t xml:space="preserve">Ask for one decision the learner can now justify and one situation requiring more </w:t>
+      </w:r>
+      <w:r>
+        <w:rPr>
+          <w:b/>
+        </w:rPr>
+        <w:t>evidence</w:t>
+      </w:r>
+      <w:r>
+        <w:rPr>
+          <w:b w:val="0"/>
+        </w:rPr>
+        <w:t xml:space="preserve"> or human review. Confidence ratings are separate from correct independent performance.</w:t>
       </w:r>
     </w:p>
     <w:p>
@@ -2772,12 +6161,30 @@
         <w:pStyle w:val="Heading3"/>
       </w:pPr>
       <w:r>
-        <w:t>Exit reflection</w:t>
-      </w:r>
-    </w:p>
-    <w:p>
-      <w:r>
-        <w:t>Ask for one decision the learner can now justify and one situation requiring more evidence or human review. Confidence ratings are separate from correct independent performance.</w:t>
+        <w:t>Bridge to the next week</w:t>
+      </w:r>
+    </w:p>
+    <w:p>
+      <w:pPr>
+        <w:spacing w:line="336" w:lineRule="auto" w:after="180"/>
+      </w:pPr>
+      <w:r>
+        <w:rPr>
+          <w:b w:val="0"/>
+        </w:rPr>
+        <w:t xml:space="preserve">Next: Week 18: Error Analysis. Retrieve today’s </w:t>
+      </w:r>
+      <w:r>
+        <w:rPr>
+          <w:b/>
+        </w:rPr>
+        <w:t>evidence</w:t>
+      </w:r>
+      <w:r>
+        <w:rPr>
+          <w:b w:val="0"/>
+        </w:rPr>
+        <w:t xml:space="preserve"> and identify what carries forward and what is new.</w:t>
       </w:r>
     </w:p>
     <w:p>
@@ -2785,12 +6192,181 @@
         <w:pStyle w:val="Heading3"/>
       </w:pPr>
       <w:r>
-        <w:t>Bridge to the next week</w:t>
-      </w:r>
-    </w:p>
-    <w:p>
-      <w:r>
-        <w:t>Next: Week 18: Error Analysis. Retrieve today’s evidence and identify what carries forward and what is new.</w:t>
+        <w:t>Support and fresh reassessment</w:t>
+      </w:r>
+    </w:p>
+    <w:p>
+      <w:pPr>
+        <w:spacing w:line="336" w:lineRule="auto" w:after="180"/>
+      </w:pPr>
+      <w:r>
+        <w:rPr>
+          <w:b w:val="0"/>
+        </w:rPr>
+        <w:t xml:space="preserve">Provide a blank </w:t>
+      </w:r>
+      <w:r>
+        <w:rPr>
+          <w:b/>
+        </w:rPr>
+        <w:t>evidence</w:t>
+      </w:r>
+      <w:r>
+        <w:rPr>
+          <w:b w:val="0"/>
+        </w:rPr>
+        <w:t xml:space="preserve"> table and allow a verbal explanation before writing. Highlight the given conditions without supplying the W 4 conclusion. Use </w:t>
+      </w:r>
+      <w:r>
+        <w:rPr>
+          <w:b/>
+        </w:rPr>
+        <w:t>precision</w:t>
+      </w:r>
+      <w:r>
+        <w:rPr>
+          <w:b w:val="0"/>
+        </w:rPr>
+        <w:t xml:space="preserve"> and </w:t>
+      </w:r>
+      <w:r>
+        <w:rPr>
+          <w:b/>
+        </w:rPr>
+        <w:t>recall</w:t>
+      </w:r>
+      <w:r>
+        <w:rPr>
+          <w:b w:val="0"/>
+        </w:rPr>
+        <w:t xml:space="preserve"> in full sentences.</w:t>
+      </w:r>
+    </w:p>
+    <w:p>
+      <w:pPr>
+        <w:spacing w:line="336" w:lineRule="auto" w:after="180"/>
+      </w:pPr>
+      <w:r>
+        <w:rPr>
+          <w:b w:val="0"/>
+        </w:rPr>
+        <w:t>Extension: alter one condition in the worked example and explain which conclusion changes and which remains supported.</w:t>
+      </w:r>
+    </w:p>
+    <w:p>
+      <w:pPr>
+        <w:spacing w:line="336" w:lineRule="auto" w:after="180"/>
+      </w:pPr>
+      <w:r>
+        <w:rPr>
+          <w:b w:val="0"/>
+        </w:rPr>
+        <w:t xml:space="preserve">For independent W 4, require: TP=6, FP=2, FN=3. </w:t>
+      </w:r>
+      <w:r>
+        <w:rPr>
+          <w:b/>
+        </w:rPr>
+        <w:t>Precision</w:t>
+      </w:r>
+      <w:r>
+        <w:rPr>
+          <w:b w:val="0"/>
+        </w:rPr>
+        <w:t xml:space="preserve"> 6/8=75 percent; </w:t>
+      </w:r>
+      <w:r>
+        <w:rPr>
+          <w:b/>
+        </w:rPr>
+        <w:t>recall</w:t>
+      </w:r>
+      <w:r>
+        <w:rPr>
+          <w:b w:val="0"/>
+        </w:rPr>
+        <w:t xml:space="preserve"> 6/9 about 66.7 percent; accuracy 14/19 about 73.7 percent.</w:t>
+      </w:r>
+    </w:p>
+    <w:p>
+      <w:pPr>
+        <w:spacing w:line="336" w:lineRule="auto" w:after="180"/>
+      </w:pPr>
+      <w:r>
+        <w:rPr>
+          <w:b w:val="0"/>
+        </w:rPr>
+        <w:t xml:space="preserve">Fresh retry [[5, 1],[2, 4]]: </w:t>
+      </w:r>
+      <w:r>
+        <w:rPr>
+          <w:b/>
+        </w:rPr>
+        <w:t>precision</w:t>
+      </w:r>
+      <w:r>
+        <w:rPr>
+          <w:b w:val="0"/>
+        </w:rPr>
+        <w:t xml:space="preserve"> 4/5=80 percent, </w:t>
+      </w:r>
+      <w:r>
+        <w:rPr>
+          <w:b/>
+        </w:rPr>
+        <w:t>recall</w:t>
+      </w:r>
+      <w:r>
+        <w:rPr>
+          <w:b w:val="0"/>
+        </w:rPr>
+        <w:t xml:space="preserve"> 4/6 about 66.7 percent, accuracy 9/12=75 percent. Require both </w:t>
+      </w:r>
+      <w:r>
+        <w:rPr>
+          <w:b/>
+        </w:rPr>
+        <w:t>denominator</w:t>
+      </w:r>
+      <w:r>
+        <w:rPr>
+          <w:b w:val="0"/>
+        </w:rPr>
+        <w:t>s. Mark each criterion as independent, supported or not yet demonstrated.</w:t>
+      </w:r>
+    </w:p>
+    <w:p>
+      <w:pPr>
+        <w:spacing w:line="336" w:lineRule="auto" w:after="180"/>
+      </w:pPr>
+      <w:r>
+        <w:rPr>
+          <w:b w:val="0"/>
+        </w:rPr>
+        <w:t>Reassess the reasoning after feedback; do not replace the first attempt silently.</w:t>
+      </w:r>
+    </w:p>
+    <w:p>
+      <w:pPr>
+        <w:spacing w:line="336" w:lineRule="auto" w:after="180"/>
+      </w:pPr>
+      <w:r>
+        <w:rPr>
+          <w:b w:val="0"/>
+        </w:rPr>
+        <w:t xml:space="preserve">Next week: Thresholds and consequences. Carry forward the saved </w:t>
+      </w:r>
+      <w:r>
+        <w:rPr>
+          <w:b/>
+        </w:rPr>
+        <w:t>evidence</w:t>
+      </w:r>
+      <w:r>
+        <w:rPr>
+          <w:b w:val="0"/>
+        </w:rPr>
+        <w:t xml:space="preserve"> and the distinction between development choices and justified claims.</w:t>
       </w:r>
     </w:p>
     <w:p>
@@ -2798,40 +6374,40 @@
         <w:pStyle w:val="Heading3"/>
       </w:pPr>
       <w:r>
-        <w:t>Support and fresh reassessment</w:t>
-      </w:r>
-    </w:p>
-    <w:p>
-      <w:r>
-        <w:t>Provide a blank evidence table and allow a verbal explanation before writing. Highlight the given conditions without supplying the W 4 conclusion. Use precision and recall in full sentences. Extension: alter one condition in the worked example and explain which conclusion changes and which remains supported.</w:t>
-      </w:r>
-    </w:p>
-    <w:p>
-      <w:r>
-        <w:t>For independent W 4, require: TP=6, FP=2, FN=3. Precision 6/8=75 percent; recall 6/9 about 66.7 percent; accuracy 14/19 about 73.7 percent. Fresh retry [[5, 1],[2, 4]]: precision 4/5=80 percent, recall 4/6 about 66.7 percent, accuracy 9/12=75 percent. Require both denominators. Mark each criterion as independent, supported or not yet demonstrated. Reassess the reasoning after feedback; do not replace the first attempt silently.</w:t>
-      </w:r>
-    </w:p>
-    <w:p>
-      <w:r>
-        <w:t>Next week: Thresholds and consequences. Carry forward the saved evidence and the distinction between development choices and justified claims.</w:t>
-      </w:r>
-    </w:p>
-    <w:p>
-      <w:pPr>
-        <w:pStyle w:val="Heading3"/>
-      </w:pPr>
-      <w:r>
         <w:t>Plan the delayed return</w:t>
       </w:r>
     </w:p>
     <w:p>
-      <w:r>
+      <w:pPr>
+        <w:spacing w:line="336" w:lineRule="auto" w:after="180"/>
+      </w:pPr>
+      <w:r>
+        <w:rPr>
+          <w:b w:val="0"/>
+        </w:rPr>
         <w:t>Suggested return points in this level: ai-4/18, ai-4/20, ai-4/23. Use actual classroom dates, adjusting for holidays and gaps. One, three and six teaching weeks are scheduling choices, not a claimed optimal spacing.</w:t>
       </w:r>
     </w:p>
     <w:p>
-      <w:r>
-        <w:t>At a delayed check, ask for the idea from memory and a changed application. Compare with the earlier independent response and record support used. For a new level, revisit the previous capstone before checking the new prerequisites.</w:t>
+      <w:pPr>
+        <w:spacing w:line="336" w:lineRule="auto" w:after="180"/>
+      </w:pPr>
+      <w:r>
+        <w:rPr>
+          <w:b w:val="0"/>
+        </w:rPr>
+        <w:t>At a delayed check, ask for the idea from memory and a changed application. Compare with the earlier independent response and record support used.</w:t>
+      </w:r>
+    </w:p>
+    <w:p>
+      <w:pPr>
+        <w:spacing w:line="336" w:lineRule="auto" w:after="180"/>
+      </w:pPr>
+      <w:r>
+        <w:rPr>
+          <w:b w:val="0"/>
+        </w:rPr>
+        <w:t>For a new level, revisit the previous capstone before checking the new prerequisites.</w:t>
       </w:r>
     </w:p>
     <w:tbl>
@@ -2991,8 +6567,26 @@
       </w:tr>
     </w:tbl>
     <w:p>
-      <w:r>
-        <w:t>Use the evidence to choose reteaching or the next step. A completed page, confidence rating or attractive project does not by itself demonstrate understanding.</w:t>
+      <w:pPr>
+        <w:spacing w:line="336" w:lineRule="auto" w:after="180"/>
+      </w:pPr>
+      <w:r>
+        <w:rPr>
+          <w:b w:val="0"/>
+        </w:rPr>
+        <w:t xml:space="preserve">Use the </w:t>
+      </w:r>
+      <w:r>
+        <w:rPr>
+          <w:b/>
+        </w:rPr>
+        <w:t>evidence</w:t>
+      </w:r>
+      <w:r>
+        <w:rPr>
+          <w:b w:val="0"/>
+        </w:rPr>
+        <w:t xml:space="preserve"> to choose reteaching or the next step. A completed page, confidence rating or attractive project does not by itself demonstrate understanding.</w:t>
       </w:r>
     </w:p>
     <w:p>
@@ -3004,8 +6598,37 @@
       </w:r>
     </w:p>
     <w:p>
-      <w:r>
-        <w:t>For your Responsible Plant Classifier, save the input, procedure, observed result and limitation of this check. Label this worked example as practice; use a different, previously unreviewed case when checking independent understanding.</w:t>
+      <w:pPr>
+        <w:spacing w:line="336" w:lineRule="auto" w:after="180"/>
+      </w:pPr>
+      <w:r>
+        <w:rPr>
+          <w:b w:val="0"/>
+        </w:rPr>
+        <w:t xml:space="preserve">For your Responsible Plant Classifier, save the </w:t>
+      </w:r>
+      <w:r>
+        <w:rPr>
+          <w:b/>
+        </w:rPr>
+        <w:t>input</w:t>
+      </w:r>
+      <w:r>
+        <w:rPr>
+          <w:b w:val="0"/>
+        </w:rPr>
+        <w:t>, procedure, observed result and limitation of this check.</w:t>
+      </w:r>
+    </w:p>
+    <w:p>
+      <w:pPr>
+        <w:spacing w:line="336" w:lineRule="auto" w:after="180"/>
+      </w:pPr>
+      <w:r>
+        <w:rPr>
+          <w:b w:val="0"/>
+        </w:rPr>
+        <w:t>Label this worked example as practice; use a different, previously unreviewed case when checking independent understanding.</w:t>
       </w:r>
     </w:p>
     <w:p>
@@ -3018,12 +6641,62 @@
     </w:p>
     <w:p>
       <w:r>
-        <w:t>Teaching target: Choose the denominator that answers the question</w:t>
-      </w:r>
-    </w:p>
-    <w:p>
-      <w:r>
-        <w:t>Prepare the labelled worked-case picture, the matching workbook, fictional input cards and a place for individual responses. Check a local Python 3 environment before class; have a paper-trace version ready.</w:t>
+        <w:t>Use this preparation summary alongside the detailed Precision and Recall lesson; it is a checklist rather than a replacement for the full sequence.</w:t>
+      </w:r>
+    </w:p>
+    <w:p>
+      <w:pPr>
+        <w:pStyle w:val="Heading3"/>
+      </w:pPr>
+      <w:r>
+        <w:t>Teaching target</w:t>
+      </w:r>
+    </w:p>
+    <w:p>
+      <w:pPr>
+        <w:spacing w:line="336" w:lineRule="auto" w:after="180"/>
+        <w:shd w:fill="EDF7F3"/>
+      </w:pPr>
+      <w:r>
+        <w:rPr>
+          <w:b w:val="0"/>
+        </w:rPr>
+        <w:t xml:space="preserve">Teaching target: Choose the </w:t>
+      </w:r>
+      <w:r>
+        <w:rPr>
+          <w:b/>
+        </w:rPr>
+        <w:t>denominator</w:t>
+      </w:r>
+      <w:r>
+        <w:rPr>
+          <w:b w:val="0"/>
+        </w:rPr>
+        <w:t xml:space="preserve"> that answers the question</w:t>
+      </w:r>
+    </w:p>
+    <w:p>
+      <w:pPr>
+        <w:spacing w:line="336" w:lineRule="auto" w:after="180"/>
+      </w:pPr>
+      <w:r>
+        <w:rPr>
+          <w:b w:val="0"/>
+        </w:rPr>
+        <w:t xml:space="preserve">Prepare the labelled worked-case picture, the matching workbook, fictional </w:t>
+      </w:r>
+      <w:r>
+        <w:rPr>
+          <w:b/>
+        </w:rPr>
+        <w:t>input</w:t>
+      </w:r>
+      <w:r>
+        <w:rPr>
+          <w:b w:val="0"/>
+        </w:rPr>
+        <w:t xml:space="preserve"> cards and a place for individual responses. Check a local Python 3 environment before class; have a paper-trace version ready.</w:t>
       </w:r>
     </w:p>
     <w:tbl>
@@ -3170,37 +6843,315 @@
       </w:tr>
     </w:tbl>
     <w:p>
-      <w:r>
-        <w:t>Before class, solve the supported practice: Calculate precision, recall and accuracy for the worked matrix.</w:t>
-      </w:r>
-    </w:p>
-    <w:p>
-      <w:r>
-        <w:t>Reasoned practice answer: Teacher explanation: Precision 3/7 about 42.9 percent, recall 3/4=75 percent, accuracy 15/20=75 percent.</w:t>
-      </w:r>
-    </w:p>
-    <w:p>
-      <w:r>
-        <w:t>Check every learner before discussion: Use the worked case for Precision recall and denominators. Proposed explanation: “A final answer is enough”. Decide whether this explanation is supported. Point to the step or supplied fact that decides; explain your repair if needed.</w:t>
-      </w:r>
-    </w:p>
-    <w:p>
-      <w:r>
+      <w:pPr>
+        <w:spacing w:line="336" w:lineRule="auto" w:after="180"/>
+      </w:pPr>
+      <w:r>
+        <w:rPr>
+          <w:b w:val="0"/>
+        </w:rPr>
+        <w:t xml:space="preserve">Before class, solve the supported practice: Calculate </w:t>
+      </w:r>
+      <w:r>
+        <w:rPr>
+          <w:b/>
+        </w:rPr>
+        <w:t>precision</w:t>
+      </w:r>
+      <w:r>
+        <w:rPr>
+          <w:b w:val="0"/>
+        </w:rPr>
+        <w:t xml:space="preserve">, </w:t>
+      </w:r>
+      <w:r>
+        <w:rPr>
+          <w:b/>
+        </w:rPr>
+        <w:t>recall</w:t>
+      </w:r>
+      <w:r>
+        <w:rPr>
+          <w:b w:val="0"/>
+        </w:rPr>
+        <w:t xml:space="preserve"> and accuracy for the worked matrix.</w:t>
+      </w:r>
+    </w:p>
+    <w:p>
+      <w:pPr>
+        <w:pStyle w:val="Heading3"/>
+      </w:pPr>
+      <w:r>
+        <w:t>Supported practice answer</w:t>
+      </w:r>
+    </w:p>
+    <w:p>
+      <w:pPr>
+        <w:spacing w:line="336" w:lineRule="auto" w:after="180"/>
+        <w:shd w:fill="F1F6FC"/>
+      </w:pPr>
+      <w:r>
+        <w:rPr>
+          <w:b w:val="0"/>
+        </w:rPr>
+        <w:t xml:space="preserve">Reasoned practice answer: Teacher explanation: </w:t>
+      </w:r>
+      <w:r>
+        <w:rPr>
+          <w:b/>
+        </w:rPr>
+        <w:t>Precision</w:t>
+      </w:r>
+      <w:r>
+        <w:rPr>
+          <w:b w:val="0"/>
+        </w:rPr>
+        <w:t xml:space="preserve"> 3/7 about 42.9 percent, </w:t>
+      </w:r>
+      <w:r>
+        <w:rPr>
+          <w:b/>
+        </w:rPr>
+        <w:t>recall</w:t>
+      </w:r>
+      <w:r>
+        <w:rPr>
+          <w:b w:val="0"/>
+        </w:rPr>
+        <w:t xml:space="preserve"> 3/4=75 percent, accuracy 15/20=75 percent.</w:t>
+      </w:r>
+    </w:p>
+    <w:p>
+      <w:pPr>
+        <w:spacing w:line="336" w:lineRule="auto" w:after="180"/>
+      </w:pPr>
+      <w:r>
+        <w:rPr>
+          <w:b w:val="0"/>
+        </w:rPr>
+        <w:t xml:space="preserve">Check every learner before discussion: Use the worked case for </w:t>
+      </w:r>
+      <w:r>
+        <w:rPr>
+          <w:b/>
+        </w:rPr>
+        <w:t>Precision</w:t>
+      </w:r>
+      <w:r>
+        <w:rPr>
+          <w:b w:val="0"/>
+        </w:rPr>
+        <w:t xml:space="preserve"> </w:t>
+      </w:r>
+      <w:r>
+        <w:rPr>
+          <w:b/>
+        </w:rPr>
+        <w:t>recall</w:t>
+      </w:r>
+      <w:r>
+        <w:rPr>
+          <w:b w:val="0"/>
+        </w:rPr>
+        <w:t xml:space="preserve"> and </w:t>
+      </w:r>
+      <w:r>
+        <w:rPr>
+          <w:b/>
+        </w:rPr>
+        <w:t>denominator</w:t>
+      </w:r>
+      <w:r>
+        <w:rPr>
+          <w:b w:val="0"/>
+        </w:rPr>
+        <w:t>s. Proposed explanation: “A final answer is enough”. Decide whether this explanation is supported.</w:t>
+      </w:r>
+    </w:p>
+    <w:p>
+      <w:pPr>
+        <w:spacing w:line="336" w:lineRule="auto" w:after="180"/>
+      </w:pPr>
+      <w:r>
+        <w:rPr>
+          <w:b w:val="0"/>
+        </w:rPr>
+        <w:t>Point to the step or supplied fact that decides; explain your repair if needed.</w:t>
+      </w:r>
+    </w:p>
+    <w:p>
+      <w:pPr>
+        <w:pStyle w:val="Heading3"/>
+      </w:pPr>
+      <w:r>
+        <w:t>Repair the misconception</w:t>
+      </w:r>
+    </w:p>
+    <w:p>
+      <w:pPr>
+        <w:spacing w:line="336" w:lineRule="auto" w:after="180"/>
+        <w:shd w:fill="FFF5E6"/>
+      </w:pPr>
+      <w:r>
+        <w:rPr>
+          <w:b w:val="0"/>
+        </w:rPr>
         <w:t>Misconception repair: Ask for the relevant counts, units, procedure or saved record. For this week: Predicted positives TP+FP=7; reference positives TP+FN=4.</w:t>
       </w:r>
     </w:p>
     <w:p>
-      <w:r>
-        <w:t>Support: read the exact case aloud, enlarge the labelled picture, supply input cards and model only the first deciding step. Accept a spoken explanation or drawing; retain the reasoning goal.</w:t>
-      </w:r>
-    </w:p>
-    <w:p>
-      <w:r>
-        <w:t>Extension: Correct two false negatives into true positives. Require a prediction and a reason before comparing. Expected result: Precision becomes8/10=80%; recall becomes8/10=80%. Reason: TP becomes8 and FN 2; FP remains2, so the two denominators happen to equal10.</w:t>
-      </w:r>
-    </w:p>
-    <w:p>
-      <w:r>
+      <w:pPr>
+        <w:pStyle w:val="Heading3"/>
+      </w:pPr>
+      <w:r>
+        <w:t>Support without giving away the answer</w:t>
+      </w:r>
+    </w:p>
+    <w:p>
+      <w:pPr>
+        <w:spacing w:line="336" w:lineRule="auto" w:after="180"/>
+        <w:shd w:fill="F1F6F8"/>
+      </w:pPr>
+      <w:r>
+        <w:rPr>
+          <w:b w:val="0"/>
+        </w:rPr>
+        <w:t xml:space="preserve">Support: read the exact case aloud, enlarge the labelled picture, supply </w:t>
+      </w:r>
+      <w:r>
+        <w:rPr>
+          <w:b/>
+        </w:rPr>
+        <w:t>input</w:t>
+      </w:r>
+      <w:r>
+        <w:rPr>
+          <w:b w:val="0"/>
+        </w:rPr>
+        <w:t xml:space="preserve"> cards and model only the first deciding step. Accept a spoken explanation or drawing; retain the reasoning goal.</w:t>
+      </w:r>
+    </w:p>
+    <w:p>
+      <w:pPr>
+        <w:pStyle w:val="Heading3"/>
+      </w:pPr>
+      <w:r>
+        <w:t>Extend the reasoning</w:t>
+      </w:r>
+    </w:p>
+    <w:p>
+      <w:pPr>
+        <w:spacing w:line="336" w:lineRule="auto" w:after="180"/>
+        <w:shd w:fill="F5F1FB"/>
+      </w:pPr>
+      <w:r>
+        <w:rPr>
+          <w:b w:val="0"/>
+        </w:rPr>
+        <w:t xml:space="preserve">Extension: Correct two false negatives into true positives. Require a </w:t>
+      </w:r>
+      <w:r>
+        <w:rPr>
+          <w:b/>
+        </w:rPr>
+        <w:t>prediction</w:t>
+      </w:r>
+      <w:r>
+        <w:rPr>
+          <w:b w:val="0"/>
+        </w:rPr>
+        <w:t xml:space="preserve"> and a reason before comparing. Expected result: </w:t>
+      </w:r>
+      <w:r>
+        <w:rPr>
+          <w:b/>
+        </w:rPr>
+        <w:t>Precision</w:t>
+      </w:r>
+      <w:r>
+        <w:rPr>
+          <w:b w:val="0"/>
+        </w:rPr>
+        <w:t xml:space="preserve"> becomes8/10=</w:t>
+      </w:r>
+      <w:r>
+        <w:rPr>
+          <w:b/>
+        </w:rPr>
+        <w:t>80%</w:t>
+      </w:r>
+      <w:r>
+        <w:rPr>
+          <w:b w:val="0"/>
+        </w:rPr>
+        <w:t xml:space="preserve">; </w:t>
+      </w:r>
+      <w:r>
+        <w:rPr>
+          <w:b/>
+        </w:rPr>
+        <w:t>recall</w:t>
+      </w:r>
+      <w:r>
+        <w:rPr>
+          <w:b w:val="0"/>
+        </w:rPr>
+        <w:t xml:space="preserve"> becomes8/10=</w:t>
+      </w:r>
+      <w:r>
+        <w:rPr>
+          <w:b/>
+        </w:rPr>
+        <w:t>80%</w:t>
+      </w:r>
+      <w:r>
+        <w:rPr>
+          <w:b w:val="0"/>
+        </w:rPr>
+        <w:t>.</w:t>
+      </w:r>
+    </w:p>
+    <w:p>
+      <w:pPr>
+        <w:spacing w:line="336" w:lineRule="auto" w:after="180"/>
+        <w:shd w:fill="F5F1FB"/>
+      </w:pPr>
+      <w:r>
+        <w:rPr>
+          <w:b w:val="0"/>
+        </w:rPr>
+        <w:t xml:space="preserve">Reason: TP becomes8 and FN 2; FP remains2, so the two </w:t>
+      </w:r>
+      <w:r>
+        <w:rPr>
+          <w:b/>
+        </w:rPr>
+        <w:t>denominator</w:t>
+      </w:r>
+      <w:r>
+        <w:rPr>
+          <w:b w:val="0"/>
+        </w:rPr>
+        <w:t>s happen to equal10.</w:t>
+      </w:r>
+    </w:p>
+    <w:p>
+      <w:pPr>
+        <w:pStyle w:val="Heading3"/>
+      </w:pPr>
+      <w:r>
+        <w:t>Protect the independent attempt</w:t>
+      </w:r>
+    </w:p>
+    <w:p>
+      <w:pPr>
+        <w:spacing w:line="336" w:lineRule="auto" w:after="180"/>
+        <w:shd w:fill="FFF5E6"/>
+      </w:pPr>
+      <w:r>
+        <w:rPr>
+          <w:b w:val="0"/>
+        </w:rPr>
         <w:t>Independent assessment: withhold the reserved answer until the learner has attempted the new case. Record support separately from correctness.</w:t>
       </w:r>
     </w:p>
@@ -3389,13 +7340,46 @@
       </w:tr>
     </w:tbl>
     <w:p>
-      <w:r>
+      <w:pPr>
+        <w:pStyle w:val="Heading3"/>
+      </w:pPr>
+      <w:r>
+        <w:t>Project checkpoint</w:t>
+      </w:r>
+    </w:p>
+    <w:p>
+      <w:pPr>
+        <w:spacing w:line="336" w:lineRule="auto" w:after="180"/>
+        <w:shd w:fill="EDF7F3"/>
+      </w:pPr>
+      <w:r>
+        <w:rPr>
+          <w:b w:val="0"/>
+        </w:rPr>
         <w:t>Project checkpoint: Test changed cases. Keep normal, boundary and failure cases; compare expected and observed results.</w:t>
       </w:r>
     </w:p>
     <w:p>
-      <w:r>
-        <w:t>Use the weekly teacher answer for topic-specific reasoning. A saved progress tick is an activity record; judge mastery from the learner’s explanation and evidence.</w:t>
+      <w:pPr>
+        <w:spacing w:line="336" w:lineRule="auto" w:after="180"/>
+      </w:pPr>
+      <w:r>
+        <w:rPr>
+          <w:b w:val="0"/>
+        </w:rPr>
+        <w:t xml:space="preserve">Use the weekly teacher answer for topic-specific reasoning. A saved progress tick is an activity record; judge mastery from the learner’s explanation and </w:t>
+      </w:r>
+      <w:r>
+        <w:rPr>
+          <w:b/>
+        </w:rPr>
+        <w:t>evidence</w:t>
+      </w:r>
+      <w:r>
+        <w:rPr>
+          <w:b w:val="0"/>
+        </w:rPr>
+        <w:t>.</w:t>
       </w:r>
     </w:p>
     <w:p>
@@ -3408,27 +7392,1334 @@
     </w:p>
     <w:p>
       <w:r>
-        <w:t>Use the two formative questions as supported practice, not as independent mastery scores. Discuss the deciding evidence rather than accepting a guessed selection.</w:t>
-      </w:r>
-    </w:p>
-    <w:p>
-      <w:r>
+        <w:t>Use feedback, earlier review and portfolios purposefully. Apply the coding routine only when this lesson has an executable lab.</w:t>
+      </w:r>
+    </w:p>
+    <w:p>
+      <w:pPr>
+        <w:spacing w:line="336" w:lineRule="auto" w:after="180"/>
+      </w:pPr>
+      <w:r>
+        <w:rPr>
+          <w:b w:val="0"/>
+        </w:rPr>
+        <w:t xml:space="preserve">Use the two formative questions as supported practice, not as independent mastery scores. Discuss the deciding </w:t>
+      </w:r>
+      <w:r>
+        <w:rPr>
+          <w:b/>
+        </w:rPr>
+        <w:t>evidence</w:t>
+      </w:r>
+      <w:r>
+        <w:rPr>
+          <w:b w:val="0"/>
+        </w:rPr>
+        <w:t xml:space="preserve"> rather than accepting a guessed selection.</w:t>
+      </w:r>
+    </w:p>
+    <w:p>
+      <w:pPr>
+        <w:spacing w:line="336" w:lineRule="auto" w:after="180"/>
+      </w:pPr>
+      <w:r>
+        <w:rPr>
+          <w:b w:val="0"/>
+        </w:rPr>
         <w:t>The feedback comes from the reviewed public worked case. Do not reveal the separately reserved independent teacher answer until the learner has attempted that case.</w:t>
       </w:r>
     </w:p>
     <w:p>
-      <w:r>
-        <w:t>Ask students to predict before running code. Preserve errors and actual outputs; collect a changed test and an explanation. The branch-boundary and indexing lessons deliberately include failure cases.</w:t>
-      </w:r>
-    </w:p>
-    <w:p>
-      <w:r>
-        <w:t>Use the earlier worked-explanation links to address a specific missing building block, then return to the current question. Adapt this suggestion after observing the learner; it is not an automatic diagnosis.</w:t>
-      </w:r>
-    </w:p>
-    <w:p>
-      <w:r>
-        <w:t>Collect the completed-work portfolio as evidence. Record support separately from correctness, and assess explanation, trace/test and limitations. Progress ticks and quiz selections alone do not establish mastery.</w:t>
+      <w:pPr>
+        <w:spacing w:line="336" w:lineRule="auto" w:after="180"/>
+      </w:pPr>
+      <w:r>
+        <w:rPr>
+          <w:b w:val="0"/>
+        </w:rPr>
+        <w:t xml:space="preserve">Ask students to predict before running code. Preserve errors and actual </w:t>
+      </w:r>
+      <w:r>
+        <w:rPr>
+          <w:b/>
+        </w:rPr>
+        <w:t>output</w:t>
+      </w:r>
+      <w:r>
+        <w:rPr>
+          <w:b w:val="0"/>
+        </w:rPr>
+        <w:t>s; collect a changed test and an explanation. The branch-boundary and indexing lessons deliberately include failure cases.</w:t>
+      </w:r>
+    </w:p>
+    <w:p>
+      <w:pPr>
+        <w:spacing w:line="336" w:lineRule="auto" w:after="180"/>
+      </w:pPr>
+      <w:r>
+        <w:rPr>
+          <w:b w:val="0"/>
+        </w:rPr>
+        <w:t xml:space="preserve">Use the earlier worked-explanation links to address a specific </w:t>
+      </w:r>
+      <w:r>
+        <w:rPr>
+          <w:b/>
+        </w:rPr>
+        <w:t>miss</w:t>
+      </w:r>
+      <w:r>
+        <w:rPr>
+          <w:b w:val="0"/>
+        </w:rPr>
+        <w:t>ing building block, then return to the current question. Adapt this suggestion after observing the learner; it is not an automatic diagnosis.</w:t>
+      </w:r>
+    </w:p>
+    <w:p>
+      <w:pPr>
+        <w:spacing w:line="336" w:lineRule="auto" w:after="180"/>
+      </w:pPr>
+      <w:r>
+        <w:rPr>
+          <w:b w:val="0"/>
+        </w:rPr>
+        <w:t xml:space="preserve">Collect the completed-work portfolio as </w:t>
+      </w:r>
+      <w:r>
+        <w:rPr>
+          <w:b/>
+        </w:rPr>
+        <w:t>evidence</w:t>
+      </w:r>
+      <w:r>
+        <w:rPr>
+          <w:b w:val="0"/>
+        </w:rPr>
+        <w:t>. Record support separately from correctness, and assess explanation, trace/test and limitations. Progress ticks and quiz selections alone do not establish mastery.</w:t>
+      </w:r>
+    </w:p>
+    <w:p>
+      <w:pPr>
+        <w:pStyle w:val="Heading1"/>
+      </w:pPr>
+      <w:r>
+        <w:t>09. Visual concept journey</w:t>
+      </w:r>
+    </w:p>
+    <w:p>
+      <w:r>
+        <w:t>Show one Precision and Recall graphic at a time, request a prediction and discuss its trace before the independent assessment.</w:t>
+      </w:r>
+    </w:p>
+    <w:p>
+      <w:pPr>
+        <w:spacing w:line="336" w:lineRule="auto" w:after="180"/>
+      </w:pPr>
+      <w:r>
+        <w:rPr>
+          <w:b w:val="0"/>
+        </w:rPr>
+        <w:t xml:space="preserve">Use one picture at a time. Hide a worked result before asking for a </w:t>
+      </w:r>
+      <w:r>
+        <w:rPr>
+          <w:b/>
+        </w:rPr>
+        <w:t>prediction</w:t>
+      </w:r>
+      <w:r>
+        <w:rPr>
+          <w:b w:val="0"/>
+        </w:rPr>
+        <w:t>, then reveal it for feedback. These are supported teaching cases; retain the separate independent assessment for a fresh first attempt.</w:t>
+      </w:r>
+    </w:p>
+    <w:p>
+      <w:pPr>
+        <w:pStyle w:val="Heading3"/>
+      </w:pPr>
+      <w:r>
+        <w:t>01. Precision and Recall: the case</w:t>
+      </w:r>
+    </w:p>
+    <w:p>
+      <w:r>
+        <w:drawing>
+          <wp:inline xmlns:a="http://schemas.openxmlformats.org/drawingml/2006/main" xmlns:pic="http://schemas.openxmlformats.org/drawingml/2006/picture">
+            <wp:extent cx="5486400" cy="2840736"/>
+            <wp:docPr id="3" name="Picture 3" descr="Put precision and recall denominators on the picture instead of memorising names. Supplied facts: Positive means spotted. TP=6, FP=2, FN=4, TN=8 in twenty fictional leaves. All inputs and outcomes in this worked example are invented classroom data; no real model run is claimed."/>
+            <wp:cNvGraphicFramePr>
+              <a:graphicFrameLocks noChangeAspect="1"/>
+            </wp:cNvGraphicFramePr>
+            <a:graphic>
+              <a:graphicData uri="http://schemas.openxmlformats.org/drawingml/2006/picture">
+                <pic:pic>
+                  <pic:nvPicPr>
+                    <pic:cNvPr id="0" name="academy-story-ai-4-17-01.png"/>
+                    <pic:cNvPicPr/>
+                  </pic:nvPicPr>
+                  <pic:blipFill>
+                    <a:blip r:embed="rId11"/>
+                    <a:stretch>
+                      <a:fillRect/>
+                    </a:stretch>
+                  </pic:blipFill>
+                  <pic:spPr>
+                    <a:xfrm>
+                      <a:off x="0" y="0"/>
+                      <a:ext cx="5486400" cy="2840736"/>
+                    </a:xfrm>
+                    <a:prstGeom prst="rect"/>
+                  </pic:spPr>
+                </pic:pic>
+              </a:graphicData>
+            </a:graphic>
+          </wp:inline>
+        </w:drawing>
+      </w:r>
+    </w:p>
+    <w:p>
+      <w:pPr>
+        <w:spacing w:line="336" w:lineRule="auto" w:after="180"/>
+      </w:pPr>
+      <w:r>
+        <w:rPr>
+          <w:b w:val="0"/>
+        </w:rPr>
+        <w:t xml:space="preserve">Put </w:t>
+      </w:r>
+      <w:r>
+        <w:rPr>
+          <w:b/>
+        </w:rPr>
+        <w:t>precision</w:t>
+      </w:r>
+      <w:r>
+        <w:rPr>
+          <w:b w:val="0"/>
+        </w:rPr>
+        <w:t xml:space="preserve"> and </w:t>
+      </w:r>
+      <w:r>
+        <w:rPr>
+          <w:b/>
+        </w:rPr>
+        <w:t>recall</w:t>
+      </w:r>
+      <w:r>
+        <w:rPr>
+          <w:b w:val="0"/>
+        </w:rPr>
+        <w:t xml:space="preserve"> </w:t>
+      </w:r>
+      <w:r>
+        <w:rPr>
+          <w:b/>
+        </w:rPr>
+        <w:t>denominator</w:t>
+      </w:r>
+      <w:r>
+        <w:rPr>
+          <w:b w:val="0"/>
+        </w:rPr>
+        <w:t>s on the picture instead of memorising names. Supplied facts: Positive means spotted. TP=6, FP=2, FN=4, TN=8 in twenty fictional leaves.</w:t>
+      </w:r>
+    </w:p>
+    <w:p>
+      <w:pPr>
+        <w:spacing w:line="336" w:lineRule="auto" w:after="180"/>
+      </w:pPr>
+      <w:r>
+        <w:rPr>
+          <w:b w:val="0"/>
+        </w:rPr>
+        <w:t xml:space="preserve">All </w:t>
+      </w:r>
+      <w:r>
+        <w:rPr>
+          <w:b/>
+        </w:rPr>
+        <w:t>input</w:t>
+      </w:r>
+      <w:r>
+        <w:rPr>
+          <w:b w:val="0"/>
+        </w:rPr>
+        <w:t>s and outcomes in this worked example are invented classroom data; no real model run is claimed.</w:t>
+      </w:r>
+    </w:p>
+    <w:p>
+      <w:pPr>
+        <w:spacing w:line="336" w:lineRule="auto" w:after="180"/>
+        <w:shd w:fill="F5F1FB"/>
+      </w:pPr>
+      <w:r>
+        <w:rPr>
+          <w:b w:val="0"/>
+        </w:rPr>
+        <w:t>Point to the given fact that matters most. Explain why it matters.</w:t>
+      </w:r>
+    </w:p>
+    <w:p>
+      <w:pPr>
+        <w:pStyle w:val="Heading3"/>
+      </w:pPr>
+      <w:r>
+        <w:t>Discuss while showing the picture</w:t>
+      </w:r>
+    </w:p>
+    <w:p>
+      <w:pPr>
+        <w:spacing w:line="336" w:lineRule="auto" w:after="180"/>
+        <w:shd w:fill="F1F6F8"/>
+      </w:pPr>
+      <w:r>
+        <w:rPr>
+          <w:b w:val="0"/>
+        </w:rPr>
+        <w:t>Teacher prompt: Point to the given fact that matters most. Explain why it matters. Ask learners to describe one label or arrow in ordinary words. Use the adjacent transcript if the image is difficult to see.</w:t>
+      </w:r>
+    </w:p>
+    <w:p>
+      <w:pPr>
+        <w:pStyle w:val="Heading3"/>
+      </w:pPr>
+      <w:r>
+        <w:t>02. Follow the deciding steps</w:t>
+      </w:r>
+    </w:p>
+    <w:p>
+      <w:r>
+        <w:drawing>
+          <wp:inline xmlns:a="http://schemas.openxmlformats.org/drawingml/2006/main" xmlns:pic="http://schemas.openxmlformats.org/drawingml/2006/picture">
+            <wp:extent cx="5486400" cy="3337560"/>
+            <wp:docPr id="4" name="Picture 4" descr="Predicted positives: Eight leaves were flagged: precision=6/(6+2)=75%. → Actual positives: Ten leaves were spotted: recall=6/(6+4)=60%. → Keep goals separate: Precision asks how reliable flags are; recall asks how many spotted leaves were caught."/>
+            <wp:cNvGraphicFramePr>
+              <a:graphicFrameLocks noChangeAspect="1"/>
+            </wp:cNvGraphicFramePr>
+            <a:graphic>
+              <a:graphicData uri="http://schemas.openxmlformats.org/drawingml/2006/picture">
+                <pic:pic>
+                  <pic:nvPicPr>
+                    <pic:cNvPr id="0" name="academy-story-ai-4-17-02.png"/>
+                    <pic:cNvPicPr/>
+                  </pic:nvPicPr>
+                  <pic:blipFill>
+                    <a:blip r:embed="rId12"/>
+                    <a:stretch>
+                      <a:fillRect/>
+                    </a:stretch>
+                  </pic:blipFill>
+                  <pic:spPr>
+                    <a:xfrm>
+                      <a:off x="0" y="0"/>
+                      <a:ext cx="5486400" cy="3337560"/>
+                    </a:xfrm>
+                    <a:prstGeom prst="rect"/>
+                  </pic:spPr>
+                </pic:pic>
+              </a:graphicData>
+            </a:graphic>
+          </wp:inline>
+        </w:drawing>
+      </w:r>
+    </w:p>
+    <w:p>
+      <w:pPr>
+        <w:spacing w:line="336" w:lineRule="auto" w:after="180"/>
+      </w:pPr>
+      <w:r>
+        <w:rPr>
+          <w:b w:val="0"/>
+        </w:rPr>
+        <w:t xml:space="preserve">Predicted positives: Eight leaves were flagged: </w:t>
+      </w:r>
+      <w:r>
+        <w:rPr>
+          <w:b/>
+        </w:rPr>
+        <w:t>precision</w:t>
+      </w:r>
+      <w:r>
+        <w:rPr>
+          <w:b w:val="0"/>
+        </w:rPr>
+        <w:t xml:space="preserve">=6/(6+2)=75%. → Actual positives: Ten leaves were spotted: </w:t>
+      </w:r>
+      <w:r>
+        <w:rPr>
+          <w:b/>
+        </w:rPr>
+        <w:t>recall</w:t>
+      </w:r>
+      <w:r>
+        <w:rPr>
+          <w:b w:val="0"/>
+        </w:rPr>
+        <w:t>=6/(6+4)=</w:t>
+      </w:r>
+      <w:r>
+        <w:rPr>
+          <w:b/>
+        </w:rPr>
+        <w:t>60%</w:t>
+      </w:r>
+      <w:r>
+        <w:rPr>
+          <w:b w:val="0"/>
+        </w:rPr>
+        <w:t xml:space="preserve">. → Keep goals separate: </w:t>
+      </w:r>
+      <w:r>
+        <w:rPr>
+          <w:b/>
+        </w:rPr>
+        <w:t>Precision</w:t>
+      </w:r>
+      <w:r>
+        <w:rPr>
+          <w:b w:val="0"/>
+        </w:rPr>
+        <w:t xml:space="preserve"> asks how reliable flags are; </w:t>
+      </w:r>
+      <w:r>
+        <w:rPr>
+          <w:b/>
+        </w:rPr>
+        <w:t>recall</w:t>
+      </w:r>
+      <w:r>
+        <w:rPr>
+          <w:b w:val="0"/>
+        </w:rPr>
+        <w:t xml:space="preserve"> asks how many spotted leaves were caught.</w:t>
+      </w:r>
+    </w:p>
+    <w:p>
+      <w:pPr>
+        <w:spacing w:line="336" w:lineRule="auto" w:after="180"/>
+        <w:shd w:fill="F5F1FB"/>
+      </w:pPr>
+      <w:r>
+        <w:rPr>
+          <w:b w:val="0"/>
+        </w:rPr>
+        <w:t xml:space="preserve">Point to each numbered stage and explain which recorded </w:t>
+      </w:r>
+      <w:r>
+        <w:rPr>
+          <w:b/>
+        </w:rPr>
+        <w:t>input</w:t>
+      </w:r>
+      <w:r>
+        <w:rPr>
+          <w:b w:val="0"/>
+        </w:rPr>
+        <w:t xml:space="preserve"> it uses.</w:t>
+      </w:r>
+    </w:p>
+    <w:p>
+      <w:pPr>
+        <w:pStyle w:val="Heading3"/>
+      </w:pPr>
+      <w:r>
+        <w:t>Discuss while showing the picture</w:t>
+      </w:r>
+    </w:p>
+    <w:p>
+      <w:pPr>
+        <w:spacing w:line="336" w:lineRule="auto" w:after="180"/>
+        <w:shd w:fill="F1F6F8"/>
+      </w:pPr>
+      <w:r>
+        <w:rPr>
+          <w:b w:val="0"/>
+        </w:rPr>
+        <w:t xml:space="preserve">Teacher prompt: Point to each numbered stage and explain which recorded </w:t>
+      </w:r>
+      <w:r>
+        <w:rPr>
+          <w:b/>
+        </w:rPr>
+        <w:t>input</w:t>
+      </w:r>
+      <w:r>
+        <w:rPr>
+          <w:b w:val="0"/>
+        </w:rPr>
+        <w:t xml:space="preserve"> it uses. Ask learners to describe one label or arrow in ordinary words. Use the adjacent transcript if the image is difficult to see.</w:t>
+      </w:r>
+    </w:p>
+    <w:p>
+      <w:pPr>
+        <w:pStyle w:val="Heading3"/>
+      </w:pPr>
+      <w:r>
+        <w:t>03. Keep precision and recall denominators distinct</w:t>
+      </w:r>
+    </w:p>
+    <w:p>
+      <w:r>
+        <w:drawing>
+          <wp:inline xmlns:a="http://schemas.openxmlformats.org/drawingml/2006/main" xmlns:pic="http://schemas.openxmlformats.org/drawingml/2006/picture">
+            <wp:extent cx="5486400" cy="3096768"/>
+            <wp:docPr id="5" name="Picture 5" descr="Keep precision and recall denominators distinct. actual spotted: predicted spotted = 6, predicted healthy = 4. actual healthy: predicted spotted = 2, predicted healthy = 8."/>
+            <wp:cNvGraphicFramePr>
+              <a:graphicFrameLocks noChangeAspect="1"/>
+            </wp:cNvGraphicFramePr>
+            <a:graphic>
+              <a:graphicData uri="http://schemas.openxmlformats.org/drawingml/2006/picture">
+                <pic:pic>
+                  <pic:nvPicPr>
+                    <pic:cNvPr id="0" name="academy-story-ai-4-17-03.png"/>
+                    <pic:cNvPicPr/>
+                  </pic:nvPicPr>
+                  <pic:blipFill>
+                    <a:blip r:embed="rId13"/>
+                    <a:stretch>
+                      <a:fillRect/>
+                    </a:stretch>
+                  </pic:blipFill>
+                  <pic:spPr>
+                    <a:xfrm>
+                      <a:off x="0" y="0"/>
+                      <a:ext cx="5486400" cy="3096768"/>
+                    </a:xfrm>
+                    <a:prstGeom prst="rect"/>
+                  </pic:spPr>
+                </pic:pic>
+              </a:graphicData>
+            </a:graphic>
+          </wp:inline>
+        </w:drawing>
+      </w:r>
+    </w:p>
+    <w:p>
+      <w:pPr>
+        <w:spacing w:line="336" w:lineRule="auto" w:after="180"/>
+      </w:pPr>
+      <w:r>
+        <w:rPr>
+          <w:b w:val="0"/>
+        </w:rPr>
+        <w:t xml:space="preserve">Keep </w:t>
+      </w:r>
+      <w:r>
+        <w:rPr>
+          <w:b/>
+        </w:rPr>
+        <w:t>precision</w:t>
+      </w:r>
+      <w:r>
+        <w:rPr>
+          <w:b w:val="0"/>
+        </w:rPr>
+        <w:t xml:space="preserve"> and </w:t>
+      </w:r>
+      <w:r>
+        <w:rPr>
+          <w:b/>
+        </w:rPr>
+        <w:t>recall</w:t>
+      </w:r>
+      <w:r>
+        <w:rPr>
+          <w:b w:val="0"/>
+        </w:rPr>
+        <w:t xml:space="preserve"> </w:t>
+      </w:r>
+      <w:r>
+        <w:rPr>
+          <w:b/>
+        </w:rPr>
+        <w:t>denominator</w:t>
+      </w:r>
+      <w:r>
+        <w:rPr>
+          <w:b w:val="0"/>
+        </w:rPr>
+        <w:t>s distinct. actual spotted: predicted spotted = 6, predicted healthy = 4. actual healthy: predicted spotted = 2, predicted healthy = 8.</w:t>
+      </w:r>
+    </w:p>
+    <w:p>
+      <w:pPr>
+        <w:spacing w:line="336" w:lineRule="auto" w:after="180"/>
+        <w:shd w:fill="F5F1FB"/>
+      </w:pPr>
+      <w:r>
+        <w:rPr>
+          <w:b w:val="0"/>
+        </w:rPr>
+        <w:t>Read the labels and values. Explain the relationship the model shows.</w:t>
+      </w:r>
+    </w:p>
+    <w:p>
+      <w:pPr>
+        <w:pStyle w:val="Heading3"/>
+      </w:pPr>
+      <w:r>
+        <w:t>Discuss while showing the picture</w:t>
+      </w:r>
+    </w:p>
+    <w:p>
+      <w:pPr>
+        <w:spacing w:line="336" w:lineRule="auto" w:after="180"/>
+        <w:shd w:fill="F1F6F8"/>
+      </w:pPr>
+      <w:r>
+        <w:rPr>
+          <w:b w:val="0"/>
+        </w:rPr>
+        <w:t>Teacher prompt: Read the labels and values. Explain the relationship the model shows. Ask learners to describe one label or arrow in ordinary words. Use the adjacent transcript if the image is difficult to see.</w:t>
+      </w:r>
+    </w:p>
+    <w:p>
+      <w:pPr>
+        <w:spacing w:line="336" w:lineRule="auto" w:after="180"/>
+        <w:shd w:fill="F1F6F8"/>
+      </w:pPr>
+      <w:r>
+        <w:rPr>
+          <w:b w:val="0"/>
+        </w:rPr>
+        <w:t xml:space="preserve">Check row/column meanings, units and </w:t>
+      </w:r>
+      <w:r>
+        <w:rPr>
+          <w:b/>
+        </w:rPr>
+        <w:t>denominator</w:t>
+      </w:r>
+      <w:r>
+        <w:rPr>
+          <w:b w:val="0"/>
+        </w:rPr>
+        <w:t>s before discussing a difference. Supplied toy values are not real class or model results.</w:t>
+      </w:r>
+    </w:p>
+    <w:p>
+      <w:pPr>
+        <w:pStyle w:val="Heading3"/>
+      </w:pPr>
+      <w:r>
+        <w:t>04. Change one thing. Trace what follows.</w:t>
+      </w:r>
+    </w:p>
+    <w:p>
+      <w:r>
+        <w:drawing>
+          <wp:inline xmlns:a="http://schemas.openxmlformats.org/drawingml/2006/main" xmlns:pic="http://schemas.openxmlformats.org/drawingml/2006/picture">
+            <wp:extent cx="5486400" cy="3026664"/>
+            <wp:docPr id="6" name="Picture 6" descr="Original case: Precision asks how reliable flags are; recall asks how many spotted leaves were caught. Changed condition: Correct two false negatives into true positives. Expected result: Precision becomes8/10=80%; recall becomes8/10=80%. Reason: TP becomes8 and FN 2; FP remains2, so the two denominators happen to equal10."/>
+            <wp:cNvGraphicFramePr>
+              <a:graphicFrameLocks noChangeAspect="1"/>
+            </wp:cNvGraphicFramePr>
+            <a:graphic>
+              <a:graphicData uri="http://schemas.openxmlformats.org/drawingml/2006/picture">
+                <pic:pic>
+                  <pic:nvPicPr>
+                    <pic:cNvPr id="0" name="academy-story-ai-4-17-04.png"/>
+                    <pic:cNvPicPr/>
+                  </pic:nvPicPr>
+                  <pic:blipFill>
+                    <a:blip r:embed="rId14"/>
+                    <a:stretch>
+                      <a:fillRect/>
+                    </a:stretch>
+                  </pic:blipFill>
+                  <pic:spPr>
+                    <a:xfrm>
+                      <a:off x="0" y="0"/>
+                      <a:ext cx="5486400" cy="3026664"/>
+                    </a:xfrm>
+                    <a:prstGeom prst="rect"/>
+                  </pic:spPr>
+                </pic:pic>
+              </a:graphicData>
+            </a:graphic>
+          </wp:inline>
+        </w:drawing>
+      </w:r>
+    </w:p>
+    <w:p>
+      <w:pPr>
+        <w:spacing w:line="336" w:lineRule="auto" w:after="180"/>
+      </w:pPr>
+      <w:r>
+        <w:rPr>
+          <w:b w:val="0"/>
+        </w:rPr>
+        <w:t xml:space="preserve">Original case: </w:t>
+      </w:r>
+      <w:r>
+        <w:rPr>
+          <w:b/>
+        </w:rPr>
+        <w:t>Precision</w:t>
+      </w:r>
+      <w:r>
+        <w:rPr>
+          <w:b w:val="0"/>
+        </w:rPr>
+        <w:t xml:space="preserve"> asks how reliable flags are; </w:t>
+      </w:r>
+      <w:r>
+        <w:rPr>
+          <w:b/>
+        </w:rPr>
+        <w:t>recall</w:t>
+      </w:r>
+      <w:r>
+        <w:rPr>
+          <w:b w:val="0"/>
+        </w:rPr>
+        <w:t xml:space="preserve"> asks how many spotted leaves were caught. Changed condition: Correct two false negatives into true positives.</w:t>
+      </w:r>
+    </w:p>
+    <w:p>
+      <w:pPr>
+        <w:spacing w:line="336" w:lineRule="auto" w:after="180"/>
+      </w:pPr>
+      <w:r>
+        <w:rPr>
+          <w:b w:val="0"/>
+        </w:rPr>
+        <w:t xml:space="preserve">Expected result: </w:t>
+      </w:r>
+      <w:r>
+        <w:rPr>
+          <w:b/>
+        </w:rPr>
+        <w:t>Precision</w:t>
+      </w:r>
+      <w:r>
+        <w:rPr>
+          <w:b w:val="0"/>
+        </w:rPr>
+        <w:t xml:space="preserve"> becomes8/10=</w:t>
+      </w:r>
+      <w:r>
+        <w:rPr>
+          <w:b/>
+        </w:rPr>
+        <w:t>80%</w:t>
+      </w:r>
+      <w:r>
+        <w:rPr>
+          <w:b w:val="0"/>
+        </w:rPr>
+        <w:t xml:space="preserve">; </w:t>
+      </w:r>
+      <w:r>
+        <w:rPr>
+          <w:b/>
+        </w:rPr>
+        <w:t>recall</w:t>
+      </w:r>
+      <w:r>
+        <w:rPr>
+          <w:b w:val="0"/>
+        </w:rPr>
+        <w:t xml:space="preserve"> becomes8/10=</w:t>
+      </w:r>
+      <w:r>
+        <w:rPr>
+          <w:b/>
+        </w:rPr>
+        <w:t>80%</w:t>
+      </w:r>
+      <w:r>
+        <w:rPr>
+          <w:b w:val="0"/>
+        </w:rPr>
+        <w:t xml:space="preserve">. Reason: TP becomes8 and FN 2; FP remains2, so the two </w:t>
+      </w:r>
+      <w:r>
+        <w:rPr>
+          <w:b/>
+        </w:rPr>
+        <w:t>denominator</w:t>
+      </w:r>
+      <w:r>
+        <w:rPr>
+          <w:b w:val="0"/>
+        </w:rPr>
+        <w:t>s happen to equal10.</w:t>
+      </w:r>
+    </w:p>
+    <w:p>
+      <w:pPr>
+        <w:spacing w:line="336" w:lineRule="auto" w:after="180"/>
+        <w:shd w:fill="F5F1FB"/>
+      </w:pPr>
+      <w:r>
+        <w:rPr>
+          <w:b w:val="0"/>
+        </w:rPr>
+        <w:t>Predict before checking the worked changed-case result. Name what changed and what the supplied facts allow you to conclude.</w:t>
+      </w:r>
+    </w:p>
+    <w:p>
+      <w:pPr>
+        <w:pStyle w:val="Heading3"/>
+      </w:pPr>
+      <w:r>
+        <w:t>Discuss while showing the picture</w:t>
+      </w:r>
+    </w:p>
+    <w:p>
+      <w:pPr>
+        <w:spacing w:line="336" w:lineRule="auto" w:after="180"/>
+        <w:shd w:fill="F1F6F8"/>
+      </w:pPr>
+      <w:r>
+        <w:rPr>
+          <w:b w:val="0"/>
+        </w:rPr>
+        <w:t>Teacher prompt: Predict before checking the worked changed-case result. Name what changed and what the supplied facts allow you to conclude. Ask learners to describe one label or arrow in ordinary words.</w:t>
+      </w:r>
+    </w:p>
+    <w:p>
+      <w:pPr>
+        <w:spacing w:line="336" w:lineRule="auto" w:after="180"/>
+        <w:shd w:fill="F1F6F8"/>
+      </w:pPr>
+      <w:r>
+        <w:rPr>
+          <w:b w:val="0"/>
+        </w:rPr>
+        <w:t xml:space="preserve">Use the adjacent transcript if the image is difficult to see. Changed-case reasoning: TP becomes8 and FN 2; FP remains2, so the two </w:t>
+      </w:r>
+      <w:r>
+        <w:rPr>
+          <w:b/>
+        </w:rPr>
+        <w:t>denominator</w:t>
+      </w:r>
+      <w:r>
+        <w:rPr>
+          <w:b w:val="0"/>
+        </w:rPr>
+        <w:t>s happen to equal10.</w:t>
+      </w:r>
+    </w:p>
+    <w:p>
+      <w:pPr>
+        <w:pStyle w:val="Heading3"/>
+      </w:pPr>
+      <w:r>
+        <w:t>05. Connect the explanation to its limit</w:t>
+      </w:r>
+    </w:p>
+    <w:p>
+      <w:r>
+        <w:drawing>
+          <wp:inline xmlns:a="http://schemas.openxmlformats.org/drawingml/2006/main" xmlns:pic="http://schemas.openxmlformats.org/drawingml/2006/picture">
+            <wp:extent cx="5486400" cy="2834640"/>
+            <wp:docPr id="7" name="Picture 7" descr="Read the picture in order. Precision asks how reliable flags are; recall asks how many spotted leaves were caught. The arrows show which recorded input or intermediate result each decision uses. Explain the deciding step aloud before checking the changed case; pointing to the final answer alone does not show how it follows. Limit: If a relevant denominator is zero, report that metric as undefined under the chosen convention rather than silently inventing success."/>
+            <wp:cNvGraphicFramePr>
+              <a:graphicFrameLocks noChangeAspect="1"/>
+            </wp:cNvGraphicFramePr>
+            <a:graphic>
+              <a:graphicData uri="http://schemas.openxmlformats.org/drawingml/2006/picture">
+                <pic:pic>
+                  <pic:nvPicPr>
+                    <pic:cNvPr id="0" name="academy-story-ai-4-17-05.png"/>
+                    <pic:cNvPicPr/>
+                  </pic:nvPicPr>
+                  <pic:blipFill>
+                    <a:blip r:embed="rId15"/>
+                    <a:stretch>
+                      <a:fillRect/>
+                    </a:stretch>
+                  </pic:blipFill>
+                  <pic:spPr>
+                    <a:xfrm>
+                      <a:off x="0" y="0"/>
+                      <a:ext cx="5486400" cy="2834640"/>
+                    </a:xfrm>
+                    <a:prstGeom prst="rect"/>
+                  </pic:spPr>
+                </pic:pic>
+              </a:graphicData>
+            </a:graphic>
+          </wp:inline>
+        </w:drawing>
+      </w:r>
+    </w:p>
+    <w:p>
+      <w:pPr>
+        <w:spacing w:line="336" w:lineRule="auto" w:after="180"/>
+      </w:pPr>
+      <w:r>
+        <w:rPr>
+          <w:b w:val="0"/>
+        </w:rPr>
+        <w:t xml:space="preserve">Read the picture in order. </w:t>
+      </w:r>
+      <w:r>
+        <w:rPr>
+          <w:b/>
+        </w:rPr>
+        <w:t>Precision</w:t>
+      </w:r>
+      <w:r>
+        <w:rPr>
+          <w:b w:val="0"/>
+        </w:rPr>
+        <w:t xml:space="preserve"> asks how reliable flags are; </w:t>
+      </w:r>
+      <w:r>
+        <w:rPr>
+          <w:b/>
+        </w:rPr>
+        <w:t>recall</w:t>
+      </w:r>
+      <w:r>
+        <w:rPr>
+          <w:b w:val="0"/>
+        </w:rPr>
+        <w:t xml:space="preserve"> asks how many spotted leaves were caught. The arrows show which recorded </w:t>
+      </w:r>
+      <w:r>
+        <w:rPr>
+          <w:b/>
+        </w:rPr>
+        <w:t>input</w:t>
+      </w:r>
+      <w:r>
+        <w:rPr>
+          <w:b w:val="0"/>
+        </w:rPr>
+        <w:t xml:space="preserve"> or intermediate result each decision uses.</w:t>
+      </w:r>
+    </w:p>
+    <w:p>
+      <w:pPr>
+        <w:spacing w:line="336" w:lineRule="auto" w:after="180"/>
+      </w:pPr>
+      <w:r>
+        <w:rPr>
+          <w:b w:val="0"/>
+        </w:rPr>
+        <w:t>Explain the deciding step aloud before checking the changed case; pointing to the final answer alone does not show how it follows.</w:t>
+      </w:r>
+    </w:p>
+    <w:p>
+      <w:pPr>
+        <w:spacing w:line="336" w:lineRule="auto" w:after="180"/>
+      </w:pPr>
+      <w:r>
+        <w:rPr>
+          <w:b w:val="0"/>
+        </w:rPr>
+        <w:t xml:space="preserve">Limit: If a relevant </w:t>
+      </w:r>
+      <w:r>
+        <w:rPr>
+          <w:b/>
+        </w:rPr>
+        <w:t>denominator</w:t>
+      </w:r>
+      <w:r>
+        <w:rPr>
+          <w:b w:val="0"/>
+        </w:rPr>
+        <w:t xml:space="preserve"> is zero, report that metric as </w:t>
+      </w:r>
+      <w:r>
+        <w:rPr>
+          <w:b/>
+        </w:rPr>
+        <w:t>undefined</w:t>
+      </w:r>
+      <w:r>
+        <w:rPr>
+          <w:b w:val="0"/>
+        </w:rPr>
+        <w:t xml:space="preserve"> under the chosen convention rather than silently inventing success.</w:t>
+      </w:r>
+    </w:p>
+    <w:p>
+      <w:pPr>
+        <w:spacing w:line="336" w:lineRule="auto" w:after="180"/>
+        <w:shd w:fill="F5F1FB"/>
+      </w:pPr>
+      <w:r>
+        <w:rPr>
+          <w:b w:val="0"/>
+        </w:rPr>
+        <w:t>Explain the case, then point to a limit on the claim.</w:t>
+      </w:r>
+    </w:p>
+    <w:p>
+      <w:pPr>
+        <w:pStyle w:val="Heading3"/>
+      </w:pPr>
+      <w:r>
+        <w:t>Discuss while showing the picture</w:t>
+      </w:r>
+    </w:p>
+    <w:p>
+      <w:pPr>
+        <w:spacing w:line="336" w:lineRule="auto" w:after="180"/>
+        <w:shd w:fill="F1F6F8"/>
+      </w:pPr>
+      <w:r>
+        <w:rPr>
+          <w:b w:val="0"/>
+        </w:rPr>
+        <w:t>Teacher prompt: Explain the case, then point to a limit on the claim. Ask learners to describe one label or arrow in ordinary words. Use the adjacent transcript if the image is difficult to see.</w:t>
+      </w:r>
+    </w:p>
+    <w:p>
+      <w:pPr>
+        <w:spacing w:line="336" w:lineRule="auto" w:after="180"/>
+        <w:shd w:fill="F1F6F8"/>
+      </w:pPr>
+      <w:r>
+        <w:rPr>
+          <w:b w:val="0"/>
+        </w:rPr>
+        <w:t xml:space="preserve">Keep the stated scope: If a relevant </w:t>
+      </w:r>
+      <w:r>
+        <w:rPr>
+          <w:b/>
+        </w:rPr>
+        <w:t>denominator</w:t>
+      </w:r>
+      <w:r>
+        <w:rPr>
+          <w:b w:val="0"/>
+        </w:rPr>
+        <w:t xml:space="preserve"> is zero, report that metric as </w:t>
+      </w:r>
+      <w:r>
+        <w:rPr>
+          <w:b/>
+        </w:rPr>
+        <w:t>undefined</w:t>
+      </w:r>
+      <w:r>
+        <w:rPr>
+          <w:b w:val="0"/>
+        </w:rPr>
+        <w:t xml:space="preserve"> under the chosen convention rather than silently inventing success.</w:t>
+      </w:r>
+    </w:p>
+    <w:p>
+      <w:pPr>
+        <w:pStyle w:val="Heading3"/>
+      </w:pPr>
+      <w:r>
+        <w:t>06. Make the idea visible in your project</w:t>
+      </w:r>
+    </w:p>
+    <w:p>
+      <w:r>
+        <w:drawing>
+          <wp:inline xmlns:a="http://schemas.openxmlformats.org/drawingml/2006/main" xmlns:pic="http://schemas.openxmlformats.org/drawingml/2006/picture">
+            <wp:extent cx="5486400" cy="3681984"/>
+            <wp:docPr id="8" name="Picture 8" descr="For your Responsible Plant Classifier, save the input, procedure, observed result and limitation of this check. Label this worked example as practice; use a different, previously unreviewed case when checking independent understanding. Draw your input, deciding step, result and limit. Supported question: Were the original precision and recall denominators the same? Point to the relevant step in the picture, then write the changed result and the rule or evidence that supports it."/>
+            <wp:cNvGraphicFramePr>
+              <a:graphicFrameLocks noChangeAspect="1"/>
+            </wp:cNvGraphicFramePr>
+            <a:graphic>
+              <a:graphicData uri="http://schemas.openxmlformats.org/drawingml/2006/picture">
+                <pic:pic>
+                  <pic:nvPicPr>
+                    <pic:cNvPr id="0" name="academy-story-ai-4-17-06.png"/>
+                    <pic:cNvPicPr/>
+                  </pic:nvPicPr>
+                  <pic:blipFill>
+                    <a:blip r:embed="rId16"/>
+                    <a:stretch>
+                      <a:fillRect/>
+                    </a:stretch>
+                  </pic:blipFill>
+                  <pic:spPr>
+                    <a:xfrm>
+                      <a:off x="0" y="0"/>
+                      <a:ext cx="5486400" cy="3681984"/>
+                    </a:xfrm>
+                    <a:prstGeom prst="rect"/>
+                  </pic:spPr>
+                </pic:pic>
+              </a:graphicData>
+            </a:graphic>
+          </wp:inline>
+        </w:drawing>
+      </w:r>
+    </w:p>
+    <w:p>
+      <w:pPr>
+        <w:spacing w:line="336" w:lineRule="auto" w:after="180"/>
+      </w:pPr>
+      <w:r>
+        <w:rPr>
+          <w:b w:val="0"/>
+        </w:rPr>
+        <w:t xml:space="preserve">For your Responsible Plant Classifier, save the </w:t>
+      </w:r>
+      <w:r>
+        <w:rPr>
+          <w:b/>
+        </w:rPr>
+        <w:t>input</w:t>
+      </w:r>
+      <w:r>
+        <w:rPr>
+          <w:b w:val="0"/>
+        </w:rPr>
+        <w:t>, procedure, observed result and limitation of this check.</w:t>
+      </w:r>
+    </w:p>
+    <w:p>
+      <w:pPr>
+        <w:spacing w:line="336" w:lineRule="auto" w:after="180"/>
+      </w:pPr>
+      <w:r>
+        <w:rPr>
+          <w:b w:val="0"/>
+        </w:rPr>
+        <w:t xml:space="preserve">Label this worked example as practice; use a different, previously unreviewed case when checking independent understanding. Draw your </w:t>
+      </w:r>
+      <w:r>
+        <w:rPr>
+          <w:b/>
+        </w:rPr>
+        <w:t>input</w:t>
+      </w:r>
+      <w:r>
+        <w:rPr>
+          <w:b w:val="0"/>
+        </w:rPr>
+        <w:t>, deciding step, result and limit.</w:t>
+      </w:r>
+    </w:p>
+    <w:p>
+      <w:pPr>
+        <w:spacing w:line="336" w:lineRule="auto" w:after="180"/>
+      </w:pPr>
+      <w:r>
+        <w:rPr>
+          <w:b w:val="0"/>
+        </w:rPr>
+        <w:t xml:space="preserve">Supported question: Were the original </w:t>
+      </w:r>
+      <w:r>
+        <w:rPr>
+          <w:b/>
+        </w:rPr>
+        <w:t>precision</w:t>
+      </w:r>
+      <w:r>
+        <w:rPr>
+          <w:b w:val="0"/>
+        </w:rPr>
+        <w:t xml:space="preserve"> and </w:t>
+      </w:r>
+      <w:r>
+        <w:rPr>
+          <w:b/>
+        </w:rPr>
+        <w:t>recall</w:t>
+      </w:r>
+      <w:r>
+        <w:rPr>
+          <w:b w:val="0"/>
+        </w:rPr>
+        <w:t xml:space="preserve"> </w:t>
+      </w:r>
+      <w:r>
+        <w:rPr>
+          <w:b/>
+        </w:rPr>
+        <w:t>denominator</w:t>
+      </w:r>
+      <w:r>
+        <w:rPr>
+          <w:b w:val="0"/>
+        </w:rPr>
+        <w:t xml:space="preserve">s the same? Point to the relevant step in the picture, then write the changed result and the rule or </w:t>
+      </w:r>
+      <w:r>
+        <w:rPr>
+          <w:b/>
+        </w:rPr>
+        <w:t>evidence</w:t>
+      </w:r>
+      <w:r>
+        <w:rPr>
+          <w:b w:val="0"/>
+        </w:rPr>
+        <w:t xml:space="preserve"> that supports it.</w:t>
+      </w:r>
+    </w:p>
+    <w:p>
+      <w:pPr>
+        <w:spacing w:line="336" w:lineRule="auto" w:after="180"/>
+        <w:shd w:fill="F5F1FB"/>
+      </w:pPr>
+      <w:r>
+        <w:rPr>
+          <w:b w:val="0"/>
+        </w:rPr>
+        <w:t xml:space="preserve">Draw your project trace and justify the deciding step using </w:t>
+      </w:r>
+      <w:r>
+        <w:rPr>
+          <w:b/>
+        </w:rPr>
+        <w:t>evidence</w:t>
+      </w:r>
+      <w:r>
+        <w:rPr>
+          <w:b w:val="0"/>
+        </w:rPr>
+        <w:t>.</w:t>
+      </w:r>
+    </w:p>
+    <w:p>
+      <w:pPr>
+        <w:pStyle w:val="Heading3"/>
+      </w:pPr>
+      <w:r>
+        <w:t>Discuss while showing the picture</w:t>
+      </w:r>
+    </w:p>
+    <w:p>
+      <w:pPr>
+        <w:spacing w:line="336" w:lineRule="auto" w:after="180"/>
+        <w:shd w:fill="F1F6F8"/>
+      </w:pPr>
+      <w:r>
+        <w:rPr>
+          <w:b w:val="0"/>
+        </w:rPr>
+        <w:t xml:space="preserve">Teacher prompt: Draw your project trace and justify the deciding step using </w:t>
+      </w:r>
+      <w:r>
+        <w:rPr>
+          <w:b/>
+        </w:rPr>
+        <w:t>evidence</w:t>
+      </w:r>
+      <w:r>
+        <w:rPr>
+          <w:b w:val="0"/>
+        </w:rPr>
+        <w:t>. Ask learners to describe one label or arrow in ordinary words. Use the adjacent transcript if the image is difficult to see.</w:t>
+      </w:r>
+    </w:p>
+    <w:p>
+      <w:pPr>
+        <w:spacing w:line="336" w:lineRule="auto" w:after="180"/>
+        <w:shd w:fill="F1F6F8"/>
+      </w:pPr>
+      <w:r>
+        <w:rPr>
+          <w:b w:val="0"/>
+        </w:rPr>
+        <w:t xml:space="preserve">Supported practice key: No. </w:t>
+      </w:r>
+      <w:r>
+        <w:rPr>
+          <w:b/>
+        </w:rPr>
+        <w:t>Precision</w:t>
+      </w:r>
+      <w:r>
+        <w:rPr>
+          <w:b w:val="0"/>
+        </w:rPr>
+        <w:t xml:space="preserve"> used8 predicted-positive leaves; </w:t>
+      </w:r>
+      <w:r>
+        <w:rPr>
+          <w:b/>
+        </w:rPr>
+        <w:t>recall</w:t>
+      </w:r>
+      <w:r>
+        <w:rPr>
+          <w:b w:val="0"/>
+        </w:rPr>
+        <w:t xml:space="preserve"> used10 actual-positive leaves. Their meanings remain distinct even when numbers later coincide.</w:t>
+      </w:r>
+    </w:p>
+    <w:p>
+      <w:pPr>
+        <w:spacing w:line="336" w:lineRule="auto" w:after="180"/>
+        <w:shd w:fill="F1F6F8"/>
+      </w:pPr>
+      <w:r>
+        <w:rPr>
+          <w:b w:val="0"/>
+        </w:rPr>
+        <w:t xml:space="preserve">Changed-case check: </w:t>
+      </w:r>
+      <w:r>
+        <w:rPr>
+          <w:b/>
+        </w:rPr>
+        <w:t>Precision</w:t>
+      </w:r>
+      <w:r>
+        <w:rPr>
+          <w:b w:val="0"/>
+        </w:rPr>
+        <w:t xml:space="preserve"> becomes8/10=</w:t>
+      </w:r>
+      <w:r>
+        <w:rPr>
+          <w:b/>
+        </w:rPr>
+        <w:t>80%</w:t>
+      </w:r>
+      <w:r>
+        <w:rPr>
+          <w:b w:val="0"/>
+        </w:rPr>
+        <w:t xml:space="preserve">; </w:t>
+      </w:r>
+      <w:r>
+        <w:rPr>
+          <w:b/>
+        </w:rPr>
+        <w:t>recall</w:t>
+      </w:r>
+      <w:r>
+        <w:rPr>
+          <w:b w:val="0"/>
+        </w:rPr>
+        <w:t xml:space="preserve"> becomes8/10=</w:t>
+      </w:r>
+      <w:r>
+        <w:rPr>
+          <w:b/>
+        </w:rPr>
+        <w:t>80%</w:t>
+      </w:r>
+      <w:r>
+        <w:rPr>
+          <w:b w:val="0"/>
+        </w:rPr>
+        <w:t xml:space="preserve">. TP becomes8 and FN 2; FP remains2, so the two </w:t>
+      </w:r>
+      <w:r>
+        <w:rPr>
+          <w:b/>
+        </w:rPr>
+        <w:t>denominator</w:t>
+      </w:r>
+      <w:r>
+        <w:rPr>
+          <w:b w:val="0"/>
+        </w:rPr>
+        <w:t>s happen to equal10.</w:t>
       </w:r>
     </w:p>
     <w:sectPr>

--- a/downloads/teacher/ai-4-week-17.docx
+++ b/downloads/teacher/ai-4-week-17.docx
@@ -201,7 +201,7 @@
           </w:tcPr>
           <w:p>
             <w:r>
-              <w:t>Sections 9 and 11–14. Give extra time to finish the full task set; use Section 15 when the week includes a coding lab.</w:t>
+              <w:t>Use “Run the investigation”, “Connect your project”, “Show what you know”, “Study a complete case” and “Try a new case independently”. Give extra time for the full task set. If this week has a coding lab, use its named section; section numbers can change when extra explanations are included.</w:t>
             </w:r>
           </w:p>
         </w:tc>
@@ -2804,6 +2804,26 @@
     <w:p>
       <w:r>
         <w:t>Demonstrate Precision and Recall, reduce support deliberately and check individual reasoning before discussing answers.</w:t>
+      </w:r>
+    </w:p>
+    <w:p>
+      <w:pPr>
+        <w:pStyle w:val="Heading3"/>
+      </w:pPr>
+      <w:r>
+        <w:t>Choose the pacing route</w:t>
+      </w:r>
+    </w:p>
+    <w:p>
+      <w:pPr>
+        <w:spacing w:line="336" w:lineRule="auto" w:after="180"/>
+        <w:shd w:fill="F1F6F8"/>
+      </w:pPr>
+      <w:r>
+        <w:rPr>
+          <w:b w:val="0"/>
+        </w:rPr>
+        <w:t>Compact alternative: this two-session sequence covers selected core tasks. Use the three-session weekly plan for the full lesson, independent transfer, feedback and project work; allow extra time for extensions.</w:t>
       </w:r>
     </w:p>
     <w:p>
@@ -6836,7 +6856,7 @@
           </w:tcPr>
           <w:p>
             <w:r>
-              <w:t>Sections 9 and 11–14. Give extra time to finish the full task set; use Section 15 when the week includes a coding lab.</w:t>
+              <w:t>Use “Run the investigation”, “Connect your project”, “Show what you know”, “Study a complete case” and “Try a new case independently”. Give extra time for the full task set. If this week has a coding lab, use its named section; section numbers can change when extra explanations are included.</w:t>
             </w:r>
           </w:p>
         </w:tc>

--- a/downloads/teacher/ai-4-week-17.docx
+++ b/downloads/teacher/ai-4-week-17.docx
@@ -25,20 +25,38 @@
         <w:pStyle w:val="Heading1"/>
       </w:pPr>
       <w:r>
-        <w:t>01. Precision and Recall</w:t>
-      </w:r>
-    </w:p>
-    <w:p>
-      <w:r>
-        <w:t>Prepare Precision and Recall: check the target, prerequisites, resources and adaptable teaching schedule.</w:t>
-      </w:r>
-    </w:p>
-    <w:p>
-      <w:pPr>
-        <w:pStyle w:val="Heading3"/>
-      </w:pPr>
-      <w:r>
-        <w:t>Teach the learning cycle</w:t>
+        <w:t>Teach metrics with visible case groups.</w:t>
+      </w:r>
+    </w:p>
+    <w:p>
+      <w:r>
+        <w:t>Supply complete threshold records and policies; preserve unavailable ratios and bounded development conclusions.</w:t>
+      </w:r>
+    </w:p>
+    <w:p>
+      <w:r>
+        <w:t>Require the positive definition,axes,counts and consequence policy before accepting a headline percentage.</w:t>
+      </w:r>
+    </w:p>
+    <w:p>
+      <w:pPr>
+        <w:pStyle w:val="Heading1"/>
+      </w:pPr>
+      <w:r>
+        <w:t>01. Prepare the connected experiment</w:t>
+      </w:r>
+    </w:p>
+    <w:p>
+      <w:r>
+        <w:t>Keep prior exposure, shared practice and independent evidence distinct.</w:t>
+      </w:r>
+    </w:p>
+    <w:p>
+      <w:pPr>
+        <w:pStyle w:val="Heading2"/>
+      </w:pPr>
+      <w:r>
+        <w:t>Goal and main teaching plan</w:t>
       </w:r>
     </w:p>
     <w:p>
@@ -243,9 +261,395 @@
     </w:p>
     <w:p>
       <w:pPr>
+        <w:pStyle w:val="Heading2"/>
+      </w:pPr>
+      <w:r>
+        <w:t>Materials and prerequisite</w:t>
+      </w:r>
+    </w:p>
+    <w:p>
+      <w:pPr>
+        <w:spacing w:line="336" w:lineRule="auto" w:after="180"/>
+      </w:pPr>
+      <w:r>
+        <w:rPr>
+          <w:b w:val="0"/>
+        </w:rPr>
+        <w:t xml:space="preserve">Teach two 45-minute sessions. This week focuses on </w:t>
+      </w:r>
+      <w:r>
+        <w:rPr>
+          <w:b/>
+        </w:rPr>
+        <w:t>precision</w:t>
+      </w:r>
+      <w:r>
+        <w:rPr>
+          <w:b w:val="0"/>
+        </w:rPr>
+        <w:t xml:space="preserve"> </w:t>
+      </w:r>
+      <w:r>
+        <w:rPr>
+          <w:b/>
+        </w:rPr>
+        <w:t>recall</w:t>
+      </w:r>
+      <w:r>
+        <w:rPr>
+          <w:b w:val="0"/>
+        </w:rPr>
+        <w:t xml:space="preserve"> and </w:t>
+      </w:r>
+      <w:r>
+        <w:rPr>
+          <w:b/>
+        </w:rPr>
+        <w:t>denominator</w:t>
+      </w:r>
+      <w:r>
+        <w:rPr>
+          <w:b w:val="0"/>
+        </w:rPr>
+        <w:t>s. Model the worked example first, collect the new W 4 case independently before feedback, and use the fresh retry to check transfer.</w:t>
+      </w:r>
+    </w:p>
+    <w:p>
+      <w:pPr>
+        <w:spacing w:line="336" w:lineRule="auto" w:after="180"/>
+      </w:pPr>
+      <w:r>
+        <w:rPr>
+          <w:b w:val="0"/>
+        </w:rPr>
+        <w:t>Award credit for traceable reasoning and bounded claims, including justified uncertainty.</w:t>
+      </w:r>
+    </w:p>
+    <w:p>
+      <w:pPr>
+        <w:spacing w:line="336" w:lineRule="auto" w:after="180"/>
+      </w:pPr>
+      <w:r>
+        <w:rPr>
+          <w:b w:val="0"/>
+        </w:rPr>
+        <w:t>Use the supplied scenario, student illustrations and blank paper. For numeric work, offer counters or a calculator after learners show the setup. Fictional records are supplied; personal data and paid accounts are unnecessary.</w:t>
+      </w:r>
+    </w:p>
+    <w:p>
+      <w:pPr>
+        <w:spacing w:line="336" w:lineRule="auto" w:after="180"/>
+      </w:pPr>
+      <w:r>
+        <w:rPr>
+          <w:b w:val="0"/>
+        </w:rPr>
+        <w:t>The common class can dominate the total; inspect the full confusion matrix and class counts.</w:t>
+      </w:r>
+    </w:p>
+    <w:p>
+      <w:pPr>
+        <w:spacing w:line="336" w:lineRule="auto" w:after="180"/>
+      </w:pPr>
+      <w:r>
+        <w:rPr>
+          <w:b w:val="0"/>
+        </w:rPr>
+        <w:t>Printed student lesson and workbook</w:t>
+      </w:r>
+    </w:p>
+    <w:p>
+      <w:pPr>
+        <w:spacing w:line="336" w:lineRule="auto" w:after="180"/>
+      </w:pPr>
+      <w:r>
+        <w:rPr>
+          <w:b w:val="0"/>
+        </w:rPr>
+        <w:t>Paper, pencils and a calculator for fractions</w:t>
+      </w:r>
+    </w:p>
+    <w:p>
+      <w:pPr>
+        <w:spacing w:line="336" w:lineRule="auto" w:after="180"/>
+      </w:pPr>
+      <w:r>
+        <w:rPr>
+          <w:b w:val="0"/>
+        </w:rPr>
+        <w:t xml:space="preserve">The fictional examples and a blank </w:t>
+      </w:r>
+      <w:r>
+        <w:rPr>
+          <w:b/>
+        </w:rPr>
+        <w:t>evidence</w:t>
+      </w:r>
+      <w:r>
+        <w:rPr>
+          <w:b w:val="0"/>
+        </w:rPr>
+        <w:t xml:space="preserve"> table</w:t>
+      </w:r>
+    </w:p>
+    <w:p>
+      <w:pPr>
+        <w:spacing w:line="336" w:lineRule="auto" w:after="180"/>
+      </w:pPr>
+      <w:r>
+        <w:rPr>
+          <w:b w:val="0"/>
+        </w:rPr>
+        <w:t>Optional Python 3 editor; no external packages or AI accounts required</w:t>
+      </w:r>
+    </w:p>
+    <w:p>
+      <w:pPr>
+        <w:pStyle w:val="Heading2"/>
+      </w:pPr>
+      <w:r>
+        <w:t>Opening retrieval</w:t>
+      </w:r>
+    </w:p>
+    <w:p>
+      <w:pPr>
+        <w:spacing w:line="336" w:lineRule="auto" w:after="180"/>
+      </w:pPr>
+      <w:r>
+        <w:rPr>
+          <w:b w:val="0"/>
+        </w:rPr>
+        <w:t>Without opening the old lesson, explain one key idea from Accuracy and Imbalance. Give an example and a mistake that the idea helps you avoid.</w:t>
+      </w:r>
+    </w:p>
+    <w:p>
+      <w:pPr>
+        <w:spacing w:line="336" w:lineRule="auto" w:after="180"/>
+      </w:pPr>
+      <w:r>
+        <w:rPr>
+          <w:b w:val="0"/>
+        </w:rPr>
+        <w:t>Look for: Explain why overall accuracy can hide failure on a less common class</w:t>
+      </w:r>
+    </w:p>
+    <w:p>
+      <w:pPr>
+        <w:spacing w:line="336" w:lineRule="auto" w:after="180"/>
+      </w:pPr>
+      <w:r>
+        <w:rPr>
+          <w:b w:val="0"/>
+        </w:rPr>
+        <w:t xml:space="preserve">Reference example, not the only acceptable wording: The </w:t>
+      </w:r>
+      <w:r>
+        <w:rPr>
+          <w:b/>
+        </w:rPr>
+        <w:t>training</w:t>
+      </w:r>
+      <w:r>
+        <w:rPr>
+          <w:b w:val="0"/>
+        </w:rPr>
+        <w:t>-majority rule always predicts clear. Matrix [[16,0],[4,0]] gives 16/20=80 percent, FP=0,FN=4.</w:t>
+      </w:r>
+    </w:p>
+    <w:p>
+      <w:pPr>
+        <w:spacing w:line="336" w:lineRule="auto" w:after="180"/>
+      </w:pPr>
+      <w:r>
+        <w:rPr>
+          <w:b w:val="0"/>
+        </w:rPr>
+        <w:t xml:space="preserve">It </w:t>
+      </w:r>
+      <w:r>
+        <w:rPr>
+          <w:b/>
+        </w:rPr>
+        <w:t>miss</w:t>
+      </w:r>
+      <w:r>
+        <w:rPr>
+          <w:b w:val="0"/>
+        </w:rPr>
+        <w:t>es all four blocked cases, so the overall score hides complete failure on that evaluated class.</w:t>
+      </w:r>
+    </w:p>
+    <w:p>
+      <w:pPr>
+        <w:spacing w:line="336" w:lineRule="auto" w:after="180"/>
+      </w:pPr>
+      <w:r>
+        <w:rPr>
+          <w:b w:val="0"/>
+        </w:rPr>
+        <w:t>Without opening the old lesson, explain one key idea from Scores and Calibration Intuition. Give an example and a mistake that the idea helps you avoid.</w:t>
+      </w:r>
+    </w:p>
+    <w:p>
+      <w:pPr>
+        <w:spacing w:line="336" w:lineRule="auto" w:after="180"/>
+      </w:pPr>
+      <w:r>
+        <w:rPr>
+          <w:b w:val="0"/>
+        </w:rPr>
+        <w:t>Look for: Interpret calibration using groups of forecasts</w:t>
+      </w:r>
+    </w:p>
+    <w:p>
+      <w:pPr>
+        <w:spacing w:line="336" w:lineRule="auto" w:after="180"/>
+      </w:pPr>
+      <w:r>
+        <w:rPr>
+          <w:b w:val="0"/>
+        </w:rPr>
+        <w:t>Reference example, not the only acceptable wording: Teacher explanation: 2/10=.2 and 6/10=.6.</w:t>
+      </w:r>
+    </w:p>
+    <w:p>
+      <w:pPr>
+        <w:spacing w:line="336" w:lineRule="auto" w:after="180"/>
+      </w:pPr>
+      <w:r>
+        <w:rPr>
+          <w:b w:val="0"/>
+        </w:rPr>
+        <w:t>Without opening the old lesson, explain one key idea from Decision Trees. Give an example and a mistake that the idea helps you avoid.</w:t>
+      </w:r>
+    </w:p>
+    <w:p>
+      <w:pPr>
+        <w:spacing w:line="336" w:lineRule="auto" w:after="180"/>
+      </w:pPr>
+      <w:r>
+        <w:rPr>
+          <w:b w:val="0"/>
+        </w:rPr>
+        <w:t xml:space="preserve">Look for: Fit a root question and leaf </w:t>
+      </w:r>
+      <w:r>
+        <w:rPr>
+          <w:b/>
+        </w:rPr>
+        <w:t>prediction</w:t>
+      </w:r>
+      <w:r>
+        <w:rPr>
+          <w:b w:val="0"/>
+        </w:rPr>
+        <w:t xml:space="preserve">s from </w:t>
+      </w:r>
+      <w:r>
+        <w:rPr>
+          <w:b/>
+        </w:rPr>
+        <w:t>training</w:t>
+      </w:r>
+      <w:r>
+        <w:rPr>
+          <w:b w:val="0"/>
+        </w:rPr>
+        <w:t xml:space="preserve"> examples</w:t>
+      </w:r>
+    </w:p>
+    <w:p>
+      <w:pPr>
+        <w:spacing w:line="336" w:lineRule="auto" w:after="180"/>
+      </w:pPr>
+      <w:r>
+        <w:rPr>
+          <w:b w:val="0"/>
+        </w:rPr>
+        <w:t>Reference example, not the only acceptable wording: The root asks near, with branches 0 and 1. Leaves predict clear for 0 and blocked for 1. Depth is one.</w:t>
+      </w:r>
+    </w:p>
+    <w:p>
+      <w:pPr>
+        <w:spacing w:line="336" w:lineRule="auto" w:after="180"/>
+      </w:pPr>
+      <w:r>
+        <w:rPr>
+          <w:b/>
+        </w:rPr>
+        <w:t>Training</w:t>
+      </w:r>
+      <w:r>
+        <w:rPr>
+          <w:b w:val="0"/>
+        </w:rPr>
+        <w:t xml:space="preserve"> labels determined both leaf majorities and the error comparison that selected near rather than tall.</w:t>
+      </w:r>
+    </w:p>
+    <w:p>
+      <w:pPr>
+        <w:pStyle w:val="Heading2"/>
+      </w:pPr>
+      <w:r>
+        <w:t>End goal</w:t>
+      </w:r>
+    </w:p>
+    <w:p>
+      <w:pPr>
+        <w:spacing w:line="336" w:lineRule="auto" w:after="180"/>
+      </w:pPr>
+      <w:r>
+        <w:rPr>
+          <w:b w:val="0"/>
+        </w:rPr>
+        <w:t xml:space="preserve">By the end, I can explain </w:t>
+      </w:r>
+      <w:r>
+        <w:rPr>
+          <w:b/>
+        </w:rPr>
+        <w:t>precision</w:t>
+      </w:r>
+      <w:r>
+        <w:rPr>
+          <w:b w:val="0"/>
+        </w:rPr>
+        <w:t xml:space="preserve"> and </w:t>
+      </w:r>
+      <w:r>
+        <w:rPr>
+          <w:b/>
+        </w:rPr>
+        <w:t>recall</w:t>
+      </w:r>
+      <w:r>
+        <w:rPr>
+          <w:b w:val="0"/>
+        </w:rPr>
+        <w:t xml:space="preserve"> using a traced example and a stated limitation.</w:t>
+      </w:r>
+    </w:p>
+    <w:p>
+      <w:pPr>
+        <w:pStyle w:val="Heading2"/>
+      </w:pPr>
+      <w:r>
+        <w:t>Earlier wording, alternatives and picture transcripts · reference / check after trying</w:t>
+      </w:r>
+    </w:p>
+    <w:p>
+      <w:pPr>
         <w:pStyle w:val="Heading3"/>
       </w:pPr>
       <w:r>
+        <w:t>Teach the learning cycle</w:t>
+      </w:r>
+    </w:p>
+    <w:p>
+      <w:pPr>
+        <w:pStyle w:val="Heading3"/>
+      </w:pPr>
+      <w:r>
         <w:t>Retrieval answer guidance</w:t>
       </w:r>
     </w:p>
@@ -259,218 +663,42 @@
     </w:p>
     <w:p>
       <w:pPr>
+        <w:pStyle w:val="Heading3"/>
+      </w:pPr>
+      <w:r>
+        <w:t>Scores and Calibration Intuition</w:t>
+      </w:r>
+    </w:p>
+    <w:p>
+      <w:pPr>
+        <w:pStyle w:val="Heading3"/>
+      </w:pPr>
+      <w:r>
+        <w:t>Decision Trees</w:t>
+      </w:r>
+    </w:p>
+    <w:p>
+      <w:pPr>
         <w:spacing w:line="336" w:lineRule="auto" w:after="180"/>
       </w:pPr>
       <w:r>
         <w:rPr>
           <w:b w:val="0"/>
         </w:rPr>
-        <w:t>Without opening the old lesson, explain one key idea from Accuracy and Imbalance. Give an example and a mistake that the idea helps you avoid.</w:t>
+        <w:t>Use the student module and workbook section with this exact week title. The worked case, independent question and answers below form one aligned lesson sequence.</w:t>
+      </w:r>
+    </w:p>
+    <w:p>
+      <w:pPr>
+        <w:pStyle w:val="Heading3"/>
+      </w:pPr>
+      <w:r>
+        <w:t>What the learner must demonstrate</w:t>
       </w:r>
     </w:p>
     <w:p>
       <w:pPr>
         <w:spacing w:line="336" w:lineRule="auto" w:after="180"/>
-      </w:pPr>
-      <w:r>
-        <w:rPr>
-          <w:b w:val="0"/>
-        </w:rPr>
-        <w:t>Look for: Explain why overall accuracy can hide failure on a less common class</w:t>
-      </w:r>
-    </w:p>
-    <w:p>
-      <w:pPr>
-        <w:spacing w:line="336" w:lineRule="auto" w:after="180"/>
-      </w:pPr>
-      <w:r>
-        <w:rPr>
-          <w:b w:val="0"/>
-        </w:rPr>
-        <w:t xml:space="preserve">Reference example, not the only acceptable wording: The </w:t>
-      </w:r>
-      <w:r>
-        <w:rPr>
-          <w:b/>
-        </w:rPr>
-        <w:t>training</w:t>
-      </w:r>
-      <w:r>
-        <w:rPr>
-          <w:b w:val="0"/>
-        </w:rPr>
-        <w:t>-majority rule always predicts clear. Matrix [[16,0],[4,0]] gives 16/20=80 percent, FP=0,FN=4.</w:t>
-      </w:r>
-    </w:p>
-    <w:p>
-      <w:pPr>
-        <w:spacing w:line="336" w:lineRule="auto" w:after="180"/>
-      </w:pPr>
-      <w:r>
-        <w:rPr>
-          <w:b w:val="0"/>
-        </w:rPr>
-        <w:t xml:space="preserve">It </w:t>
-      </w:r>
-      <w:r>
-        <w:rPr>
-          <w:b/>
-        </w:rPr>
-        <w:t>miss</w:t>
-      </w:r>
-      <w:r>
-        <w:rPr>
-          <w:b w:val="0"/>
-        </w:rPr>
-        <w:t>es all four blocked cases, so the overall score hides complete failure on that evaluated class.</w:t>
-      </w:r>
-    </w:p>
-    <w:p>
-      <w:pPr>
-        <w:pStyle w:val="Heading3"/>
-      </w:pPr>
-      <w:r>
-        <w:t>Scores and Calibration Intuition</w:t>
-      </w:r>
-    </w:p>
-    <w:p>
-      <w:pPr>
-        <w:spacing w:line="336" w:lineRule="auto" w:after="180"/>
-      </w:pPr>
-      <w:r>
-        <w:rPr>
-          <w:b w:val="0"/>
-        </w:rPr>
-        <w:t>Without opening the old lesson, explain one key idea from Scores and Calibration Intuition. Give an example and a mistake that the idea helps you avoid.</w:t>
-      </w:r>
-    </w:p>
-    <w:p>
-      <w:pPr>
-        <w:spacing w:line="336" w:lineRule="auto" w:after="180"/>
-      </w:pPr>
-      <w:r>
-        <w:rPr>
-          <w:b w:val="0"/>
-        </w:rPr>
-        <w:t>Look for: Interpret calibration using groups of forecasts</w:t>
-      </w:r>
-    </w:p>
-    <w:p>
-      <w:pPr>
-        <w:spacing w:line="336" w:lineRule="auto" w:after="180"/>
-      </w:pPr>
-      <w:r>
-        <w:rPr>
-          <w:b w:val="0"/>
-        </w:rPr>
-        <w:t>Reference example, not the only acceptable wording: Teacher explanation: 2/10=.2 and 6/10=.6.</w:t>
-      </w:r>
-    </w:p>
-    <w:p>
-      <w:pPr>
-        <w:pStyle w:val="Heading3"/>
-      </w:pPr>
-      <w:r>
-        <w:t>Decision Trees</w:t>
-      </w:r>
-    </w:p>
-    <w:p>
-      <w:pPr>
-        <w:spacing w:line="336" w:lineRule="auto" w:after="180"/>
-      </w:pPr>
-      <w:r>
-        <w:rPr>
-          <w:b w:val="0"/>
-        </w:rPr>
-        <w:t>Without opening the old lesson, explain one key idea from Decision Trees. Give an example and a mistake that the idea helps you avoid.</w:t>
-      </w:r>
-    </w:p>
-    <w:p>
-      <w:pPr>
-        <w:spacing w:line="336" w:lineRule="auto" w:after="180"/>
-      </w:pPr>
-      <w:r>
-        <w:rPr>
-          <w:b w:val="0"/>
-        </w:rPr>
-        <w:t xml:space="preserve">Look for: Fit a root question and leaf </w:t>
-      </w:r>
-      <w:r>
-        <w:rPr>
-          <w:b/>
-        </w:rPr>
-        <w:t>prediction</w:t>
-      </w:r>
-      <w:r>
-        <w:rPr>
-          <w:b w:val="0"/>
-        </w:rPr>
-        <w:t xml:space="preserve">s from </w:t>
-      </w:r>
-      <w:r>
-        <w:rPr>
-          <w:b/>
-        </w:rPr>
-        <w:t>training</w:t>
-      </w:r>
-      <w:r>
-        <w:rPr>
-          <w:b w:val="0"/>
-        </w:rPr>
-        <w:t xml:space="preserve"> examples</w:t>
-      </w:r>
-    </w:p>
-    <w:p>
-      <w:pPr>
-        <w:spacing w:line="336" w:lineRule="auto" w:after="180"/>
-      </w:pPr>
-      <w:r>
-        <w:rPr>
-          <w:b w:val="0"/>
-        </w:rPr>
-        <w:t>Reference example, not the only acceptable wording: The root asks near, with branches 0 and 1. Leaves predict clear for 0 and blocked for 1. Depth is one.</w:t>
-      </w:r>
-    </w:p>
-    <w:p>
-      <w:pPr>
-        <w:spacing w:line="336" w:lineRule="auto" w:after="180"/>
-      </w:pPr>
-      <w:r>
-        <w:rPr>
-          <w:b/>
-        </w:rPr>
-        <w:t>Training</w:t>
-      </w:r>
-      <w:r>
-        <w:rPr>
-          <w:b w:val="0"/>
-        </w:rPr>
-        <w:t xml:space="preserve"> labels determined both leaf majorities and the error comparison that selected near rather than tall.</w:t>
-      </w:r>
-    </w:p>
-    <w:p>
-      <w:pPr>
-        <w:spacing w:line="336" w:lineRule="auto" w:after="180"/>
-      </w:pPr>
-      <w:r>
-        <w:rPr>
-          <w:b w:val="0"/>
-        </w:rPr>
-        <w:t>Use the student module and workbook section with this exact week title. The worked case, independent question and answers below form one aligned lesson sequence.</w:t>
-      </w:r>
-    </w:p>
-    <w:p>
-      <w:pPr>
-        <w:pStyle w:val="Heading3"/>
-      </w:pPr>
-      <w:r>
-        <w:t>What the learner must demonstrate</w:t>
-      </w:r>
-    </w:p>
-    <w:p>
-      <w:pPr>
-        <w:spacing w:line="336" w:lineRule="auto" w:after="180"/>
-        <w:shd w:fill="F5F1FB"/>
       </w:pPr>
       <w:r>
         <w:rPr>
@@ -697,6 +925,11 @@
       </w:r>
     </w:p>
     <w:p>
+      <w:r>
+        <w:t>This compact option is not the full-week schedule. Use the main teaching cycle and allow extra sessions for the investigation, independent work and project.</w:t>
+      </w:r>
+    </w:p>
+    <w:p>
       <w:pPr>
         <w:spacing w:line="336" w:lineRule="auto" w:after="180"/>
       </w:pPr>
@@ -704,7 +937,19 @@
         <w:rPr>
           <w:b w:val="0"/>
         </w:rPr>
-        <w:t>Use the supplied scenario, student illustrations and blank paper. For numeric work, offer counters or a calculator after learners show the setup. Fictional records are supplied; personal data and paid accounts are unnecessary.</w:t>
+        <w:t xml:space="preserve">Allow 80 minutes: </w:t>
+      </w:r>
+      <w:r>
+        <w:rPr>
+          <w:b/>
+        </w:rPr>
+        <w:t>recall</w:t>
+      </w:r>
+      <w:r>
+        <w:rPr>
+          <w:b w:val="0"/>
+        </w:rPr>
+        <w:t xml:space="preserve"> 8; explanation 12; worked demonstration 15; guided practice 20; independent assessment 15; project and reflection 10. Extend the lab into a second session when needed.</w:t>
       </w:r>
     </w:p>
     <w:p>
@@ -712,44 +957,194 @@
         <w:pStyle w:val="Heading3"/>
       </w:pPr>
       <w:r>
-        <w:t>Alternative compact allocation</w:t>
-      </w:r>
-    </w:p>
-    <w:p>
-      <w:r>
-        <w:t>This compact option is not the full-week schedule. Use the main teaching cycle and allow extra sessions for the investigation, independent work and project.</w:t>
+        <w:t>Preparation for the connected explanation</w:t>
+      </w:r>
+    </w:p>
+    <w:p>
+      <w:pPr>
+        <w:pStyle w:val="Heading3"/>
+      </w:pPr>
+      <w:r>
+        <w:t>Readiness answer</w:t>
+      </w:r>
+    </w:p>
+    <w:p>
+      <w:pPr>
+        <w:pStyle w:val="Heading3"/>
+      </w:pPr>
+      <w:r>
+        <w:t>End goal for the pictorial case</w:t>
       </w:r>
     </w:p>
     <w:p>
       <w:pPr>
         <w:spacing w:line="336" w:lineRule="auto" w:after="180"/>
-        <w:shd w:fill="F1F6F8"/>
-      </w:pPr>
-      <w:r>
-        <w:rPr>
-          <w:b w:val="0"/>
-        </w:rPr>
-        <w:t xml:space="preserve">Allow 80 minutes: </w:t>
+      </w:pPr>
+      <w:r>
+        <w:rPr>
+          <w:b w:val="0"/>
+        </w:rPr>
+        <w:t>This added worked case illustrates the week’s main idea. Retain all original and connected topics; schedule its practice within the teaching cycle.</w:t>
+      </w:r>
+    </w:p>
+    <w:p>
+      <w:pPr>
+        <w:pStyle w:val="Heading1"/>
+      </w:pPr>
+      <w:r>
+        <w:t>02. Teach the counted group before the metric name</w:t>
+      </w:r>
+    </w:p>
+    <w:p>
+      <w:r>
+        <w:t>Distinguish the corridor matrix, pictured leaf counts and threshold-lab fixture.</w:t>
+      </w:r>
+    </w:p>
+    <w:p>
+      <w:pPr>
+        <w:pStyle w:val="Heading2"/>
+      </w:pPr>
+      <w:r>
+        <w:t>Core definitions and original matrix</w:t>
+      </w:r>
+    </w:p>
+    <w:p>
+      <w:pPr>
+        <w:spacing w:line="336" w:lineRule="auto" w:after="180"/>
+      </w:pPr>
+      <w:r>
+        <w:rPr>
+          <w:b w:val="0"/>
+        </w:rPr>
+        <w:t>Blocked remains positive. Precision asks: of the cases flagged blocked, how many were actually blocked according to the reference? Recall asks: of all reference-blocked cases, how many were found? Both use true positives, but they answer different questions. Keep reference rows and prediction columns ordered clear then blocked.</w:t>
+      </w:r>
+    </w:p>
+    <w:p>
+      <w:pPr>
+        <w:spacing w:line="336" w:lineRule="auto" w:after="180"/>
+      </w:pPr>
+      <w:r>
+        <w:rPr>
+          <w:b w:val="0"/>
+        </w:rPr>
+        <w:t xml:space="preserve">Blocked remains positive. </w:t>
       </w:r>
       <w:r>
         <w:rPr>
           <w:b/>
         </w:rPr>
+        <w:t>Precision</w:t>
+      </w:r>
+      <w:r>
+        <w:rPr>
+          <w:b w:val="0"/>
+        </w:rPr>
+        <w:t xml:space="preserve"> asks: of the cases flagged blocked, how many were actually blocked according to the reference? </w:t>
+      </w:r>
+      <w:r>
+        <w:rPr>
+          <w:b/>
+        </w:rPr>
+        <w:t>Recall</w:t>
+      </w:r>
+      <w:r>
+        <w:rPr>
+          <w:b w:val="0"/>
+        </w:rPr>
+        <w:t xml:space="preserve"> asks: of all reference-blocked cases, how many were found?</w:t>
+      </w:r>
+    </w:p>
+    <w:p>
+      <w:pPr>
+        <w:spacing w:line="336" w:lineRule="auto" w:after="180"/>
+      </w:pPr>
+      <w:r>
+        <w:rPr>
+          <w:b w:val="0"/>
+        </w:rPr>
+        <w:t xml:space="preserve">Both use true positives, but they answer different questions. Keep reference rows and </w:t>
+      </w:r>
+      <w:r>
+        <w:rPr>
+          <w:b/>
+        </w:rPr>
+        <w:t>prediction</w:t>
+      </w:r>
+      <w:r>
+        <w:rPr>
+          <w:b w:val="0"/>
+        </w:rPr>
+        <w:t xml:space="preserve"> columns ordered clear then blocked.</w:t>
+      </w:r>
+    </w:p>
+    <w:p>
+      <w:pPr>
+        <w:spacing w:line="336" w:lineRule="auto" w:after="180"/>
+      </w:pPr>
+      <w:r>
+        <w:rPr>
+          <w:b w:val="0"/>
+        </w:rPr>
+        <w:t>Use fictional classroom data throughout this investigation. Keep the task, units, reference labels and data split visible as you reason.</w:t>
+      </w:r>
+    </w:p>
+    <w:p>
+      <w:pPr>
+        <w:spacing w:line="336" w:lineRule="auto" w:after="180"/>
+      </w:pPr>
+      <w:r>
+        <w:rPr>
+          <w:b w:val="0"/>
+        </w:rPr>
+        <w:t xml:space="preserve">Earlier weeks supplied the model-building </w:t>
+      </w:r>
+      <w:r>
+        <w:rPr>
+          <w:b/>
+        </w:rPr>
+        <w:t>process</w:t>
+      </w:r>
+      <w:r>
+        <w:rPr>
+          <w:b w:val="0"/>
+        </w:rPr>
+        <w:t xml:space="preserve">; this week examines </w:t>
+      </w:r>
+      <w:r>
+        <w:rPr>
+          <w:b/>
+        </w:rPr>
+        <w:t>precision</w:t>
+      </w:r>
+      <w:r>
+        <w:rPr>
+          <w:b w:val="0"/>
+        </w:rPr>
+        <w:t xml:space="preserve"> </w:t>
+      </w:r>
+      <w:r>
+        <w:rPr>
+          <w:b/>
+        </w:rPr>
         <w:t>recall</w:t>
       </w:r>
       <w:r>
         <w:rPr>
           <w:b w:val="0"/>
         </w:rPr>
-        <w:t xml:space="preserve"> 8; explanation 12; worked demonstration 15; guided practice 20; independent assessment 15; project and reflection 10. Extend the lab into a second session when needed.</w:t>
-      </w:r>
-    </w:p>
-    <w:p>
-      <w:pPr>
-        <w:pStyle w:val="Heading3"/>
-      </w:pPr>
-      <w:r>
-        <w:t>Preparation for the connected explanation</w:t>
+        <w:t xml:space="preserve"> and </w:t>
+      </w:r>
+      <w:r>
+        <w:rPr>
+          <w:b/>
+        </w:rPr>
+        <w:t>denominator</w:t>
+      </w:r>
+      <w:r>
+        <w:rPr>
+          <w:b w:val="0"/>
+        </w:rPr>
+        <w:t>s.</w:t>
       </w:r>
     </w:p>
     <w:p>
@@ -760,31 +1155,42 @@
         <w:rPr>
           <w:b w:val="0"/>
         </w:rPr>
-        <w:t xml:space="preserve">Teach two 45-minute sessions. This week focuses on </w:t>
+        <w:t xml:space="preserve">For matrix [[12, 4],[1, 3]], TN=12, FP=4, FN=1, TP=3. There are seven predicted positives and four reference positives. </w:t>
       </w:r>
       <w:r>
         <w:rPr>
           <w:b/>
         </w:rPr>
-        <w:t>precision</w:t>
-      </w:r>
-      <w:r>
-        <w:rPr>
-          <w:b w:val="0"/>
-        </w:rPr>
-        <w:t xml:space="preserve"> </w:t>
+        <w:t>Precision</w:t>
+      </w:r>
+      <w:r>
+        <w:rPr>
+          <w:b w:val="0"/>
+        </w:rPr>
+        <w:t xml:space="preserve"> is 3/7, about 42.9 percent. </w:t>
       </w:r>
       <w:r>
         <w:rPr>
           <w:b/>
         </w:rPr>
-        <w:t>recall</w:t>
-      </w:r>
-      <w:r>
-        <w:rPr>
-          <w:b w:val="0"/>
-        </w:rPr>
-        <w:t xml:space="preserve"> and </w:t>
+        <w:t>Recall</w:t>
+      </w:r>
+      <w:r>
+        <w:rPr>
+          <w:b w:val="0"/>
+        </w:rPr>
+        <w:t xml:space="preserve"> is 3/4=75 percent. Accuracy is 15/20=75 percent.</w:t>
+      </w:r>
+    </w:p>
+    <w:p>
+      <w:pPr>
+        <w:spacing w:line="336" w:lineRule="auto" w:after="180"/>
+      </w:pPr>
+      <w:r>
+        <w:rPr>
+          <w:b w:val="0"/>
+        </w:rPr>
+        <w:t xml:space="preserve">A correct </w:t>
       </w:r>
       <w:r>
         <w:rPr>
@@ -796,7 +1202,7 @@
         <w:rPr>
           <w:b w:val="0"/>
         </w:rPr>
-        <w:t>s. Model the worked example first, collect the new W 4 case independently before feedback, and use the fresh retry to check transfer.</w:t>
+        <w:t xml:space="preserve"> matters more than memorizing a percentage.</w:t>
       </w:r>
     </w:p>
     <w:p>
@@ -807,901 +1213,31 @@
         <w:rPr>
           <w:b w:val="0"/>
         </w:rPr>
-        <w:t>Award credit for traceable reasoning and bounded claims, including justified uncertainty.</w:t>
-      </w:r>
-    </w:p>
-    <w:p>
-      <w:pPr>
-        <w:pStyle w:val="Heading3"/>
-      </w:pPr>
-      <w:r>
-        <w:t>Readiness answer</w:t>
-      </w:r>
-    </w:p>
-    <w:p>
-      <w:pPr>
-        <w:spacing w:line="336" w:lineRule="auto" w:after="180"/>
-      </w:pPr>
-      <w:r>
-        <w:rPr>
-          <w:b w:val="0"/>
-        </w:rPr>
-        <w:t>The common class can dominate the total; inspect the full confusion matrix and class counts.</w:t>
-      </w:r>
-    </w:p>
-    <w:p>
-      <w:pPr>
-        <w:spacing w:line="336" w:lineRule="auto" w:after="180"/>
-      </w:pPr>
-      <w:r>
-        <w:rPr>
-          <w:b w:val="0"/>
-        </w:rPr>
-        <w:t>Printed student lesson and workbook</w:t>
-      </w:r>
-    </w:p>
-    <w:p>
-      <w:pPr>
-        <w:spacing w:line="336" w:lineRule="auto" w:after="180"/>
-      </w:pPr>
-      <w:r>
-        <w:rPr>
-          <w:b w:val="0"/>
-        </w:rPr>
-        <w:t>Paper, pencils and a calculator for fractions</w:t>
-      </w:r>
-    </w:p>
-    <w:p>
-      <w:pPr>
-        <w:spacing w:line="336" w:lineRule="auto" w:after="180"/>
-      </w:pPr>
-      <w:r>
-        <w:rPr>
-          <w:b w:val="0"/>
-        </w:rPr>
-        <w:t xml:space="preserve">The fictional examples and a blank </w:t>
+        <w:t xml:space="preserve">Trace the calculation on paper before running this optional Python check. Use the stated fictional </w:t>
       </w:r>
       <w:r>
         <w:rPr>
           <w:b/>
         </w:rPr>
+        <w:t>input</w:t>
+      </w:r>
+      <w:r>
+        <w:rPr>
+          <w:b w:val="0"/>
+        </w:rPr>
+        <w:t xml:space="preserve">s and compare intermediate values. The code checks this example; your independent workbook case uses different </w:t>
+      </w:r>
+      <w:r>
+        <w:rPr>
+          <w:b/>
+        </w:rPr>
         <w:t>evidence</w:t>
       </w:r>
       <w:r>
         <w:rPr>
           <w:b w:val="0"/>
         </w:rPr>
-        <w:t xml:space="preserve"> table</w:t>
-      </w:r>
-    </w:p>
-    <w:p>
-      <w:pPr>
-        <w:spacing w:line="336" w:lineRule="auto" w:after="180"/>
-      </w:pPr>
-      <w:r>
-        <w:rPr>
-          <w:b w:val="0"/>
-        </w:rPr>
-        <w:t>Optional Python 3 editor; no external packages or AI accounts required</w:t>
-      </w:r>
-    </w:p>
-    <w:p>
-      <w:pPr>
-        <w:pStyle w:val="Heading3"/>
-      </w:pPr>
-      <w:r>
-        <w:t>End goal for the pictorial case</w:t>
-      </w:r>
-    </w:p>
-    <w:p>
-      <w:pPr>
-        <w:spacing w:line="336" w:lineRule="auto" w:after="180"/>
-      </w:pPr>
-      <w:r>
-        <w:rPr>
-          <w:b w:val="0"/>
-        </w:rPr>
-        <w:t xml:space="preserve">By the end, I can explain </w:t>
-      </w:r>
-      <w:r>
-        <w:rPr>
-          <w:b/>
-        </w:rPr>
-        <w:t>precision</w:t>
-      </w:r>
-      <w:r>
-        <w:rPr>
-          <w:b w:val="0"/>
-        </w:rPr>
-        <w:t xml:space="preserve"> and </w:t>
-      </w:r>
-      <w:r>
-        <w:rPr>
-          <w:b/>
-        </w:rPr>
-        <w:t>recall</w:t>
-      </w:r>
-      <w:r>
-        <w:rPr>
-          <w:b w:val="0"/>
-        </w:rPr>
-        <w:t xml:space="preserve"> using a traced example and a stated limitation.</w:t>
-      </w:r>
-    </w:p>
-    <w:p>
-      <w:pPr>
-        <w:spacing w:line="336" w:lineRule="auto" w:after="180"/>
-      </w:pPr>
-      <w:r>
-        <w:rPr>
-          <w:b w:val="0"/>
-        </w:rPr>
-        <w:t>This added worked case illustrates the week’s main idea. Retain all original and connected topics; schedule its practice within the teaching cycle.</w:t>
-      </w:r>
-    </w:p>
-    <w:p>
-      <w:pPr>
-        <w:pStyle w:val="Heading1"/>
-      </w:pPr>
-      <w:r>
-        <w:t>02. Explain the mechanism</w:t>
-      </w:r>
-    </w:p>
-    <w:p>
-      <w:r>
-        <w:t>Model Precision and Recall using the supplied case, labelled mechanism and reasoning. Make the scope of each conclusion explicit.</w:t>
-      </w:r>
-    </w:p>
-    <w:p>
-      <w:pPr>
-        <w:spacing w:line="336" w:lineRule="auto" w:after="180"/>
-      </w:pPr>
-      <w:r>
-        <w:rPr>
-          <w:b w:val="0"/>
-        </w:rPr>
-        <w:t>Trace the information, fitted behavior, and evaluation proof separately.</w:t>
-      </w:r>
-    </w:p>
-    <w:p>
-      <w:pPr>
-        <w:pStyle w:val="Heading3"/>
-      </w:pPr>
-      <w:r>
-        <w:t>Question to explain</w:t>
-      </w:r>
-    </w:p>
-    <w:p>
-      <w:pPr>
-        <w:spacing w:line="336" w:lineRule="auto" w:after="180"/>
-        <w:shd w:fill="F5F1FB"/>
-      </w:pPr>
-      <w:r>
-        <w:rPr>
-          <w:b w:val="0"/>
-        </w:rPr>
-        <w:t>QUESTION Calculate both and choose a priority for two consequence scenarios.</w:t>
-      </w:r>
-    </w:p>
-    <w:p>
-      <w:pPr>
-        <w:spacing w:line="336" w:lineRule="auto" w:after="180"/>
-      </w:pPr>
-      <w:r>
-        <w:rPr>
-          <w:b w:val="0"/>
-        </w:rPr>
-        <w:t xml:space="preserve">MODEL IDEA </w:t>
-      </w:r>
-      <w:r>
-        <w:rPr>
-          <w:b/>
-        </w:rPr>
-        <w:t>Precision</w:t>
-      </w:r>
-      <w:r>
-        <w:rPr>
-          <w:b w:val="0"/>
-        </w:rPr>
-        <w:t xml:space="preserve"> measures how many positive </w:t>
-      </w:r>
-      <w:r>
-        <w:rPr>
-          <w:b/>
-        </w:rPr>
-        <w:t>prediction</w:t>
-      </w:r>
-      <w:r>
-        <w:rPr>
-          <w:b w:val="0"/>
-        </w:rPr>
-        <w:t xml:space="preserve">s are right; </w:t>
-      </w:r>
-      <w:r>
-        <w:rPr>
-          <w:b/>
-        </w:rPr>
-        <w:t>recall</w:t>
-      </w:r>
-      <w:r>
-        <w:rPr>
-          <w:b w:val="0"/>
-        </w:rPr>
-        <w:t xml:space="preserve"> measures how many actual positives are found.</w:t>
-      </w:r>
-    </w:p>
-    <w:p>
-      <w:pPr>
-        <w:spacing w:line="336" w:lineRule="auto" w:after="180"/>
-      </w:pPr>
-      <w:r>
-        <w:rPr>
-          <w:b w:val="0"/>
-        </w:rPr>
-        <w:t>PROOF NEEDED Use an unseen case, visible calculation, error analysis, and a stated limitation.</w:t>
-      </w:r>
-    </w:p>
-    <w:p>
-      <w:pPr>
-        <w:pStyle w:val="Heading3"/>
-      </w:pPr>
-      <w:r>
-        <w:t>How the mechanism works</w:t>
-      </w:r>
-    </w:p>
-    <w:p>
-      <w:pPr>
-        <w:spacing w:line="336" w:lineRule="auto" w:after="180"/>
-        <w:shd w:fill="F1F6F8"/>
-      </w:pPr>
-      <w:r>
-        <w:rPr>
-          <w:b w:val="0"/>
-        </w:rPr>
-        <w:t xml:space="preserve">UNDER THE HOOD Confusion counts: TP=8, FP=2, FN=4, TN=16. </w:t>
-      </w:r>
-      <w:r>
-        <w:rPr>
-          <w:b/>
-        </w:rPr>
-        <w:t>Precision</w:t>
-      </w:r>
-      <w:r>
-        <w:rPr>
-          <w:b w:val="0"/>
-        </w:rPr>
-        <w:t xml:space="preserve"> = 8 ÷ (8+2) = </w:t>
-      </w:r>
-      <w:r>
-        <w:rPr>
-          <w:b/>
-        </w:rPr>
-        <w:t>80%</w:t>
-      </w:r>
-      <w:r>
-        <w:rPr>
-          <w:b w:val="0"/>
-        </w:rPr>
         <w:t>.</w:t>
-      </w:r>
-    </w:p>
-    <w:p>
-      <w:pPr>
-        <w:spacing w:line="336" w:lineRule="auto" w:after="180"/>
-      </w:pPr>
-      <w:r>
-        <w:rPr>
-          <w:b w:val="0"/>
-        </w:rPr>
-        <w:t xml:space="preserve">Draw a fresh data → model → </w:t>
-      </w:r>
-      <w:r>
-        <w:rPr>
-          <w:b/>
-        </w:rPr>
-        <w:t>prediction</w:t>
-      </w:r>
-      <w:r>
-        <w:rPr>
-          <w:b w:val="0"/>
-        </w:rPr>
-        <w:t xml:space="preserve"> → evaluation trace:</w:t>
-      </w:r>
-    </w:p>
-    <w:p>
-      <w:pPr>
-        <w:spacing w:line="336" w:lineRule="auto" w:after="180"/>
-      </w:pPr>
-      <w:r>
-        <w:rPr>
-          <w:b w:val="0"/>
-        </w:rPr>
-        <w:t xml:space="preserve">Predict first. Then check each step. A correct answer without visible </w:t>
-      </w:r>
-      <w:r>
-        <w:rPr>
-          <w:b/>
-        </w:rPr>
-        <w:t>evidence</w:t>
-      </w:r>
-      <w:r>
-        <w:rPr>
-          <w:b w:val="0"/>
-        </w:rPr>
-        <w:t xml:space="preserve"> cannot be audited.</w:t>
-      </w:r>
-    </w:p>
-    <w:p>
-      <w:pPr>
-        <w:pStyle w:val="Heading3"/>
-      </w:pPr>
-      <w:r>
-        <w:t>Step 1</w:t>
-      </w:r>
-    </w:p>
-    <w:p>
-      <w:pPr>
-        <w:spacing w:line="336" w:lineRule="auto" w:after="180"/>
-        <w:shd w:fill="F4F9FC"/>
-      </w:pPr>
-      <w:r>
-        <w:rPr>
-          <w:b w:val="0"/>
-        </w:rPr>
-        <w:t>STEP 1 Confusion counts: TP=8, FP=2, FN=4, TN=16.</w:t>
-      </w:r>
-    </w:p>
-    <w:p>
-      <w:pPr>
-        <w:pStyle w:val="Heading3"/>
-      </w:pPr>
-      <w:r>
-        <w:t>Step 2</w:t>
-      </w:r>
-    </w:p>
-    <w:p>
-      <w:pPr>
-        <w:spacing w:line="336" w:lineRule="auto" w:after="180"/>
-        <w:shd w:fill="F4F9FC"/>
-      </w:pPr>
-      <w:r>
-        <w:rPr>
-          <w:b w:val="0"/>
-        </w:rPr>
-        <w:t xml:space="preserve">STEP 2 </w:t>
-      </w:r>
-      <w:r>
-        <w:rPr>
-          <w:b/>
-        </w:rPr>
-        <w:t>Precision</w:t>
-      </w:r>
-      <w:r>
-        <w:rPr>
-          <w:b w:val="0"/>
-        </w:rPr>
-        <w:t xml:space="preserve"> = 8 ÷ (8+2) = </w:t>
-      </w:r>
-      <w:r>
-        <w:rPr>
-          <w:b/>
-        </w:rPr>
-        <w:t>80%</w:t>
-      </w:r>
-      <w:r>
-        <w:rPr>
-          <w:b w:val="0"/>
-        </w:rPr>
-        <w:t>.</w:t>
-      </w:r>
-    </w:p>
-    <w:p>
-      <w:pPr>
-        <w:pStyle w:val="Heading3"/>
-      </w:pPr>
-      <w:r>
-        <w:t>Step 3</w:t>
-      </w:r>
-    </w:p>
-    <w:p>
-      <w:pPr>
-        <w:spacing w:line="336" w:lineRule="auto" w:after="180"/>
-        <w:shd w:fill="F4F9FC"/>
-      </w:pPr>
-      <w:r>
-        <w:rPr>
-          <w:b w:val="0"/>
-        </w:rPr>
-        <w:t xml:space="preserve">STEP 3 </w:t>
-      </w:r>
-      <w:r>
-        <w:rPr>
-          <w:b/>
-        </w:rPr>
-        <w:t>Recall</w:t>
-      </w:r>
-      <w:r>
-        <w:rPr>
-          <w:b w:val="0"/>
-        </w:rPr>
-        <w:t xml:space="preserve"> = 8 ÷ (8+4) ≈ 67%.</w:t>
-      </w:r>
-    </w:p>
-    <w:p>
-      <w:pPr>
-        <w:pStyle w:val="Heading3"/>
-      </w:pPr>
-      <w:r>
-        <w:t>Step 4</w:t>
-      </w:r>
-    </w:p>
-    <w:p>
-      <w:pPr>
-        <w:spacing w:line="336" w:lineRule="auto" w:after="180"/>
-        <w:shd w:fill="F4F9FC"/>
-      </w:pPr>
-      <w:r>
-        <w:rPr>
-          <w:b w:val="0"/>
-        </w:rPr>
-        <w:t xml:space="preserve">STEP 4 Choose threshold and human review by comparing the cost of two </w:t>
-      </w:r>
-      <w:r>
-        <w:rPr>
-          <w:b/>
-        </w:rPr>
-        <w:t>false alarm</w:t>
-      </w:r>
-      <w:r>
-        <w:rPr>
-          <w:b w:val="0"/>
-        </w:rPr>
-        <w:t xml:space="preserve">s with four </w:t>
-      </w:r>
-      <w:r>
-        <w:rPr>
-          <w:b/>
-        </w:rPr>
-        <w:t>miss</w:t>
-      </w:r>
-      <w:r>
-        <w:rPr>
-          <w:b w:val="0"/>
-        </w:rPr>
-        <w:t>es.</w:t>
-      </w:r>
-    </w:p>
-    <w:p>
-      <w:pPr>
-        <w:spacing w:line="336" w:lineRule="auto" w:after="180"/>
-      </w:pPr>
-      <w:r>
-        <w:rPr>
-          <w:b w:val="0"/>
-        </w:rPr>
-        <w:t xml:space="preserve">CHECK Verify the </w:t>
-      </w:r>
-      <w:r>
-        <w:rPr>
-          <w:b/>
-        </w:rPr>
-        <w:t>denominator</w:t>
-      </w:r>
-      <w:r>
-        <w:rPr>
-          <w:b w:val="0"/>
-        </w:rPr>
-        <w:t>, unit, split, class definition, and data version before interpreting a score.</w:t>
-      </w:r>
-    </w:p>
-    <w:p>
-      <w:pPr>
-        <w:spacing w:line="336" w:lineRule="auto" w:after="180"/>
-      </w:pPr>
-      <w:r>
-        <w:rPr>
-          <w:b w:val="0"/>
-        </w:rPr>
-        <w:t xml:space="preserve">Recalculate, retrace, or restate the </w:t>
-      </w:r>
-      <w:r>
-        <w:rPr>
-          <w:b/>
-        </w:rPr>
-        <w:t>evidence</w:t>
-      </w:r>
-      <w:r>
-        <w:rPr>
-          <w:b w:val="0"/>
-        </w:rPr>
-        <w:t xml:space="preserve"> independently:</w:t>
-      </w:r>
-    </w:p>
-    <w:p>
-      <w:pPr>
-        <w:pStyle w:val="Heading3"/>
-      </w:pPr>
-      <w:r>
-        <w:t>Concrete teaching case</w:t>
-      </w:r>
-    </w:p>
-    <w:p>
-      <w:pPr>
-        <w:pStyle w:val="Heading3"/>
-      </w:pPr>
-      <w:r>
-        <w:t>The teaching case</w:t>
-      </w:r>
-    </w:p>
-    <w:p>
-      <w:pPr>
-        <w:spacing w:line="336" w:lineRule="auto" w:after="180"/>
-        <w:shd w:fill="F1F6FC"/>
-      </w:pPr>
-      <w:r>
-        <w:rPr>
-          <w:b w:val="0"/>
-        </w:rPr>
-        <w:t>Positive is spotted: TP=8, FP=2, FN=4.</w:t>
-      </w:r>
-    </w:p>
-    <w:p>
-      <w:pPr>
-        <w:pStyle w:val="Heading3"/>
-      </w:pPr>
-      <w:r>
-        <w:t>The teaching case</w:t>
-      </w:r>
-    </w:p>
-    <w:p>
-      <w:pPr>
-        <w:spacing w:line="336" w:lineRule="auto" w:after="180"/>
-        <w:shd w:fill="F1F6FC"/>
-      </w:pPr>
-      <w:r>
-        <w:rPr>
-          <w:b w:val="0"/>
-        </w:rPr>
-        <w:t xml:space="preserve">Compute </w:t>
-      </w:r>
-      <w:r>
-        <w:rPr>
-          <w:b/>
-        </w:rPr>
-        <w:t>precision</w:t>
-      </w:r>
-      <w:r>
-        <w:rPr>
-          <w:b w:val="0"/>
-        </w:rPr>
-        <w:t xml:space="preserve"> and </w:t>
-      </w:r>
-      <w:r>
-        <w:rPr>
-          <w:b/>
-        </w:rPr>
-        <w:t>recall</w:t>
-      </w:r>
-      <w:r>
-        <w:rPr>
-          <w:b w:val="0"/>
-        </w:rPr>
-        <w:t>.</w:t>
-      </w:r>
-    </w:p>
-    <w:p>
-      <w:pPr>
-        <w:pStyle w:val="Heading3"/>
-      </w:pPr>
-      <w:r>
-        <w:t>Exact explanation to model</w:t>
-      </w:r>
-    </w:p>
-    <w:p>
-      <w:pPr>
-        <w:pStyle w:val="Heading3"/>
-      </w:pPr>
-      <w:r>
-        <w:t>Why the result follows</w:t>
-      </w:r>
-    </w:p>
-    <w:p>
-      <w:pPr>
-        <w:spacing w:line="336" w:lineRule="auto" w:after="180"/>
-        <w:shd w:fill="F1F6FC"/>
-      </w:pPr>
-      <w:r>
-        <w:rPr>
-          <w:b/>
-        </w:rPr>
-        <w:t>Precision</w:t>
-      </w:r>
-      <w:r>
-        <w:rPr>
-          <w:b w:val="0"/>
-        </w:rPr>
-        <w:t>=8/10=</w:t>
-      </w:r>
-      <w:r>
-        <w:rPr>
-          <w:b/>
-        </w:rPr>
-        <w:t>80%</w:t>
-      </w:r>
-      <w:r>
-        <w:rPr>
-          <w:b w:val="0"/>
-        </w:rPr>
-        <w:t xml:space="preserve">; </w:t>
-      </w:r>
-      <w:r>
-        <w:rPr>
-          <w:b/>
-        </w:rPr>
-        <w:t>recall</w:t>
-      </w:r>
-      <w:r>
-        <w:rPr>
-          <w:b w:val="0"/>
-        </w:rPr>
-        <w:t xml:space="preserve">=8/12 about 66.7%. </w:t>
-      </w:r>
-      <w:r>
-        <w:rPr>
-          <w:b/>
-        </w:rPr>
-        <w:t>Denominator</w:t>
-      </w:r>
-      <w:r>
-        <w:rPr>
-          <w:b w:val="0"/>
-        </w:rPr>
-        <w:t>s are predicted positives and actual positives respectively.</w:t>
-      </w:r>
-    </w:p>
-    <w:p>
-      <w:pPr>
-        <w:pStyle w:val="Heading3"/>
-      </w:pPr>
-      <w:r>
-        <w:t>Explain the added worked example</w:t>
-      </w:r>
-    </w:p>
-    <w:p>
-      <w:pPr>
-        <w:pStyle w:val="Heading3"/>
-      </w:pPr>
-      <w:r>
-        <w:t>Explain the added worked example · 1</w:t>
-      </w:r>
-    </w:p>
-    <w:p>
-      <w:pPr>
-        <w:spacing w:line="336" w:lineRule="auto" w:after="180"/>
-      </w:pPr>
-      <w:r>
-        <w:rPr>
-          <w:b w:val="0"/>
-        </w:rPr>
-        <w:t xml:space="preserve">Blocked remains positive. </w:t>
-      </w:r>
-      <w:r>
-        <w:rPr>
-          <w:b/>
-        </w:rPr>
-        <w:t>Precision</w:t>
-      </w:r>
-      <w:r>
-        <w:rPr>
-          <w:b w:val="0"/>
-        </w:rPr>
-        <w:t xml:space="preserve"> asks: of the cases flagged blocked, how many were actually blocked according to the reference? </w:t>
-      </w:r>
-      <w:r>
-        <w:rPr>
-          <w:b/>
-        </w:rPr>
-        <w:t>Recall</w:t>
-      </w:r>
-      <w:r>
-        <w:rPr>
-          <w:b w:val="0"/>
-        </w:rPr>
-        <w:t xml:space="preserve"> asks: of all reference-blocked cases, how many were found?</w:t>
-      </w:r>
-    </w:p>
-    <w:p>
-      <w:pPr>
-        <w:spacing w:line="336" w:lineRule="auto" w:after="180"/>
-      </w:pPr>
-      <w:r>
-        <w:rPr>
-          <w:b w:val="0"/>
-        </w:rPr>
-        <w:t xml:space="preserve">Both use true positives, but they answer different questions. Keep reference rows and </w:t>
-      </w:r>
-      <w:r>
-        <w:rPr>
-          <w:b/>
-        </w:rPr>
-        <w:t>prediction</w:t>
-      </w:r>
-      <w:r>
-        <w:rPr>
-          <w:b w:val="0"/>
-        </w:rPr>
-        <w:t xml:space="preserve"> columns ordered clear then blocked.</w:t>
-      </w:r>
-    </w:p>
-    <w:p>
-      <w:pPr>
-        <w:spacing w:line="336" w:lineRule="auto" w:after="180"/>
-      </w:pPr>
-      <w:r>
-        <w:rPr>
-          <w:b w:val="0"/>
-        </w:rPr>
-        <w:t>Use fictional classroom data throughout this investigation. Keep the task, units, reference labels and data split visible as you reason.</w:t>
-      </w:r>
-    </w:p>
-    <w:p>
-      <w:pPr>
-        <w:spacing w:line="336" w:lineRule="auto" w:after="180"/>
-      </w:pPr>
-      <w:r>
-        <w:rPr>
-          <w:b w:val="0"/>
-        </w:rPr>
-        <w:t xml:space="preserve">Earlier weeks supplied the model-building </w:t>
-      </w:r>
-      <w:r>
-        <w:rPr>
-          <w:b/>
-        </w:rPr>
-        <w:t>process</w:t>
-      </w:r>
-      <w:r>
-        <w:rPr>
-          <w:b w:val="0"/>
-        </w:rPr>
-        <w:t xml:space="preserve">; this week examines </w:t>
-      </w:r>
-      <w:r>
-        <w:rPr>
-          <w:b/>
-        </w:rPr>
-        <w:t>precision</w:t>
-      </w:r>
-      <w:r>
-        <w:rPr>
-          <w:b w:val="0"/>
-        </w:rPr>
-        <w:t xml:space="preserve"> </w:t>
-      </w:r>
-      <w:r>
-        <w:rPr>
-          <w:b/>
-        </w:rPr>
-        <w:t>recall</w:t>
-      </w:r>
-      <w:r>
-        <w:rPr>
-          <w:b w:val="0"/>
-        </w:rPr>
-        <w:t xml:space="preserve"> and </w:t>
-      </w:r>
-      <w:r>
-        <w:rPr>
-          <w:b/>
-        </w:rPr>
-        <w:t>denominator</w:t>
-      </w:r>
-      <w:r>
-        <w:rPr>
-          <w:b w:val="0"/>
-        </w:rPr>
-        <w:t>s.</w:t>
-      </w:r>
-    </w:p>
-    <w:p>
-      <w:pPr>
-        <w:spacing w:line="336" w:lineRule="auto" w:after="180"/>
-      </w:pPr>
-      <w:r>
-        <w:rPr>
-          <w:b w:val="0"/>
-        </w:rPr>
-        <w:t xml:space="preserve">For matrix [[12, 4],[1, 3]], TN=12, FP=4, FN=1, TP=3. There are seven predicted positives and four reference positives. </w:t>
-      </w:r>
-      <w:r>
-        <w:rPr>
-          <w:b/>
-        </w:rPr>
-        <w:t>Precision</w:t>
-      </w:r>
-      <w:r>
-        <w:rPr>
-          <w:b w:val="0"/>
-        </w:rPr>
-        <w:t xml:space="preserve"> is 3/7, about 42.9 percent. </w:t>
-      </w:r>
-      <w:r>
-        <w:rPr>
-          <w:b/>
-        </w:rPr>
-        <w:t>Recall</w:t>
-      </w:r>
-      <w:r>
-        <w:rPr>
-          <w:b w:val="0"/>
-        </w:rPr>
-        <w:t xml:space="preserve"> is 3/4=75 percent. Accuracy is 15/20=75 percent.</w:t>
-      </w:r>
-    </w:p>
-    <w:p>
-      <w:pPr>
-        <w:spacing w:line="336" w:lineRule="auto" w:after="180"/>
-      </w:pPr>
-      <w:r>
-        <w:rPr>
-          <w:b w:val="0"/>
-        </w:rPr>
-        <w:t xml:space="preserve">A correct </w:t>
-      </w:r>
-      <w:r>
-        <w:rPr>
-          <w:b/>
-        </w:rPr>
-        <w:t>denominator</w:t>
-      </w:r>
-      <w:r>
-        <w:rPr>
-          <w:b w:val="0"/>
-        </w:rPr>
-        <w:t xml:space="preserve"> matters more than memorizing a percentage.</w:t>
-      </w:r>
-    </w:p>
-    <w:p>
-      <w:pPr>
-        <w:spacing w:line="336" w:lineRule="auto" w:after="180"/>
-      </w:pPr>
-      <w:r>
-        <w:rPr>
-          <w:b w:val="0"/>
-        </w:rPr>
-        <w:t xml:space="preserve">Trace the calculation on paper before running this optional Python check. Use the stated fictional </w:t>
-      </w:r>
-      <w:r>
-        <w:rPr>
-          <w:b/>
-        </w:rPr>
-        <w:t>input</w:t>
-      </w:r>
-      <w:r>
-        <w:rPr>
-          <w:b w:val="0"/>
-        </w:rPr>
-        <w:t xml:space="preserve">s and compare intermediate values. The code checks this example; your independent workbook case uses different </w:t>
-      </w:r>
-      <w:r>
-        <w:rPr>
-          <w:b/>
-        </w:rPr>
-        <w:t>evidence</w:t>
-      </w:r>
-      <w:r>
-        <w:rPr>
-          <w:b w:val="0"/>
-        </w:rPr>
-        <w:t>.</w:t>
-      </w:r>
-    </w:p>
-    <w:p>
-      <w:pPr>
-        <w:pStyle w:val="Heading3"/>
-      </w:pPr>
-      <w:r>
-        <w:t>Key terms</w:t>
       </w:r>
     </w:p>
     <w:tbl>
@@ -1828,48 +1364,6 @@
         </w:tc>
       </w:tr>
     </w:tbl>
-    <w:p>
-      <w:pPr>
-        <w:pStyle w:val="Heading3"/>
-      </w:pPr>
-      <w:r>
-        <w:t>Model the reasoning aloud</w:t>
-      </w:r>
-    </w:p>
-    <w:p>
-      <w:pPr>
-        <w:spacing w:line="336" w:lineRule="auto" w:after="180"/>
-      </w:pPr>
-      <w:r>
-        <w:rPr>
-          <w:b w:val="0"/>
-        </w:rPr>
-        <w:t xml:space="preserve">Use the complete worked example below before asking learners to complete W2. Reveal a small part, invite a </w:t>
-      </w:r>
-      <w:r>
-        <w:rPr>
-          <w:b/>
-        </w:rPr>
-        <w:t>prediction</w:t>
-      </w:r>
-      <w:r>
-        <w:rPr>
-          <w:b w:val="0"/>
-        </w:rPr>
-        <w:t>, then explain the deciding step.</w:t>
-      </w:r>
-    </w:p>
-    <w:p>
-      <w:pPr>
-        <w:spacing w:line="336" w:lineRule="auto" w:after="180"/>
-      </w:pPr>
-      <w:r>
-        <w:rPr>
-          <w:b w:val="0"/>
-        </w:rPr>
-        <w:t>These teacher notes contain solutions; do not reveal the independent case answer during modelling.</w:t>
-      </w:r>
-    </w:p>
     <w:p>
       <w:pPr>
         <w:pStyle w:val="Heading3"/>
@@ -2054,6 +1548,1015 @@
         <w:t>________________________________________________________________</w:t>
       </w:r>
     </w:p>
+    <w:p>
+      <w:pPr>
+        <w:pStyle w:val="Heading2"/>
+      </w:pPr>
+      <w:r>
+        <w:t>Read separate pictured counts and interpretation</w:t>
+      </w:r>
+    </w:p>
+    <w:p>
+      <w:pPr>
+        <w:spacing w:line="336" w:lineRule="auto" w:after="180"/>
+      </w:pPr>
+      <w:r>
+        <w:rPr>
+          <w:b w:val="0"/>
+        </w:rPr>
+        <w:t xml:space="preserve">Put </w:t>
+      </w:r>
+      <w:r>
+        <w:rPr>
+          <w:b/>
+        </w:rPr>
+        <w:t>precision</w:t>
+      </w:r>
+      <w:r>
+        <w:rPr>
+          <w:b w:val="0"/>
+        </w:rPr>
+        <w:t xml:space="preserve"> and </w:t>
+      </w:r>
+      <w:r>
+        <w:rPr>
+          <w:b/>
+        </w:rPr>
+        <w:t>recall</w:t>
+      </w:r>
+      <w:r>
+        <w:rPr>
+          <w:b w:val="0"/>
+        </w:rPr>
+        <w:t xml:space="preserve"> </w:t>
+      </w:r>
+      <w:r>
+        <w:rPr>
+          <w:b/>
+        </w:rPr>
+        <w:t>denominator</w:t>
+      </w:r>
+      <w:r>
+        <w:rPr>
+          <w:b w:val="0"/>
+        </w:rPr>
+        <w:t>s on the picture instead of memorising names.</w:t>
+      </w:r>
+    </w:p>
+    <w:p>
+      <w:pPr>
+        <w:spacing w:line="336" w:lineRule="auto" w:after="180"/>
+      </w:pPr>
+      <w:r>
+        <w:rPr>
+          <w:b w:val="0"/>
+        </w:rPr>
+        <w:t>Positive means spotted. TP=6, FP=2, FN=4, TN=8 in twenty fictional leaves.</w:t>
+      </w:r>
+    </w:p>
+    <w:p>
+      <w:pPr>
+        <w:spacing w:line="336" w:lineRule="auto" w:after="180"/>
+      </w:pPr>
+      <w:r>
+        <w:rPr>
+          <w:b w:val="0"/>
+        </w:rPr>
+        <w:t xml:space="preserve">All </w:t>
+      </w:r>
+      <w:r>
+        <w:rPr>
+          <w:b/>
+        </w:rPr>
+        <w:t>input</w:t>
+      </w:r>
+      <w:r>
+        <w:rPr>
+          <w:b w:val="0"/>
+        </w:rPr>
+        <w:t>s and outcomes in this worked example are invented classroom data; no real model run is claimed.</w:t>
+      </w:r>
+    </w:p>
+    <w:p>
+      <w:pPr>
+        <w:spacing w:line="336" w:lineRule="auto" w:after="180"/>
+      </w:pPr>
+      <w:r>
+        <w:rPr>
+          <w:b w:val="0"/>
+        </w:rPr>
+        <w:t>Main corridor matrix is [[12,4],[1,3]] with clear/blocked axes: TP3,FP4,FN1,TN12;precision3/7,recall3/4,accuracy15/20. Picture instead uses spotted positive and TP6,FP2,FN4,TN8:precision6/8=75%,recall6/10=60%. Moving two pictured FN decisions to TP gives TP8,FN2,FP2,TN8:precision8/10,recall8/10. These denominators happen to become equal; they answer different questions.</w:t>
+      </w:r>
+    </w:p>
+    <w:p>
+      <w:pPr>
+        <w:spacing w:line="336" w:lineRule="auto" w:after="180"/>
+      </w:pPr>
+      <w:r>
+        <w:rPr>
+          <w:b w:val="0"/>
+        </w:rPr>
+        <w:t>If the move is a human-reviewed correction, preserve the original model-only predictions and report reviewed outcomes separately.</w:t>
+      </w:r>
+    </w:p>
+    <w:p>
+      <w:r>
+        <w:drawing>
+          <wp:inline xmlns:a="http://schemas.openxmlformats.org/drawingml/2006/main" xmlns:pic="http://schemas.openxmlformats.org/drawingml/2006/picture">
+            <wp:extent cx="5486400" cy="3077029"/>
+            <wp:docPr id="1" name="Picture 1" descr="Keep precision and recall denominators distinct"/>
+            <wp:cNvGraphicFramePr>
+              <a:graphicFrameLocks noChangeAspect="1"/>
+            </wp:cNvGraphicFramePr>
+            <a:graphic>
+              <a:graphicData uri="http://schemas.openxmlformats.org/drawingml/2006/picture">
+                <pic:pic>
+                  <pic:nvPicPr>
+                    <pic:cNvPr id="0" name="academy-detail-ai-4-17.png"/>
+                    <pic:cNvPicPr/>
+                  </pic:nvPicPr>
+                  <pic:blipFill>
+                    <a:blip r:embed="rId9"/>
+                    <a:stretch>
+                      <a:fillRect/>
+                    </a:stretch>
+                  </pic:blipFill>
+                  <pic:spPr>
+                    <a:xfrm>
+                      <a:off x="0" y="0"/>
+                      <a:ext cx="5486400" cy="3077029"/>
+                    </a:xfrm>
+                    <a:prstGeom prst="rect"/>
+                  </pic:spPr>
+                </pic:pic>
+              </a:graphicData>
+            </a:graphic>
+          </wp:inline>
+        </w:drawing>
+      </w:r>
+    </w:p>
+    <w:p>
+      <w:pPr>
+        <w:pStyle w:val="Heading2"/>
+      </w:pPr>
+      <w:r>
+        <w:t>Trace original and changed denominators</w:t>
+      </w:r>
+    </w:p>
+    <w:p>
+      <w:r>
+        <w:drawing>
+          <wp:inline xmlns:a="http://schemas.openxmlformats.org/drawingml/2006/main" xmlns:pic="http://schemas.openxmlformats.org/drawingml/2006/picture">
+            <wp:extent cx="5486400" cy="3337560"/>
+            <wp:docPr id="2" name="Picture 2" descr="Predicted positives: Eight leaves were flagged: precision=6/(6+2)=75%. → Actual positives: Ten leaves were spotted: recall=6/(6+4)=60%. → Keep goals separate: Precision asks how reliable flags are; recall asks how many spotted leaves were caught."/>
+            <wp:cNvGraphicFramePr>
+              <a:graphicFrameLocks noChangeAspect="1"/>
+            </wp:cNvGraphicFramePr>
+            <a:graphic>
+              <a:graphicData uri="http://schemas.openxmlformats.org/drawingml/2006/picture">
+                <pic:pic>
+                  <pic:nvPicPr>
+                    <pic:cNvPr id="0" name="academy-story-ai-4-17-02.png"/>
+                    <pic:cNvPicPr/>
+                  </pic:nvPicPr>
+                  <pic:blipFill>
+                    <a:blip r:embed="rId10"/>
+                    <a:stretch>
+                      <a:fillRect/>
+                    </a:stretch>
+                  </pic:blipFill>
+                  <pic:spPr>
+                    <a:xfrm>
+                      <a:off x="0" y="0"/>
+                      <a:ext cx="5486400" cy="3337560"/>
+                    </a:xfrm>
+                    <a:prstGeom prst="rect"/>
+                  </pic:spPr>
+                </pic:pic>
+              </a:graphicData>
+            </a:graphic>
+          </wp:inline>
+        </w:drawing>
+      </w:r>
+    </w:p>
+    <w:p>
+      <w:pPr>
+        <w:pStyle w:val="Heading3"/>
+      </w:pPr>
+      <w:r>
+        <w:t>Read the picture one step at a time</w:t>
+      </w:r>
+    </w:p>
+    <w:tbl>
+      <w:tblPr>
+        <w:tblStyle w:val="LightShading-Accent1"/>
+        <w:tblW w:type="auto" w:w="0"/>
+        <w:tblLook w:firstColumn="1" w:firstRow="1" w:lastColumn="0" w:lastRow="0" w:noHBand="0" w:noVBand="1" w:val="04A0"/>
+      </w:tblPr>
+      <w:tblGrid>
+        <w:gridCol w:w="5112"/>
+        <w:gridCol w:w="5112"/>
+      </w:tblGrid>
+      <w:tr>
+        <w:trPr>
+          <w:tblHeader/>
+        </w:trPr>
+        <w:tc>
+          <w:tcPr>
+            <w:tcW w:type="dxa" w:w="5112"/>
+          </w:tcPr>
+          <w:p>
+            <w:r>
+              <w:t>Step</w:t>
+            </w:r>
+          </w:p>
+        </w:tc>
+        <w:tc>
+          <w:tcPr>
+            <w:tcW w:type="dxa" w:w="5112"/>
+          </w:tcPr>
+          <w:p>
+            <w:r>
+              <w:t>What happens and why</w:t>
+            </w:r>
+          </w:p>
+        </w:tc>
+      </w:tr>
+      <w:tr>
+        <w:tc>
+          <w:tcPr>
+            <w:tcW w:type="dxa" w:w="5112"/>
+          </w:tcPr>
+          <w:p>
+            <w:r>
+              <w:t>1. Predicted positives</w:t>
+            </w:r>
+          </w:p>
+        </w:tc>
+        <w:tc>
+          <w:tcPr>
+            <w:tcW w:type="dxa" w:w="5112"/>
+          </w:tcPr>
+          <w:p>
+            <w:r>
+              <w:t>Eight leaves were flagged: precision=6/(6+2)=75%.</w:t>
+            </w:r>
+          </w:p>
+        </w:tc>
+      </w:tr>
+      <w:tr>
+        <w:tc>
+          <w:tcPr>
+            <w:tcW w:type="dxa" w:w="5112"/>
+          </w:tcPr>
+          <w:p>
+            <w:r>
+              <w:t>2. Actual positives</w:t>
+            </w:r>
+          </w:p>
+        </w:tc>
+        <w:tc>
+          <w:tcPr>
+            <w:tcW w:type="dxa" w:w="5112"/>
+          </w:tcPr>
+          <w:p>
+            <w:r>
+              <w:t>Ten leaves were spotted: recall=6/(6+4)=60%.</w:t>
+            </w:r>
+          </w:p>
+        </w:tc>
+      </w:tr>
+      <w:tr>
+        <w:tc>
+          <w:tcPr>
+            <w:tcW w:type="dxa" w:w="5112"/>
+          </w:tcPr>
+          <w:p>
+            <w:r>
+              <w:t>3. Keep goals separate</w:t>
+            </w:r>
+          </w:p>
+        </w:tc>
+        <w:tc>
+          <w:tcPr>
+            <w:tcW w:type="dxa" w:w="5112"/>
+          </w:tcPr>
+          <w:p>
+            <w:r>
+              <w:t>Precision asks how reliable flags are; recall asks how many spotted leaves were caught.</w:t>
+            </w:r>
+          </w:p>
+        </w:tc>
+      </w:tr>
+    </w:tbl>
+    <w:p>
+      <w:r>
+        <w:t>Match each pictured step to the supplied facts. This is a worked teaching case, not an independent assessment.</w:t>
+      </w:r>
+    </w:p>
+    <w:p>
+      <w:pPr>
+        <w:spacing w:line="336" w:lineRule="auto" w:after="180"/>
+      </w:pPr>
+      <w:r>
+        <w:rPr>
+          <w:b w:val="0"/>
+        </w:rPr>
+        <w:t xml:space="preserve">Read the picture in order. </w:t>
+      </w:r>
+      <w:r>
+        <w:rPr>
+          <w:b/>
+        </w:rPr>
+        <w:t>Precision</w:t>
+      </w:r>
+      <w:r>
+        <w:rPr>
+          <w:b w:val="0"/>
+        </w:rPr>
+        <w:t xml:space="preserve"> asks how reliable flags are; </w:t>
+      </w:r>
+      <w:r>
+        <w:rPr>
+          <w:b/>
+        </w:rPr>
+        <w:t>recall</w:t>
+      </w:r>
+      <w:r>
+        <w:rPr>
+          <w:b w:val="0"/>
+        </w:rPr>
+        <w:t xml:space="preserve"> asks how many spotted leaves were caught. The arrows show which recorded </w:t>
+      </w:r>
+      <w:r>
+        <w:rPr>
+          <w:b/>
+        </w:rPr>
+        <w:t>input</w:t>
+      </w:r>
+      <w:r>
+        <w:rPr>
+          <w:b w:val="0"/>
+        </w:rPr>
+        <w:t xml:space="preserve"> or intermediate result each decision uses.</w:t>
+      </w:r>
+    </w:p>
+    <w:p>
+      <w:pPr>
+        <w:spacing w:line="336" w:lineRule="auto" w:after="180"/>
+      </w:pPr>
+      <w:r>
+        <w:rPr>
+          <w:b w:val="0"/>
+        </w:rPr>
+        <w:t>Explain the deciding step aloud before checking the changed case; pointing to the final answer alone does not show how it follows.</w:t>
+      </w:r>
+    </w:p>
+    <w:p>
+      <w:pPr>
+        <w:spacing w:line="336" w:lineRule="auto" w:after="180"/>
+      </w:pPr>
+      <w:r>
+        <w:rPr>
+          <w:b w:val="0"/>
+        </w:rPr>
+        <w:t xml:space="preserve">If a relevant </w:t>
+      </w:r>
+      <w:r>
+        <w:rPr>
+          <w:b/>
+        </w:rPr>
+        <w:t>denominator</w:t>
+      </w:r>
+      <w:r>
+        <w:rPr>
+          <w:b w:val="0"/>
+        </w:rPr>
+        <w:t xml:space="preserve"> is zero, report that metric as </w:t>
+      </w:r>
+      <w:r>
+        <w:rPr>
+          <w:b/>
+        </w:rPr>
+        <w:t>undefined</w:t>
+      </w:r>
+      <w:r>
+        <w:rPr>
+          <w:b w:val="0"/>
+        </w:rPr>
+        <w:t xml:space="preserve"> under the chosen convention rather than silently inventing success.</w:t>
+      </w:r>
+    </w:p>
+    <w:p>
+      <w:pPr>
+        <w:spacing w:line="336" w:lineRule="auto" w:after="180"/>
+      </w:pPr>
+      <w:r>
+        <w:rPr>
+          <w:b w:val="0"/>
+        </w:rPr>
+        <w:t>Change: Correct two false negatives into true positives.</w:t>
+      </w:r>
+    </w:p>
+    <w:p>
+      <w:pPr>
+        <w:spacing w:line="336" w:lineRule="auto" w:after="180"/>
+      </w:pPr>
+      <w:r>
+        <w:rPr>
+          <w:b/>
+        </w:rPr>
+        <w:t>Prediction</w:t>
+      </w:r>
+      <w:r>
+        <w:rPr>
+          <w:b w:val="0"/>
+        </w:rPr>
+        <w:t xml:space="preserve">: </w:t>
+      </w:r>
+      <w:r>
+        <w:rPr>
+          <w:b/>
+        </w:rPr>
+        <w:t>Precision</w:t>
+      </w:r>
+      <w:r>
+        <w:rPr>
+          <w:b w:val="0"/>
+        </w:rPr>
+        <w:t xml:space="preserve"> becomes8/10=</w:t>
+      </w:r>
+      <w:r>
+        <w:rPr>
+          <w:b/>
+        </w:rPr>
+        <w:t>80%</w:t>
+      </w:r>
+      <w:r>
+        <w:rPr>
+          <w:b w:val="0"/>
+        </w:rPr>
+        <w:t xml:space="preserve">; </w:t>
+      </w:r>
+      <w:r>
+        <w:rPr>
+          <w:b/>
+        </w:rPr>
+        <w:t>recall</w:t>
+      </w:r>
+      <w:r>
+        <w:rPr>
+          <w:b w:val="0"/>
+        </w:rPr>
+        <w:t xml:space="preserve"> becomes8/10=</w:t>
+      </w:r>
+      <w:r>
+        <w:rPr>
+          <w:b/>
+        </w:rPr>
+        <w:t>80%</w:t>
+      </w:r>
+      <w:r>
+        <w:rPr>
+          <w:b w:val="0"/>
+        </w:rPr>
+        <w:t>.</w:t>
+      </w:r>
+    </w:p>
+    <w:p>
+      <w:pPr>
+        <w:spacing w:line="336" w:lineRule="auto" w:after="180"/>
+      </w:pPr>
+      <w:r>
+        <w:rPr>
+          <w:b w:val="0"/>
+        </w:rPr>
+        <w:t xml:space="preserve">Reason: TP becomes8 and FN 2; FP remains2, so the two </w:t>
+      </w:r>
+      <w:r>
+        <w:rPr>
+          <w:b/>
+        </w:rPr>
+        <w:t>denominator</w:t>
+      </w:r>
+      <w:r>
+        <w:rPr>
+          <w:b w:val="0"/>
+        </w:rPr>
+        <w:t>s happen to equal10.</w:t>
+      </w:r>
+    </w:p>
+    <w:p>
+      <w:pPr>
+        <w:pStyle w:val="Heading2"/>
+      </w:pPr>
+      <w:r>
+        <w:t>Additional8TP/2FP/4FNexample · reference / check after trying</w:t>
+      </w:r>
+    </w:p>
+    <w:p>
+      <w:pPr>
+        <w:spacing w:line="336" w:lineRule="auto" w:after="180"/>
+      </w:pPr>
+      <w:r>
+        <w:rPr>
+          <w:b w:val="0"/>
+        </w:rPr>
+        <w:t>Positive is spotted: TP=8, FP=2, FN=4.</w:t>
+      </w:r>
+    </w:p>
+    <w:p>
+      <w:pPr>
+        <w:spacing w:line="336" w:lineRule="auto" w:after="180"/>
+      </w:pPr>
+      <w:r>
+        <w:rPr>
+          <w:b w:val="0"/>
+        </w:rPr>
+        <w:t xml:space="preserve">Compute </w:t>
+      </w:r>
+      <w:r>
+        <w:rPr>
+          <w:b/>
+        </w:rPr>
+        <w:t>precision</w:t>
+      </w:r>
+      <w:r>
+        <w:rPr>
+          <w:b w:val="0"/>
+        </w:rPr>
+        <w:t xml:space="preserve"> and </w:t>
+      </w:r>
+      <w:r>
+        <w:rPr>
+          <w:b/>
+        </w:rPr>
+        <w:t>recall</w:t>
+      </w:r>
+      <w:r>
+        <w:rPr>
+          <w:b w:val="0"/>
+        </w:rPr>
+        <w:t>.</w:t>
+      </w:r>
+    </w:p>
+    <w:p>
+      <w:pPr>
+        <w:spacing w:line="336" w:lineRule="auto" w:after="180"/>
+      </w:pPr>
+      <w:r>
+        <w:rPr>
+          <w:b/>
+        </w:rPr>
+        <w:t>Precision</w:t>
+      </w:r>
+      <w:r>
+        <w:rPr>
+          <w:b w:val="0"/>
+        </w:rPr>
+        <w:t>=8/10=</w:t>
+      </w:r>
+      <w:r>
+        <w:rPr>
+          <w:b/>
+        </w:rPr>
+        <w:t>80%</w:t>
+      </w:r>
+      <w:r>
+        <w:rPr>
+          <w:b w:val="0"/>
+        </w:rPr>
+        <w:t xml:space="preserve">; </w:t>
+      </w:r>
+      <w:r>
+        <w:rPr>
+          <w:b/>
+        </w:rPr>
+        <w:t>recall</w:t>
+      </w:r>
+      <w:r>
+        <w:rPr>
+          <w:b w:val="0"/>
+        </w:rPr>
+        <w:t xml:space="preserve">=8/12 about 66.7%. </w:t>
+      </w:r>
+      <w:r>
+        <w:rPr>
+          <w:b/>
+        </w:rPr>
+        <w:t>Denominator</w:t>
+      </w:r>
+      <w:r>
+        <w:rPr>
+          <w:b w:val="0"/>
+        </w:rPr>
+        <w:t>s are predicted positives and actual positives respectively.</w:t>
+      </w:r>
+    </w:p>
+    <w:p>
+      <w:pPr>
+        <w:pStyle w:val="Heading2"/>
+      </w:pPr>
+      <w:r>
+        <w:t>Earlier wording, alternatives and picture transcripts · reference / check after trying</w:t>
+      </w:r>
+    </w:p>
+    <w:p>
+      <w:pPr>
+        <w:spacing w:line="336" w:lineRule="auto" w:after="180"/>
+      </w:pPr>
+      <w:r>
+        <w:rPr>
+          <w:b w:val="0"/>
+        </w:rPr>
+        <w:t>Explain the mechanism</w:t>
+      </w:r>
+    </w:p>
+    <w:p>
+      <w:pPr>
+        <w:spacing w:line="336" w:lineRule="auto" w:after="180"/>
+      </w:pPr>
+      <w:r>
+        <w:rPr>
+          <w:b w:val="0"/>
+        </w:rPr>
+        <w:t>Trace the information, fitted behavior, and evaluation proof separately.</w:t>
+      </w:r>
+    </w:p>
+    <w:p>
+      <w:pPr>
+        <w:spacing w:line="336" w:lineRule="auto" w:after="180"/>
+      </w:pPr>
+      <w:r>
+        <w:rPr>
+          <w:b w:val="0"/>
+        </w:rPr>
+        <w:t>QUESTION Calculate both and choose a priority for two consequence scenarios.</w:t>
+      </w:r>
+    </w:p>
+    <w:p>
+      <w:pPr>
+        <w:spacing w:line="336" w:lineRule="auto" w:after="180"/>
+      </w:pPr>
+      <w:r>
+        <w:rPr>
+          <w:b w:val="0"/>
+        </w:rPr>
+        <w:t xml:space="preserve">MODEL IDEA </w:t>
+      </w:r>
+      <w:r>
+        <w:rPr>
+          <w:b/>
+        </w:rPr>
+        <w:t>Precision</w:t>
+      </w:r>
+      <w:r>
+        <w:rPr>
+          <w:b w:val="0"/>
+        </w:rPr>
+        <w:t xml:space="preserve"> measures how many positive </w:t>
+      </w:r>
+      <w:r>
+        <w:rPr>
+          <w:b/>
+        </w:rPr>
+        <w:t>prediction</w:t>
+      </w:r>
+      <w:r>
+        <w:rPr>
+          <w:b w:val="0"/>
+        </w:rPr>
+        <w:t xml:space="preserve">s are right; </w:t>
+      </w:r>
+      <w:r>
+        <w:rPr>
+          <w:b/>
+        </w:rPr>
+        <w:t>recall</w:t>
+      </w:r>
+      <w:r>
+        <w:rPr>
+          <w:b w:val="0"/>
+        </w:rPr>
+        <w:t xml:space="preserve"> measures how many actual positives are found.</w:t>
+      </w:r>
+    </w:p>
+    <w:p>
+      <w:pPr>
+        <w:spacing w:line="336" w:lineRule="auto" w:after="180"/>
+      </w:pPr>
+      <w:r>
+        <w:rPr>
+          <w:b w:val="0"/>
+        </w:rPr>
+        <w:t>PROOF NEEDED Use an unseen case, visible calculation, error analysis, and a stated limitation.</w:t>
+      </w:r>
+    </w:p>
+    <w:p>
+      <w:pPr>
+        <w:spacing w:line="336" w:lineRule="auto" w:after="180"/>
+      </w:pPr>
+      <w:r>
+        <w:rPr>
+          <w:b w:val="0"/>
+        </w:rPr>
+        <w:t xml:space="preserve">UNDER THE HOOD Confusion counts: TP=8, FP=2, FN=4, TN=16. </w:t>
+      </w:r>
+      <w:r>
+        <w:rPr>
+          <w:b/>
+        </w:rPr>
+        <w:t>Precision</w:t>
+      </w:r>
+      <w:r>
+        <w:rPr>
+          <w:b w:val="0"/>
+        </w:rPr>
+        <w:t xml:space="preserve"> = 8 ÷ (8+2) = </w:t>
+      </w:r>
+      <w:r>
+        <w:rPr>
+          <w:b/>
+        </w:rPr>
+        <w:t>80%</w:t>
+      </w:r>
+      <w:r>
+        <w:rPr>
+          <w:b w:val="0"/>
+        </w:rPr>
+        <w:t>.</w:t>
+      </w:r>
+    </w:p>
+    <w:p>
+      <w:pPr>
+        <w:spacing w:line="336" w:lineRule="auto" w:after="180"/>
+      </w:pPr>
+      <w:r>
+        <w:rPr>
+          <w:b w:val="0"/>
+        </w:rPr>
+        <w:t xml:space="preserve">Draw a fresh data → model → </w:t>
+      </w:r>
+      <w:r>
+        <w:rPr>
+          <w:b/>
+        </w:rPr>
+        <w:t>prediction</w:t>
+      </w:r>
+      <w:r>
+        <w:rPr>
+          <w:b w:val="0"/>
+        </w:rPr>
+        <w:t xml:space="preserve"> → evaluation trace:</w:t>
+      </w:r>
+    </w:p>
+    <w:p>
+      <w:pPr>
+        <w:spacing w:line="336" w:lineRule="auto" w:after="180"/>
+      </w:pPr>
+      <w:r>
+        <w:rPr>
+          <w:b w:val="0"/>
+        </w:rPr>
+        <w:t xml:space="preserve">Predict first. Then check each step. A correct answer without visible </w:t>
+      </w:r>
+      <w:r>
+        <w:rPr>
+          <w:b/>
+        </w:rPr>
+        <w:t>evidence</w:t>
+      </w:r>
+      <w:r>
+        <w:rPr>
+          <w:b w:val="0"/>
+        </w:rPr>
+        <w:t xml:space="preserve"> cannot be audited.</w:t>
+      </w:r>
+    </w:p>
+    <w:p>
+      <w:pPr>
+        <w:spacing w:line="336" w:lineRule="auto" w:after="180"/>
+      </w:pPr>
+      <w:r>
+        <w:rPr>
+          <w:b w:val="0"/>
+        </w:rPr>
+        <w:t>STEP 1 Confusion counts: TP=8, FP=2, FN=4, TN=16.</w:t>
+      </w:r>
+    </w:p>
+    <w:p>
+      <w:pPr>
+        <w:spacing w:line="336" w:lineRule="auto" w:after="180"/>
+      </w:pPr>
+      <w:r>
+        <w:rPr>
+          <w:b w:val="0"/>
+        </w:rPr>
+        <w:t xml:space="preserve">STEP 2 </w:t>
+      </w:r>
+      <w:r>
+        <w:rPr>
+          <w:b/>
+        </w:rPr>
+        <w:t>Precision</w:t>
+      </w:r>
+      <w:r>
+        <w:rPr>
+          <w:b w:val="0"/>
+        </w:rPr>
+        <w:t xml:space="preserve"> = 8 ÷ (8+2) = </w:t>
+      </w:r>
+      <w:r>
+        <w:rPr>
+          <w:b/>
+        </w:rPr>
+        <w:t>80%</w:t>
+      </w:r>
+      <w:r>
+        <w:rPr>
+          <w:b w:val="0"/>
+        </w:rPr>
+        <w:t>.</w:t>
+      </w:r>
+    </w:p>
+    <w:p>
+      <w:pPr>
+        <w:spacing w:line="336" w:lineRule="auto" w:after="180"/>
+      </w:pPr>
+      <w:r>
+        <w:rPr>
+          <w:b w:val="0"/>
+        </w:rPr>
+        <w:t xml:space="preserve">STEP 3 </w:t>
+      </w:r>
+      <w:r>
+        <w:rPr>
+          <w:b/>
+        </w:rPr>
+        <w:t>Recall</w:t>
+      </w:r>
+      <w:r>
+        <w:rPr>
+          <w:b w:val="0"/>
+        </w:rPr>
+        <w:t xml:space="preserve"> = 8 ÷ (8+4) ≈ 67%.</w:t>
+      </w:r>
+    </w:p>
+    <w:p>
+      <w:pPr>
+        <w:spacing w:line="336" w:lineRule="auto" w:after="180"/>
+      </w:pPr>
+      <w:r>
+        <w:rPr>
+          <w:b w:val="0"/>
+        </w:rPr>
+        <w:t xml:space="preserve">STEP 4 Choose threshold and human review by comparing the cost of two </w:t>
+      </w:r>
+      <w:r>
+        <w:rPr>
+          <w:b/>
+        </w:rPr>
+        <w:t>false alarm</w:t>
+      </w:r>
+      <w:r>
+        <w:rPr>
+          <w:b w:val="0"/>
+        </w:rPr>
+        <w:t xml:space="preserve">s with four </w:t>
+      </w:r>
+      <w:r>
+        <w:rPr>
+          <w:b/>
+        </w:rPr>
+        <w:t>miss</w:t>
+      </w:r>
+      <w:r>
+        <w:rPr>
+          <w:b w:val="0"/>
+        </w:rPr>
+        <w:t>es.</w:t>
+      </w:r>
+    </w:p>
+    <w:p>
+      <w:pPr>
+        <w:spacing w:line="336" w:lineRule="auto" w:after="180"/>
+      </w:pPr>
+      <w:r>
+        <w:rPr>
+          <w:b w:val="0"/>
+        </w:rPr>
+        <w:t xml:space="preserve">CHECK Verify the </w:t>
+      </w:r>
+      <w:r>
+        <w:rPr>
+          <w:b/>
+        </w:rPr>
+        <w:t>denominator</w:t>
+      </w:r>
+      <w:r>
+        <w:rPr>
+          <w:b w:val="0"/>
+        </w:rPr>
+        <w:t>, unit, split, class definition, and data version before interpreting a score.</w:t>
+      </w:r>
+    </w:p>
+    <w:p>
+      <w:pPr>
+        <w:spacing w:line="336" w:lineRule="auto" w:after="180"/>
+      </w:pPr>
+      <w:r>
+        <w:rPr>
+          <w:b w:val="0"/>
+        </w:rPr>
+        <w:t xml:space="preserve">Recalculate, retrace, or restate the </w:t>
+      </w:r>
+      <w:r>
+        <w:rPr>
+          <w:b/>
+        </w:rPr>
+        <w:t>evidence</w:t>
+      </w:r>
+      <w:r>
+        <w:rPr>
+          <w:b w:val="0"/>
+        </w:rPr>
+        <w:t xml:space="preserve"> independently:</w:t>
+      </w:r>
+    </w:p>
+    <w:p>
+      <w:pPr>
+        <w:pStyle w:val="Heading3"/>
+      </w:pPr>
+      <w:r>
+        <w:t>Concrete teaching case</w:t>
+      </w:r>
+    </w:p>
+    <w:p>
+      <w:pPr>
+        <w:pStyle w:val="Heading3"/>
+      </w:pPr>
+      <w:r>
+        <w:t>Exact explanation to model</w:t>
+      </w:r>
+    </w:p>
+    <w:p>
+      <w:pPr>
+        <w:pStyle w:val="Heading3"/>
+      </w:pPr>
+      <w:r>
+        <w:t>Explain the added worked example</w:t>
+      </w:r>
+    </w:p>
+    <w:p>
+      <w:pPr>
+        <w:pStyle w:val="Heading3"/>
+      </w:pPr>
+      <w:r>
+        <w:t>Key terms</w:t>
+      </w:r>
+    </w:p>
+    <w:p>
+      <w:pPr>
+        <w:pStyle w:val="Heading3"/>
+      </w:pPr>
+      <w:r>
+        <w:t>Model the reasoning aloud</w:t>
+      </w:r>
+    </w:p>
+    <w:p>
+      <w:pPr>
+        <w:spacing w:line="336" w:lineRule="auto" w:after="180"/>
+      </w:pPr>
+      <w:r>
+        <w:rPr>
+          <w:b w:val="0"/>
+        </w:rPr>
+        <w:t xml:space="preserve">Use the complete worked example below before asking learners to complete W2. Reveal a small part, invite a </w:t>
+      </w:r>
+      <w:r>
+        <w:rPr>
+          <w:b/>
+        </w:rPr>
+        <w:t>prediction</w:t>
+      </w:r>
+      <w:r>
+        <w:rPr>
+          <w:b w:val="0"/>
+        </w:rPr>
+        <w:t>, then explain the deciding step.</w:t>
+      </w:r>
+    </w:p>
+    <w:p>
+      <w:pPr>
+        <w:spacing w:line="336" w:lineRule="auto" w:after="180"/>
+      </w:pPr>
+      <w:r>
+        <w:rPr>
+          <w:b w:val="0"/>
+        </w:rPr>
+        <w:t>These teacher notes contain solutions; do not reveal the independent case answer during modelling.</w:t>
+      </w:r>
+    </w:p>
     <w:tbl>
       <w:tblPr>
         <w:tblStyle w:val="LightShading-Accent1"/>
@@ -2177,145 +2680,10 @@
     </w:p>
     <w:p>
       <w:pPr>
-        <w:spacing w:line="336" w:lineRule="auto" w:after="180"/>
-      </w:pPr>
-      <w:r>
-        <w:rPr>
-          <w:b w:val="0"/>
-        </w:rPr>
-        <w:t xml:space="preserve">Put </w:t>
-      </w:r>
-      <w:r>
-        <w:rPr>
-          <w:b/>
-        </w:rPr>
-        <w:t>precision</w:t>
-      </w:r>
-      <w:r>
-        <w:rPr>
-          <w:b w:val="0"/>
-        </w:rPr>
-        <w:t xml:space="preserve"> and </w:t>
-      </w:r>
-      <w:r>
-        <w:rPr>
-          <w:b/>
-        </w:rPr>
-        <w:t>recall</w:t>
-      </w:r>
-      <w:r>
-        <w:rPr>
-          <w:b w:val="0"/>
-        </w:rPr>
-        <w:t xml:space="preserve"> </w:t>
-      </w:r>
-      <w:r>
-        <w:rPr>
-          <w:b/>
-        </w:rPr>
-        <w:t>denominator</w:t>
-      </w:r>
-      <w:r>
-        <w:rPr>
-          <w:b w:val="0"/>
-        </w:rPr>
-        <w:t>s on the picture instead of memorising names.</w:t>
-      </w:r>
-    </w:p>
-    <w:p>
-      <w:pPr>
         <w:pStyle w:val="Heading3"/>
       </w:pPr>
       <w:r>
         <w:t>The facts we will use</w:t>
-      </w:r>
-    </w:p>
-    <w:p>
-      <w:pPr>
-        <w:pStyle w:val="Heading3"/>
-      </w:pPr>
-      <w:r>
-        <w:t>Supplied facts</w:t>
-      </w:r>
-    </w:p>
-    <w:p>
-      <w:pPr>
-        <w:spacing w:line="336" w:lineRule="auto" w:after="180"/>
-        <w:shd w:fill="F1F6FC"/>
-      </w:pPr>
-      <w:r>
-        <w:rPr>
-          <w:b w:val="0"/>
-        </w:rPr>
-        <w:t>Positive means spotted. TP=6, FP=2, FN=4, TN=8 in twenty fictional leaves.</w:t>
-      </w:r>
-    </w:p>
-    <w:p>
-      <w:pPr>
-        <w:pStyle w:val="Heading3"/>
-      </w:pPr>
-      <w:r>
-        <w:t>Supplied facts</w:t>
-      </w:r>
-    </w:p>
-    <w:p>
-      <w:pPr>
-        <w:spacing w:line="336" w:lineRule="auto" w:after="180"/>
-        <w:shd w:fill="F1F6FC"/>
-      </w:pPr>
-      <w:r>
-        <w:rPr>
-          <w:b w:val="0"/>
-        </w:rPr>
-        <w:t xml:space="preserve">All </w:t>
-      </w:r>
-      <w:r>
-        <w:rPr>
-          <w:b/>
-        </w:rPr>
-        <w:t>input</w:t>
-      </w:r>
-      <w:r>
-        <w:rPr>
-          <w:b w:val="0"/>
-        </w:rPr>
-        <w:t>s and outcomes in this worked example are invented classroom data; no real model run is claimed.</w:t>
-      </w:r>
-    </w:p>
-    <w:p>
-      <w:r>
-        <w:drawing>
-          <wp:inline xmlns:a="http://schemas.openxmlformats.org/drawingml/2006/main" xmlns:pic="http://schemas.openxmlformats.org/drawingml/2006/picture">
-            <wp:extent cx="5486400" cy="3077029"/>
-            <wp:docPr id="1" name="Picture 1" descr="Keep precision and recall denominators distinct"/>
-            <wp:cNvGraphicFramePr>
-              <a:graphicFrameLocks noChangeAspect="1"/>
-            </wp:cNvGraphicFramePr>
-            <a:graphic>
-              <a:graphicData uri="http://schemas.openxmlformats.org/drawingml/2006/picture">
-                <pic:pic>
-                  <pic:nvPicPr>
-                    <pic:cNvPr id="0" name="academy-detail-ai-4-17.png"/>
-                    <pic:cNvPicPr/>
-                  </pic:nvPicPr>
-                  <pic:blipFill>
-                    <a:blip r:embed="rId9"/>
-                    <a:stretch>
-                      <a:fillRect/>
-                    </a:stretch>
-                  </pic:blipFill>
-                  <pic:spPr>
-                    <a:xfrm>
-                      <a:off x="0" y="0"/>
-                      <a:ext cx="5486400" cy="3077029"/>
-                    </a:xfrm>
-                    <a:prstGeom prst="rect"/>
-                  </pic:spPr>
-                </pic:pic>
-              </a:graphicData>
-            </a:graphic>
-          </wp:inline>
-        </w:drawing>
       </w:r>
     </w:p>
     <w:p>
@@ -2323,7 +2691,7 @@
         <w:drawing>
           <wp:inline xmlns:a="http://schemas.openxmlformats.org/drawingml/2006/main" xmlns:pic="http://schemas.openxmlformats.org/drawingml/2006/picture">
             <wp:extent cx="5486400" cy="5185229"/>
-            <wp:docPr id="2" name="Picture 2" descr="Precision and Recall. Predicted positives: Eight leaves were flagged: precision=6/(6+2)=75%.. Actual positives: Ten leaves were spotted: recall=6/(6+4)=60%.. Keep goals separate: Precision asks how reliable flags are; recall asks how many spotted leaves were caught."/>
+            <wp:docPr id="3" name="Picture 3" descr="Precision and Recall. Predicted positives: Eight leaves were flagged: precision=6/(6+2)=75%.. Actual positives: Ten leaves were spotted: recall=6/(6+4)=60%.. Keep goals separate: Precision asks how reliable flags are; recall asks how many spotted leaves were caught."/>
             <wp:cNvGraphicFramePr>
               <a:graphicFrameLocks noChangeAspect="1"/>
             </wp:cNvGraphicFramePr>
@@ -2335,7 +2703,7 @@
                     <pic:cNvPicPr/>
                   </pic:nvPicPr>
                   <pic:blipFill>
-                    <a:blip r:embed="rId10"/>
+                    <a:blip r:embed="rId11"/>
                     <a:stretch>
                       <a:fillRect/>
                     </a:stretch>
@@ -2359,114 +2727,7 @@
         <w:pStyle w:val="Heading3"/>
       </w:pPr>
       <w:r>
-        <w:t>Read the picture one step at a time</w:t>
-      </w:r>
-    </w:p>
-    <w:tbl>
-      <w:tblPr>
-        <w:tblStyle w:val="LightShading-Accent1"/>
-        <w:tblW w:type="auto" w:w="0"/>
-        <w:tblLook w:firstColumn="1" w:firstRow="1" w:lastColumn="0" w:lastRow="0" w:noHBand="0" w:noVBand="1" w:val="04A0"/>
-      </w:tblPr>
-      <w:tblGrid>
-        <w:gridCol w:w="5112"/>
-        <w:gridCol w:w="5112"/>
-      </w:tblGrid>
-      <w:tr>
-        <w:trPr>
-          <w:tblHeader/>
-        </w:trPr>
-        <w:tc>
-          <w:tcPr>
-            <w:tcW w:type="dxa" w:w="5112"/>
-          </w:tcPr>
-          <w:p>
-            <w:r>
-              <w:t>Step</w:t>
-            </w:r>
-          </w:p>
-        </w:tc>
-        <w:tc>
-          <w:tcPr>
-            <w:tcW w:type="dxa" w:w="5112"/>
-          </w:tcPr>
-          <w:p>
-            <w:r>
-              <w:t>What happens and why</w:t>
-            </w:r>
-          </w:p>
-        </w:tc>
-      </w:tr>
-      <w:tr>
-        <w:tc>
-          <w:tcPr>
-            <w:tcW w:type="dxa" w:w="5112"/>
-          </w:tcPr>
-          <w:p>
-            <w:r>
-              <w:t>1. Predicted positives</w:t>
-            </w:r>
-          </w:p>
-        </w:tc>
-        <w:tc>
-          <w:tcPr>
-            <w:tcW w:type="dxa" w:w="5112"/>
-          </w:tcPr>
-          <w:p>
-            <w:r>
-              <w:t>Eight leaves were flagged: precision=6/(6+2)=75%.</w:t>
-            </w:r>
-          </w:p>
-        </w:tc>
-      </w:tr>
-      <w:tr>
-        <w:tc>
-          <w:tcPr>
-            <w:tcW w:type="dxa" w:w="5112"/>
-          </w:tcPr>
-          <w:p>
-            <w:r>
-              <w:t>2. Actual positives</w:t>
-            </w:r>
-          </w:p>
-        </w:tc>
-        <w:tc>
-          <w:tcPr>
-            <w:tcW w:type="dxa" w:w="5112"/>
-          </w:tcPr>
-          <w:p>
-            <w:r>
-              <w:t>Ten leaves were spotted: recall=6/(6+4)=60%.</w:t>
-            </w:r>
-          </w:p>
-        </w:tc>
-      </w:tr>
-      <w:tr>
-        <w:tc>
-          <w:tcPr>
-            <w:tcW w:type="dxa" w:w="5112"/>
-          </w:tcPr>
-          <w:p>
-            <w:r>
-              <w:t>3. Keep goals separate</w:t>
-            </w:r>
-          </w:p>
-        </w:tc>
-        <w:tc>
-          <w:tcPr>
-            <w:tcW w:type="dxa" w:w="5112"/>
-          </w:tcPr>
-          <w:p>
-            <w:r>
-              <w:t>Precision asks how reliable flags are; recall asks how many spotted leaves were caught.</w:t>
-            </w:r>
-          </w:p>
-        </w:tc>
-      </w:tr>
-    </w:tbl>
-    <w:p>
-      <w:r>
-        <w:t>Match each pictured step to the supplied facts. This is a worked teaching case, not an independent assessment.</w:t>
+        <w:t>Why this result follows</w:t>
       </w:r>
     </w:p>
     <w:p>
@@ -2474,7 +2735,7 @@
         <w:pStyle w:val="Heading3"/>
       </w:pPr>
       <w:r>
-        <w:t>Why this result follows</w:t>
+        <w:t>What this example does not establish</w:t>
       </w:r>
     </w:p>
     <w:p>
@@ -2482,31 +2743,140 @@
         <w:pStyle w:val="Heading3"/>
       </w:pPr>
       <w:r>
-        <w:t>Why the result follows</w:t>
+        <w:t>Change one thing in the pictured case</w:t>
+      </w:r>
+    </w:p>
+    <w:p>
+      <w:pPr>
+        <w:pStyle w:val="Heading3"/>
+      </w:pPr>
+      <w:r>
+        <w:t>Ask while showing the picture</w:t>
       </w:r>
     </w:p>
     <w:p>
       <w:pPr>
         <w:spacing w:line="336" w:lineRule="auto" w:after="180"/>
-        <w:shd w:fill="F1F6FC"/>
-      </w:pPr>
-      <w:r>
-        <w:rPr>
-          <w:b w:val="0"/>
-        </w:rPr>
-        <w:t xml:space="preserve">Read the picture in order. </w:t>
+      </w:pPr>
+      <w:r>
+        <w:rPr>
+          <w:b w:val="0"/>
+        </w:rPr>
+        <w:t xml:space="preserve">Cover the result. Ask learners to name the </w:t>
       </w:r>
       <w:r>
         <w:rPr>
           <w:b/>
         </w:rPr>
+        <w:t>input</w:t>
+      </w:r>
+      <w:r>
+        <w:rPr>
+          <w:b w:val="0"/>
+        </w:rPr>
+        <w:t xml:space="preserve">s and predict the next step. Uncover one step, connect the icon to the actual procedure, and explain its </w:t>
+      </w:r>
+      <w:r>
+        <w:rPr>
+          <w:b/>
+        </w:rPr>
+        <w:t>evidence</w:t>
+      </w:r>
+      <w:r>
+        <w:rPr>
+          <w:b w:val="0"/>
+        </w:rPr>
+        <w:t>. Then change the supplied condition and compare.</w:t>
+      </w:r>
+    </w:p>
+    <w:p>
+      <w:pPr>
+        <w:spacing w:line="336" w:lineRule="auto" w:after="180"/>
+      </w:pPr>
+      <w:r>
+        <w:rPr>
+          <w:b w:val="0"/>
+        </w:rPr>
+        <w:t>The picture is a representation; it does not document execution of a real AI model.</w:t>
+      </w:r>
+    </w:p>
+    <w:p>
+      <w:pPr>
+        <w:pStyle w:val="Heading1"/>
+      </w:pPr>
+      <w:r>
+        <w:t>03. Guide the calculation, then remove help</w:t>
+      </w:r>
+    </w:p>
+    <w:p>
+      <w:r>
+        <w:t>Collect each learner’s prediction before showing its key.</w:t>
+      </w:r>
+    </w:p>
+    <w:p>
+      <w:pPr>
+        <w:pStyle w:val="Heading2"/>
+      </w:pPr>
+      <w:r>
+        <w:t>Current completion task and checked key</w:t>
+      </w:r>
+    </w:p>
+    <w:p>
+      <w:pPr>
+        <w:spacing w:line="336" w:lineRule="auto" w:after="180"/>
+      </w:pPr>
+      <w:r>
+        <w:rPr>
+          <w:b w:val="0"/>
+        </w:rPr>
+        <w:t xml:space="preserve">Completion task: Calculate </w:t>
+      </w:r>
+      <w:r>
+        <w:rPr>
+          <w:b/>
+        </w:rPr>
+        <w:t>precision</w:t>
+      </w:r>
+      <w:r>
+        <w:rPr>
+          <w:b w:val="0"/>
+        </w:rPr>
+        <w:t xml:space="preserve">, </w:t>
+      </w:r>
+      <w:r>
+        <w:rPr>
+          <w:b/>
+        </w:rPr>
+        <w:t>recall</w:t>
+      </w:r>
+      <w:r>
+        <w:rPr>
+          <w:b w:val="0"/>
+        </w:rPr>
+        <w:t xml:space="preserve"> and accuracy for the worked matrix.</w:t>
+      </w:r>
+    </w:p>
+    <w:p>
+      <w:pPr>
+        <w:spacing w:line="336" w:lineRule="auto" w:after="180"/>
+      </w:pPr>
+      <w:r>
+        <w:rPr>
+          <w:b w:val="0"/>
+        </w:rPr>
+        <w:t xml:space="preserve">Teacher check: Teacher explanation: </w:t>
+      </w:r>
+      <w:r>
+        <w:rPr>
+          <w:b/>
+        </w:rPr>
         <w:t>Precision</w:t>
       </w:r>
       <w:r>
         <w:rPr>
           <w:b w:val="0"/>
         </w:rPr>
-        <w:t xml:space="preserve"> asks how reliable flags are; </w:t>
+        <w:t xml:space="preserve"> 3/7 about 42.9 percent, </w:t>
       </w:r>
       <w:r>
         <w:rPr>
@@ -2518,7 +2888,18 @@
         <w:rPr>
           <w:b w:val="0"/>
         </w:rPr>
-        <w:t xml:space="preserve"> asks how many spotted leaves were caught. The arrows show which recorded </w:t>
+        <w:t xml:space="preserve"> 3/4=75 percent, accuracy 15/20=75 percent.</w:t>
+      </w:r>
+    </w:p>
+    <w:p>
+      <w:pPr>
+        <w:spacing w:line="336" w:lineRule="auto" w:after="180"/>
+      </w:pPr>
+      <w:r>
+        <w:rPr>
+          <w:b w:val="0"/>
+        </w:rPr>
+        <w:t xml:space="preserve">Start by identifying the given </w:t>
       </w:r>
       <w:r>
         <w:rPr>
@@ -2530,19 +2911,491 @@
         <w:rPr>
           <w:b w:val="0"/>
         </w:rPr>
-        <w:t xml:space="preserve"> or intermediate result each decision uses.</w:t>
+        <w:t>s together. Leave the intermediate steps blank. If needed, model one step, then withdraw that help on the next step. Move to a full trace only when the partial trace is understood.</w:t>
       </w:r>
     </w:p>
     <w:p>
       <w:pPr>
         <w:spacing w:line="336" w:lineRule="auto" w:after="180"/>
-        <w:shd w:fill="F1F6FC"/>
-      </w:pPr>
-      <w:r>
-        <w:rPr>
-          <w:b w:val="0"/>
-        </w:rPr>
-        <w:t>Explain the deciding step aloud before checking the changed case; pointing to the final answer alone does not show how it follows.</w:t>
+      </w:pPr>
+      <w:r>
+        <w:rPr>
+          <w:b w:val="0"/>
+        </w:rPr>
+        <w:t>For partners, alternate explainer and checker; collect a response from every learner before discussion.</w:t>
+      </w:r>
+    </w:p>
+    <w:p>
+      <w:pPr>
+        <w:pStyle w:val="Heading2"/>
+      </w:pPr>
+      <w:r>
+        <w:t>Individual misconception check</w:t>
+      </w:r>
+    </w:p>
+    <w:p>
+      <w:pPr>
+        <w:spacing w:line="336" w:lineRule="auto" w:after="180"/>
+      </w:pPr>
+      <w:r>
+        <w:rPr>
+          <w:b w:val="0"/>
+        </w:rPr>
+        <w:t xml:space="preserve">Use the worked case for </w:t>
+      </w:r>
+      <w:r>
+        <w:rPr>
+          <w:b/>
+        </w:rPr>
+        <w:t>Precision</w:t>
+      </w:r>
+      <w:r>
+        <w:rPr>
+          <w:b w:val="0"/>
+        </w:rPr>
+        <w:t xml:space="preserve"> </w:t>
+      </w:r>
+      <w:r>
+        <w:rPr>
+          <w:b/>
+        </w:rPr>
+        <w:t>recall</w:t>
+      </w:r>
+      <w:r>
+        <w:rPr>
+          <w:b w:val="0"/>
+        </w:rPr>
+        <w:t xml:space="preserve"> and </w:t>
+      </w:r>
+      <w:r>
+        <w:rPr>
+          <w:b/>
+        </w:rPr>
+        <w:t>denominator</w:t>
+      </w:r>
+      <w:r>
+        <w:rPr>
+          <w:b w:val="0"/>
+        </w:rPr>
+        <w:t>s. Proposed explanation: “A final answer is enough”. Decide whether this explanation is supported.</w:t>
+      </w:r>
+    </w:p>
+    <w:p>
+      <w:pPr>
+        <w:spacing w:line="336" w:lineRule="auto" w:after="180"/>
+      </w:pPr>
+      <w:r>
+        <w:rPr>
+          <w:b w:val="0"/>
+        </w:rPr>
+        <w:t>Point to the step or supplied fact that decides; explain your repair if needed.</w:t>
+      </w:r>
+    </w:p>
+    <w:p>
+      <w:pPr>
+        <w:spacing w:line="336" w:lineRule="auto" w:after="180"/>
+      </w:pPr>
+      <w:r>
+        <w:rPr>
+          <w:b w:val="0"/>
+        </w:rPr>
+        <w:t>Expected correction: Ask for the relevant counts, units, procedure or saved record. For this week: Predicted positives TP+FP=7; reference positives TP+FN=4.</w:t>
+      </w:r>
+    </w:p>
+    <w:p>
+      <w:pPr>
+        <w:spacing w:line="336" w:lineRule="auto" w:after="180"/>
+      </w:pPr>
+      <w:r>
+        <w:rPr>
+          <w:b w:val="0"/>
+        </w:rPr>
+        <w:t>Collect explanations, not only yes/no votes. If a misunderstanding is common, re-model the relevant step for the class.</w:t>
+      </w:r>
+    </w:p>
+    <w:p>
+      <w:pPr>
+        <w:spacing w:line="336" w:lineRule="auto" w:after="180"/>
+      </w:pPr>
+      <w:r>
+        <w:rPr>
+          <w:b w:val="0"/>
+        </w:rPr>
+        <w:t>If it affects a few learners, give a short targeted group explanation while others solve a more demanding variation.</w:t>
+      </w:r>
+    </w:p>
+    <w:p>
+      <w:pPr>
+        <w:pStyle w:val="Heading2"/>
+      </w:pPr>
+      <w:r>
+        <w:t>Pictorial question and changed-case reasoning</w:t>
+      </w:r>
+    </w:p>
+    <w:p>
+      <w:pPr>
+        <w:spacing w:line="336" w:lineRule="auto" w:after="180"/>
+      </w:pPr>
+      <w:r>
+        <w:rPr>
+          <w:b w:val="0"/>
+        </w:rPr>
+        <w:t xml:space="preserve">Were the original </w:t>
+      </w:r>
+      <w:r>
+        <w:rPr>
+          <w:b/>
+        </w:rPr>
+        <w:t>precision</w:t>
+      </w:r>
+      <w:r>
+        <w:rPr>
+          <w:b w:val="0"/>
+        </w:rPr>
+        <w:t xml:space="preserve"> and </w:t>
+      </w:r>
+      <w:r>
+        <w:rPr>
+          <w:b/>
+        </w:rPr>
+        <w:t>recall</w:t>
+      </w:r>
+      <w:r>
+        <w:rPr>
+          <w:b w:val="0"/>
+        </w:rPr>
+        <w:t xml:space="preserve"> </w:t>
+      </w:r>
+      <w:r>
+        <w:rPr>
+          <w:b/>
+        </w:rPr>
+        <w:t>denominator</w:t>
+      </w:r>
+      <w:r>
+        <w:rPr>
+          <w:b w:val="0"/>
+        </w:rPr>
+        <w:t xml:space="preserve">s the same? Point to the relevant step in the picture, then write the changed result and the rule or </w:t>
+      </w:r>
+      <w:r>
+        <w:rPr>
+          <w:b/>
+        </w:rPr>
+        <w:t>evidence</w:t>
+      </w:r>
+      <w:r>
+        <w:rPr>
+          <w:b w:val="0"/>
+        </w:rPr>
+        <w:t xml:space="preserve"> that supports it.</w:t>
+      </w:r>
+    </w:p>
+    <w:p>
+      <w:pPr>
+        <w:spacing w:line="336" w:lineRule="auto" w:after="180"/>
+      </w:pPr>
+      <w:r>
+        <w:rPr>
+          <w:b w:val="0"/>
+        </w:rPr>
+        <w:t xml:space="preserve">No. </w:t>
+      </w:r>
+      <w:r>
+        <w:rPr>
+          <w:b/>
+        </w:rPr>
+        <w:t>Precision</w:t>
+      </w:r>
+      <w:r>
+        <w:rPr>
+          <w:b w:val="0"/>
+        </w:rPr>
+        <w:t xml:space="preserve"> used8 predicted-positive leaves; </w:t>
+      </w:r>
+      <w:r>
+        <w:rPr>
+          <w:b/>
+        </w:rPr>
+        <w:t>recall</w:t>
+      </w:r>
+      <w:r>
+        <w:rPr>
+          <w:b w:val="0"/>
+        </w:rPr>
+        <w:t xml:space="preserve"> used10 actual-positive leaves. Their meanings remain distinct even when numbers later coincide. Changed-case check: </w:t>
+      </w:r>
+      <w:r>
+        <w:rPr>
+          <w:b/>
+        </w:rPr>
+        <w:t>Precision</w:t>
+      </w:r>
+      <w:r>
+        <w:rPr>
+          <w:b w:val="0"/>
+        </w:rPr>
+        <w:t xml:space="preserve"> becomes8/10=</w:t>
+      </w:r>
+      <w:r>
+        <w:rPr>
+          <w:b/>
+        </w:rPr>
+        <w:t>80%</w:t>
+      </w:r>
+      <w:r>
+        <w:rPr>
+          <w:b w:val="0"/>
+        </w:rPr>
+        <w:t xml:space="preserve">; </w:t>
+      </w:r>
+      <w:r>
+        <w:rPr>
+          <w:b/>
+        </w:rPr>
+        <w:t>recall</w:t>
+      </w:r>
+      <w:r>
+        <w:rPr>
+          <w:b w:val="0"/>
+        </w:rPr>
+        <w:t xml:space="preserve"> becomes8/10=</w:t>
+      </w:r>
+      <w:r>
+        <w:rPr>
+          <w:b/>
+        </w:rPr>
+        <w:t>80%</w:t>
+      </w:r>
+      <w:r>
+        <w:rPr>
+          <w:b w:val="0"/>
+        </w:rPr>
+        <w:t>.</w:t>
+      </w:r>
+    </w:p>
+    <w:p>
+      <w:pPr>
+        <w:spacing w:line="336" w:lineRule="auto" w:after="180"/>
+      </w:pPr>
+      <w:r>
+        <w:rPr>
+          <w:b w:val="0"/>
+        </w:rPr>
+        <w:t xml:space="preserve">TP becomes8 and FN 2; FP remains2, so the two </w:t>
+      </w:r>
+      <w:r>
+        <w:rPr>
+          <w:b/>
+        </w:rPr>
+        <w:t>denominator</w:t>
+      </w:r>
+      <w:r>
+        <w:rPr>
+          <w:b w:val="0"/>
+        </w:rPr>
+        <w:t>s happen to equal10.</w:t>
+      </w:r>
+    </w:p>
+    <w:p>
+      <w:pPr>
+        <w:spacing w:line="336" w:lineRule="auto" w:after="180"/>
+      </w:pPr>
+      <w:r>
+        <w:rPr>
+          <w:b w:val="0"/>
+        </w:rPr>
+        <w:t xml:space="preserve">Changed-case reasoning: </w:t>
+      </w:r>
+      <w:r>
+        <w:rPr>
+          <w:b/>
+        </w:rPr>
+        <w:t>Precision</w:t>
+      </w:r>
+      <w:r>
+        <w:rPr>
+          <w:b w:val="0"/>
+        </w:rPr>
+        <w:t xml:space="preserve"> becomes8/10=</w:t>
+      </w:r>
+      <w:r>
+        <w:rPr>
+          <w:b/>
+        </w:rPr>
+        <w:t>80%</w:t>
+      </w:r>
+      <w:r>
+        <w:rPr>
+          <w:b w:val="0"/>
+        </w:rPr>
+        <w:t xml:space="preserve">; </w:t>
+      </w:r>
+      <w:r>
+        <w:rPr>
+          <w:b/>
+        </w:rPr>
+        <w:t>recall</w:t>
+      </w:r>
+      <w:r>
+        <w:rPr>
+          <w:b w:val="0"/>
+        </w:rPr>
+        <w:t xml:space="preserve"> becomes8/10=</w:t>
+      </w:r>
+      <w:r>
+        <w:rPr>
+          <w:b/>
+        </w:rPr>
+        <w:t>80%</w:t>
+      </w:r>
+      <w:r>
+        <w:rPr>
+          <w:b w:val="0"/>
+        </w:rPr>
+        <w:t xml:space="preserve">. TP becomes8 and FN 2; FP remains2, so the two </w:t>
+      </w:r>
+      <w:r>
+        <w:rPr>
+          <w:b/>
+        </w:rPr>
+        <w:t>denominator</w:t>
+      </w:r>
+      <w:r>
+        <w:rPr>
+          <w:b w:val="0"/>
+        </w:rPr>
+        <w:t>s happen to equal10.</w:t>
+      </w:r>
+    </w:p>
+    <w:p>
+      <w:pPr>
+        <w:spacing w:line="336" w:lineRule="auto" w:after="180"/>
+      </w:pPr>
+      <w:r>
+        <w:rPr>
+          <w:b w:val="0"/>
+        </w:rPr>
+        <w:t xml:space="preserve">Collect each learner’s explanation before discussion. Use the first </w:t>
+      </w:r>
+      <w:r>
+        <w:rPr>
+          <w:b/>
+        </w:rPr>
+        <w:t>miss</w:t>
+      </w:r>
+      <w:r>
+        <w:rPr>
+          <w:b w:val="0"/>
+        </w:rPr>
+        <w:t xml:space="preserve">ing connection between </w:t>
+      </w:r>
+      <w:r>
+        <w:rPr>
+          <w:b/>
+        </w:rPr>
+        <w:t>input</w:t>
+      </w:r>
+      <w:r>
+        <w:rPr>
+          <w:b w:val="0"/>
+        </w:rPr>
+        <w:t xml:space="preserve">, deciding step and result to choose support. This question is worked-case practice, not fresh mastery </w:t>
+      </w:r>
+      <w:r>
+        <w:rPr>
+          <w:b/>
+        </w:rPr>
+        <w:t>evidence</w:t>
+      </w:r>
+      <w:r>
+        <w:rPr>
+          <w:b w:val="0"/>
+        </w:rPr>
+        <w:t>.</w:t>
+      </w:r>
+    </w:p>
+    <w:p>
+      <w:pPr>
+        <w:pStyle w:val="Heading2"/>
+      </w:pPr>
+      <w:r>
+        <w:t>Keep each learner explaining</w:t>
+      </w:r>
+    </w:p>
+    <w:p>
+      <w:pPr>
+        <w:spacing w:line="336" w:lineRule="auto" w:after="180"/>
+      </w:pPr>
+      <w:r>
+        <w:rPr>
+          <w:b w:val="0"/>
+        </w:rPr>
+        <w:t>Ask: Which facts are given, and which would we have to assume? Learners mark relevant details before discussing answers.</w:t>
+      </w:r>
+    </w:p>
+    <w:p>
+      <w:pPr>
+        <w:spacing w:line="336" w:lineRule="auto" w:after="180"/>
+      </w:pPr>
+      <w:r>
+        <w:rPr>
+          <w:b w:val="0"/>
+        </w:rPr>
+        <w:t>Say: Predict first. Show the rule, information path or calculation that would produce the result. A correct guess is not yet an explanation.</w:t>
+      </w:r>
+    </w:p>
+    <w:p>
+      <w:pPr>
+        <w:spacing w:line="336" w:lineRule="auto" w:after="180"/>
+      </w:pPr>
+      <w:r>
+        <w:rPr>
+          <w:b w:val="0"/>
+        </w:rPr>
+        <w:t xml:space="preserve">In pairs, one learner solves while the other checks </w:t>
+      </w:r>
+      <w:r>
+        <w:rPr>
+          <w:b/>
+        </w:rPr>
+        <w:t>evidence</w:t>
+      </w:r>
+      <w:r>
+        <w:rPr>
+          <w:b w:val="0"/>
+        </w:rPr>
+        <w:t>; exchange roles. Remove the worked answer before independent assessment.</w:t>
+      </w:r>
+    </w:p>
+    <w:p>
+      <w:pPr>
+        <w:pStyle w:val="Heading2"/>
+      </w:pPr>
+      <w:r>
+        <w:t>Earlier wording, alternatives and picture transcripts · reference / check after trying</w:t>
+      </w:r>
+    </w:p>
+    <w:p>
+      <w:pPr>
+        <w:spacing w:line="336" w:lineRule="auto" w:after="180"/>
+      </w:pPr>
+      <w:r>
+        <w:rPr>
+          <w:b w:val="0"/>
+        </w:rPr>
+        <w:t>Compact alternative: this two-session sequence covers selected core tasks. Use the three-session weekly plan for the full lesson, independent transfer, feedback and project work; allow extra time for extensions.</w:t>
+      </w:r>
+    </w:p>
+    <w:p>
+      <w:pPr>
+        <w:spacing w:line="336" w:lineRule="auto" w:after="180"/>
+      </w:pPr>
+      <w:r>
+        <w:rPr>
+          <w:b w:val="0"/>
+        </w:rPr>
+        <w:t>Demonstrate and guide practice</w:t>
       </w:r>
     </w:p>
     <w:p>
@@ -2550,7 +3403,159 @@
         <w:pStyle w:val="Heading3"/>
       </w:pPr>
       <w:r>
-        <w:t>What this example does not establish</w:t>
+        <w:t>Board sequence</w:t>
+      </w:r>
+    </w:p>
+    <w:p>
+      <w:pPr>
+        <w:spacing w:line="336" w:lineRule="auto" w:after="180"/>
+      </w:pPr>
+      <w:r>
+        <w:rPr>
+          <w:b w:val="0"/>
+        </w:rPr>
+        <w:t>Write the given facts: Positive is spotted: TP=8, FP=2, FN=4.</w:t>
+      </w:r>
+    </w:p>
+    <w:p>
+      <w:pPr>
+        <w:spacing w:line="336" w:lineRule="auto" w:after="180"/>
+      </w:pPr>
+      <w:r>
+        <w:rPr>
+          <w:b w:val="0"/>
+        </w:rPr>
+        <w:t xml:space="preserve">Write the question to explain: Compute </w:t>
+      </w:r>
+      <w:r>
+        <w:rPr>
+          <w:b/>
+        </w:rPr>
+        <w:t>precision</w:t>
+      </w:r>
+      <w:r>
+        <w:rPr>
+          <w:b w:val="0"/>
+        </w:rPr>
+        <w:t xml:space="preserve"> and </w:t>
+      </w:r>
+      <w:r>
+        <w:rPr>
+          <w:b/>
+        </w:rPr>
+        <w:t>recall</w:t>
+      </w:r>
+      <w:r>
+        <w:rPr>
+          <w:b w:val="0"/>
+        </w:rPr>
+        <w:t>.</w:t>
+      </w:r>
+    </w:p>
+    <w:p>
+      <w:pPr>
+        <w:spacing w:line="336" w:lineRule="auto" w:after="180"/>
+      </w:pPr>
+      <w:r>
+        <w:rPr>
+          <w:b w:val="0"/>
+        </w:rPr>
+        <w:t xml:space="preserve">Reveal after </w:t>
+      </w:r>
+      <w:r>
+        <w:rPr>
+          <w:b/>
+        </w:rPr>
+        <w:t>prediction</w:t>
+      </w:r>
+      <w:r>
+        <w:rPr>
+          <w:b w:val="0"/>
+        </w:rPr>
+        <w:t xml:space="preserve">s: </w:t>
+      </w:r>
+      <w:r>
+        <w:rPr>
+          <w:b/>
+        </w:rPr>
+        <w:t>Precision</w:t>
+      </w:r>
+      <w:r>
+        <w:rPr>
+          <w:b w:val="0"/>
+        </w:rPr>
+        <w:t>=8/10=</w:t>
+      </w:r>
+      <w:r>
+        <w:rPr>
+          <w:b/>
+        </w:rPr>
+        <w:t>80%</w:t>
+      </w:r>
+      <w:r>
+        <w:rPr>
+          <w:b w:val="0"/>
+        </w:rPr>
+        <w:t xml:space="preserve">; </w:t>
+      </w:r>
+      <w:r>
+        <w:rPr>
+          <w:b/>
+        </w:rPr>
+        <w:t>recall</w:t>
+      </w:r>
+      <w:r>
+        <w:rPr>
+          <w:b w:val="0"/>
+        </w:rPr>
+        <w:t xml:space="preserve">=8/12 about 66.7%. </w:t>
+      </w:r>
+      <w:r>
+        <w:rPr>
+          <w:b/>
+        </w:rPr>
+        <w:t>Denominator</w:t>
+      </w:r>
+      <w:r>
+        <w:rPr>
+          <w:b w:val="0"/>
+        </w:rPr>
+        <w:t>s are predicted positives and actual positives respectively.</w:t>
+      </w:r>
+    </w:p>
+    <w:p>
+      <w:pPr>
+        <w:spacing w:line="336" w:lineRule="auto" w:after="180"/>
+      </w:pPr>
+      <w:r>
+        <w:rPr>
+          <w:b w:val="0"/>
+        </w:rPr>
+        <w:t xml:space="preserve">Use the earlier transfer question as additional practice. Reserve the selected fresh19-record </w:t>
+      </w:r>
+      <w:r>
+        <w:rPr>
+          <w:b/>
+        </w:rPr>
+        <w:t>precision</w:t>
+      </w:r>
+      <w:r>
+        <w:rPr>
+          <w:b w:val="0"/>
+        </w:rPr>
+        <w:t>/</w:t>
+      </w:r>
+      <w:r>
+        <w:rPr>
+          <w:b/>
+        </w:rPr>
+        <w:t>recall</w:t>
+      </w:r>
+      <w:r>
+        <w:rPr>
+          <w:b w:val="0"/>
+        </w:rPr>
+        <w:t xml:space="preserve"> matrix for the first individual attempt and record support used.</w:t>
       </w:r>
     </w:p>
     <w:p>
@@ -2558,19 +3563,18 @@
         <w:pStyle w:val="Heading3"/>
       </w:pPr>
       <w:r>
-        <w:t>Keep the stated limit</w:t>
+        <w:t>Classroom dialogue</w:t>
       </w:r>
     </w:p>
     <w:p>
       <w:pPr>
         <w:spacing w:line="336" w:lineRule="auto" w:after="180"/>
-        <w:shd w:fill="FFF5E6"/>
-      </w:pPr>
-      <w:r>
-        <w:rPr>
-          <w:b w:val="0"/>
-        </w:rPr>
-        <w:t xml:space="preserve">If a relevant </w:t>
+      </w:pPr>
+      <w:r>
+        <w:rPr>
+          <w:b w:val="0"/>
+        </w:rPr>
+        <w:t xml:space="preserve">Reveal reasoning one step at a time. Explain why a tempting alternative fails. Write units and </w:t>
       </w:r>
       <w:r>
         <w:rPr>
@@ -2582,550 +3586,7 @@
         <w:rPr>
           <w:b w:val="0"/>
         </w:rPr>
-        <w:t xml:space="preserve"> is zero, report that metric as </w:t>
-      </w:r>
-      <w:r>
-        <w:rPr>
-          <w:b/>
-        </w:rPr>
-        <w:t>undefined</w:t>
-      </w:r>
-      <w:r>
-        <w:rPr>
-          <w:b w:val="0"/>
-        </w:rPr>
-        <w:t xml:space="preserve"> under the chosen convention rather than silently inventing success.</w:t>
-      </w:r>
-    </w:p>
-    <w:p>
-      <w:pPr>
-        <w:pStyle w:val="Heading3"/>
-      </w:pPr>
-      <w:r>
-        <w:t>Change one thing in the pictured case</w:t>
-      </w:r>
-    </w:p>
-    <w:p>
-      <w:pPr>
-        <w:pStyle w:val="Heading3"/>
-      </w:pPr>
-      <w:r>
-        <w:t>Change one thing</w:t>
-      </w:r>
-    </w:p>
-    <w:p>
-      <w:pPr>
-        <w:spacing w:line="336" w:lineRule="auto" w:after="180"/>
-        <w:shd w:fill="F5F1FB"/>
-      </w:pPr>
-      <w:r>
-        <w:rPr>
-          <w:b w:val="0"/>
-        </w:rPr>
-        <w:t>Change: Correct two false negatives into true positives.</w:t>
-      </w:r>
-    </w:p>
-    <w:p>
-      <w:pPr>
-        <w:pStyle w:val="Heading3"/>
-      </w:pPr>
-      <w:r>
-        <w:t>Predicted result</w:t>
-      </w:r>
-    </w:p>
-    <w:p>
-      <w:pPr>
-        <w:spacing w:line="336" w:lineRule="auto" w:after="180"/>
-        <w:shd w:fill="F1F6FC"/>
-      </w:pPr>
-      <w:r>
-        <w:rPr>
-          <w:b/>
-        </w:rPr>
-        <w:t>Prediction</w:t>
-      </w:r>
-      <w:r>
-        <w:rPr>
-          <w:b w:val="0"/>
-        </w:rPr>
-        <w:t xml:space="preserve">: </w:t>
-      </w:r>
-      <w:r>
-        <w:rPr>
-          <w:b/>
-        </w:rPr>
-        <w:t>Precision</w:t>
-      </w:r>
-      <w:r>
-        <w:rPr>
-          <w:b w:val="0"/>
-        </w:rPr>
-        <w:t xml:space="preserve"> becomes8/10=</w:t>
-      </w:r>
-      <w:r>
-        <w:rPr>
-          <w:b/>
-        </w:rPr>
-        <w:t>80%</w:t>
-      </w:r>
-      <w:r>
-        <w:rPr>
-          <w:b w:val="0"/>
-        </w:rPr>
-        <w:t xml:space="preserve">; </w:t>
-      </w:r>
-      <w:r>
-        <w:rPr>
-          <w:b/>
-        </w:rPr>
-        <w:t>recall</w:t>
-      </w:r>
-      <w:r>
-        <w:rPr>
-          <w:b w:val="0"/>
-        </w:rPr>
-        <w:t xml:space="preserve"> becomes8/10=</w:t>
-      </w:r>
-      <w:r>
-        <w:rPr>
-          <w:b/>
-        </w:rPr>
-        <w:t>80%</w:t>
-      </w:r>
-      <w:r>
-        <w:rPr>
-          <w:b w:val="0"/>
-        </w:rPr>
-        <w:t>.</w:t>
-      </w:r>
-    </w:p>
-    <w:p>
-      <w:pPr>
-        <w:pStyle w:val="Heading3"/>
-      </w:pPr>
-      <w:r>
-        <w:t>Why the result follows</w:t>
-      </w:r>
-    </w:p>
-    <w:p>
-      <w:pPr>
-        <w:spacing w:line="336" w:lineRule="auto" w:after="180"/>
-        <w:shd w:fill="F1F6FC"/>
-      </w:pPr>
-      <w:r>
-        <w:rPr>
-          <w:b w:val="0"/>
-        </w:rPr>
-        <w:t xml:space="preserve">Reason: TP becomes8 and FN 2; FP remains2, so the two </w:t>
-      </w:r>
-      <w:r>
-        <w:rPr>
-          <w:b/>
-        </w:rPr>
-        <w:t>denominator</w:t>
-      </w:r>
-      <w:r>
-        <w:rPr>
-          <w:b w:val="0"/>
-        </w:rPr>
-        <w:t>s happen to equal10.</w:t>
-      </w:r>
-    </w:p>
-    <w:p>
-      <w:pPr>
-        <w:pStyle w:val="Heading3"/>
-      </w:pPr>
-      <w:r>
-        <w:t>Ask while showing the picture</w:t>
-      </w:r>
-    </w:p>
-    <w:p>
-      <w:pPr>
-        <w:pStyle w:val="Heading3"/>
-      </w:pPr>
-      <w:r>
-        <w:t>Ask while showing the picture · 2</w:t>
-      </w:r>
-    </w:p>
-    <w:p>
-      <w:pPr>
-        <w:spacing w:line="336" w:lineRule="auto" w:after="180"/>
-      </w:pPr>
-      <w:r>
-        <w:rPr>
-          <w:b w:val="0"/>
-        </w:rPr>
-        <w:t xml:space="preserve">Cover the result. Ask learners to name the </w:t>
-      </w:r>
-      <w:r>
-        <w:rPr>
-          <w:b/>
-        </w:rPr>
-        <w:t>input</w:t>
-      </w:r>
-      <w:r>
-        <w:rPr>
-          <w:b w:val="0"/>
-        </w:rPr>
-        <w:t xml:space="preserve">s and predict the next step. Uncover one step, connect the icon to the actual procedure, and explain its </w:t>
-      </w:r>
-      <w:r>
-        <w:rPr>
-          <w:b/>
-        </w:rPr>
-        <w:t>evidence</w:t>
-      </w:r>
-      <w:r>
-        <w:rPr>
-          <w:b w:val="0"/>
-        </w:rPr>
-        <w:t>. Then change the supplied condition and compare.</w:t>
-      </w:r>
-    </w:p>
-    <w:p>
-      <w:pPr>
-        <w:spacing w:line="336" w:lineRule="auto" w:after="180"/>
-      </w:pPr>
-      <w:r>
-        <w:rPr>
-          <w:b w:val="0"/>
-        </w:rPr>
-        <w:t>The picture is a representation; it does not document execution of a real AI model.</w:t>
-      </w:r>
-    </w:p>
-    <w:p>
-      <w:pPr>
-        <w:pStyle w:val="Heading1"/>
-      </w:pPr>
-      <w:r>
-        <w:t>03. Demonstrate and guide practice</w:t>
-      </w:r>
-    </w:p>
-    <w:p>
-      <w:r>
-        <w:t>Demonstrate Precision and Recall, reduce support deliberately and check individual reasoning before discussing answers.</w:t>
-      </w:r>
-    </w:p>
-    <w:p>
-      <w:pPr>
-        <w:pStyle w:val="Heading3"/>
-      </w:pPr>
-      <w:r>
-        <w:t>Choose the pacing route</w:t>
-      </w:r>
-    </w:p>
-    <w:p>
-      <w:pPr>
-        <w:spacing w:line="336" w:lineRule="auto" w:after="180"/>
-        <w:shd w:fill="F1F6F8"/>
-      </w:pPr>
-      <w:r>
-        <w:rPr>
-          <w:b w:val="0"/>
-        </w:rPr>
-        <w:t>Compact alternative: this two-session sequence covers selected core tasks. Use the three-session weekly plan for the full lesson, independent transfer, feedback and project work; allow extra time for extensions.</w:t>
-      </w:r>
-    </w:p>
-    <w:p>
-      <w:pPr>
-        <w:pStyle w:val="Heading3"/>
-      </w:pPr>
-      <w:r>
-        <w:t>Board sequence</w:t>
-      </w:r>
-    </w:p>
-    <w:p>
-      <w:pPr>
-        <w:pStyle w:val="Heading3"/>
-      </w:pPr>
-      <w:r>
-        <w:t>1. Put the facts on the board</w:t>
-      </w:r>
-    </w:p>
-    <w:p>
-      <w:pPr>
-        <w:spacing w:line="336" w:lineRule="auto" w:after="180"/>
-        <w:shd w:fill="F4F9FC"/>
-      </w:pPr>
-      <w:r>
-        <w:rPr>
-          <w:b w:val="0"/>
-        </w:rPr>
-        <w:t>Write the given facts: Positive is spotted: TP=8, FP=2, FN=4.</w:t>
-      </w:r>
-    </w:p>
-    <w:p>
-      <w:pPr>
-        <w:pStyle w:val="Heading3"/>
-      </w:pPr>
-      <w:r>
-        <w:t>2. State the decision to explain</w:t>
-      </w:r>
-    </w:p>
-    <w:p>
-      <w:pPr>
-        <w:spacing w:line="336" w:lineRule="auto" w:after="180"/>
-        <w:shd w:fill="F4F9FC"/>
-      </w:pPr>
-      <w:r>
-        <w:rPr>
-          <w:b w:val="0"/>
-        </w:rPr>
-        <w:t xml:space="preserve">Write the question to explain: Compute </w:t>
-      </w:r>
-      <w:r>
-        <w:rPr>
-          <w:b/>
-        </w:rPr>
-        <w:t>precision</w:t>
-      </w:r>
-      <w:r>
-        <w:rPr>
-          <w:b w:val="0"/>
-        </w:rPr>
-        <w:t xml:space="preserve"> and </w:t>
-      </w:r>
-      <w:r>
-        <w:rPr>
-          <w:b/>
-        </w:rPr>
-        <w:t>recall</w:t>
-      </w:r>
-      <w:r>
-        <w:rPr>
-          <w:b w:val="0"/>
-        </w:rPr>
-        <w:t>.</w:t>
-      </w:r>
-    </w:p>
-    <w:p>
-      <w:pPr>
-        <w:pStyle w:val="Heading3"/>
-      </w:pPr>
-      <w:r>
-        <w:t>3. Reveal the worked reasoning</w:t>
-      </w:r>
-    </w:p>
-    <w:p>
-      <w:pPr>
-        <w:spacing w:line="336" w:lineRule="auto" w:after="180"/>
-        <w:shd w:fill="F1F6FC"/>
-      </w:pPr>
-      <w:r>
-        <w:rPr>
-          <w:b w:val="0"/>
-        </w:rPr>
-        <w:t xml:space="preserve">Reveal after </w:t>
-      </w:r>
-      <w:r>
-        <w:rPr>
-          <w:b/>
-        </w:rPr>
-        <w:t>prediction</w:t>
-      </w:r>
-      <w:r>
-        <w:rPr>
-          <w:b w:val="0"/>
-        </w:rPr>
-        <w:t xml:space="preserve">s: </w:t>
-      </w:r>
-      <w:r>
-        <w:rPr>
-          <w:b/>
-        </w:rPr>
-        <w:t>Precision</w:t>
-      </w:r>
-      <w:r>
-        <w:rPr>
-          <w:b w:val="0"/>
-        </w:rPr>
-        <w:t>=8/10=</w:t>
-      </w:r>
-      <w:r>
-        <w:rPr>
-          <w:b/>
-        </w:rPr>
-        <w:t>80%</w:t>
-      </w:r>
-      <w:r>
-        <w:rPr>
-          <w:b w:val="0"/>
-        </w:rPr>
-        <w:t xml:space="preserve">; </w:t>
-      </w:r>
-      <w:r>
-        <w:rPr>
-          <w:b/>
-        </w:rPr>
-        <w:t>recall</w:t>
-      </w:r>
-      <w:r>
-        <w:rPr>
-          <w:b w:val="0"/>
-        </w:rPr>
-        <w:t xml:space="preserve">=8/12 about 66.7%. </w:t>
-      </w:r>
-      <w:r>
-        <w:rPr>
-          <w:b/>
-        </w:rPr>
-        <w:t>Denominator</w:t>
-      </w:r>
-      <w:r>
-        <w:rPr>
-          <w:b w:val="0"/>
-        </w:rPr>
-        <w:t>s are predicted positives and actual positives respectively.</w:t>
-      </w:r>
-    </w:p>
-    <w:p>
-      <w:pPr>
-        <w:pStyle w:val="Heading3"/>
-      </w:pPr>
-      <w:r>
-        <w:t>Hold back the independent task</w:t>
-      </w:r>
-    </w:p>
-    <w:p>
-      <w:pPr>
-        <w:spacing w:line="336" w:lineRule="auto" w:after="180"/>
-        <w:shd w:fill="FFF5E6"/>
-      </w:pPr>
-      <w:r>
-        <w:rPr>
-          <w:b w:val="0"/>
-        </w:rPr>
-        <w:t xml:space="preserve">Keep for an independent attempt: With disease positive, TP=6, FP=2 and FN=4. Calculate </w:t>
-      </w:r>
-      <w:r>
-        <w:rPr>
-          <w:b/>
-        </w:rPr>
-        <w:t>precision</w:t>
-      </w:r>
-      <w:r>
-        <w:rPr>
-          <w:b w:val="0"/>
-        </w:rPr>
-        <w:t xml:space="preserve"> and </w:t>
-      </w:r>
-      <w:r>
-        <w:rPr>
-          <w:b/>
-        </w:rPr>
-        <w:t>recall</w:t>
-      </w:r>
-      <w:r>
-        <w:rPr>
-          <w:b w:val="0"/>
-        </w:rPr>
-        <w:t xml:space="preserve">, showing both </w:t>
-      </w:r>
-      <w:r>
-        <w:rPr>
-          <w:b/>
-        </w:rPr>
-        <w:t>denominator</w:t>
-      </w:r>
-      <w:r>
-        <w:rPr>
-          <w:b w:val="0"/>
-        </w:rPr>
-        <w:t>s.</w:t>
-      </w:r>
-    </w:p>
-    <w:p>
-      <w:pPr>
-        <w:pStyle w:val="Heading3"/>
-      </w:pPr>
-      <w:r>
-        <w:t>Classroom dialogue</w:t>
-      </w:r>
-    </w:p>
-    <w:p>
-      <w:pPr>
-        <w:pStyle w:val="Heading3"/>
-      </w:pPr>
-      <w:r>
-        <w:t>Ask the class</w:t>
-      </w:r>
-    </w:p>
-    <w:p>
-      <w:pPr>
-        <w:spacing w:line="336" w:lineRule="auto" w:after="180"/>
-        <w:shd w:fill="F5F1FB"/>
-      </w:pPr>
-      <w:r>
-        <w:rPr>
-          <w:b w:val="0"/>
-        </w:rPr>
-        <w:t>Ask: Which facts are given, and which would we have to assume? Learners mark relevant details before discussing answers.</w:t>
-      </w:r>
-    </w:p>
-    <w:p>
-      <w:pPr>
-        <w:pStyle w:val="Heading3"/>
-      </w:pPr>
-      <w:r>
-        <w:t>Language to model</w:t>
-      </w:r>
-    </w:p>
-    <w:p>
-      <w:pPr>
-        <w:spacing w:line="336" w:lineRule="auto" w:after="180"/>
-        <w:shd w:fill="F1F6F8"/>
-      </w:pPr>
-      <w:r>
-        <w:rPr>
-          <w:b w:val="0"/>
-        </w:rPr>
-        <w:t>Say: Predict first. Show the rule, information path or calculation that would produce the result. A correct guess is not yet an explanation.</w:t>
-      </w:r>
-    </w:p>
-    <w:p>
-      <w:pPr>
-        <w:spacing w:line="336" w:lineRule="auto" w:after="180"/>
-      </w:pPr>
-      <w:r>
-        <w:rPr>
-          <w:b w:val="0"/>
-        </w:rPr>
-        <w:t xml:space="preserve">Reveal reasoning one step at a time. Explain why a tempting alternative fails. Write units and </w:t>
-      </w:r>
-      <w:r>
-        <w:rPr>
-          <w:b/>
-        </w:rPr>
-        <w:t>denominator</w:t>
-      </w:r>
-      <w:r>
-        <w:rPr>
-          <w:b w:val="0"/>
-        </w:rPr>
         <w:t>s for arithmetic, trace conditions for decisions, and identify supporting sources for claims.</w:t>
-      </w:r>
-    </w:p>
-    <w:p>
-      <w:pPr>
-        <w:spacing w:line="336" w:lineRule="auto" w:after="180"/>
-      </w:pPr>
-      <w:r>
-        <w:rPr>
-          <w:b w:val="0"/>
-        </w:rPr>
-        <w:t xml:space="preserve">In pairs, one learner solves while the other checks </w:t>
-      </w:r>
-      <w:r>
-        <w:rPr>
-          <w:b/>
-        </w:rPr>
-        <w:t>evidence</w:t>
-      </w:r>
-      <w:r>
-        <w:rPr>
-          <w:b w:val="0"/>
-        </w:rPr>
-        <w:t>; exchange roles. Remove the worked answer before independent assessment.</w:t>
       </w:r>
     </w:p>
     <w:p>
@@ -3439,678 +3900,122 @@
         <w:pStyle w:val="Heading3"/>
       </w:pPr>
       <w:r>
-        <w:t>Completion practice</w:t>
+        <w:t>Individual reasoning check</w:t>
+      </w:r>
+    </w:p>
+    <w:p>
+      <w:pPr>
+        <w:pStyle w:val="Heading3"/>
+      </w:pPr>
+      <w:r>
+        <w:t>Pictorial practice question</w:t>
+      </w:r>
+    </w:p>
+    <w:p>
+      <w:pPr>
+        <w:pStyle w:val="Heading3"/>
+      </w:pPr>
+      <w:r>
+        <w:t>Reasoned teacher answer</w:t>
+      </w:r>
+    </w:p>
+    <w:p>
+      <w:pPr>
+        <w:pStyle w:val="Heading1"/>
+      </w:pPr>
+      <w:r>
+        <w:t>04. Run the complete supplied investigation</w:t>
+      </w:r>
+    </w:p>
+    <w:p>
+      <w:r>
+        <w:t>Keep predictions, observed or supplied outcomes and unmeasured cases separate.</w:t>
+      </w:r>
+    </w:p>
+    <w:p>
+      <w:pPr>
+        <w:pStyle w:val="Heading2"/>
+      </w:pPr>
+      <w:r>
+        <w:t>Supplied inputs and checked guidance</w:t>
       </w:r>
     </w:p>
     <w:p>
       <w:pPr>
         <w:spacing w:line="336" w:lineRule="auto" w:after="180"/>
-        <w:shd w:fill="F5F1FB"/>
-      </w:pPr>
-      <w:r>
-        <w:rPr>
-          <w:b w:val="0"/>
-        </w:rPr>
-        <w:t xml:space="preserve">Completion task: Calculate </w:t>
-      </w:r>
-      <w:r>
-        <w:rPr>
-          <w:b/>
-        </w:rPr>
-        <w:t>precision</w:t>
-      </w:r>
-      <w:r>
-        <w:rPr>
-          <w:b w:val="0"/>
-        </w:rPr>
-        <w:t xml:space="preserve">, </w:t>
-      </w:r>
-      <w:r>
-        <w:rPr>
-          <w:b/>
-        </w:rPr>
-        <w:t>recall</w:t>
-      </w:r>
-      <w:r>
-        <w:rPr>
-          <w:b w:val="0"/>
-        </w:rPr>
-        <w:t xml:space="preserve"> and accuracy for the worked matrix.</w:t>
-      </w:r>
-    </w:p>
-    <w:p>
-      <w:pPr>
-        <w:pStyle w:val="Heading3"/>
-      </w:pPr>
-      <w:r>
-        <w:t>Reasoning to listen for</w:t>
+      </w:pPr>
+      <w:r>
+        <w:rPr>
+          <w:b w:val="0"/>
+        </w:rPr>
+        <w:t>Ten-record thresholds:0.4→TP4/FP2/FN1/TN3,precision4/6,recall4/5,accuracy7/10;0.7→TP3/FP0/FN2/TN5,precision1,recall3/5,accuracy8/10. Policy A costs7vs10prefers0.4;policy B11vs2prefers0.7. Threshold1producesnoflags:precision unavailable,recall0/5. Separate all-negative Ufixtureprecision0,recall unavailable. Selected independent TP6,FP2,FN3,TN8;precision75%,recallabout66.7%,accuracyabout73.7%.</w:t>
       </w:r>
     </w:p>
     <w:p>
       <w:pPr>
         <w:spacing w:line="336" w:lineRule="auto" w:after="180"/>
-        <w:shd w:fill="F1F6FC"/>
-      </w:pPr>
-      <w:r>
-        <w:rPr>
-          <w:b w:val="0"/>
-        </w:rPr>
-        <w:t xml:space="preserve">Teacher check: Teacher explanation: </w:t>
-      </w:r>
-      <w:r>
-        <w:rPr>
-          <w:b/>
-        </w:rPr>
-        <w:t>Precision</w:t>
-      </w:r>
-      <w:r>
-        <w:rPr>
-          <w:b w:val="0"/>
-        </w:rPr>
-        <w:t xml:space="preserve"> 3/7 about 42.9 percent, </w:t>
-      </w:r>
-      <w:r>
-        <w:rPr>
-          <w:b/>
-        </w:rPr>
-        <w:t>recall</w:t>
-      </w:r>
-      <w:r>
-        <w:rPr>
-          <w:b w:val="0"/>
-        </w:rPr>
-        <w:t xml:space="preserve"> 3/4=75 percent, accuracy 15/20=75 percent.</w:t>
-      </w:r>
-    </w:p>
-    <w:p>
-      <w:pPr>
-        <w:spacing w:line="336" w:lineRule="auto" w:after="180"/>
-      </w:pPr>
-      <w:r>
-        <w:rPr>
-          <w:b w:val="0"/>
-        </w:rPr>
-        <w:t xml:space="preserve">Start by identifying the given </w:t>
-      </w:r>
-      <w:r>
-        <w:rPr>
-          <w:b/>
-        </w:rPr>
-        <w:t>input</w:t>
-      </w:r>
-      <w:r>
-        <w:rPr>
-          <w:b w:val="0"/>
-        </w:rPr>
-        <w:t>s together. Leave the intermediate steps blank. If needed, model one step, then withdraw that help on the next step. Move to a full trace only when the partial trace is understood.</w:t>
-      </w:r>
-    </w:p>
-    <w:p>
-      <w:pPr>
-        <w:spacing w:line="336" w:lineRule="auto" w:after="180"/>
-      </w:pPr>
-      <w:r>
-        <w:rPr>
-          <w:b w:val="0"/>
-        </w:rPr>
-        <w:t>For partners, alternate explainer and checker; collect a response from every learner before discussion.</w:t>
-      </w:r>
-    </w:p>
-    <w:p>
-      <w:pPr>
-        <w:pStyle w:val="Heading3"/>
-      </w:pPr>
-      <w:r>
-        <w:t>Individual reasoning check</w:t>
-      </w:r>
-    </w:p>
-    <w:p>
-      <w:pPr>
-        <w:spacing w:line="336" w:lineRule="auto" w:after="180"/>
-      </w:pPr>
-      <w:r>
-        <w:rPr>
-          <w:b w:val="0"/>
-        </w:rPr>
-        <w:t xml:space="preserve">Use the worked case for </w:t>
-      </w:r>
-      <w:r>
-        <w:rPr>
-          <w:b/>
-        </w:rPr>
-        <w:t>Precision</w:t>
-      </w:r>
-      <w:r>
-        <w:rPr>
-          <w:b w:val="0"/>
-        </w:rPr>
-        <w:t xml:space="preserve"> </w:t>
-      </w:r>
-      <w:r>
-        <w:rPr>
-          <w:b/>
-        </w:rPr>
-        <w:t>recall</w:t>
-      </w:r>
-      <w:r>
-        <w:rPr>
-          <w:b w:val="0"/>
-        </w:rPr>
-        <w:t xml:space="preserve"> and </w:t>
-      </w:r>
-      <w:r>
-        <w:rPr>
-          <w:b/>
-        </w:rPr>
-        <w:t>denominator</w:t>
-      </w:r>
-      <w:r>
-        <w:rPr>
-          <w:b w:val="0"/>
-        </w:rPr>
-        <w:t>s. Proposed explanation: “A final answer is enough”. Decide whether this explanation is supported.</w:t>
-      </w:r>
-    </w:p>
-    <w:p>
-      <w:pPr>
-        <w:spacing w:line="336" w:lineRule="auto" w:after="180"/>
-      </w:pPr>
-      <w:r>
-        <w:rPr>
-          <w:b w:val="0"/>
-        </w:rPr>
-        <w:t>Point to the step or supplied fact that decides; explain your repair if needed.</w:t>
-      </w:r>
-    </w:p>
-    <w:p>
-      <w:pPr>
-        <w:pStyle w:val="Heading3"/>
-      </w:pPr>
-      <w:r>
-        <w:t>Expected repair</w:t>
-      </w:r>
-    </w:p>
-    <w:p>
-      <w:pPr>
-        <w:spacing w:line="336" w:lineRule="auto" w:after="180"/>
-        <w:shd w:fill="F1F6FC"/>
-      </w:pPr>
-      <w:r>
-        <w:rPr>
-          <w:b w:val="0"/>
-        </w:rPr>
-        <w:t>Expected correction: Ask for the relevant counts, units, procedure or saved record. For this week: Predicted positives TP+FP=7; reference positives TP+FN=4.</w:t>
-      </w:r>
-    </w:p>
-    <w:p>
-      <w:pPr>
-        <w:spacing w:line="336" w:lineRule="auto" w:after="180"/>
-      </w:pPr>
-      <w:r>
-        <w:rPr>
-          <w:b w:val="0"/>
-        </w:rPr>
-        <w:t>Collect explanations, not only yes/no votes. If a misunderstanding is common, re-model the relevant step for the class.</w:t>
-      </w:r>
-    </w:p>
-    <w:p>
-      <w:pPr>
-        <w:spacing w:line="336" w:lineRule="auto" w:after="180"/>
-      </w:pPr>
-      <w:r>
-        <w:rPr>
-          <w:b w:val="0"/>
-        </w:rPr>
-        <w:t>If it affects a few learners, give a short targeted group explanation while others solve a more demanding variation.</w:t>
-      </w:r>
-    </w:p>
-    <w:p>
-      <w:pPr>
-        <w:pStyle w:val="Heading3"/>
-      </w:pPr>
-      <w:r>
-        <w:t>Pictorial practice question</w:t>
-      </w:r>
-    </w:p>
-    <w:p>
-      <w:pPr>
-        <w:spacing w:line="336" w:lineRule="auto" w:after="180"/>
-      </w:pPr>
-      <w:r>
-        <w:rPr>
-          <w:b w:val="0"/>
-        </w:rPr>
-        <w:t xml:space="preserve">Were the original </w:t>
-      </w:r>
-      <w:r>
-        <w:rPr>
-          <w:b/>
-        </w:rPr>
-        <w:t>precision</w:t>
-      </w:r>
-      <w:r>
-        <w:rPr>
-          <w:b w:val="0"/>
-        </w:rPr>
-        <w:t xml:space="preserve"> and </w:t>
-      </w:r>
-      <w:r>
-        <w:rPr>
-          <w:b/>
-        </w:rPr>
-        <w:t>recall</w:t>
-      </w:r>
-      <w:r>
-        <w:rPr>
-          <w:b w:val="0"/>
-        </w:rPr>
-        <w:t xml:space="preserve"> </w:t>
-      </w:r>
-      <w:r>
-        <w:rPr>
-          <w:b/>
-        </w:rPr>
-        <w:t>denominator</w:t>
-      </w:r>
-      <w:r>
-        <w:rPr>
-          <w:b w:val="0"/>
-        </w:rPr>
-        <w:t xml:space="preserve">s the same? Point to the relevant step in the picture, then write the changed result and the rule or </w:t>
-      </w:r>
-      <w:r>
-        <w:rPr>
-          <w:b/>
-        </w:rPr>
-        <w:t>evidence</w:t>
-      </w:r>
-      <w:r>
-        <w:rPr>
-          <w:b w:val="0"/>
-        </w:rPr>
-        <w:t xml:space="preserve"> that supports it.</w:t>
-      </w:r>
-    </w:p>
-    <w:p>
-      <w:pPr>
-        <w:pStyle w:val="Heading3"/>
-      </w:pPr>
-      <w:r>
-        <w:t>Reasoned teacher answer</w:t>
-      </w:r>
-    </w:p>
-    <w:p>
-      <w:pPr>
-        <w:spacing w:line="336" w:lineRule="auto" w:after="180"/>
-      </w:pPr>
-      <w:r>
-        <w:rPr>
-          <w:b w:val="0"/>
-        </w:rPr>
-        <w:t xml:space="preserve">No. </w:t>
-      </w:r>
-      <w:r>
-        <w:rPr>
-          <w:b/>
-        </w:rPr>
-        <w:t>Precision</w:t>
-      </w:r>
-      <w:r>
-        <w:rPr>
-          <w:b w:val="0"/>
-        </w:rPr>
-        <w:t xml:space="preserve"> used8 predicted-positive leaves; </w:t>
-      </w:r>
-      <w:r>
-        <w:rPr>
-          <w:b/>
-        </w:rPr>
-        <w:t>recall</w:t>
-      </w:r>
-      <w:r>
-        <w:rPr>
-          <w:b w:val="0"/>
-        </w:rPr>
-        <w:t xml:space="preserve"> used10 actual-positive leaves. Their meanings remain distinct even when numbers later coincide. Changed-case check: </w:t>
-      </w:r>
-      <w:r>
-        <w:rPr>
-          <w:b/>
-        </w:rPr>
-        <w:t>Precision</w:t>
-      </w:r>
-      <w:r>
-        <w:rPr>
-          <w:b w:val="0"/>
-        </w:rPr>
-        <w:t xml:space="preserve"> becomes8/10=</w:t>
-      </w:r>
-      <w:r>
-        <w:rPr>
-          <w:b/>
-        </w:rPr>
-        <w:t>80%</w:t>
-      </w:r>
-      <w:r>
-        <w:rPr>
-          <w:b w:val="0"/>
-        </w:rPr>
-        <w:t xml:space="preserve">; </w:t>
-      </w:r>
-      <w:r>
-        <w:rPr>
-          <w:b/>
-        </w:rPr>
-        <w:t>recall</w:t>
-      </w:r>
-      <w:r>
-        <w:rPr>
-          <w:b w:val="0"/>
-        </w:rPr>
-        <w:t xml:space="preserve"> becomes8/10=</w:t>
-      </w:r>
-      <w:r>
-        <w:rPr>
-          <w:b/>
-        </w:rPr>
-        <w:t>80%</w:t>
-      </w:r>
-      <w:r>
-        <w:rPr>
-          <w:b w:val="0"/>
-        </w:rPr>
-        <w:t>.</w:t>
-      </w:r>
-    </w:p>
-    <w:p>
-      <w:pPr>
-        <w:spacing w:line="336" w:lineRule="auto" w:after="180"/>
-      </w:pPr>
-      <w:r>
-        <w:rPr>
-          <w:b w:val="0"/>
-        </w:rPr>
-        <w:t xml:space="preserve">TP becomes8 and FN 2; FP remains2, so the two </w:t>
-      </w:r>
-      <w:r>
-        <w:rPr>
-          <w:b/>
-        </w:rPr>
-        <w:t>denominator</w:t>
-      </w:r>
-      <w:r>
-        <w:rPr>
-          <w:b w:val="0"/>
-        </w:rPr>
-        <w:t>s happen to equal10.</w:t>
-      </w:r>
-    </w:p>
-    <w:p>
-      <w:pPr>
-        <w:spacing w:line="336" w:lineRule="auto" w:after="180"/>
-      </w:pPr>
-      <w:r>
-        <w:rPr>
-          <w:b w:val="0"/>
-        </w:rPr>
-        <w:t xml:space="preserve">Changed-case reasoning: </w:t>
-      </w:r>
-      <w:r>
-        <w:rPr>
-          <w:b/>
-        </w:rPr>
-        <w:t>Precision</w:t>
-      </w:r>
-      <w:r>
-        <w:rPr>
-          <w:b w:val="0"/>
-        </w:rPr>
-        <w:t xml:space="preserve"> becomes8/10=</w:t>
-      </w:r>
-      <w:r>
-        <w:rPr>
-          <w:b/>
-        </w:rPr>
-        <w:t>80%</w:t>
-      </w:r>
-      <w:r>
-        <w:rPr>
-          <w:b w:val="0"/>
-        </w:rPr>
-        <w:t xml:space="preserve">; </w:t>
-      </w:r>
-      <w:r>
-        <w:rPr>
-          <w:b/>
-        </w:rPr>
-        <w:t>recall</w:t>
-      </w:r>
-      <w:r>
-        <w:rPr>
-          <w:b w:val="0"/>
-        </w:rPr>
-        <w:t xml:space="preserve"> becomes8/10=</w:t>
-      </w:r>
-      <w:r>
-        <w:rPr>
-          <w:b/>
-        </w:rPr>
-        <w:t>80%</w:t>
-      </w:r>
-      <w:r>
-        <w:rPr>
-          <w:b w:val="0"/>
-        </w:rPr>
-        <w:t xml:space="preserve">. TP becomes8 and FN 2; FP remains2, so the two </w:t>
-      </w:r>
-      <w:r>
-        <w:rPr>
-          <w:b/>
-        </w:rPr>
-        <w:t>denominator</w:t>
-      </w:r>
-      <w:r>
-        <w:rPr>
-          <w:b w:val="0"/>
-        </w:rPr>
-        <w:t>s happen to equal10.</w:t>
-      </w:r>
-    </w:p>
-    <w:p>
-      <w:pPr>
-        <w:spacing w:line="336" w:lineRule="auto" w:after="180"/>
-      </w:pPr>
-      <w:r>
-        <w:rPr>
-          <w:b w:val="0"/>
-        </w:rPr>
-        <w:t xml:space="preserve">Collect each learner’s explanation before discussion. Use the first </w:t>
-      </w:r>
-      <w:r>
-        <w:rPr>
-          <w:b/>
-        </w:rPr>
-        <w:t>miss</w:t>
-      </w:r>
-      <w:r>
-        <w:rPr>
-          <w:b w:val="0"/>
-        </w:rPr>
-        <w:t xml:space="preserve">ing connection between </w:t>
-      </w:r>
-      <w:r>
-        <w:rPr>
-          <w:b/>
-        </w:rPr>
-        <w:t>input</w:t>
-      </w:r>
-      <w:r>
-        <w:rPr>
-          <w:b w:val="0"/>
-        </w:rPr>
-        <w:t xml:space="preserve">, deciding step and result to choose support. This question is worked-case practice, not fresh mastery </w:t>
-      </w:r>
-      <w:r>
-        <w:rPr>
-          <w:b/>
-        </w:rPr>
-        <w:t>evidence</w:t>
-      </w:r>
-      <w:r>
-        <w:rPr>
-          <w:b w:val="0"/>
-        </w:rPr>
-        <w:t>.</w:t>
-      </w:r>
-    </w:p>
-    <w:p>
-      <w:pPr>
-        <w:pStyle w:val="Heading1"/>
-      </w:pPr>
-      <w:r>
-        <w:t>04. Run the weekly evidence lab</w:t>
-      </w:r>
-    </w:p>
-    <w:p>
-      <w:r>
-        <w:t>Run the Precision and Recall investigation and use the first unsupported step to choose a teaching response.</w:t>
-      </w:r>
-    </w:p>
-    <w:p>
-      <w:pPr>
-        <w:spacing w:line="336" w:lineRule="auto" w:after="180"/>
-      </w:pPr>
-      <w:r>
-        <w:rPr>
-          <w:b w:val="0"/>
-        </w:rPr>
-        <w:t>Keep the test conditions fixed, record every result, and change only one planned factor.</w:t>
-      </w:r>
-    </w:p>
-    <w:p>
-      <w:pPr>
-        <w:spacing w:line="336" w:lineRule="auto" w:after="180"/>
-        <w:shd w:fill="F4F9FC"/>
-      </w:pPr>
-      <w:r>
-        <w:rPr>
-          <w:b w:val="0"/>
-        </w:rPr>
-        <w:t xml:space="preserve">1. Write the hypothesis and expected </w:t>
-      </w:r>
-      <w:r>
-        <w:rPr>
-          <w:b/>
-        </w:rPr>
-        <w:t>evidence</w:t>
-      </w:r>
-      <w:r>
-        <w:rPr>
-          <w:b w:val="0"/>
-        </w:rPr>
-        <w:t xml:space="preserve"> before running.</w:t>
-      </w:r>
-    </w:p>
-    <w:p>
-      <w:pPr>
-        <w:spacing w:line="336" w:lineRule="auto" w:after="180"/>
-        <w:shd w:fill="F4F9FC"/>
-      </w:pPr>
-      <w:r>
-        <w:rPr>
-          <w:b w:val="0"/>
-        </w:rPr>
+      </w:pPr>
+      <w:r>
+        <w:rPr>
+          <w:b w:val="0"/>
+        </w:rPr>
+        <w:t>Keep ratio events,zero-denominator policy and development/final roles explicit.</w:t>
+      </w:r>
+    </w:p>
+    <w:p>
+      <w:pPr>
+        <w:pStyle w:val="Heading2"/>
+      </w:pPr>
+      <w:r>
+        <w:t>Predict, investigate and record</w:t>
+      </w:r>
+    </w:p>
+    <w:p>
+      <w:pPr>
+        <w:pStyle w:val="ListNumber"/>
+      </w:pPr>
+      <w:r>
+        <w:t>1. Write the hypothesis and expected evidence before running.</w:t>
+      </w:r>
+    </w:p>
+    <w:p>
+      <w:pPr>
+        <w:pStyle w:val="ListNumber"/>
+      </w:pPr>
+      <w:r>
         <w:t>2. Metric Tradeoff Lab: compute both metrics for two thresholds, map errors to consequences, and defend a choice.</w:t>
       </w:r>
     </w:p>
     <w:p>
       <w:pPr>
-        <w:spacing w:line="336" w:lineRule="auto" w:after="180"/>
-        <w:shd w:fill="F4F9FC"/>
-      </w:pPr>
-      <w:r>
-        <w:rPr>
-          <w:b w:val="0"/>
-        </w:rPr>
-        <w:t xml:space="preserve">3. Run one normal, one boundary, one </w:t>
-      </w:r>
-      <w:r>
-        <w:rPr>
-          <w:b/>
-        </w:rPr>
-        <w:t>miss</w:t>
-      </w:r>
-      <w:r>
-        <w:rPr>
-          <w:b w:val="0"/>
-        </w:rPr>
-        <w:t>ing, and one shifted case.</w:t>
-      </w:r>
-    </w:p>
-    <w:p>
-      <w:pPr>
-        <w:spacing w:line="336" w:lineRule="auto" w:after="180"/>
-        <w:shd w:fill="F4F9FC"/>
-      </w:pPr>
-      <w:r>
-        <w:rPr>
-          <w:b w:val="0"/>
-        </w:rPr>
+        <w:pStyle w:val="ListNumber"/>
+      </w:pPr>
+      <w:r>
+        <w:t>3. Run one normal, one boundary, one missing, and one shifted case.</w:t>
+      </w:r>
+    </w:p>
+    <w:p>
+      <w:pPr>
+        <w:pStyle w:val="ListNumber"/>
+      </w:pPr>
+      <w:r>
         <w:t>4. Calculate the metric from raw counts or row-level errors.</w:t>
       </w:r>
     </w:p>
     <w:p>
       <w:pPr>
-        <w:spacing w:line="336" w:lineRule="auto" w:after="180"/>
-        <w:shd w:fill="F4F9FC"/>
-      </w:pPr>
-      <w:r>
-        <w:rPr>
-          <w:b w:val="0"/>
-        </w:rPr>
+        <w:pStyle w:val="ListNumber"/>
+      </w:pPr>
+      <w:r>
         <w:t>5. Interpret what changed, what did not, and what remains unsafe or unknown.</w:t>
       </w:r>
     </w:p>
     <w:p>
       <w:pPr>
-        <w:pStyle w:val="Heading3"/>
-      </w:pPr>
-      <w:r>
-        <w:t>Make the lab runnable</w:t>
-      </w:r>
-    </w:p>
-    <w:p>
-      <w:pPr>
-        <w:spacing w:line="336" w:lineRule="auto" w:after="180"/>
-      </w:pPr>
-      <w:r>
-        <w:rPr>
-          <w:b w:val="0"/>
-        </w:rPr>
-        <w:t xml:space="preserve">Use the concrete case as the shared normal case and the independent question as a second case. Each pair creates a boundary or </w:t>
-      </w:r>
-      <w:r>
-        <w:rPr>
-          <w:b/>
-        </w:rPr>
-        <w:t>miss</w:t>
-      </w:r>
-      <w:r>
-        <w:rPr>
-          <w:b w:val="0"/>
-        </w:rPr>
-        <w:t>ing-information case and predicts its result before testing.</w:t>
-      </w:r>
-    </w:p>
-    <w:p>
-      <w:pPr>
-        <w:spacing w:line="336" w:lineRule="auto" w:after="180"/>
-      </w:pPr>
-      <w:r>
-        <w:rPr>
-          <w:b w:val="0"/>
-        </w:rPr>
-        <w:t>Keep the expected result separate from an observed mistake.</w:t>
+        <w:pStyle w:val="Heading2"/>
+      </w:pPr>
+      <w:r>
+        <w:t>Keep the experiment ledger</w:t>
       </w:r>
     </w:p>
     <w:tbl>
@@ -4261,10 +4166,10 @@
     </w:tbl>
     <w:p>
       <w:pPr>
-        <w:pStyle w:val="Heading3"/>
-      </w:pPr>
-      <w:r>
-        <w:t>Diagnose and reteach</w:t>
+        <w:pStyle w:val="Heading2"/>
+      </w:pPr>
+      <w:r>
+        <w:t>Diagnose the current misconceptions</w:t>
       </w:r>
     </w:p>
     <w:p>
@@ -4275,19 +4180,77 @@
         <w:rPr>
           <w:b w:val="0"/>
         </w:rPr>
-        <w:t xml:space="preserve">MISCONCEPTION TO REPAIR </w:t>
+        <w:t>A final answer is enough: Ask for the relevant counts, units, procedure or saved record. For this week: Predicted positives TP+FP=7; reference positives TP+FN=4.</w:t>
+      </w:r>
+    </w:p>
+    <w:p>
+      <w:pPr>
+        <w:spacing w:line="336" w:lineRule="auto" w:after="180"/>
+      </w:pPr>
+      <w:r>
+        <w:rPr>
+          <w:b w:val="0"/>
+        </w:rPr>
+        <w:t xml:space="preserve">A stronger claim makes a stronger project: Request TP, FP, FN, sample size, positive class and </w:t>
       </w:r>
       <w:r>
         <w:rPr>
           <w:b/>
         </w:rPr>
+        <w:t>precision</w:t>
+      </w:r>
+      <w:r>
+        <w:rPr>
+          <w:b w:val="0"/>
+        </w:rPr>
+        <w:t xml:space="preserve">. Finding every positive can coexist with many </w:t>
+      </w:r>
+      <w:r>
+        <w:rPr>
+          <w:b/>
+        </w:rPr>
+        <w:t>false alarm</w:t>
+      </w:r>
+      <w:r>
+        <w:rPr>
+          <w:b w:val="0"/>
+        </w:rPr>
+        <w:t>s.</w:t>
+      </w:r>
+    </w:p>
+    <w:p>
+      <w:pPr>
+        <w:spacing w:line="336" w:lineRule="auto" w:after="180"/>
+      </w:pPr>
+      <w:r>
+        <w:rPr>
+          <w:b w:val="0"/>
+        </w:rPr>
+        <w:t xml:space="preserve">The new case can be copied from the example: The independent task changes the </w:t>
+      </w:r>
+      <w:r>
+        <w:rPr>
+          <w:b/>
+        </w:rPr>
+        <w:t>evidence</w:t>
+      </w:r>
+      <w:r>
+        <w:rPr>
+          <w:b w:val="0"/>
+        </w:rPr>
+        <w:t xml:space="preserve">. Require a fresh explanation: TP=6, FP=2, FN=3. </w:t>
+      </w:r>
+      <w:r>
+        <w:rPr>
+          <w:b/>
+        </w:rPr>
         <w:t>Precision</w:t>
       </w:r>
       <w:r>
         <w:rPr>
           <w:b w:val="0"/>
         </w:rPr>
-        <w:t xml:space="preserve"> and </w:t>
+        <w:t xml:space="preserve"> 6/8=75 percent; </w:t>
       </w:r>
       <w:r>
         <w:rPr>
@@ -4299,138 +4262,15 @@
         <w:rPr>
           <w:b w:val="0"/>
         </w:rPr>
-        <w:t xml:space="preserve"> are two names for the same accuracy calculation.</w:t>
-      </w:r>
-    </w:p>
-    <w:p>
-      <w:pPr>
-        <w:spacing w:line="336" w:lineRule="auto" w:after="180"/>
-      </w:pPr>
-      <w:r>
-        <w:rPr>
-          <w:b w:val="0"/>
-        </w:rPr>
-        <w:t>For guessing, return to given facts and request a trace. For vocabulary without application, use one example and one non-example. For arithmetic errors, check the setup before the calculation.</w:t>
-      </w:r>
-    </w:p>
-    <w:p>
-      <w:pPr>
-        <w:spacing w:line="336" w:lineRule="auto" w:after="180"/>
-      </w:pPr>
-      <w:r>
-        <w:rPr>
-          <w:b w:val="0"/>
-        </w:rPr>
-        <w:t>Finish with a different uncoached case before recording mastery.</w:t>
-      </w:r>
-    </w:p>
-    <w:p>
-      <w:pPr>
-        <w:pStyle w:val="Heading3"/>
-      </w:pPr>
-      <w:r>
-        <w:t>Address these additional misconceptions</w:t>
-      </w:r>
-    </w:p>
-    <w:p>
-      <w:pPr>
-        <w:spacing w:line="336" w:lineRule="auto" w:after="180"/>
-      </w:pPr>
-      <w:r>
-        <w:rPr>
-          <w:b w:val="0"/>
-        </w:rPr>
-        <w:t>A final answer is enough: Ask for the relevant counts, units, procedure or saved record. For this week: Predicted positives TP+FP=7; reference positives TP+FN=4.</w:t>
-      </w:r>
-    </w:p>
-    <w:p>
-      <w:pPr>
-        <w:spacing w:line="336" w:lineRule="auto" w:after="180"/>
-      </w:pPr>
-      <w:r>
-        <w:rPr>
-          <w:b w:val="0"/>
-        </w:rPr>
-        <w:t xml:space="preserve">A stronger claim makes a stronger project: Request TP, FP, FN, sample size, positive class and </w:t>
-      </w:r>
-      <w:r>
-        <w:rPr>
-          <w:b/>
-        </w:rPr>
-        <w:t>precision</w:t>
-      </w:r>
-      <w:r>
-        <w:rPr>
-          <w:b w:val="0"/>
-        </w:rPr>
-        <w:t xml:space="preserve">. Finding every positive can coexist with many </w:t>
-      </w:r>
-      <w:r>
-        <w:rPr>
-          <w:b/>
-        </w:rPr>
-        <w:t>false alarm</w:t>
-      </w:r>
-      <w:r>
-        <w:rPr>
-          <w:b w:val="0"/>
-        </w:rPr>
-        <w:t>s.</w:t>
-      </w:r>
-    </w:p>
-    <w:p>
-      <w:pPr>
-        <w:spacing w:line="336" w:lineRule="auto" w:after="180"/>
-      </w:pPr>
-      <w:r>
-        <w:rPr>
-          <w:b w:val="0"/>
-        </w:rPr>
-        <w:t xml:space="preserve">The new case can be copied from the example: The independent task changes the </w:t>
-      </w:r>
-      <w:r>
-        <w:rPr>
-          <w:b/>
-        </w:rPr>
-        <w:t>evidence</w:t>
-      </w:r>
-      <w:r>
-        <w:rPr>
-          <w:b w:val="0"/>
-        </w:rPr>
-        <w:t xml:space="preserve">. Require a fresh explanation: TP=6, FP=2, FN=3. </w:t>
-      </w:r>
-      <w:r>
-        <w:rPr>
-          <w:b/>
-        </w:rPr>
-        <w:t>Precision</w:t>
-      </w:r>
-      <w:r>
-        <w:rPr>
-          <w:b w:val="0"/>
-        </w:rPr>
-        <w:t xml:space="preserve"> 6/8=75 percent; </w:t>
-      </w:r>
-      <w:r>
-        <w:rPr>
-          <w:b/>
-        </w:rPr>
-        <w:t>recall</w:t>
-      </w:r>
-      <w:r>
-        <w:rPr>
-          <w:b w:val="0"/>
-        </w:rPr>
         <w:t xml:space="preserve"> 6/9 about 66.7 percent; accuracy 14/19 about 73.7 percent.</w:t>
       </w:r>
     </w:p>
     <w:p>
       <w:pPr>
-        <w:pStyle w:val="Heading3"/>
-      </w:pPr>
-      <w:r>
-        <w:t>Match the support to the first error</w:t>
+        <w:pStyle w:val="Heading2"/>
+      </w:pPr>
+      <w:r>
+        <w:t>Choose accessible support</w:t>
       </w:r>
     </w:p>
     <w:tbl>
@@ -4603,15 +4443,738 @@
     </w:p>
     <w:p>
       <w:pPr>
+        <w:pStyle w:val="Heading2"/>
+      </w:pPr>
+      <w:r>
+        <w:t>Earlier wording, alternatives and picture transcripts · reference / check after trying</w:t>
+      </w:r>
+    </w:p>
+    <w:p>
+      <w:pPr>
+        <w:spacing w:line="336" w:lineRule="auto" w:after="180"/>
+      </w:pPr>
+      <w:r>
+        <w:rPr>
+          <w:b w:val="0"/>
+        </w:rPr>
+        <w:t>Run the weekly evidence lab</w:t>
+      </w:r>
+    </w:p>
+    <w:p>
+      <w:pPr>
+        <w:spacing w:line="336" w:lineRule="auto" w:after="180"/>
+      </w:pPr>
+      <w:r>
+        <w:rPr>
+          <w:b w:val="0"/>
+        </w:rPr>
+        <w:t>Keep the test conditions fixed, record every result, and change only one planned factor.</w:t>
+      </w:r>
+    </w:p>
+    <w:p>
+      <w:pPr>
+        <w:pStyle w:val="Heading3"/>
+      </w:pPr>
+      <w:r>
+        <w:t>Make the lab runnable</w:t>
+      </w:r>
+    </w:p>
+    <w:p>
+      <w:pPr>
+        <w:spacing w:line="336" w:lineRule="auto" w:after="180"/>
+      </w:pPr>
+      <w:r>
+        <w:rPr>
+          <w:b w:val="0"/>
+        </w:rPr>
+        <w:t>Use the supplied complete investigation for shared practice. Reserve the selected fresh19-record precision/recall matrix for the individual first attempt before hints or feedback; earlier transfer questions remain additional practice.</w:t>
+      </w:r>
+    </w:p>
+    <w:p>
+      <w:pPr>
+        <w:pStyle w:val="Heading3"/>
+      </w:pPr>
+      <w:r>
+        <w:t>Diagnose and reteach</w:t>
+      </w:r>
+    </w:p>
+    <w:p>
+      <w:pPr>
+        <w:spacing w:line="336" w:lineRule="auto" w:after="180"/>
+      </w:pPr>
+      <w:r>
+        <w:rPr>
+          <w:b w:val="0"/>
+        </w:rPr>
+        <w:t xml:space="preserve">MISCONCEPTION TO REPAIR </w:t>
+      </w:r>
+      <w:r>
+        <w:rPr>
+          <w:b/>
+        </w:rPr>
+        <w:t>Precision</w:t>
+      </w:r>
+      <w:r>
+        <w:rPr>
+          <w:b w:val="0"/>
+        </w:rPr>
+        <w:t xml:space="preserve"> and </w:t>
+      </w:r>
+      <w:r>
+        <w:rPr>
+          <w:b/>
+        </w:rPr>
+        <w:t>recall</w:t>
+      </w:r>
+      <w:r>
+        <w:rPr>
+          <w:b w:val="0"/>
+        </w:rPr>
+        <w:t xml:space="preserve"> are two names for the same accuracy calculation.</w:t>
+      </w:r>
+    </w:p>
+    <w:p>
+      <w:pPr>
+        <w:spacing w:line="336" w:lineRule="auto" w:after="180"/>
+      </w:pPr>
+      <w:r>
+        <w:rPr>
+          <w:b w:val="0"/>
+        </w:rPr>
+        <w:t>For guessing, return to given facts and request a trace. For vocabulary without application, use one example and one non-example. For arithmetic errors, check the setup before the calculation.</w:t>
+      </w:r>
+    </w:p>
+    <w:p>
+      <w:pPr>
+        <w:spacing w:line="336" w:lineRule="auto" w:after="180"/>
+      </w:pPr>
+      <w:r>
+        <w:rPr>
+          <w:b w:val="0"/>
+        </w:rPr>
+        <w:t>Finish with a different uncoached case before recording mastery.</w:t>
+      </w:r>
+    </w:p>
+    <w:p>
+      <w:pPr>
+        <w:pStyle w:val="Heading3"/>
+      </w:pPr>
+      <w:r>
+        <w:t>Address these additional misconceptions</w:t>
+      </w:r>
+    </w:p>
+    <w:p>
+      <w:pPr>
+        <w:pStyle w:val="Heading3"/>
+      </w:pPr>
+      <w:r>
+        <w:t>Match the support to the first error</w:t>
+      </w:r>
+    </w:p>
+    <w:p>
+      <w:pPr>
         <w:pStyle w:val="Heading1"/>
       </w:pPr>
       <w:r>
-        <w:t>05. Assess and explain the answers</w:t>
-      </w:r>
-    </w:p>
-    <w:p>
-      <w:r>
-        <w:t>Use the Precision and Recall questions, teacher keys and criteria after the relevant attempts. Previously discussed cases are practice; protect the separately selected independent task.</w:t>
+        <w:t>05. Assess the selected experiment transfer</w:t>
+      </w:r>
+    </w:p>
+    <w:p>
+      <w:r>
+        <w:t>Keep this key until after a first attempt; record any help and prior exposure.</w:t>
+      </w:r>
+    </w:p>
+    <w:p>
+      <w:pPr>
+        <w:pStyle w:val="Heading2"/>
+      </w:pPr>
+      <w:r>
+        <w:t>Selected independent task and checked key</w:t>
+      </w:r>
+    </w:p>
+    <w:p>
+      <w:pPr>
+        <w:spacing w:line="336" w:lineRule="auto" w:after="180"/>
+      </w:pPr>
+      <w:r>
+        <w:rPr>
+          <w:b w:val="0"/>
+        </w:rPr>
+        <w:t xml:space="preserve">Selected case: Use [[8, 2],[3, 6]]. Give TP, FP, FN, </w:t>
+      </w:r>
+      <w:r>
+        <w:rPr>
+          <w:b/>
+        </w:rPr>
+        <w:t>precision</w:t>
+      </w:r>
+      <w:r>
+        <w:rPr>
+          <w:b w:val="0"/>
+        </w:rPr>
+        <w:t xml:space="preserve">, </w:t>
+      </w:r>
+      <w:r>
+        <w:rPr>
+          <w:b/>
+        </w:rPr>
+        <w:t>recall</w:t>
+      </w:r>
+      <w:r>
+        <w:rPr>
+          <w:b w:val="0"/>
+        </w:rPr>
+        <w:t xml:space="preserve"> and accuracy.</w:t>
+      </w:r>
+    </w:p>
+    <w:p>
+      <w:pPr>
+        <w:spacing w:line="336" w:lineRule="auto" w:after="180"/>
+      </w:pPr>
+      <w:r>
+        <w:rPr>
+          <w:b w:val="0"/>
+        </w:rPr>
+        <w:t xml:space="preserve">Teacher explanation: TP=6, FP=2, FN=3. </w:t>
+      </w:r>
+      <w:r>
+        <w:rPr>
+          <w:b/>
+        </w:rPr>
+        <w:t>Precision</w:t>
+      </w:r>
+      <w:r>
+        <w:rPr>
+          <w:b w:val="0"/>
+        </w:rPr>
+        <w:t xml:space="preserve"> 6/8=75 percent; </w:t>
+      </w:r>
+      <w:r>
+        <w:rPr>
+          <w:b/>
+        </w:rPr>
+        <w:t>recall</w:t>
+      </w:r>
+      <w:r>
+        <w:rPr>
+          <w:b w:val="0"/>
+        </w:rPr>
+        <w:t xml:space="preserve"> 6/9 about 66.7 percent; accuracy 14/19 about 73.7 percent.</w:t>
+      </w:r>
+    </w:p>
+    <w:p>
+      <w:pPr>
+        <w:pStyle w:val="Heading2"/>
+      </w:pPr>
+      <w:r>
+        <w:t>Judge trace, scope and support</w:t>
+      </w:r>
+    </w:p>
+    <w:tbl>
+      <w:tblPr>
+        <w:tblStyle w:val="LightShading-Accent1"/>
+        <w:tblW w:type="auto" w:w="0"/>
+        <w:tblLook w:firstColumn="1" w:firstRow="1" w:lastColumn="0" w:lastRow="0" w:noHBand="0" w:noVBand="1" w:val="04A0"/>
+      </w:tblPr>
+      <w:tblGrid>
+        <w:gridCol w:w="5112"/>
+        <w:gridCol w:w="5112"/>
+      </w:tblGrid>
+      <w:tr>
+        <w:trPr>
+          <w:tblHeader/>
+        </w:trPr>
+        <w:tc>
+          <w:tcPr>
+            <w:tcW w:type="dxa" w:w="5112"/>
+          </w:tcPr>
+          <w:p>
+            <w:r>
+              <w:t>Dimension</w:t>
+            </w:r>
+          </w:p>
+        </w:tc>
+        <w:tc>
+          <w:tcPr>
+            <w:tcW w:type="dxa" w:w="5112"/>
+          </w:tcPr>
+          <w:p>
+            <w:r>
+              <w:t>Evidence required</w:t>
+            </w:r>
+          </w:p>
+        </w:tc>
+      </w:tr>
+      <w:tr>
+        <w:tc>
+          <w:tcPr>
+            <w:tcW w:type="dxa" w:w="5112"/>
+          </w:tcPr>
+          <w:p>
+            <w:r>
+              <w:t>Explanation</w:t>
+            </w:r>
+          </w:p>
+        </w:tc>
+        <w:tc>
+          <w:tcPr>
+            <w:tcW w:type="dxa" w:w="5112"/>
+          </w:tcPr>
+          <w:p>
+            <w:r>
+              <w:t>Names the applicable idea or procedure and ties it to the supplied facts.</w:t>
+            </w:r>
+          </w:p>
+        </w:tc>
+      </w:tr>
+      <w:tr>
+        <w:tc>
+          <w:tcPr>
+            <w:tcW w:type="dxa" w:w="5112"/>
+          </w:tcPr>
+          <w:p>
+            <w:r>
+              <w:t>Trace and result</w:t>
+            </w:r>
+          </w:p>
+        </w:tc>
+        <w:tc>
+          <w:tcPr>
+            <w:tcW w:type="dxa" w:w="5112"/>
+          </w:tcPr>
+          <w:p>
+            <w:r>
+              <w:t>Preserves the given inputs and shows the relevant intermediate steps; distinguishes a prediction from an observed execution.</w:t>
+            </w:r>
+          </w:p>
+        </w:tc>
+      </w:tr>
+      <w:tr>
+        <w:tc>
+          <w:tcPr>
+            <w:tcW w:type="dxa" w:w="5112"/>
+          </w:tcPr>
+          <w:p>
+            <w:r>
+              <w:t>Limits</w:t>
+            </w:r>
+          </w:p>
+        </w:tc>
+        <w:tc>
+          <w:tcPr>
+            <w:tcW w:type="dxa" w:w="5112"/>
+          </w:tcPr>
+          <w:p>
+            <w:r>
+              <w:t>States the assumptions, missing evidence or conditions under which the result would change.</w:t>
+            </w:r>
+          </w:p>
+        </w:tc>
+      </w:tr>
+    </w:tbl>
+    <w:p>
+      <w:pPr>
+        <w:spacing w:line="336" w:lineRule="auto" w:after="180"/>
+      </w:pPr>
+      <w:r>
+        <w:rPr>
+          <w:b w:val="0"/>
+        </w:rPr>
+        <w:t>Record each dimension as not yet, with support, or independent. Accept a valid alternative procedure with a defensible trace.</w:t>
+      </w:r>
+    </w:p>
+    <w:p>
+      <w:pPr>
+        <w:spacing w:line="336" w:lineRule="auto" w:after="180"/>
+      </w:pPr>
+      <w:r>
+        <w:rPr>
+          <w:b w:val="0"/>
+        </w:rPr>
+        <w:t xml:space="preserve">Do not penalise an honestly recorded model failure if the learner correctly explains its </w:t>
+      </w:r>
+      <w:r>
+        <w:rPr>
+          <w:b/>
+        </w:rPr>
+        <w:t>evidence</w:t>
+      </w:r>
+      <w:r>
+        <w:rPr>
+          <w:b w:val="0"/>
+        </w:rPr>
+        <w:t xml:space="preserve"> and limits.</w:t>
+      </w:r>
+    </w:p>
+    <w:p>
+      <w:pPr>
+        <w:pStyle w:val="Heading2"/>
+      </w:pPr>
+      <w:r>
+        <w:t>Give one repair action</w:t>
+      </w:r>
+    </w:p>
+    <w:p>
+      <w:pPr>
+        <w:spacing w:line="336" w:lineRule="auto" w:after="180"/>
+      </w:pPr>
+      <w:r>
+        <w:rPr>
+          <w:b w:val="0"/>
+        </w:rPr>
+        <w:t>Name the earliest unsupported step and give one action to repair it. Have the learner make that repair now and explain why. Then assess the relevant skill on a fresh, fully specified case.</w:t>
+      </w:r>
+    </w:p>
+    <w:p>
+      <w:pPr>
+        <w:spacing w:line="336" w:lineRule="auto" w:after="180"/>
+      </w:pPr>
+      <w:r>
+        <w:rPr>
+          <w:b w:val="0"/>
+        </w:rPr>
+        <w:t>Confirm it was not previously practised with feedback; solve and check the new case before assigning it. A follow-up design prompt is a starting brief, not automatically an equivalent test.</w:t>
+      </w:r>
+    </w:p>
+    <w:p>
+      <w:pPr>
+        <w:pStyle w:val="Heading2"/>
+      </w:pPr>
+      <w:r>
+        <w:t>W1 Identify the groups</w:t>
+      </w:r>
+    </w:p>
+    <w:p>
+      <w:pPr>
+        <w:spacing w:line="336" w:lineRule="auto" w:after="180"/>
+      </w:pPr>
+      <w:r>
+        <w:rPr>
+          <w:b w:val="0"/>
+        </w:rPr>
+        <w:t>For the worked matrix, give predicted-positive and reference-positive totals.</w:t>
+      </w:r>
+    </w:p>
+    <w:p>
+      <w:pPr>
+        <w:spacing w:line="336" w:lineRule="auto" w:after="180"/>
+      </w:pPr>
+      <w:r>
+        <w:rPr>
+          <w:b w:val="0"/>
+        </w:rPr>
+        <w:t>Teacher explanation: Predicted positives TP+FP=7; reference positives TP+FN=4.</w:t>
+      </w:r>
+    </w:p>
+    <w:p>
+      <w:pPr>
+        <w:spacing w:line="336" w:lineRule="auto" w:after="180"/>
+      </w:pPr>
+      <w:r>
+        <w:rPr>
+          <w:b w:val="0"/>
+        </w:rPr>
+        <w:t>Predicted positives include true positives and false positives, so add TP + FP to get 7. Reference positives include true positives and false negatives, so add TP + FN to get 4.</w:t>
+      </w:r>
+    </w:p>
+    <w:p>
+      <w:pPr>
+        <w:spacing w:line="336" w:lineRule="auto" w:after="180"/>
+      </w:pPr>
+      <w:r>
+        <w:rPr>
+          <w:b w:val="0"/>
+        </w:rPr>
+        <w:t xml:space="preserve">These are different groups: one is defined by the </w:t>
+      </w:r>
+      <w:r>
+        <w:rPr>
+          <w:b/>
+        </w:rPr>
+        <w:t>prediction</w:t>
+      </w:r>
+      <w:r>
+        <w:rPr>
+          <w:b w:val="0"/>
+        </w:rPr>
+        <w:t>, the other by the reference label.</w:t>
+      </w:r>
+    </w:p>
+    <w:p>
+      <w:pPr>
+        <w:pStyle w:val="Heading2"/>
+      </w:pPr>
+      <w:r>
+        <w:t>W2 Calculate both ratios</w:t>
+      </w:r>
+    </w:p>
+    <w:p>
+      <w:pPr>
+        <w:spacing w:line="336" w:lineRule="auto" w:after="180"/>
+      </w:pPr>
+      <w:r>
+        <w:rPr>
+          <w:b w:val="0"/>
+        </w:rPr>
+        <w:t xml:space="preserve">Calculate </w:t>
+      </w:r>
+      <w:r>
+        <w:rPr>
+          <w:b/>
+        </w:rPr>
+        <w:t>precision</w:t>
+      </w:r>
+      <w:r>
+        <w:rPr>
+          <w:b w:val="0"/>
+        </w:rPr>
+        <w:t xml:space="preserve">, </w:t>
+      </w:r>
+      <w:r>
+        <w:rPr>
+          <w:b/>
+        </w:rPr>
+        <w:t>recall</w:t>
+      </w:r>
+      <w:r>
+        <w:rPr>
+          <w:b w:val="0"/>
+        </w:rPr>
+        <w:t xml:space="preserve"> and accuracy for the worked matrix.</w:t>
+      </w:r>
+    </w:p>
+    <w:p>
+      <w:pPr>
+        <w:spacing w:line="336" w:lineRule="auto" w:after="180"/>
+      </w:pPr>
+      <w:r>
+        <w:rPr>
+          <w:b w:val="0"/>
+        </w:rPr>
+        <w:t xml:space="preserve">Teacher explanation: </w:t>
+      </w:r>
+      <w:r>
+        <w:rPr>
+          <w:b/>
+        </w:rPr>
+        <w:t>Precision</w:t>
+      </w:r>
+      <w:r>
+        <w:rPr>
+          <w:b w:val="0"/>
+        </w:rPr>
+        <w:t xml:space="preserve"> 3/7 about 42.9 percent, </w:t>
+      </w:r>
+      <w:r>
+        <w:rPr>
+          <w:b/>
+        </w:rPr>
+        <w:t>recall</w:t>
+      </w:r>
+      <w:r>
+        <w:rPr>
+          <w:b w:val="0"/>
+        </w:rPr>
+        <w:t xml:space="preserve"> 3/4=75 percent, accuracy 15/20=75 percent.</w:t>
+      </w:r>
+    </w:p>
+    <w:p>
+      <w:pPr>
+        <w:pStyle w:val="Heading2"/>
+      </w:pPr>
+      <w:r>
+        <w:t>W3 Handle no flags</w:t>
+      </w:r>
+    </w:p>
+    <w:p>
+      <w:pPr>
+        <w:spacing w:line="336" w:lineRule="auto" w:after="180"/>
+      </w:pPr>
+      <w:r>
+        <w:rPr>
+          <w:b w:val="0"/>
+        </w:rPr>
+        <w:t xml:space="preserve">Explain </w:t>
+      </w:r>
+      <w:r>
+        <w:rPr>
+          <w:b/>
+        </w:rPr>
+        <w:t>precision</w:t>
+      </w:r>
+      <w:r>
+        <w:rPr>
+          <w:b w:val="0"/>
+        </w:rPr>
+        <w:t xml:space="preserve"> and </w:t>
+      </w:r>
+      <w:r>
+        <w:rPr>
+          <w:b/>
+        </w:rPr>
+        <w:t>recall</w:t>
+      </w:r>
+      <w:r>
+        <w:rPr>
+          <w:b w:val="0"/>
+        </w:rPr>
+        <w:t xml:space="preserve"> for [[16, 0],[4, 0]].</w:t>
+      </w:r>
+    </w:p>
+    <w:p>
+      <w:pPr>
+        <w:spacing w:line="336" w:lineRule="auto" w:after="180"/>
+      </w:pPr>
+      <w:r>
+        <w:rPr>
+          <w:b w:val="0"/>
+        </w:rPr>
+        <w:t xml:space="preserve">Teacher explanation: </w:t>
+      </w:r>
+      <w:r>
+        <w:rPr>
+          <w:b/>
+        </w:rPr>
+        <w:t>Precision</w:t>
+      </w:r>
+      <w:r>
+        <w:rPr>
+          <w:b w:val="0"/>
+        </w:rPr>
+        <w:t xml:space="preserve"> is </w:t>
+      </w:r>
+      <w:r>
+        <w:rPr>
+          <w:b/>
+        </w:rPr>
+        <w:t>undefined</w:t>
+      </w:r>
+      <w:r>
+        <w:rPr>
+          <w:b w:val="0"/>
+        </w:rPr>
+        <w:t xml:space="preserve">, with no flags; </w:t>
+      </w:r>
+      <w:r>
+        <w:rPr>
+          <w:b/>
+        </w:rPr>
+        <w:t>recall</w:t>
+      </w:r>
+      <w:r>
+        <w:rPr>
+          <w:b w:val="0"/>
+        </w:rPr>
+        <w:t xml:space="preserve"> is 0/4=0. This does not mean excellent detection.</w:t>
+      </w:r>
+    </w:p>
+    <w:p>
+      <w:pPr>
+        <w:pStyle w:val="Heading2"/>
+      </w:pPr>
+      <w:r>
+        <w:t>W5 Limit a claim</w:t>
+      </w:r>
+    </w:p>
+    <w:p>
+      <w:pPr>
+        <w:spacing w:line="336" w:lineRule="auto" w:after="180"/>
+      </w:pPr>
+      <w:r>
+        <w:rPr>
+          <w:b w:val="0"/>
+        </w:rPr>
+        <w:t xml:space="preserve">A team reports </w:t>
+      </w:r>
+      <w:r>
+        <w:rPr>
+          <w:b/>
+        </w:rPr>
+        <w:t>recall</w:t>
+      </w:r>
+      <w:r>
+        <w:rPr>
+          <w:b w:val="0"/>
+        </w:rPr>
+        <w:t xml:space="preserve"> 100 percent but hides </w:t>
+      </w:r>
+      <w:r>
+        <w:rPr>
+          <w:b/>
+        </w:rPr>
+        <w:t>precision</w:t>
+      </w:r>
+      <w:r>
+        <w:rPr>
+          <w:b w:val="0"/>
+        </w:rPr>
+        <w:t xml:space="preserve"> and counts. What is </w:t>
+      </w:r>
+      <w:r>
+        <w:rPr>
+          <w:b/>
+        </w:rPr>
+        <w:t>miss</w:t>
+      </w:r>
+      <w:r>
+        <w:rPr>
+          <w:b w:val="0"/>
+        </w:rPr>
+        <w:t>ing?</w:t>
+      </w:r>
+    </w:p>
+    <w:p>
+      <w:pPr>
+        <w:spacing w:line="336" w:lineRule="auto" w:after="180"/>
+      </w:pPr>
+      <w:r>
+        <w:rPr>
+          <w:b w:val="0"/>
+        </w:rPr>
+        <w:t xml:space="preserve">Teacher explanation: Request TP, FP, FN, sample size, positive class and </w:t>
+      </w:r>
+      <w:r>
+        <w:rPr>
+          <w:b/>
+        </w:rPr>
+        <w:t>precision</w:t>
+      </w:r>
+      <w:r>
+        <w:rPr>
+          <w:b w:val="0"/>
+        </w:rPr>
+        <w:t xml:space="preserve">. Finding every positive can coexist with many </w:t>
+      </w:r>
+      <w:r>
+        <w:rPr>
+          <w:b/>
+        </w:rPr>
+        <w:t>false alarm</w:t>
+      </w:r>
+      <w:r>
+        <w:rPr>
+          <w:b w:val="0"/>
+        </w:rPr>
+        <w:t>s.</w:t>
+      </w:r>
+    </w:p>
+    <w:p>
+      <w:pPr>
+        <w:pStyle w:val="Heading2"/>
+      </w:pPr>
+      <w:r>
+        <w:t>Earlier wording, alternatives and picture transcripts · reference / check after trying</w:t>
+      </w:r>
+    </w:p>
+    <w:p>
+      <w:pPr>
+        <w:spacing w:line="336" w:lineRule="auto" w:after="180"/>
+      </w:pPr>
+      <w:r>
+        <w:rPr>
+          <w:b w:val="0"/>
+        </w:rPr>
+        <w:t>Assess and explain the answers</w:t>
       </w:r>
     </w:p>
     <w:p>
@@ -4624,64 +5187,110 @@
     </w:p>
     <w:p>
       <w:pPr>
+        <w:spacing w:line="336" w:lineRule="auto" w:after="180"/>
+      </w:pPr>
+      <w:r>
+        <w:rPr>
+          <w:b/>
+        </w:rPr>
+        <w:t>Precision</w:t>
+      </w:r>
+      <w:r>
+        <w:rPr>
+          <w:b w:val="0"/>
+        </w:rPr>
+        <w:t>=8/10=</w:t>
+      </w:r>
+      <w:r>
+        <w:rPr>
+          <w:b/>
+        </w:rPr>
+        <w:t>80%</w:t>
+      </w:r>
+      <w:r>
+        <w:rPr>
+          <w:b w:val="0"/>
+        </w:rPr>
+        <w:t xml:space="preserve">; </w:t>
+      </w:r>
+      <w:r>
+        <w:rPr>
+          <w:b/>
+        </w:rPr>
+        <w:t>recall</w:t>
+      </w:r>
+      <w:r>
+        <w:rPr>
+          <w:b w:val="0"/>
+        </w:rPr>
+        <w:t xml:space="preserve">=8/12 about 66.7%. </w:t>
+      </w:r>
+      <w:r>
+        <w:rPr>
+          <w:b/>
+        </w:rPr>
+        <w:t>Denominator</w:t>
+      </w:r>
+      <w:r>
+        <w:rPr>
+          <w:b w:val="0"/>
+        </w:rPr>
+        <w:t>s are predicted positives and actual positives respectively.</w:t>
+      </w:r>
+    </w:p>
+    <w:p>
+      <w:pPr>
         <w:pStyle w:val="Heading3"/>
       </w:pPr>
       <w:r>
-        <w:t>Teacher key · Worked case answer</w:t>
+        <w:t>Additional transfer practice question</w:t>
       </w:r>
     </w:p>
     <w:p>
       <w:pPr>
         <w:spacing w:line="336" w:lineRule="auto" w:after="180"/>
-        <w:shd w:fill="F1F6FC"/>
-      </w:pPr>
+      </w:pPr>
+      <w:r>
+        <w:rPr>
+          <w:b w:val="0"/>
+        </w:rPr>
+        <w:t xml:space="preserve">With disease positive, TP=6, FP=2 and FN=4. Calculate </w:t>
+      </w:r>
       <w:r>
         <w:rPr>
           <w:b/>
         </w:rPr>
-        <w:t>Precision</w:t>
-      </w:r>
-      <w:r>
-        <w:rPr>
-          <w:b w:val="0"/>
-        </w:rPr>
-        <w:t>=8/10=</w:t>
+        <w:t>precision</w:t>
+      </w:r>
+      <w:r>
+        <w:rPr>
+          <w:b w:val="0"/>
+        </w:rPr>
+        <w:t xml:space="preserve"> and </w:t>
       </w:r>
       <w:r>
         <w:rPr>
           <w:b/>
         </w:rPr>
-        <w:t>80%</w:t>
-      </w:r>
-      <w:r>
-        <w:rPr>
-          <w:b w:val="0"/>
-        </w:rPr>
-        <w:t xml:space="preserve">; </w:t>
+        <w:t>recall</w:t>
+      </w:r>
+      <w:r>
+        <w:rPr>
+          <w:b w:val="0"/>
+        </w:rPr>
+        <w:t xml:space="preserve">, showing both </w:t>
       </w:r>
       <w:r>
         <w:rPr>
           <w:b/>
         </w:rPr>
-        <w:t>recall</w:t>
-      </w:r>
-      <w:r>
-        <w:rPr>
-          <w:b w:val="0"/>
-        </w:rPr>
-        <w:t xml:space="preserve">=8/12 about 66.7%. </w:t>
-      </w:r>
-      <w:r>
-        <w:rPr>
-          <w:b/>
-        </w:rPr>
-        <w:t>Denominator</w:t>
-      </w:r>
-      <w:r>
-        <w:rPr>
-          <w:b w:val="0"/>
-        </w:rPr>
-        <w:t>s are predicted positives and actual positives respectively.</w:t>
+        <w:t>denominator</w:t>
+      </w:r>
+      <w:r>
+        <w:rPr>
+          <w:b w:val="0"/>
+        </w:rPr>
+        <w:t>s.</w:t>
       </w:r>
     </w:p>
     <w:p>
@@ -4689,85 +5298,12 @@
         <w:pStyle w:val="Heading3"/>
       </w:pPr>
       <w:r>
-        <w:t>Independent question</w:t>
-      </w:r>
-    </w:p>
-    <w:p>
-      <w:pPr>
-        <w:pStyle w:val="Heading3"/>
-      </w:pPr>
-      <w:r>
-        <w:t>Independent question · withhold the key</w:t>
+        <w:t>Reasoned practice answer</w:t>
       </w:r>
     </w:p>
     <w:p>
       <w:pPr>
         <w:spacing w:line="336" w:lineRule="auto" w:after="180"/>
-        <w:shd w:fill="F5F1FB"/>
-      </w:pPr>
-      <w:r>
-        <w:rPr>
-          <w:b w:val="0"/>
-        </w:rPr>
-        <w:t xml:space="preserve">With disease positive, TP=6, FP=2 and FN=4. Calculate </w:t>
-      </w:r>
-      <w:r>
-        <w:rPr>
-          <w:b/>
-        </w:rPr>
-        <w:t>precision</w:t>
-      </w:r>
-      <w:r>
-        <w:rPr>
-          <w:b w:val="0"/>
-        </w:rPr>
-        <w:t xml:space="preserve"> and </w:t>
-      </w:r>
-      <w:r>
-        <w:rPr>
-          <w:b/>
-        </w:rPr>
-        <w:t>recall</w:t>
-      </w:r>
-      <w:r>
-        <w:rPr>
-          <w:b w:val="0"/>
-        </w:rPr>
-        <w:t xml:space="preserve">, showing both </w:t>
-      </w:r>
-      <w:r>
-        <w:rPr>
-          <w:b/>
-        </w:rPr>
-        <w:t>denominator</w:t>
-      </w:r>
-      <w:r>
-        <w:rPr>
-          <w:b w:val="0"/>
-        </w:rPr>
-        <w:t>s.</w:t>
-      </w:r>
-    </w:p>
-    <w:p>
-      <w:pPr>
-        <w:pStyle w:val="Heading3"/>
-      </w:pPr>
-      <w:r>
-        <w:t>Expected independent answer</w:t>
-      </w:r>
-    </w:p>
-    <w:p>
-      <w:pPr>
-        <w:pStyle w:val="Heading3"/>
-      </w:pPr>
-      <w:r>
-        <w:t>Teacher key · Expected independent answer</w:t>
-      </w:r>
-    </w:p>
-    <w:p>
-      <w:pPr>
-        <w:spacing w:line="336" w:lineRule="auto" w:after="180"/>
-        <w:shd w:fill="F1F6FC"/>
       </w:pPr>
       <w:r>
         <w:rPr>
@@ -5163,28 +5699,188 @@
     </w:p>
     <w:p>
       <w:pPr>
+        <w:spacing w:line="336" w:lineRule="auto" w:after="180"/>
+      </w:pPr>
+      <w:r>
+        <w:rPr>
+          <w:b/>
+        </w:rPr>
+        <w:t>Precision</w:t>
+      </w:r>
+      <w:r>
+        <w:rPr>
+          <w:b w:val="0"/>
+        </w:rPr>
+        <w:t xml:space="preserve">=9/12=75%; </w:t>
+      </w:r>
+      <w:r>
+        <w:rPr>
+          <w:b/>
+        </w:rPr>
+        <w:t>recall</w:t>
+      </w:r>
+      <w:r>
+        <w:rPr>
+          <w:b w:val="0"/>
+        </w:rPr>
+        <w:t>=9/15=</w:t>
+      </w:r>
+      <w:r>
+        <w:rPr>
+          <w:b/>
+        </w:rPr>
+        <w:t>60%</w:t>
+      </w:r>
+      <w:r>
+        <w:rPr>
+          <w:b w:val="0"/>
+        </w:rPr>
+        <w:t xml:space="preserve">. With no predicted positives, TP+FP=0 so </w:t>
+      </w:r>
+      <w:r>
+        <w:rPr>
+          <w:b/>
+        </w:rPr>
+        <w:t>precision</w:t>
+      </w:r>
+      <w:r>
+        <w:rPr>
+          <w:b w:val="0"/>
+        </w:rPr>
+        <w:t xml:space="preserve"> is </w:t>
+      </w:r>
+      <w:r>
+        <w:rPr>
+          <w:b/>
+        </w:rPr>
+        <w:t>undefined</w:t>
+      </w:r>
+      <w:r>
+        <w:rPr>
+          <w:b w:val="0"/>
+        </w:rPr>
+        <w:t xml:space="preserve"> mathematically; reporting software may apply a convention that must be disclosed.</w:t>
+      </w:r>
+    </w:p>
+    <w:p>
+      <w:pPr>
+        <w:spacing w:line="336" w:lineRule="auto" w:after="180"/>
+      </w:pPr>
+      <w:r>
+        <w:rPr>
+          <w:b w:val="0"/>
+        </w:rPr>
+        <w:t>Do not interpret a zero-</w:t>
+      </w:r>
+      <w:r>
+        <w:rPr>
+          <w:b/>
+        </w:rPr>
+        <w:t>denominator</w:t>
+      </w:r>
+      <w:r>
+        <w:rPr>
+          <w:b w:val="0"/>
+        </w:rPr>
+        <w:t xml:space="preserve"> convention as observed performance.</w:t>
+      </w:r>
+    </w:p>
+    <w:p>
+      <w:pPr>
         <w:pStyle w:val="Heading3"/>
       </w:pPr>
       <w:r>
-        <w:t>Teacher key · Original transfer answer</w:t>
+        <w:t>Explanations for the additional workbook examples</w:t>
+      </w:r>
+    </w:p>
+    <w:p>
+      <w:pPr>
+        <w:pStyle w:val="Heading3"/>
+      </w:pPr>
+      <w:r>
+        <w:t>W1 Identify the groups</w:t>
+      </w:r>
+    </w:p>
+    <w:p>
+      <w:pPr>
+        <w:pStyle w:val="Heading3"/>
+      </w:pPr>
+      <w:r>
+        <w:t>W2 Calculate both ratios</w:t>
+      </w:r>
+    </w:p>
+    <w:p>
+      <w:pPr>
+        <w:pStyle w:val="Heading3"/>
+      </w:pPr>
+      <w:r>
+        <w:t>W3 Handle no flags</w:t>
+      </w:r>
+    </w:p>
+    <w:p>
+      <w:pPr>
+        <w:pStyle w:val="Heading3"/>
+      </w:pPr>
+      <w:r>
+        <w:t>W4 Apply independently</w:t>
       </w:r>
     </w:p>
     <w:p>
       <w:pPr>
         <w:spacing w:line="336" w:lineRule="auto" w:after="180"/>
-        <w:shd w:fill="F1F6FC"/>
-      </w:pPr>
+      </w:pPr>
+      <w:r>
+        <w:rPr>
+          <w:b w:val="0"/>
+        </w:rPr>
+        <w:t xml:space="preserve">Use [[8, 2],[3, 6]]. Give TP, FP, FN, </w:t>
+      </w:r>
       <w:r>
         <w:rPr>
           <w:b/>
         </w:rPr>
+        <w:t>precision</w:t>
+      </w:r>
+      <w:r>
+        <w:rPr>
+          <w:b w:val="0"/>
+        </w:rPr>
+        <w:t xml:space="preserve">, </w:t>
+      </w:r>
+      <w:r>
+        <w:rPr>
+          <w:b/>
+        </w:rPr>
+        <w:t>recall</w:t>
+      </w:r>
+      <w:r>
+        <w:rPr>
+          <w:b w:val="0"/>
+        </w:rPr>
+        <w:t xml:space="preserve"> and accuracy.</w:t>
+      </w:r>
+    </w:p>
+    <w:p>
+      <w:pPr>
+        <w:spacing w:line="336" w:lineRule="auto" w:after="180"/>
+      </w:pPr>
+      <w:r>
+        <w:rPr>
+          <w:b w:val="0"/>
+        </w:rPr>
+        <w:t xml:space="preserve">Teacher explanation: TP=6, FP=2, FN=3. </w:t>
+      </w:r>
+      <w:r>
+        <w:rPr>
+          <w:b/>
+        </w:rPr>
         <w:t>Precision</w:t>
       </w:r>
       <w:r>
         <w:rPr>
           <w:b w:val="0"/>
         </w:rPr>
-        <w:t xml:space="preserve">=9/12=75%; </w:t>
+        <w:t xml:space="preserve"> 6/8=75 percent; </w:t>
       </w:r>
       <w:r>
         <w:rPr>
@@ -5196,1168 +5892,316 @@
         <w:rPr>
           <w:b w:val="0"/>
         </w:rPr>
-        <w:t>=9/15=</w:t>
+        <w:t xml:space="preserve"> 6/9 about 66.7 percent; accuracy 14/19 about 73.7 percent.</w:t>
+      </w:r>
+    </w:p>
+    <w:p>
+      <w:pPr>
+        <w:pStyle w:val="Heading3"/>
+      </w:pPr>
+      <w:r>
+        <w:t>W5 Limit a claim</w:t>
+      </w:r>
+    </w:p>
+    <w:p>
+      <w:pPr>
+        <w:pStyle w:val="Heading3"/>
+      </w:pPr>
+      <w:r>
+        <w:t>Assess independent transfer</w:t>
+      </w:r>
+    </w:p>
+    <w:p>
+      <w:pPr>
+        <w:pStyle w:val="Heading3"/>
+      </w:pPr>
+      <w:r>
+        <w:t>Selected case answer</w:t>
+      </w:r>
+    </w:p>
+    <w:p>
+      <w:pPr>
+        <w:pStyle w:val="Heading3"/>
+      </w:pPr>
+      <w:r>
+        <w:t>Feedback that the learner uses</w:t>
+      </w:r>
+    </w:p>
+    <w:p>
+      <w:pPr>
+        <w:pStyle w:val="Heading1"/>
+      </w:pPr>
+      <w:r>
+        <w:t>06. Connect, support and revisit the experiment</w:t>
+      </w:r>
+    </w:p>
+    <w:p>
+      <w:r>
+        <w:t>Retain failures and assess a fresh parallel case after help.</w:t>
+      </w:r>
+    </w:p>
+    <w:p>
+      <w:pPr>
+        <w:pStyle w:val="Heading2"/>
+      </w:pPr>
+      <w:r>
+        <w:t>Project evidence</w:t>
+      </w:r>
+    </w:p>
+    <w:p>
+      <w:pPr>
+        <w:spacing w:line="336" w:lineRule="auto" w:after="180"/>
+      </w:pPr>
+      <w:r>
+        <w:rPr>
+          <w:b w:val="0"/>
+        </w:rPr>
+        <w:t>Set a Plant Classifier review threshold and explain which error type it prioritizes and who makes the final decision.</w:t>
+      </w:r>
+    </w:p>
+    <w:p>
+      <w:pPr>
+        <w:spacing w:line="336" w:lineRule="auto" w:after="180"/>
+      </w:pPr>
+      <w:r>
+        <w:rPr>
+          <w:b w:val="0"/>
+        </w:rPr>
+        <w:t xml:space="preserve">Keep the decision, </w:t>
       </w:r>
       <w:r>
         <w:rPr>
           <w:b/>
         </w:rPr>
-        <w:t>60%</w:t>
-      </w:r>
-      <w:r>
-        <w:rPr>
-          <w:b w:val="0"/>
-        </w:rPr>
-        <w:t xml:space="preserve">. With no predicted positives, TP+FP=0 so </w:t>
+        <w:t>input</w:t>
+      </w:r>
+      <w:r>
+        <w:rPr>
+          <w:b w:val="0"/>
+        </w:rPr>
+        <w:t xml:space="preserve">, result, explanation and remaining limitation in the project </w:t>
       </w:r>
       <w:r>
         <w:rPr>
           <w:b/>
         </w:rPr>
+        <w:t>evidence</w:t>
+      </w:r>
+      <w:r>
+        <w:rPr>
+          <w:b w:val="0"/>
+        </w:rPr>
+        <w:t xml:space="preserve"> record. Retrieve this record next week rather than restarting the project.</w:t>
+      </w:r>
+    </w:p>
+    <w:p>
+      <w:pPr>
+        <w:spacing w:line="336" w:lineRule="auto" w:after="180"/>
+      </w:pPr>
+      <w:r>
+        <w:rPr>
+          <w:b w:val="0"/>
+        </w:rPr>
+        <w:t xml:space="preserve">For your Responsible Plant Classifier, save the </w:t>
+      </w:r>
+      <w:r>
+        <w:rPr>
+          <w:b/>
+        </w:rPr>
+        <w:t>input</w:t>
+      </w:r>
+      <w:r>
+        <w:rPr>
+          <w:b w:val="0"/>
+        </w:rPr>
+        <w:t>, procedure, observed result and limitation of this check.</w:t>
+      </w:r>
+    </w:p>
+    <w:p>
+      <w:pPr>
+        <w:spacing w:line="336" w:lineRule="auto" w:after="180"/>
+      </w:pPr>
+      <w:r>
+        <w:rPr>
+          <w:b w:val="0"/>
+        </w:rPr>
+        <w:t>Label this worked example as practice; use a different, previously unreviewed case when checking independent understanding.</w:t>
+      </w:r>
+    </w:p>
+    <w:p>
+      <w:pPr>
+        <w:pStyle w:val="Heading2"/>
+      </w:pPr>
+      <w:r>
+        <w:t>Support and selected reassessment</w:t>
+      </w:r>
+    </w:p>
+    <w:p>
+      <w:pPr>
+        <w:spacing w:line="336" w:lineRule="auto" w:after="180"/>
+      </w:pPr>
+      <w:r>
+        <w:rPr>
+          <w:b w:val="0"/>
+        </w:rPr>
+        <w:t xml:space="preserve">Use a tiny labelled dataset, explicit units and a named positive class. Stretch: require a baseline, held-out evaluation and subgroup or shifted-condition analysis with </w:t>
+      </w:r>
+      <w:r>
+        <w:rPr>
+          <w:b/>
+        </w:rPr>
+        <w:t>denominator</w:t>
+      </w:r>
+      <w:r>
+        <w:rPr>
+          <w:b w:val="0"/>
+        </w:rPr>
+        <w:t>s.</w:t>
+      </w:r>
+    </w:p>
+    <w:p>
+      <w:pPr>
+        <w:spacing w:line="336" w:lineRule="auto" w:after="180"/>
+      </w:pPr>
+      <w:r>
+        <w:rPr>
+          <w:b w:val="0"/>
+        </w:rPr>
+        <w:t xml:space="preserve">Provide a blank </w:t>
+      </w:r>
+      <w:r>
+        <w:rPr>
+          <w:b/>
+        </w:rPr>
+        <w:t>evidence</w:t>
+      </w:r>
+      <w:r>
+        <w:rPr>
+          <w:b w:val="0"/>
+        </w:rPr>
+        <w:t xml:space="preserve"> table and allow a verbal explanation before writing. Highlight the given conditions without supplying the W 4 conclusion. Use </w:t>
+      </w:r>
+      <w:r>
+        <w:rPr>
+          <w:b/>
+        </w:rPr>
         <w:t>precision</w:t>
       </w:r>
       <w:r>
         <w:rPr>
           <w:b w:val="0"/>
         </w:rPr>
-        <w:t xml:space="preserve"> is </w:t>
+        <w:t xml:space="preserve"> and </w:t>
       </w:r>
       <w:r>
         <w:rPr>
           <w:b/>
         </w:rPr>
-        <w:t>undefined</w:t>
-      </w:r>
-      <w:r>
-        <w:rPr>
-          <w:b w:val="0"/>
-        </w:rPr>
-        <w:t xml:space="preserve"> mathematically; reporting software may apply a convention that must be disclosed.</w:t>
+        <w:t>recall</w:t>
+      </w:r>
+      <w:r>
+        <w:rPr>
+          <w:b w:val="0"/>
+        </w:rPr>
+        <w:t xml:space="preserve"> in full sentences.</w:t>
       </w:r>
     </w:p>
     <w:p>
       <w:pPr>
         <w:spacing w:line="336" w:lineRule="auto" w:after="180"/>
-        <w:shd w:fill="F1F6FC"/>
-      </w:pPr>
-      <w:r>
-        <w:rPr>
-          <w:b w:val="0"/>
-        </w:rPr>
-        <w:t>Do not interpret a zero-</w:t>
+      </w:pPr>
+      <w:r>
+        <w:rPr>
+          <w:b w:val="0"/>
+        </w:rPr>
+        <w:t>Extension: alter one condition in the worked example and explain which conclusion changes and which remains supported.</w:t>
+      </w:r>
+    </w:p>
+    <w:p>
+      <w:pPr>
+        <w:spacing w:line="336" w:lineRule="auto" w:after="180"/>
+      </w:pPr>
+      <w:r>
+        <w:rPr>
+          <w:b w:val="0"/>
+        </w:rPr>
+        <w:t xml:space="preserve">For independent W 4, require: TP=6, FP=2, FN=3. </w:t>
       </w:r>
       <w:r>
         <w:rPr>
           <w:b/>
         </w:rPr>
+        <w:t>Precision</w:t>
+      </w:r>
+      <w:r>
+        <w:rPr>
+          <w:b w:val="0"/>
+        </w:rPr>
+        <w:t xml:space="preserve"> 6/8=75 percent; </w:t>
+      </w:r>
+      <w:r>
+        <w:rPr>
+          <w:b/>
+        </w:rPr>
+        <w:t>recall</w:t>
+      </w:r>
+      <w:r>
+        <w:rPr>
+          <w:b w:val="0"/>
+        </w:rPr>
+        <w:t xml:space="preserve"> 6/9 about 66.7 percent; accuracy 14/19 about 73.7 percent.</w:t>
+      </w:r>
+    </w:p>
+    <w:p>
+      <w:pPr>
+        <w:spacing w:line="336" w:lineRule="auto" w:after="180"/>
+      </w:pPr>
+      <w:r>
+        <w:rPr>
+          <w:b w:val="0"/>
+        </w:rPr>
+        <w:t xml:space="preserve">Fresh retry [[5, 1],[2, 4]]: </w:t>
+      </w:r>
+      <w:r>
+        <w:rPr>
+          <w:b/>
+        </w:rPr>
+        <w:t>precision</w:t>
+      </w:r>
+      <w:r>
+        <w:rPr>
+          <w:b w:val="0"/>
+        </w:rPr>
+        <w:t xml:space="preserve"> 4/5=80 percent, </w:t>
+      </w:r>
+      <w:r>
+        <w:rPr>
+          <w:b/>
+        </w:rPr>
+        <w:t>recall</w:t>
+      </w:r>
+      <w:r>
+        <w:rPr>
+          <w:b w:val="0"/>
+        </w:rPr>
+        <w:t xml:space="preserve"> 4/6 about 66.7 percent, accuracy 9/12=75 percent. Require both </w:t>
+      </w:r>
+      <w:r>
+        <w:rPr>
+          <w:b/>
+        </w:rPr>
         <w:t>denominator</w:t>
       </w:r>
       <w:r>
         <w:rPr>
           <w:b w:val="0"/>
         </w:rPr>
-        <w:t xml:space="preserve"> convention as observed performance.</w:t>
-      </w:r>
-    </w:p>
-    <w:p>
-      <w:pPr>
-        <w:pStyle w:val="Heading3"/>
-      </w:pPr>
-      <w:r>
-        <w:t>Explanations for the additional workbook examples</w:t>
-      </w:r>
-    </w:p>
-    <w:p>
-      <w:pPr>
-        <w:pStyle w:val="Heading3"/>
-      </w:pPr>
-      <w:r>
-        <w:t>W1 Identify the groups</w:t>
-      </w:r>
-    </w:p>
-    <w:p>
-      <w:pPr>
-        <w:pStyle w:val="Heading3"/>
-      </w:pPr>
-      <w:r>
-        <w:t>Workbook question · W1</w:t>
+        <w:t>s. Mark each criterion as independent, supported or not yet demonstrated.</w:t>
       </w:r>
     </w:p>
     <w:p>
       <w:pPr>
         <w:spacing w:line="336" w:lineRule="auto" w:after="180"/>
-        <w:shd w:fill="F5F1FB"/>
-      </w:pPr>
-      <w:r>
-        <w:rPr>
-          <w:b w:val="0"/>
-        </w:rPr>
-        <w:t>For the worked matrix, give predicted-positive and reference-positive totals.</w:t>
-      </w:r>
-    </w:p>
-    <w:p>
-      <w:pPr>
-        <w:pStyle w:val="Heading3"/>
-      </w:pPr>
-      <w:r>
-        <w:t>Teacher reasoning · W1</w:t>
-      </w:r>
-    </w:p>
-    <w:p>
-      <w:pPr>
-        <w:spacing w:line="336" w:lineRule="auto" w:after="180"/>
-        <w:shd w:fill="F1F6FC"/>
-      </w:pPr>
-      <w:r>
-        <w:rPr>
-          <w:b w:val="0"/>
-        </w:rPr>
-        <w:t>Teacher explanation: Predicted positives TP+FP=7; reference positives TP+FN=4.</w:t>
-      </w:r>
-    </w:p>
-    <w:p>
-      <w:pPr>
-        <w:pStyle w:val="Heading3"/>
-      </w:pPr>
-      <w:r>
-        <w:t>Teacher reasoning · W1</w:t>
-      </w:r>
-    </w:p>
-    <w:p>
-      <w:pPr>
-        <w:spacing w:line="336" w:lineRule="auto" w:after="180"/>
-        <w:shd w:fill="F1F6FC"/>
-      </w:pPr>
-      <w:r>
-        <w:rPr>
-          <w:b w:val="0"/>
-        </w:rPr>
-        <w:t>Predicted positives include true positives and false positives, so add TP + FP to get 7. Reference positives include true positives and false negatives, so add TP + FN to get 4.</w:t>
-      </w:r>
-    </w:p>
-    <w:p>
-      <w:pPr>
-        <w:spacing w:line="336" w:lineRule="auto" w:after="180"/>
-        <w:shd w:fill="F1F6FC"/>
-      </w:pPr>
-      <w:r>
-        <w:rPr>
-          <w:b w:val="0"/>
-        </w:rPr>
-        <w:t xml:space="preserve">These are different groups: one is defined by the </w:t>
-      </w:r>
-      <w:r>
-        <w:rPr>
-          <w:b/>
-        </w:rPr>
-        <w:t>prediction</w:t>
-      </w:r>
-      <w:r>
-        <w:rPr>
-          <w:b w:val="0"/>
-        </w:rPr>
-        <w:t>, the other by the reference label.</w:t>
-      </w:r>
-    </w:p>
-    <w:p>
-      <w:pPr>
-        <w:pStyle w:val="Heading3"/>
-      </w:pPr>
-      <w:r>
-        <w:t>W2 Calculate both ratios</w:t>
-      </w:r>
-    </w:p>
-    <w:p>
-      <w:pPr>
-        <w:pStyle w:val="Heading3"/>
-      </w:pPr>
-      <w:r>
-        <w:t>Workbook question · W2</w:t>
-      </w:r>
-    </w:p>
-    <w:p>
-      <w:pPr>
-        <w:spacing w:line="336" w:lineRule="auto" w:after="180"/>
-        <w:shd w:fill="F5F1FB"/>
-      </w:pPr>
-      <w:r>
-        <w:rPr>
-          <w:b w:val="0"/>
-        </w:rPr>
-        <w:t xml:space="preserve">Calculate </w:t>
-      </w:r>
-      <w:r>
-        <w:rPr>
-          <w:b/>
-        </w:rPr>
-        <w:t>precision</w:t>
-      </w:r>
-      <w:r>
-        <w:rPr>
-          <w:b w:val="0"/>
-        </w:rPr>
-        <w:t xml:space="preserve">, </w:t>
-      </w:r>
-      <w:r>
-        <w:rPr>
-          <w:b/>
-        </w:rPr>
-        <w:t>recall</w:t>
-      </w:r>
-      <w:r>
-        <w:rPr>
-          <w:b w:val="0"/>
-        </w:rPr>
-        <w:t xml:space="preserve"> and accuracy for the worked matrix.</w:t>
-      </w:r>
-    </w:p>
-    <w:p>
-      <w:pPr>
-        <w:pStyle w:val="Heading3"/>
-      </w:pPr>
-      <w:r>
-        <w:t>Teacher reasoning · W2</w:t>
-      </w:r>
-    </w:p>
-    <w:p>
-      <w:pPr>
-        <w:spacing w:line="336" w:lineRule="auto" w:after="180"/>
-        <w:shd w:fill="F1F6FC"/>
-      </w:pPr>
-      <w:r>
-        <w:rPr>
-          <w:b w:val="0"/>
-        </w:rPr>
-        <w:t xml:space="preserve">Teacher explanation: </w:t>
-      </w:r>
-      <w:r>
-        <w:rPr>
-          <w:b/>
-        </w:rPr>
-        <w:t>Precision</w:t>
-      </w:r>
-      <w:r>
-        <w:rPr>
-          <w:b w:val="0"/>
-        </w:rPr>
-        <w:t xml:space="preserve"> 3/7 about 42.9 percent, </w:t>
-      </w:r>
-      <w:r>
-        <w:rPr>
-          <w:b/>
-        </w:rPr>
-        <w:t>recall</w:t>
-      </w:r>
-      <w:r>
-        <w:rPr>
-          <w:b w:val="0"/>
-        </w:rPr>
-        <w:t xml:space="preserve"> 3/4=75 percent, accuracy 15/20=75 percent.</w:t>
-      </w:r>
-    </w:p>
-    <w:p>
-      <w:pPr>
-        <w:pStyle w:val="Heading3"/>
-      </w:pPr>
-      <w:r>
-        <w:t>W3 Handle no flags</w:t>
-      </w:r>
-    </w:p>
-    <w:p>
-      <w:pPr>
-        <w:pStyle w:val="Heading3"/>
-      </w:pPr>
-      <w:r>
-        <w:t>Workbook question · W3</w:t>
-      </w:r>
-    </w:p>
-    <w:p>
-      <w:pPr>
-        <w:spacing w:line="336" w:lineRule="auto" w:after="180"/>
-        <w:shd w:fill="F5F1FB"/>
-      </w:pPr>
-      <w:r>
-        <w:rPr>
-          <w:b w:val="0"/>
-        </w:rPr>
-        <w:t xml:space="preserve">Explain </w:t>
-      </w:r>
-      <w:r>
-        <w:rPr>
-          <w:b/>
-        </w:rPr>
-        <w:t>precision</w:t>
-      </w:r>
-      <w:r>
-        <w:rPr>
-          <w:b w:val="0"/>
-        </w:rPr>
-        <w:t xml:space="preserve"> and </w:t>
-      </w:r>
-      <w:r>
-        <w:rPr>
-          <w:b/>
-        </w:rPr>
-        <w:t>recall</w:t>
-      </w:r>
-      <w:r>
-        <w:rPr>
-          <w:b w:val="0"/>
-        </w:rPr>
-        <w:t xml:space="preserve"> for [[16, 0],[4, 0]].</w:t>
-      </w:r>
-    </w:p>
-    <w:p>
-      <w:pPr>
-        <w:pStyle w:val="Heading3"/>
-      </w:pPr>
-      <w:r>
-        <w:t>Teacher reasoning · W3</w:t>
-      </w:r>
-    </w:p>
-    <w:p>
-      <w:pPr>
-        <w:spacing w:line="336" w:lineRule="auto" w:after="180"/>
-        <w:shd w:fill="F1F6FC"/>
-      </w:pPr>
-      <w:r>
-        <w:rPr>
-          <w:b w:val="0"/>
-        </w:rPr>
-        <w:t xml:space="preserve">Teacher explanation: </w:t>
-      </w:r>
-      <w:r>
-        <w:rPr>
-          <w:b/>
-        </w:rPr>
-        <w:t>Precision</w:t>
-      </w:r>
-      <w:r>
-        <w:rPr>
-          <w:b w:val="0"/>
-        </w:rPr>
-        <w:t xml:space="preserve"> is </w:t>
-      </w:r>
-      <w:r>
-        <w:rPr>
-          <w:b/>
-        </w:rPr>
-        <w:t>undefined</w:t>
-      </w:r>
-      <w:r>
-        <w:rPr>
-          <w:b w:val="0"/>
-        </w:rPr>
-        <w:t xml:space="preserve">, with no flags; </w:t>
-      </w:r>
-      <w:r>
-        <w:rPr>
-          <w:b/>
-        </w:rPr>
-        <w:t>recall</w:t>
-      </w:r>
-      <w:r>
-        <w:rPr>
-          <w:b w:val="0"/>
-        </w:rPr>
-        <w:t xml:space="preserve"> is 0/4=0. This does not mean excellent detection.</w:t>
-      </w:r>
-    </w:p>
-    <w:p>
-      <w:pPr>
-        <w:pStyle w:val="Heading3"/>
-      </w:pPr>
-      <w:r>
-        <w:t>W4 Apply independently</w:t>
-      </w:r>
-    </w:p>
-    <w:p>
-      <w:pPr>
-        <w:pStyle w:val="Heading3"/>
-      </w:pPr>
-      <w:r>
-        <w:t>Workbook question · W4</w:t>
-      </w:r>
-    </w:p>
-    <w:p>
-      <w:pPr>
-        <w:spacing w:line="336" w:lineRule="auto" w:after="180"/>
-        <w:shd w:fill="F5F1FB"/>
-      </w:pPr>
-      <w:r>
-        <w:rPr>
-          <w:b w:val="0"/>
-        </w:rPr>
-        <w:t xml:space="preserve">Use [[8, 2],[3, 6]]. Give TP, FP, FN, </w:t>
-      </w:r>
-      <w:r>
-        <w:rPr>
-          <w:b/>
-        </w:rPr>
-        <w:t>precision</w:t>
-      </w:r>
-      <w:r>
-        <w:rPr>
-          <w:b w:val="0"/>
-        </w:rPr>
-        <w:t xml:space="preserve">, </w:t>
-      </w:r>
-      <w:r>
-        <w:rPr>
-          <w:b/>
-        </w:rPr>
-        <w:t>recall</w:t>
-      </w:r>
-      <w:r>
-        <w:rPr>
-          <w:b w:val="0"/>
-        </w:rPr>
-        <w:t xml:space="preserve"> and accuracy.</w:t>
-      </w:r>
-    </w:p>
-    <w:p>
-      <w:pPr>
-        <w:pStyle w:val="Heading3"/>
-      </w:pPr>
-      <w:r>
-        <w:t>Teacher reasoning · W4</w:t>
-      </w:r>
-    </w:p>
-    <w:p>
-      <w:pPr>
-        <w:spacing w:line="336" w:lineRule="auto" w:after="180"/>
-        <w:shd w:fill="F1F6FC"/>
-      </w:pPr>
-      <w:r>
-        <w:rPr>
-          <w:b w:val="0"/>
-        </w:rPr>
-        <w:t xml:space="preserve">Teacher explanation: TP=6, FP=2, FN=3. </w:t>
-      </w:r>
-      <w:r>
-        <w:rPr>
-          <w:b/>
-        </w:rPr>
-        <w:t>Precision</w:t>
-      </w:r>
-      <w:r>
-        <w:rPr>
-          <w:b w:val="0"/>
-        </w:rPr>
-        <w:t xml:space="preserve"> 6/8=75 percent; </w:t>
-      </w:r>
-      <w:r>
-        <w:rPr>
-          <w:b/>
-        </w:rPr>
-        <w:t>recall</w:t>
-      </w:r>
-      <w:r>
-        <w:rPr>
-          <w:b w:val="0"/>
-        </w:rPr>
-        <w:t xml:space="preserve"> 6/9 about 66.7 percent; accuracy 14/19 about 73.7 percent.</w:t>
-      </w:r>
-    </w:p>
-    <w:p>
-      <w:pPr>
-        <w:pStyle w:val="Heading3"/>
-      </w:pPr>
-      <w:r>
-        <w:t>W5 Limit a claim</w:t>
-      </w:r>
-    </w:p>
-    <w:p>
-      <w:pPr>
-        <w:pStyle w:val="Heading3"/>
-      </w:pPr>
-      <w:r>
-        <w:t>Workbook question · W5</w:t>
-      </w:r>
-    </w:p>
-    <w:p>
-      <w:pPr>
-        <w:spacing w:line="336" w:lineRule="auto" w:after="180"/>
-        <w:shd w:fill="F5F1FB"/>
-      </w:pPr>
-      <w:r>
-        <w:rPr>
-          <w:b w:val="0"/>
-        </w:rPr>
-        <w:t xml:space="preserve">A team reports </w:t>
-      </w:r>
-      <w:r>
-        <w:rPr>
-          <w:b/>
-        </w:rPr>
-        <w:t>recall</w:t>
-      </w:r>
-      <w:r>
-        <w:rPr>
-          <w:b w:val="0"/>
-        </w:rPr>
-        <w:t xml:space="preserve"> 100 percent but hides </w:t>
-      </w:r>
-      <w:r>
-        <w:rPr>
-          <w:b/>
-        </w:rPr>
-        <w:t>precision</w:t>
-      </w:r>
-      <w:r>
-        <w:rPr>
-          <w:b w:val="0"/>
-        </w:rPr>
-        <w:t xml:space="preserve"> and counts. What is </w:t>
-      </w:r>
-      <w:r>
-        <w:rPr>
-          <w:b/>
-        </w:rPr>
-        <w:t>miss</w:t>
-      </w:r>
-      <w:r>
-        <w:rPr>
-          <w:b w:val="0"/>
-        </w:rPr>
-        <w:t>ing?</w:t>
-      </w:r>
-    </w:p>
-    <w:p>
-      <w:pPr>
-        <w:pStyle w:val="Heading3"/>
-      </w:pPr>
-      <w:r>
-        <w:t>Teacher reasoning · W5</w:t>
-      </w:r>
-    </w:p>
-    <w:p>
-      <w:pPr>
-        <w:spacing w:line="336" w:lineRule="auto" w:after="180"/>
-        <w:shd w:fill="F1F6FC"/>
-      </w:pPr>
-      <w:r>
-        <w:rPr>
-          <w:b w:val="0"/>
-        </w:rPr>
-        <w:t xml:space="preserve">Teacher explanation: Request TP, FP, FN, sample size, positive class and </w:t>
-      </w:r>
-      <w:r>
-        <w:rPr>
-          <w:b/>
-        </w:rPr>
-        <w:t>precision</w:t>
-      </w:r>
-      <w:r>
-        <w:rPr>
-          <w:b w:val="0"/>
-        </w:rPr>
-        <w:t xml:space="preserve">. Finding every positive can coexist with many </w:t>
-      </w:r>
-      <w:r>
-        <w:rPr>
-          <w:b/>
-        </w:rPr>
-        <w:t>false alarm</w:t>
-      </w:r>
-      <w:r>
-        <w:rPr>
-          <w:b w:val="0"/>
-        </w:rPr>
-        <w:t>s.</w:t>
-      </w:r>
-    </w:p>
-    <w:p>
-      <w:pPr>
-        <w:pStyle w:val="Heading3"/>
-      </w:pPr>
-      <w:r>
-        <w:t>Assess independent transfer</w:t>
-      </w:r>
-    </w:p>
-    <w:p>
-      <w:pPr>
-        <w:pStyle w:val="Heading3"/>
-      </w:pPr>
-      <w:r>
-        <w:t>Independent question · withhold the key</w:t>
-      </w:r>
-    </w:p>
-    <w:p>
-      <w:pPr>
-        <w:spacing w:line="336" w:lineRule="auto" w:after="180"/>
-        <w:shd w:fill="F5F1FB"/>
-      </w:pPr>
-      <w:r>
-        <w:rPr>
-          <w:b w:val="0"/>
-        </w:rPr>
-        <w:t xml:space="preserve">Selected case: Use [[8, 2],[3, 6]]. Give TP, FP, FN, </w:t>
-      </w:r>
-      <w:r>
-        <w:rPr>
-          <w:b/>
-        </w:rPr>
-        <w:t>precision</w:t>
-      </w:r>
-      <w:r>
-        <w:rPr>
-          <w:b w:val="0"/>
-        </w:rPr>
-        <w:t xml:space="preserve">, </w:t>
-      </w:r>
-      <w:r>
-        <w:rPr>
-          <w:b/>
-        </w:rPr>
-        <w:t>recall</w:t>
-      </w:r>
-      <w:r>
-        <w:rPr>
-          <w:b w:val="0"/>
-        </w:rPr>
-        <w:t xml:space="preserve"> and accuracy.</w:t>
-      </w:r>
-    </w:p>
-    <w:p>
-      <w:pPr>
-        <w:pStyle w:val="Heading3"/>
-      </w:pPr>
-      <w:r>
-        <w:t>Selected case answer</w:t>
-      </w:r>
-    </w:p>
-    <w:p>
-      <w:pPr>
-        <w:pStyle w:val="Heading3"/>
-      </w:pPr>
-      <w:r>
-        <w:t>Teacher key · Selected case answer</w:t>
-      </w:r>
-    </w:p>
-    <w:p>
-      <w:pPr>
-        <w:spacing w:line="336" w:lineRule="auto" w:after="180"/>
-        <w:shd w:fill="F1F6FC"/>
-      </w:pPr>
-      <w:r>
-        <w:rPr>
-          <w:b w:val="0"/>
-        </w:rPr>
-        <w:t xml:space="preserve">Teacher explanation: TP=6, FP=2, FN=3. </w:t>
-      </w:r>
-      <w:r>
-        <w:rPr>
-          <w:b/>
-        </w:rPr>
-        <w:t>Precision</w:t>
-      </w:r>
-      <w:r>
-        <w:rPr>
-          <w:b w:val="0"/>
-        </w:rPr>
-        <w:t xml:space="preserve"> 6/8=75 percent; </w:t>
-      </w:r>
-      <w:r>
-        <w:rPr>
-          <w:b/>
-        </w:rPr>
-        <w:t>recall</w:t>
-      </w:r>
-      <w:r>
-        <w:rPr>
-          <w:b w:val="0"/>
-        </w:rPr>
-        <w:t xml:space="preserve"> 6/9 about 66.7 percent; accuracy 14/19 about 73.7 percent.</w:t>
-      </w:r>
-    </w:p>
-    <w:tbl>
-      <w:tblPr>
-        <w:tblStyle w:val="LightShading-Accent1"/>
-        <w:tblW w:type="auto" w:w="0"/>
-        <w:tblLook w:firstColumn="1" w:firstRow="1" w:lastColumn="0" w:lastRow="0" w:noHBand="0" w:noVBand="1" w:val="04A0"/>
-      </w:tblPr>
-      <w:tblGrid>
-        <w:gridCol w:w="5112"/>
-        <w:gridCol w:w="5112"/>
-      </w:tblGrid>
-      <w:tr>
-        <w:trPr>
-          <w:tblHeader/>
-        </w:trPr>
-        <w:tc>
-          <w:tcPr>
-            <w:tcW w:type="dxa" w:w="5112"/>
-          </w:tcPr>
-          <w:p>
-            <w:r>
-              <w:t>Dimension</w:t>
-            </w:r>
-          </w:p>
-        </w:tc>
-        <w:tc>
-          <w:tcPr>
-            <w:tcW w:type="dxa" w:w="5112"/>
-          </w:tcPr>
-          <w:p>
-            <w:r>
-              <w:t>Evidence required</w:t>
-            </w:r>
-          </w:p>
-        </w:tc>
-      </w:tr>
-      <w:tr>
-        <w:tc>
-          <w:tcPr>
-            <w:tcW w:type="dxa" w:w="5112"/>
-          </w:tcPr>
-          <w:p>
-            <w:r>
-              <w:t>Explanation</w:t>
-            </w:r>
-          </w:p>
-        </w:tc>
-        <w:tc>
-          <w:tcPr>
-            <w:tcW w:type="dxa" w:w="5112"/>
-          </w:tcPr>
-          <w:p>
-            <w:r>
-              <w:t>Names the applicable idea or procedure and ties it to the supplied facts.</w:t>
-            </w:r>
-          </w:p>
-        </w:tc>
-      </w:tr>
-      <w:tr>
-        <w:tc>
-          <w:tcPr>
-            <w:tcW w:type="dxa" w:w="5112"/>
-          </w:tcPr>
-          <w:p>
-            <w:r>
-              <w:t>Trace and result</w:t>
-            </w:r>
-          </w:p>
-        </w:tc>
-        <w:tc>
-          <w:tcPr>
-            <w:tcW w:type="dxa" w:w="5112"/>
-          </w:tcPr>
-          <w:p>
-            <w:r>
-              <w:t>Preserves the given inputs and shows the relevant intermediate steps; distinguishes a prediction from an observed execution.</w:t>
-            </w:r>
-          </w:p>
-        </w:tc>
-      </w:tr>
-      <w:tr>
-        <w:tc>
-          <w:tcPr>
-            <w:tcW w:type="dxa" w:w="5112"/>
-          </w:tcPr>
-          <w:p>
-            <w:r>
-              <w:t>Limits</w:t>
-            </w:r>
-          </w:p>
-        </w:tc>
-        <w:tc>
-          <w:tcPr>
-            <w:tcW w:type="dxa" w:w="5112"/>
-          </w:tcPr>
-          <w:p>
-            <w:r>
-              <w:t>States the assumptions, missing evidence or conditions under which the result would change.</w:t>
-            </w:r>
-          </w:p>
-        </w:tc>
-      </w:tr>
-    </w:tbl>
-    <w:p>
-      <w:pPr>
-        <w:pStyle w:val="Heading3"/>
-      </w:pPr>
-      <w:r>
-        <w:t>Teacher key · Selected case answer</w:t>
-      </w:r>
-    </w:p>
-    <w:p>
-      <w:pPr>
-        <w:spacing w:line="336" w:lineRule="auto" w:after="180"/>
-        <w:shd w:fill="F1F6FC"/>
-      </w:pPr>
-      <w:r>
-        <w:rPr>
-          <w:b w:val="0"/>
-        </w:rPr>
-        <w:t>Record each dimension as not yet, with support, or independent. Accept a valid alternative procedure with a defensible trace.</w:t>
-      </w:r>
-    </w:p>
-    <w:p>
-      <w:pPr>
-        <w:spacing w:line="336" w:lineRule="auto" w:after="180"/>
-        <w:shd w:fill="F1F6FC"/>
-      </w:pPr>
-      <w:r>
-        <w:rPr>
-          <w:b w:val="0"/>
-        </w:rPr>
-        <w:t xml:space="preserve">Do not penalise an honestly recorded model failure if the learner correctly explains its </w:t>
-      </w:r>
-      <w:r>
-        <w:rPr>
-          <w:b/>
-        </w:rPr>
-        <w:t>evidence</w:t>
-      </w:r>
-      <w:r>
-        <w:rPr>
-          <w:b w:val="0"/>
-        </w:rPr>
-        <w:t xml:space="preserve"> and limits.</w:t>
-      </w:r>
-    </w:p>
-    <w:p>
-      <w:pPr>
-        <w:pStyle w:val="Heading3"/>
-      </w:pPr>
-      <w:r>
-        <w:t>Feedback that the learner uses</w:t>
-      </w:r>
-    </w:p>
-    <w:p>
-      <w:pPr>
-        <w:spacing w:line="336" w:lineRule="auto" w:after="180"/>
-      </w:pPr>
-      <w:r>
-        <w:rPr>
-          <w:b w:val="0"/>
-        </w:rPr>
-        <w:t>Name the earliest unsupported step and give one action to repair it. Have the learner make that repair now and explain why. Then assess the relevant skill on a fresh, fully specified case.</w:t>
-      </w:r>
-    </w:p>
-    <w:p>
-      <w:pPr>
-        <w:spacing w:line="336" w:lineRule="auto" w:after="180"/>
-      </w:pPr>
-      <w:r>
-        <w:rPr>
-          <w:b w:val="0"/>
-        </w:rPr>
-        <w:t>Confirm it was not previously practised with feedback; solve and check the new case before assigning it. A follow-up design prompt is a starting brief, not automatically an equivalent test.</w:t>
-      </w:r>
-    </w:p>
-    <w:p>
-      <w:pPr>
-        <w:pStyle w:val="Heading1"/>
-      </w:pPr>
-      <w:r>
-        <w:t>06. Connect and extend learning</w:t>
-      </w:r>
-    </w:p>
-    <w:p>
-      <w:r>
-        <w:t>Connect Precision and Recall to Responsible Plant Classifier, adapt support and plan a later changed-case check.</w:t>
-      </w:r>
-    </w:p>
-    <w:p>
-      <w:pPr>
-        <w:pStyle w:val="Heading3"/>
-      </w:pPr>
-      <w:r>
-        <w:t>Responsible Plant Classifier</w:t>
-      </w:r>
-    </w:p>
-    <w:p>
-      <w:pPr>
-        <w:spacing w:line="336" w:lineRule="auto" w:after="180"/>
-      </w:pPr>
-      <w:r>
-        <w:rPr>
-          <w:b w:val="0"/>
-        </w:rPr>
-        <w:t>Set a Plant Classifier review threshold and explain which error type it prioritizes and who makes the final decision.</w:t>
-      </w:r>
-    </w:p>
-    <w:p>
-      <w:pPr>
-        <w:spacing w:line="336" w:lineRule="auto" w:after="180"/>
-      </w:pPr>
-      <w:r>
-        <w:rPr>
-          <w:b w:val="0"/>
-        </w:rPr>
-        <w:t xml:space="preserve">Keep the decision, </w:t>
-      </w:r>
-      <w:r>
-        <w:rPr>
-          <w:b/>
-        </w:rPr>
-        <w:t>input</w:t>
-      </w:r>
-      <w:r>
-        <w:rPr>
-          <w:b w:val="0"/>
-        </w:rPr>
-        <w:t xml:space="preserve">, result, explanation and remaining limitation in the project </w:t>
-      </w:r>
-      <w:r>
-        <w:rPr>
-          <w:b/>
-        </w:rPr>
-        <w:t>evidence</w:t>
-      </w:r>
-      <w:r>
-        <w:rPr>
-          <w:b w:val="0"/>
-        </w:rPr>
-        <w:t xml:space="preserve"> record. Retrieve this record next week rather than restarting the project.</w:t>
-      </w:r>
-    </w:p>
-    <w:p>
-      <w:pPr>
-        <w:pStyle w:val="Heading3"/>
-      </w:pPr>
-      <w:r>
-        <w:t>Support and stretch</w:t>
-      </w:r>
-    </w:p>
-    <w:p>
-      <w:pPr>
-        <w:spacing w:line="336" w:lineRule="auto" w:after="180"/>
-      </w:pPr>
-      <w:r>
-        <w:rPr>
-          <w:b w:val="0"/>
-        </w:rPr>
-        <w:t xml:space="preserve">Use a tiny labelled dataset, explicit units and a named positive class. Stretch: require a baseline, held-out evaluation and subgroup or shifted-condition analysis with </w:t>
-      </w:r>
-      <w:r>
-        <w:rPr>
-          <w:b/>
-        </w:rPr>
-        <w:t>denominator</w:t>
-      </w:r>
-      <w:r>
-        <w:rPr>
-          <w:b w:val="0"/>
-        </w:rPr>
-        <w:t>s.</w:t>
-      </w:r>
-    </w:p>
-    <w:p>
-      <w:pPr>
-        <w:pStyle w:val="Heading3"/>
-      </w:pPr>
-      <w:r>
-        <w:t>Exit reflection</w:t>
-      </w:r>
-    </w:p>
-    <w:p>
-      <w:pPr>
-        <w:spacing w:line="336" w:lineRule="auto" w:after="180"/>
-      </w:pPr>
-      <w:r>
-        <w:rPr>
-          <w:b w:val="0"/>
-        </w:rPr>
-        <w:t xml:space="preserve">Ask for one decision the learner can now justify and one situation requiring more </w:t>
-      </w:r>
-      <w:r>
-        <w:rPr>
-          <w:b/>
-        </w:rPr>
-        <w:t>evidence</w:t>
-      </w:r>
-      <w:r>
-        <w:rPr>
-          <w:b w:val="0"/>
-        </w:rPr>
-        <w:t xml:space="preserve"> or human review. Confidence ratings are separate from correct independent performance.</w:t>
-      </w:r>
-    </w:p>
-    <w:p>
-      <w:pPr>
-        <w:pStyle w:val="Heading3"/>
-      </w:pPr>
-      <w:r>
-        <w:t>Bridge to the next week</w:t>
-      </w:r>
-    </w:p>
-    <w:p>
-      <w:pPr>
-        <w:spacing w:line="336" w:lineRule="auto" w:after="180"/>
-      </w:pPr>
-      <w:r>
-        <w:rPr>
-          <w:b w:val="0"/>
-        </w:rPr>
-        <w:t xml:space="preserve">Next: Week 18: Error Analysis. Retrieve today’s </w:t>
-      </w:r>
-      <w:r>
-        <w:rPr>
-          <w:b/>
-        </w:rPr>
-        <w:t>evidence</w:t>
-      </w:r>
-      <w:r>
-        <w:rPr>
-          <w:b w:val="0"/>
-        </w:rPr>
-        <w:t xml:space="preserve"> and identify what carries forward and what is new.</w:t>
-      </w:r>
-    </w:p>
-    <w:p>
-      <w:pPr>
-        <w:pStyle w:val="Heading3"/>
-      </w:pPr>
-      <w:r>
-        <w:t>Support and fresh reassessment</w:t>
-      </w:r>
-    </w:p>
-    <w:p>
-      <w:pPr>
-        <w:spacing w:line="336" w:lineRule="auto" w:after="180"/>
-      </w:pPr>
-      <w:r>
-        <w:rPr>
-          <w:b w:val="0"/>
-        </w:rPr>
-        <w:t xml:space="preserve">Provide a blank </w:t>
-      </w:r>
-      <w:r>
-        <w:rPr>
-          <w:b/>
-        </w:rPr>
-        <w:t>evidence</w:t>
-      </w:r>
-      <w:r>
-        <w:rPr>
-          <w:b w:val="0"/>
-        </w:rPr>
-        <w:t xml:space="preserve"> table and allow a verbal explanation before writing. Highlight the given conditions without supplying the W 4 conclusion. Use </w:t>
-      </w:r>
-      <w:r>
-        <w:rPr>
-          <w:b/>
-        </w:rPr>
-        <w:t>precision</w:t>
-      </w:r>
-      <w:r>
-        <w:rPr>
-          <w:b w:val="0"/>
-        </w:rPr>
-        <w:t xml:space="preserve"> and </w:t>
-      </w:r>
-      <w:r>
-        <w:rPr>
-          <w:b/>
-        </w:rPr>
-        <w:t>recall</w:t>
-      </w:r>
-      <w:r>
-        <w:rPr>
-          <w:b w:val="0"/>
-        </w:rPr>
-        <w:t xml:space="preserve"> in full sentences.</w:t>
-      </w:r>
-    </w:p>
-    <w:p>
-      <w:pPr>
-        <w:spacing w:line="336" w:lineRule="auto" w:after="180"/>
-      </w:pPr>
-      <w:r>
-        <w:rPr>
-          <w:b w:val="0"/>
-        </w:rPr>
-        <w:t>Extension: alter one condition in the worked example and explain which conclusion changes and which remains supported.</w:t>
-      </w:r>
-    </w:p>
-    <w:p>
-      <w:pPr>
-        <w:spacing w:line="336" w:lineRule="auto" w:after="180"/>
-      </w:pPr>
-      <w:r>
-        <w:rPr>
-          <w:b w:val="0"/>
-        </w:rPr>
-        <w:t xml:space="preserve">For independent W 4, require: TP=6, FP=2, FN=3. </w:t>
-      </w:r>
-      <w:r>
-        <w:rPr>
-          <w:b/>
-        </w:rPr>
-        <w:t>Precision</w:t>
-      </w:r>
-      <w:r>
-        <w:rPr>
-          <w:b w:val="0"/>
-        </w:rPr>
-        <w:t xml:space="preserve"> 6/8=75 percent; </w:t>
-      </w:r>
-      <w:r>
-        <w:rPr>
-          <w:b/>
-        </w:rPr>
-        <w:t>recall</w:t>
-      </w:r>
-      <w:r>
-        <w:rPr>
-          <w:b w:val="0"/>
-        </w:rPr>
-        <w:t xml:space="preserve"> 6/9 about 66.7 percent; accuracy 14/19 about 73.7 percent.</w:t>
-      </w:r>
-    </w:p>
-    <w:p>
-      <w:pPr>
-        <w:spacing w:line="336" w:lineRule="auto" w:after="180"/>
-      </w:pPr>
-      <w:r>
-        <w:rPr>
-          <w:b w:val="0"/>
-        </w:rPr>
-        <w:t xml:space="preserve">Fresh retry [[5, 1],[2, 4]]: </w:t>
-      </w:r>
-      <w:r>
-        <w:rPr>
-          <w:b/>
-        </w:rPr>
-        <w:t>precision</w:t>
-      </w:r>
-      <w:r>
-        <w:rPr>
-          <w:b w:val="0"/>
-        </w:rPr>
-        <w:t xml:space="preserve"> 4/5=80 percent, </w:t>
-      </w:r>
-      <w:r>
-        <w:rPr>
-          <w:b/>
-        </w:rPr>
-        <w:t>recall</w:t>
-      </w:r>
-      <w:r>
-        <w:rPr>
-          <w:b w:val="0"/>
-        </w:rPr>
-        <w:t xml:space="preserve"> 4/6 about 66.7 percent, accuracy 9/12=75 percent. Require both </w:t>
-      </w:r>
-      <w:r>
-        <w:rPr>
-          <w:b/>
-        </w:rPr>
-        <w:t>denominator</w:t>
-      </w:r>
-      <w:r>
-        <w:rPr>
-          <w:b w:val="0"/>
-        </w:rPr>
-        <w:t>s. Mark each criterion as independent, supported or not yet demonstrated.</w:t>
-      </w:r>
-    </w:p>
-    <w:p>
-      <w:pPr>
-        <w:spacing w:line="336" w:lineRule="auto" w:after="180"/>
       </w:pPr>
       <w:r>
         <w:rPr>
@@ -6368,33 +6212,10 @@
     </w:p>
     <w:p>
       <w:pPr>
-        <w:spacing w:line="336" w:lineRule="auto" w:after="180"/>
-      </w:pPr>
-      <w:r>
-        <w:rPr>
-          <w:b w:val="0"/>
-        </w:rPr>
-        <w:t xml:space="preserve">Next week: Thresholds and consequences. Carry forward the saved </w:t>
-      </w:r>
-      <w:r>
-        <w:rPr>
-          <w:b/>
-        </w:rPr>
-        <w:t>evidence</w:t>
-      </w:r>
-      <w:r>
-        <w:rPr>
-          <w:b w:val="0"/>
-        </w:rPr>
-        <w:t xml:space="preserve"> and the distinction between development choices and justified claims.</w:t>
-      </w:r>
-    </w:p>
-    <w:p>
-      <w:pPr>
-        <w:pStyle w:val="Heading3"/>
-      </w:pPr>
-      <w:r>
-        <w:t>Plan the delayed return</w:t>
+        <w:pStyle w:val="Heading2"/>
+      </w:pPr>
+      <w:r>
+        <w:t>Delayed return</w:t>
       </w:r>
     </w:p>
     <w:p>
@@ -6611,71 +6432,176 @@
     </w:p>
     <w:p>
       <w:pPr>
+        <w:pStyle w:val="Heading2"/>
+      </w:pPr>
+      <w:r>
+        <w:t>Bridge and reflection</w:t>
+      </w:r>
+    </w:p>
+    <w:p>
+      <w:pPr>
+        <w:spacing w:line="336" w:lineRule="auto" w:after="180"/>
+      </w:pPr>
+      <w:r>
+        <w:rPr>
+          <w:b w:val="0"/>
+        </w:rPr>
+        <w:t xml:space="preserve">Ask for one decision the learner can now justify and one situation requiring more </w:t>
+      </w:r>
+      <w:r>
+        <w:rPr>
+          <w:b/>
+        </w:rPr>
+        <w:t>evidence</w:t>
+      </w:r>
+      <w:r>
+        <w:rPr>
+          <w:b w:val="0"/>
+        </w:rPr>
+        <w:t xml:space="preserve"> or human review. Confidence ratings are separate from correct independent performance.</w:t>
+      </w:r>
+    </w:p>
+    <w:p>
+      <w:pPr>
+        <w:spacing w:line="336" w:lineRule="auto" w:after="180"/>
+      </w:pPr>
+      <w:r>
+        <w:rPr>
+          <w:b w:val="0"/>
+        </w:rPr>
+        <w:t xml:space="preserve">Next: Week 18: Error Analysis. Retrieve today’s </w:t>
+      </w:r>
+      <w:r>
+        <w:rPr>
+          <w:b/>
+        </w:rPr>
+        <w:t>evidence</w:t>
+      </w:r>
+      <w:r>
+        <w:rPr>
+          <w:b w:val="0"/>
+        </w:rPr>
+        <w:t xml:space="preserve"> and identify what carries forward and what is new.</w:t>
+      </w:r>
+    </w:p>
+    <w:p>
+      <w:pPr>
+        <w:spacing w:line="336" w:lineRule="auto" w:after="180"/>
+      </w:pPr>
+      <w:r>
+        <w:rPr>
+          <w:b w:val="0"/>
+        </w:rPr>
+        <w:t>Next is Week 18: Error Analysis. Carry forward ID-linked predictions, reference labels, thresholds and the distinct questions answered by precision and recall. Later consequence-based metric lessons revisit policy choices.</w:t>
+      </w:r>
+    </w:p>
+    <w:p>
+      <w:pPr>
+        <w:pStyle w:val="Heading2"/>
+      </w:pPr>
+      <w:r>
+        <w:t>Earlier wording, alternatives and picture transcripts · reference / check after trying</w:t>
+      </w:r>
+    </w:p>
+    <w:p>
+      <w:pPr>
+        <w:spacing w:line="336" w:lineRule="auto" w:after="180"/>
+      </w:pPr>
+      <w:r>
+        <w:rPr>
+          <w:b w:val="0"/>
+        </w:rPr>
+        <w:t>Connect and extend learning</w:t>
+      </w:r>
+    </w:p>
+    <w:p>
+      <w:pPr>
         <w:pStyle w:val="Heading3"/>
       </w:pPr>
       <w:r>
+        <w:t>Responsible Plant Classifier</w:t>
+      </w:r>
+    </w:p>
+    <w:p>
+      <w:pPr>
+        <w:pStyle w:val="Heading3"/>
+      </w:pPr>
+      <w:r>
+        <w:t>Support and stretch</w:t>
+      </w:r>
+    </w:p>
+    <w:p>
+      <w:pPr>
+        <w:pStyle w:val="Heading3"/>
+      </w:pPr>
+      <w:r>
+        <w:t>Exit reflection</w:t>
+      </w:r>
+    </w:p>
+    <w:p>
+      <w:pPr>
+        <w:pStyle w:val="Heading3"/>
+      </w:pPr>
+      <w:r>
+        <w:t>Bridge to the next week</w:t>
+      </w:r>
+    </w:p>
+    <w:p>
+      <w:pPr>
+        <w:pStyle w:val="Heading3"/>
+      </w:pPr>
+      <w:r>
+        <w:t>Support and fresh reassessment</w:t>
+      </w:r>
+    </w:p>
+    <w:p>
+      <w:pPr>
+        <w:pStyle w:val="Heading3"/>
+      </w:pPr>
+      <w:r>
+        <w:t>Plan the delayed return</w:t>
+      </w:r>
+    </w:p>
+    <w:p>
+      <w:pPr>
+        <w:pStyle w:val="Heading3"/>
+      </w:pPr>
+      <w:r>
         <w:t>Project evidence from this case</w:t>
       </w:r>
     </w:p>
     <w:p>
       <w:pPr>
+        <w:pStyle w:val="Heading1"/>
+      </w:pPr>
+      <w:r>
+        <w:t>Reference bank and extra practice</w:t>
+      </w:r>
+    </w:p>
+    <w:p>
+      <w:pPr>
+        <w:pStyle w:val="Heading1"/>
+      </w:pPr>
+      <w:r>
+        <w:t>07. Reference · Alternative planning checklist</w:t>
+      </w:r>
+    </w:p>
+    <w:p>
+      <w:r>
+        <w:t>Use alongside the main route without repeating the whole cycle.</w:t>
+      </w:r>
+    </w:p>
+    <w:p>
+      <w:pPr>
+        <w:pStyle w:val="Heading2"/>
+      </w:pPr>
+      <w:r>
+        <w:t>Planning and assessment reference</w:t>
+      </w:r>
+    </w:p>
+    <w:p>
+      <w:pPr>
         <w:spacing w:line="336" w:lineRule="auto" w:after="180"/>
-      </w:pPr>
-      <w:r>
-        <w:rPr>
-          <w:b w:val="0"/>
-        </w:rPr>
-        <w:t xml:space="preserve">For your Responsible Plant Classifier, save the </w:t>
-      </w:r>
-      <w:r>
-        <w:rPr>
-          <w:b/>
-        </w:rPr>
-        <w:t>input</w:t>
-      </w:r>
-      <w:r>
-        <w:rPr>
-          <w:b w:val="0"/>
-        </w:rPr>
-        <w:t>, procedure, observed result and limitation of this check.</w:t>
-      </w:r>
-    </w:p>
-    <w:p>
-      <w:pPr>
-        <w:spacing w:line="336" w:lineRule="auto" w:after="180"/>
-      </w:pPr>
-      <w:r>
-        <w:rPr>
-          <w:b w:val="0"/>
-        </w:rPr>
-        <w:t>Label this worked example as practice; use a different, previously unreviewed case when checking independent understanding.</w:t>
-      </w:r>
-    </w:p>
-    <w:p>
-      <w:pPr>
-        <w:pStyle w:val="Heading1"/>
-      </w:pPr>
-      <w:r>
-        <w:t>07. Prepare, teach and assess</w:t>
-      </w:r>
-    </w:p>
-    <w:p>
-      <w:r>
-        <w:t>Use this preparation summary alongside the detailed Precision and Recall lesson; it is a checklist rather than a replacement for the full sequence.</w:t>
-      </w:r>
-    </w:p>
-    <w:p>
-      <w:pPr>
-        <w:pStyle w:val="Heading3"/>
-      </w:pPr>
-      <w:r>
-        <w:t>Teaching target</w:t>
-      </w:r>
-    </w:p>
-    <w:p>
-      <w:pPr>
-        <w:spacing w:line="336" w:lineRule="auto" w:after="180"/>
-        <w:shd w:fill="EDF7F3"/>
       </w:pPr>
       <w:r>
         <w:rPr>
@@ -6899,16 +6825,7 @@
     </w:p>
     <w:p>
       <w:pPr>
-        <w:pStyle w:val="Heading3"/>
-      </w:pPr>
-      <w:r>
-        <w:t>Supported practice answer</w:t>
-      </w:r>
-    </w:p>
-    <w:p>
-      <w:pPr>
         <w:spacing w:line="336" w:lineRule="auto" w:after="180"/>
-        <w:shd w:fill="F1F6FC"/>
       </w:pPr>
       <w:r>
         <w:rPr>
@@ -7001,16 +6918,7 @@
     </w:p>
     <w:p>
       <w:pPr>
-        <w:pStyle w:val="Heading3"/>
-      </w:pPr>
-      <w:r>
-        <w:t>Repair the misconception</w:t>
-      </w:r>
-    </w:p>
-    <w:p>
-      <w:pPr>
         <w:spacing w:line="336" w:lineRule="auto" w:after="180"/>
-        <w:shd w:fill="FFF5E6"/>
       </w:pPr>
       <w:r>
         <w:rPr>
@@ -7021,16 +6929,7 @@
     </w:p>
     <w:p>
       <w:pPr>
-        <w:pStyle w:val="Heading3"/>
-      </w:pPr>
-      <w:r>
-        <w:t>Support without giving away the answer</w:t>
-      </w:r>
-    </w:p>
-    <w:p>
-      <w:pPr>
         <w:spacing w:line="336" w:lineRule="auto" w:after="180"/>
-        <w:shd w:fill="F1F6F8"/>
       </w:pPr>
       <w:r>
         <w:rPr>
@@ -7053,16 +6952,7 @@
     </w:p>
     <w:p>
       <w:pPr>
-        <w:pStyle w:val="Heading3"/>
-      </w:pPr>
-      <w:r>
-        <w:t>Extend the reasoning</w:t>
-      </w:r>
-    </w:p>
-    <w:p>
-      <w:pPr>
         <w:spacing w:line="336" w:lineRule="auto" w:after="180"/>
-        <w:shd w:fill="F5F1FB"/>
       </w:pPr>
       <w:r>
         <w:rPr>
@@ -7134,7 +7024,6 @@
     <w:p>
       <w:pPr>
         <w:spacing w:line="336" w:lineRule="auto" w:after="180"/>
-        <w:shd w:fill="F5F1FB"/>
       </w:pPr>
       <w:r>
         <w:rPr>
@@ -7157,16 +7046,7 @@
     </w:p>
     <w:p>
       <w:pPr>
-        <w:pStyle w:val="Heading3"/>
-      </w:pPr>
-      <w:r>
-        <w:t>Protect the independent attempt</w:t>
-      </w:r>
-    </w:p>
-    <w:p>
-      <w:pPr>
         <w:spacing w:line="336" w:lineRule="auto" w:after="180"/>
-        <w:shd w:fill="FFF5E6"/>
       </w:pPr>
       <w:r>
         <w:rPr>
@@ -7361,16 +7241,7 @@
     </w:tbl>
     <w:p>
       <w:pPr>
-        <w:pStyle w:val="Heading3"/>
-      </w:pPr>
-      <w:r>
-        <w:t>Project checkpoint</w:t>
-      </w:r>
-    </w:p>
-    <w:p>
-      <w:pPr>
         <w:spacing w:line="336" w:lineRule="auto" w:after="180"/>
-        <w:shd w:fill="EDF7F3"/>
       </w:pPr>
       <w:r>
         <w:rPr>
@@ -7407,12 +7278,20 @@
         <w:pStyle w:val="Heading1"/>
       </w:pPr>
       <w:r>
-        <w:t>08. Use feedback, labs and repair paths</w:t>
-      </w:r>
-    </w:p>
-    <w:p>
-      <w:r>
-        <w:t>Use feedback, earlier review and portfolios purposefully. Apply the coding routine only when this lesson has an executable lab.</w:t>
+        <w:t>08. Reference · Feedback and evidence records</w:t>
+      </w:r>
+    </w:p>
+    <w:p>
+      <w:r>
+        <w:t>Keep supported rehearsal separate from independent performance.</w:t>
+      </w:r>
+    </w:p>
+    <w:p>
+      <w:pPr>
+        <w:pStyle w:val="Heading2"/>
+      </w:pPr>
+      <w:r>
+        <w:t>Record and repair</w:t>
       </w:r>
     </w:p>
     <w:p>
@@ -7457,6 +7336,60 @@
         <w:rPr>
           <w:b w:val="0"/>
         </w:rPr>
+        <w:t xml:space="preserve">Use the earlier worked-explanation links to address a specific </w:t>
+      </w:r>
+      <w:r>
+        <w:rPr>
+          <w:b/>
+        </w:rPr>
+        <w:t>miss</w:t>
+      </w:r>
+      <w:r>
+        <w:rPr>
+          <w:b w:val="0"/>
+        </w:rPr>
+        <w:t>ing building block, then return to the current question. Adapt this suggestion after observing the learner; it is not an automatic diagnosis.</w:t>
+      </w:r>
+    </w:p>
+    <w:p>
+      <w:pPr>
+        <w:spacing w:line="336" w:lineRule="auto" w:after="180"/>
+      </w:pPr>
+      <w:r>
+        <w:rPr>
+          <w:b w:val="0"/>
+        </w:rPr>
+        <w:t xml:space="preserve">Collect the completed-work portfolio as </w:t>
+      </w:r>
+      <w:r>
+        <w:rPr>
+          <w:b/>
+        </w:rPr>
+        <w:t>evidence</w:t>
+      </w:r>
+      <w:r>
+        <w:rPr>
+          <w:b w:val="0"/>
+        </w:rPr>
+        <w:t>. Record support separately from correctness, and assess explanation, trace/test and limitations. Progress ticks and quiz selections alone do not establish mastery.</w:t>
+      </w:r>
+    </w:p>
+    <w:p>
+      <w:pPr>
+        <w:pStyle w:val="Heading2"/>
+      </w:pPr>
+      <w:r>
+        <w:t>Earlier wording, alternatives and picture transcripts · reference / check after trying</w:t>
+      </w:r>
+    </w:p>
+    <w:p>
+      <w:pPr>
+        <w:spacing w:line="336" w:lineRule="auto" w:after="180"/>
+      </w:pPr>
+      <w:r>
+        <w:rPr>
+          <w:b w:val="0"/>
+        </w:rPr>
         <w:t xml:space="preserve">Ask students to predict before running code. Preserve errors and actual </w:t>
       </w:r>
       <w:r>
@@ -7474,89 +7407,20 @@
     </w:p>
     <w:p>
       <w:pPr>
-        <w:spacing w:line="336" w:lineRule="auto" w:after="180"/>
-      </w:pPr>
-      <w:r>
-        <w:rPr>
-          <w:b w:val="0"/>
-        </w:rPr>
-        <w:t xml:space="preserve">Use the earlier worked-explanation links to address a specific </w:t>
-      </w:r>
-      <w:r>
-        <w:rPr>
-          <w:b/>
-        </w:rPr>
-        <w:t>miss</w:t>
-      </w:r>
-      <w:r>
-        <w:rPr>
-          <w:b w:val="0"/>
-        </w:rPr>
-        <w:t>ing building block, then return to the current question. Adapt this suggestion after observing the learner; it is not an automatic diagnosis.</w:t>
-      </w:r>
-    </w:p>
-    <w:p>
-      <w:pPr>
-        <w:spacing w:line="336" w:lineRule="auto" w:after="180"/>
-      </w:pPr>
-      <w:r>
-        <w:rPr>
-          <w:b w:val="0"/>
-        </w:rPr>
-        <w:t xml:space="preserve">Collect the completed-work portfolio as </w:t>
-      </w:r>
-      <w:r>
-        <w:rPr>
-          <w:b/>
-        </w:rPr>
-        <w:t>evidence</w:t>
-      </w:r>
-      <w:r>
-        <w:rPr>
-          <w:b w:val="0"/>
-        </w:rPr>
-        <w:t>. Record support separately from correctness, and assess explanation, trace/test and limitations. Progress ticks and quiz selections alone do not establish mastery.</w:t>
-      </w:r>
-    </w:p>
-    <w:p>
-      <w:pPr>
         <w:pStyle w:val="Heading1"/>
       </w:pPr>
       <w:r>
-        <w:t>09. Visual concept journey</w:t>
-      </w:r>
-    </w:p>
-    <w:p>
-      <w:r>
-        <w:t>Show one Precision and Recall graphic at a time, request a prediction and discuss its trace before the independent assessment.</w:t>
-      </w:r>
-    </w:p>
-    <w:p>
-      <w:pPr>
-        <w:spacing w:line="336" w:lineRule="auto" w:after="180"/>
-      </w:pPr>
-      <w:r>
-        <w:rPr>
-          <w:b w:val="0"/>
-        </w:rPr>
-        <w:t xml:space="preserve">Use one picture at a time. Hide a worked result before asking for a </w:t>
-      </w:r>
-      <w:r>
-        <w:rPr>
-          <w:b/>
-        </w:rPr>
-        <w:t>prediction</w:t>
-      </w:r>
-      <w:r>
-        <w:rPr>
-          <w:b w:val="0"/>
-        </w:rPr>
-        <w:t>, then reveal it for feedback. These are supported teaching cases; retain the separate independent assessment for a fresh first attempt.</w:t>
-      </w:r>
-    </w:p>
-    <w:p>
-      <w:pPr>
-        <w:pStyle w:val="Heading3"/>
+        <w:t>09. Reference · Teach with the six pictures</w:t>
+      </w:r>
+    </w:p>
+    <w:p>
+      <w:r>
+        <w:t>Choose one picture for a specific reasoning move.</w:t>
+      </w:r>
+    </w:p>
+    <w:p>
+      <w:pPr>
+        <w:pStyle w:val="Heading2"/>
       </w:pPr>
       <w:r>
         <w:t>01. Precision and Recall: the case</w:t>
@@ -7567,7 +7431,7 @@
         <w:drawing>
           <wp:inline xmlns:a="http://schemas.openxmlformats.org/drawingml/2006/main" xmlns:pic="http://schemas.openxmlformats.org/drawingml/2006/picture">
             <wp:extent cx="5486400" cy="2840736"/>
-            <wp:docPr id="3" name="Picture 3" descr="Put precision and recall denominators on the picture instead of memorising names. Supplied facts: Positive means spotted. TP=6, FP=2, FN=4, TN=8 in twenty fictional leaves. All inputs and outcomes in this worked example are invented classroom data; no real model run is claimed."/>
+            <wp:docPr id="4" name="Picture 4" descr="Put precision and recall denominators on the picture instead of memorising names. Supplied facts: Positive means spotted. TP=6, FP=2, FN=4, TN=8 in twenty fictional leaves. All inputs and outcomes in this worked example are invented classroom data; no real model run is claimed."/>
             <wp:cNvGraphicFramePr>
               <a:graphicFrameLocks noChangeAspect="1"/>
             </wp:cNvGraphicFramePr>
@@ -7579,7 +7443,7 @@
                     <pic:cNvPicPr/>
                   </pic:nvPicPr>
                   <pic:blipFill>
-                    <a:blip r:embed="rId11"/>
+                    <a:blip r:embed="rId12"/>
                     <a:stretch>
                       <a:fillRect/>
                     </a:stretch>
@@ -7671,7 +7535,6 @@
     <w:p>
       <w:pPr>
         <w:spacing w:line="336" w:lineRule="auto" w:after="180"/>
-        <w:shd w:fill="F5F1FB"/>
       </w:pPr>
       <w:r>
         <w:rPr>
@@ -7682,16 +7545,7 @@
     </w:p>
     <w:p>
       <w:pPr>
-        <w:pStyle w:val="Heading3"/>
-      </w:pPr>
-      <w:r>
-        <w:t>Discuss while showing the picture</w:t>
-      </w:r>
-    </w:p>
-    <w:p>
-      <w:pPr>
         <w:spacing w:line="336" w:lineRule="auto" w:after="180"/>
-        <w:shd w:fill="F1F6F8"/>
       </w:pPr>
       <w:r>
         <w:rPr>
@@ -7702,7 +7556,7 @@
     </w:p>
     <w:p>
       <w:pPr>
-        <w:pStyle w:val="Heading3"/>
+        <w:pStyle w:val="Heading2"/>
       </w:pPr>
       <w:r>
         <w:t>02. Follow the deciding steps</w:t>
@@ -7713,7 +7567,7 @@
         <w:drawing>
           <wp:inline xmlns:a="http://schemas.openxmlformats.org/drawingml/2006/main" xmlns:pic="http://schemas.openxmlformats.org/drawingml/2006/picture">
             <wp:extent cx="5486400" cy="3337560"/>
-            <wp:docPr id="4" name="Picture 4" descr="Predicted positives: Eight leaves were flagged: precision=6/(6+2)=75%. → Actual positives: Ten leaves were spotted: recall=6/(6+4)=60%. → Keep goals separate: Precision asks how reliable flags are; recall asks how many spotted leaves were caught."/>
+            <wp:docPr id="5" name="Picture 5" descr="Predicted positives: Eight leaves were flagged: precision=6/(6+2)=75%. → Actual positives: Ten leaves were spotted: recall=6/(6+4)=60%. → Keep goals separate: Precision asks how reliable flags are; recall asks how many spotted leaves were caught."/>
             <wp:cNvGraphicFramePr>
               <a:graphicFrameLocks noChangeAspect="1"/>
             </wp:cNvGraphicFramePr>
@@ -7725,7 +7579,7 @@
                     <pic:cNvPicPr/>
                   </pic:nvPicPr>
                   <pic:blipFill>
-                    <a:blip r:embed="rId12"/>
+                    <a:blip r:embed="rId10"/>
                     <a:stretch>
                       <a:fillRect/>
                     </a:stretch>
@@ -7818,7 +7672,6 @@
     <w:p>
       <w:pPr>
         <w:spacing w:line="336" w:lineRule="auto" w:after="180"/>
-        <w:shd w:fill="F5F1FB"/>
       </w:pPr>
       <w:r>
         <w:rPr>
@@ -7841,16 +7694,7 @@
     </w:p>
     <w:p>
       <w:pPr>
-        <w:pStyle w:val="Heading3"/>
-      </w:pPr>
-      <w:r>
-        <w:t>Discuss while showing the picture</w:t>
-      </w:r>
-    </w:p>
-    <w:p>
-      <w:pPr>
         <w:spacing w:line="336" w:lineRule="auto" w:after="180"/>
-        <w:shd w:fill="F1F6F8"/>
       </w:pPr>
       <w:r>
         <w:rPr>
@@ -7873,7 +7717,7 @@
     </w:p>
     <w:p>
       <w:pPr>
-        <w:pStyle w:val="Heading3"/>
+        <w:pStyle w:val="Heading2"/>
       </w:pPr>
       <w:r>
         <w:t>03. Keep precision and recall denominators distinct</w:t>
@@ -7884,7 +7728,7 @@
         <w:drawing>
           <wp:inline xmlns:a="http://schemas.openxmlformats.org/drawingml/2006/main" xmlns:pic="http://schemas.openxmlformats.org/drawingml/2006/picture">
             <wp:extent cx="5486400" cy="3096768"/>
-            <wp:docPr id="5" name="Picture 5" descr="Keep precision and recall denominators distinct. actual spotted: predicted spotted = 6, predicted healthy = 4. actual healthy: predicted spotted = 2, predicted healthy = 8."/>
+            <wp:docPr id="6" name="Picture 6" descr="Keep precision and recall denominators distinct. actual spotted: predicted spotted = 6, predicted healthy = 4. actual healthy: predicted spotted = 2, predicted healthy = 8."/>
             <wp:cNvGraphicFramePr>
               <a:graphicFrameLocks noChangeAspect="1"/>
             </wp:cNvGraphicFramePr>
@@ -7965,7 +7809,6 @@
     <w:p>
       <w:pPr>
         <w:spacing w:line="336" w:lineRule="auto" w:after="180"/>
-        <w:shd w:fill="F5F1FB"/>
       </w:pPr>
       <w:r>
         <w:rPr>
@@ -7976,16 +7819,7 @@
     </w:p>
     <w:p>
       <w:pPr>
-        <w:pStyle w:val="Heading3"/>
-      </w:pPr>
-      <w:r>
-        <w:t>Discuss while showing the picture</w:t>
-      </w:r>
-    </w:p>
-    <w:p>
-      <w:pPr>
         <w:spacing w:line="336" w:lineRule="auto" w:after="180"/>
-        <w:shd w:fill="F1F6F8"/>
       </w:pPr>
       <w:r>
         <w:rPr>
@@ -7997,7 +7831,6 @@
     <w:p>
       <w:pPr>
         <w:spacing w:line="336" w:lineRule="auto" w:after="180"/>
-        <w:shd w:fill="F1F6F8"/>
       </w:pPr>
       <w:r>
         <w:rPr>
@@ -8020,7 +7853,7 @@
     </w:p>
     <w:p>
       <w:pPr>
-        <w:pStyle w:val="Heading3"/>
+        <w:pStyle w:val="Heading2"/>
       </w:pPr>
       <w:r>
         <w:t>04. Change one thing. Trace what follows.</w:t>
@@ -8031,7 +7864,7 @@
         <w:drawing>
           <wp:inline xmlns:a="http://schemas.openxmlformats.org/drawingml/2006/main" xmlns:pic="http://schemas.openxmlformats.org/drawingml/2006/picture">
             <wp:extent cx="5486400" cy="3026664"/>
-            <wp:docPr id="6" name="Picture 6" descr="Original case: Precision asks how reliable flags are; recall asks how many spotted leaves were caught. Changed condition: Correct two false negatives into true positives. Expected result: Precision becomes8/10=80%; recall becomes8/10=80%. Reason: TP becomes8 and FN 2; FP remains2, so the two denominators happen to equal10."/>
+            <wp:docPr id="7" name="Picture 7" descr="Original case: Precision asks how reliable flags are; recall asks how many spotted leaves were caught. Changed condition: Correct two false negatives into true positives. Expected result: Precision becomes8/10=80%; recall becomes8/10=80%. Reason: TP becomes8 and FN 2; FP remains2, so the two denominators happen to equal10."/>
             <wp:cNvGraphicFramePr>
               <a:graphicFrameLocks noChangeAspect="1"/>
             </wp:cNvGraphicFramePr>
@@ -8171,7 +8004,6 @@
     <w:p>
       <w:pPr>
         <w:spacing w:line="336" w:lineRule="auto" w:after="180"/>
-        <w:shd w:fill="F5F1FB"/>
       </w:pPr>
       <w:r>
         <w:rPr>
@@ -8182,16 +8014,7 @@
     </w:p>
     <w:p>
       <w:pPr>
-        <w:pStyle w:val="Heading3"/>
-      </w:pPr>
-      <w:r>
-        <w:t>Discuss while showing the picture</w:t>
-      </w:r>
-    </w:p>
-    <w:p>
-      <w:pPr>
         <w:spacing w:line="336" w:lineRule="auto" w:after="180"/>
-        <w:shd w:fill="F1F6F8"/>
       </w:pPr>
       <w:r>
         <w:rPr>
@@ -8203,7 +8026,6 @@
     <w:p>
       <w:pPr>
         <w:spacing w:line="336" w:lineRule="auto" w:after="180"/>
-        <w:shd w:fill="F1F6F8"/>
       </w:pPr>
       <w:r>
         <w:rPr>
@@ -8226,7 +8048,7 @@
     </w:p>
     <w:p>
       <w:pPr>
-        <w:pStyle w:val="Heading3"/>
+        <w:pStyle w:val="Heading2"/>
       </w:pPr>
       <w:r>
         <w:t>05. Connect the explanation to its limit</w:t>
@@ -8237,7 +8059,7 @@
         <w:drawing>
           <wp:inline xmlns:a="http://schemas.openxmlformats.org/drawingml/2006/main" xmlns:pic="http://schemas.openxmlformats.org/drawingml/2006/picture">
             <wp:extent cx="5486400" cy="2834640"/>
-            <wp:docPr id="7" name="Picture 7" descr="Read the picture in order. Precision asks how reliable flags are; recall asks how many spotted leaves were caught. The arrows show which recorded input or intermediate result each decision uses. Explain the deciding step aloud before checking the changed case; pointing to the final answer alone does not show how it follows. Limit: If a relevant denominator is zero, report that metric as undefined under the chosen convention rather than silently inventing success."/>
+            <wp:docPr id="8" name="Picture 8" descr="Read the picture in order. Precision asks how reliable flags are; recall asks how many spotted leaves were caught. The arrows show which recorded input or intermediate result each decision uses. Explain the deciding step aloud before checking the changed case; pointing to the final answer alone does not show how it follows. Limit: If a relevant denominator is zero, report that metric as undefined under the chosen convention rather than silently inventing success."/>
             <wp:cNvGraphicFramePr>
               <a:graphicFrameLocks noChangeAspect="1"/>
             </wp:cNvGraphicFramePr>
@@ -8364,7 +8186,6 @@
     <w:p>
       <w:pPr>
         <w:spacing w:line="336" w:lineRule="auto" w:after="180"/>
-        <w:shd w:fill="F5F1FB"/>
       </w:pPr>
       <w:r>
         <w:rPr>
@@ -8375,16 +8196,7 @@
     </w:p>
     <w:p>
       <w:pPr>
-        <w:pStyle w:val="Heading3"/>
-      </w:pPr>
-      <w:r>
-        <w:t>Discuss while showing the picture</w:t>
-      </w:r>
-    </w:p>
-    <w:p>
-      <w:pPr>
         <w:spacing w:line="336" w:lineRule="auto" w:after="180"/>
-        <w:shd w:fill="F1F6F8"/>
       </w:pPr>
       <w:r>
         <w:rPr>
@@ -8396,7 +8208,6 @@
     <w:p>
       <w:pPr>
         <w:spacing w:line="336" w:lineRule="auto" w:after="180"/>
-        <w:shd w:fill="F1F6F8"/>
       </w:pPr>
       <w:r>
         <w:rPr>
@@ -8431,7 +8242,7 @@
     </w:p>
     <w:p>
       <w:pPr>
-        <w:pStyle w:val="Heading3"/>
+        <w:pStyle w:val="Heading2"/>
       </w:pPr>
       <w:r>
         <w:t>06. Make the idea visible in your project</w:t>
@@ -8442,7 +8253,7 @@
         <w:drawing>
           <wp:inline xmlns:a="http://schemas.openxmlformats.org/drawingml/2006/main" xmlns:pic="http://schemas.openxmlformats.org/drawingml/2006/picture">
             <wp:extent cx="5486400" cy="3681984"/>
-            <wp:docPr id="8" name="Picture 8" descr="For your Responsible Plant Classifier, save the input, procedure, observed result and limitation of this check. Label this worked example as practice; use a different, previously unreviewed case when checking independent understanding. Draw your input, deciding step, result and limit. Supported question: Were the original precision and recall denominators the same? Point to the relevant step in the picture, then write the changed result and the rule or evidence that supports it."/>
+            <wp:docPr id="9" name="Picture 9" descr="For your Responsible Plant Classifier, save the input, procedure, observed result and limitation of this check. Label this worked example as practice; use a different, previously unreviewed case when checking independent understanding. Draw your input, deciding step, result and limit. Supported question: Were the original precision and recall denominators the same? Point to the relevant step in the picture, then write the changed result and the rule or evidence that supports it."/>
             <wp:cNvGraphicFramePr>
               <a:graphicFrameLocks noChangeAspect="1"/>
             </wp:cNvGraphicFramePr>
@@ -8581,7 +8392,6 @@
     <w:p>
       <w:pPr>
         <w:spacing w:line="336" w:lineRule="auto" w:after="180"/>
-        <w:shd w:fill="F5F1FB"/>
       </w:pPr>
       <w:r>
         <w:rPr>
@@ -8604,142 +8414,210 @@
     </w:p>
     <w:p>
       <w:pPr>
+        <w:spacing w:line="336" w:lineRule="auto" w:after="180"/>
+      </w:pPr>
+      <w:r>
+        <w:rPr>
+          <w:b w:val="0"/>
+        </w:rPr>
+        <w:t xml:space="preserve">Teacher prompt: Draw your project trace and justify the deciding step using </w:t>
+      </w:r>
+      <w:r>
+        <w:rPr>
+          <w:b/>
+        </w:rPr>
+        <w:t>evidence</w:t>
+      </w:r>
+      <w:r>
+        <w:rPr>
+          <w:b w:val="0"/>
+        </w:rPr>
+        <w:t>. Ask learners to describe one label or arrow in ordinary words. Use the adjacent transcript if the image is difficult to see.</w:t>
+      </w:r>
+    </w:p>
+    <w:p>
+      <w:pPr>
+        <w:spacing w:line="336" w:lineRule="auto" w:after="180"/>
+      </w:pPr>
+      <w:r>
+        <w:rPr>
+          <w:b w:val="0"/>
+        </w:rPr>
+        <w:t xml:space="preserve">Supported practice key: No. </w:t>
+      </w:r>
+      <w:r>
+        <w:rPr>
+          <w:b/>
+        </w:rPr>
+        <w:t>Precision</w:t>
+      </w:r>
+      <w:r>
+        <w:rPr>
+          <w:b w:val="0"/>
+        </w:rPr>
+        <w:t xml:space="preserve"> used8 predicted-positive leaves; </w:t>
+      </w:r>
+      <w:r>
+        <w:rPr>
+          <w:b/>
+        </w:rPr>
+        <w:t>recall</w:t>
+      </w:r>
+      <w:r>
+        <w:rPr>
+          <w:b w:val="0"/>
+        </w:rPr>
+        <w:t xml:space="preserve"> used10 actual-positive leaves. Their meanings remain distinct even when numbers later coincide.</w:t>
+      </w:r>
+    </w:p>
+    <w:p>
+      <w:pPr>
+        <w:spacing w:line="336" w:lineRule="auto" w:after="180"/>
+      </w:pPr>
+      <w:r>
+        <w:rPr>
+          <w:b w:val="0"/>
+        </w:rPr>
+        <w:t xml:space="preserve">Changed-case check: </w:t>
+      </w:r>
+      <w:r>
+        <w:rPr>
+          <w:b/>
+        </w:rPr>
+        <w:t>Precision</w:t>
+      </w:r>
+      <w:r>
+        <w:rPr>
+          <w:b w:val="0"/>
+        </w:rPr>
+        <w:t xml:space="preserve"> becomes8/10=</w:t>
+      </w:r>
+      <w:r>
+        <w:rPr>
+          <w:b/>
+        </w:rPr>
+        <w:t>80%</w:t>
+      </w:r>
+      <w:r>
+        <w:rPr>
+          <w:b w:val="0"/>
+        </w:rPr>
+        <w:t xml:space="preserve">; </w:t>
+      </w:r>
+      <w:r>
+        <w:rPr>
+          <w:b/>
+        </w:rPr>
+        <w:t>recall</w:t>
+      </w:r>
+      <w:r>
+        <w:rPr>
+          <w:b w:val="0"/>
+        </w:rPr>
+        <w:t xml:space="preserve"> becomes8/10=</w:t>
+      </w:r>
+      <w:r>
+        <w:rPr>
+          <w:b/>
+        </w:rPr>
+        <w:t>80%</w:t>
+      </w:r>
+      <w:r>
+        <w:rPr>
+          <w:b w:val="0"/>
+        </w:rPr>
+        <w:t xml:space="preserve">. TP becomes8 and FN 2; FP remains2, so the two </w:t>
+      </w:r>
+      <w:r>
+        <w:rPr>
+          <w:b/>
+        </w:rPr>
+        <w:t>denominator</w:t>
+      </w:r>
+      <w:r>
+        <w:rPr>
+          <w:b w:val="0"/>
+        </w:rPr>
+        <w:t>s happen to equal10.</w:t>
+      </w:r>
+    </w:p>
+    <w:p>
+      <w:pPr>
+        <w:pStyle w:val="Heading2"/>
+      </w:pPr>
+      <w:r>
+        <w:t>Earlier wording, alternatives and picture transcripts · reference / check after trying</w:t>
+      </w:r>
+    </w:p>
+    <w:p>
+      <w:pPr>
+        <w:spacing w:line="336" w:lineRule="auto" w:after="180"/>
+      </w:pPr>
+      <w:r>
+        <w:rPr>
+          <w:b w:val="0"/>
+        </w:rPr>
+        <w:t xml:space="preserve">Use one picture at a time. Hide a worked result before asking for a </w:t>
+      </w:r>
+      <w:r>
+        <w:rPr>
+          <w:b/>
+        </w:rPr>
+        <w:t>prediction</w:t>
+      </w:r>
+      <w:r>
+        <w:rPr>
+          <w:b w:val="0"/>
+        </w:rPr>
+        <w:t>, then reveal it for feedback. These are supported teaching cases; retain the separate independent assessment for a fresh first attempt.</w:t>
+      </w:r>
+    </w:p>
+    <w:p>
+      <w:pPr>
         <w:pStyle w:val="Heading3"/>
       </w:pPr>
       <w:r>
-        <w:t>Discuss while showing the picture</w:t>
-      </w:r>
-    </w:p>
-    <w:p>
-      <w:pPr>
-        <w:spacing w:line="336" w:lineRule="auto" w:after="180"/>
-        <w:shd w:fill="F1F6F8"/>
-      </w:pPr>
-      <w:r>
-        <w:rPr>
-          <w:b w:val="0"/>
-        </w:rPr>
-        <w:t xml:space="preserve">Teacher prompt: Draw your project trace and justify the deciding step using </w:t>
-      </w:r>
-      <w:r>
-        <w:rPr>
-          <w:b/>
-        </w:rPr>
-        <w:t>evidence</w:t>
-      </w:r>
-      <w:r>
-        <w:rPr>
-          <w:b w:val="0"/>
-        </w:rPr>
-        <w:t>. Ask learners to describe one label or arrow in ordinary words. Use the adjacent transcript if the image is difficult to see.</w:t>
-      </w:r>
-    </w:p>
-    <w:p>
-      <w:pPr>
-        <w:spacing w:line="336" w:lineRule="auto" w:after="180"/>
-        <w:shd w:fill="F1F6F8"/>
-      </w:pPr>
-      <w:r>
-        <w:rPr>
-          <w:b w:val="0"/>
-        </w:rPr>
-        <w:t xml:space="preserve">Supported practice key: No. </w:t>
-      </w:r>
-      <w:r>
-        <w:rPr>
-          <w:b/>
-        </w:rPr>
-        <w:t>Precision</w:t>
-      </w:r>
-      <w:r>
-        <w:rPr>
-          <w:b w:val="0"/>
-        </w:rPr>
-        <w:t xml:space="preserve"> used8 predicted-positive leaves; </w:t>
-      </w:r>
-      <w:r>
-        <w:rPr>
-          <w:b/>
-        </w:rPr>
-        <w:t>recall</w:t>
-      </w:r>
-      <w:r>
-        <w:rPr>
-          <w:b w:val="0"/>
-        </w:rPr>
-        <w:t xml:space="preserve"> used10 actual-positive leaves. Their meanings remain distinct even when numbers later coincide.</w:t>
-      </w:r>
-    </w:p>
-    <w:p>
-      <w:pPr>
-        <w:spacing w:line="336" w:lineRule="auto" w:after="180"/>
-        <w:shd w:fill="F1F6F8"/>
-      </w:pPr>
-      <w:r>
-        <w:rPr>
-          <w:b w:val="0"/>
-        </w:rPr>
-        <w:t xml:space="preserve">Changed-case check: </w:t>
-      </w:r>
-      <w:r>
-        <w:rPr>
-          <w:b/>
-        </w:rPr>
-        <w:t>Precision</w:t>
-      </w:r>
-      <w:r>
-        <w:rPr>
-          <w:b w:val="0"/>
-        </w:rPr>
-        <w:t xml:space="preserve"> becomes8/10=</w:t>
-      </w:r>
-      <w:r>
-        <w:rPr>
-          <w:b/>
-        </w:rPr>
-        <w:t>80%</w:t>
-      </w:r>
-      <w:r>
-        <w:rPr>
-          <w:b w:val="0"/>
-        </w:rPr>
-        <w:t xml:space="preserve">; </w:t>
-      </w:r>
-      <w:r>
-        <w:rPr>
-          <w:b/>
-        </w:rPr>
-        <w:t>recall</w:t>
-      </w:r>
-      <w:r>
-        <w:rPr>
-          <w:b w:val="0"/>
-        </w:rPr>
-        <w:t xml:space="preserve"> becomes8/10=</w:t>
-      </w:r>
-      <w:r>
-        <w:rPr>
-          <w:b/>
-        </w:rPr>
-        <w:t>80%</w:t>
-      </w:r>
-      <w:r>
-        <w:rPr>
-          <w:b w:val="0"/>
-        </w:rPr>
-        <w:t xml:space="preserve">. TP becomes8 and FN 2; FP remains2, so the two </w:t>
-      </w:r>
-      <w:r>
-        <w:rPr>
-          <w:b/>
-        </w:rPr>
-        <w:t>denominator</w:t>
-      </w:r>
-      <w:r>
-        <w:rPr>
-          <w:b w:val="0"/>
-        </w:rPr>
-        <w:t>s happen to equal10.</w:t>
+        <w:t>01. Precision and Recall: the case</w:t>
+      </w:r>
+    </w:p>
+    <w:p>
+      <w:pPr>
+        <w:pStyle w:val="Heading3"/>
+      </w:pPr>
+      <w:r>
+        <w:t>02. Follow the deciding steps</w:t>
+      </w:r>
+    </w:p>
+    <w:p>
+      <w:pPr>
+        <w:pStyle w:val="Heading3"/>
+      </w:pPr>
+      <w:r>
+        <w:t>03. Keep precision and recall denominators distinct</w:t>
+      </w:r>
+    </w:p>
+    <w:p>
+      <w:pPr>
+        <w:pStyle w:val="Heading3"/>
+      </w:pPr>
+      <w:r>
+        <w:t>04. Change one thing. Trace what follows.</w:t>
+      </w:r>
+    </w:p>
+    <w:p>
+      <w:pPr>
+        <w:pStyle w:val="Heading3"/>
+      </w:pPr>
+      <w:r>
+        <w:t>05. Connect the explanation to its limit</w:t>
+      </w:r>
+    </w:p>
+    <w:p>
+      <w:pPr>
+        <w:pStyle w:val="Heading3"/>
+      </w:pPr>
+      <w:r>
+        <w:t>06. Make the idea visible in your project</w:t>
       </w:r>
     </w:p>
     <w:sectPr>
